--- a/arb/docx/018.content.docx
+++ b/arb/docx/018.content.docx
@@ -9,6 +9,8 @@
       </w:pPr>
       <w:r>
         <w:rPr>
+          <w:rtl/>
+          <w:cs/>
           <w:lang w:val="ar_AE" w:bidi="ar_AE"/>
         </w:rPr>
       </w:r>
@@ -20,69 +22,91 @@
       </w:pPr>
       <w:r>
         <w:rPr>
+          <w:rtl/>
+          <w:cs/>
           <w:lang w:val="ar_AE" w:bidi="ar_AE"/>
         </w:rPr>
         <w:t>Resource: unfoldingWord® Translation Words</w:t>
       </w:r>
       <w:r>
         <w:rPr>
-          <w:lang w:val="ar_AE" w:bidi="ar_AE"/>
-        </w:rPr>
-      </w:r>
-    </w:p>
-    <w:p>
-      <w:pPr>
-        <w:bidi/>
-      </w:pPr>
-      <w:r>
-        <w:rPr>
+          <w:rtl/>
+          <w:cs/>
+          <w:lang w:val="ar_AE" w:bidi="ar_AE"/>
+        </w:rPr>
+      </w:r>
+    </w:p>
+    <w:p>
+      <w:pPr>
+        <w:bidi/>
+      </w:pPr>
+      <w:r>
+        <w:rPr>
+          <w:rtl/>
+          <w:cs/>
           <w:lang w:val="ar_AE" w:bidi="ar_AE"/>
         </w:rPr>
       </w:r>
       <w:r>
         <w:rPr>
           <w:b/>
+          <w:rtl/>
+          <w:cs/>
           <w:lang w:val="ar_AE" w:bidi="ar_AE"/>
         </w:rPr>
         <w:t>unfoldingWord® Translation Words</w:t>
       </w:r>
       <w:r>
         <w:rPr>
+          <w:rtl/>
+          <w:cs/>
           <w:lang w:val="ar_AE" w:bidi="ar_AE"/>
         </w:rPr>
         <w:t xml:space="preserve"> © 2022 unfoldingWord. Released under CC BY-SA 4.0 license. </w:t>
       </w:r>
       <w:r>
         <w:rPr>
+          <w:rtl/>
+          <w:cs/>
           <w:lang w:val="ar_AE" w:bidi="ar_AE"/>
         </w:rPr>
         <w:t>unfoldingWord® Translation Words</w:t>
       </w:r>
       <w:r>
         <w:rPr>
+          <w:rtl/>
+          <w:cs/>
           <w:lang w:val="ar_AE" w:bidi="ar_AE"/>
         </w:rPr>
         <w:t xml:space="preserve"> has been adapted in the following languages: Tok Pisin, Arabic (عربي), French (Français), Hindi (हिंदी), Indonesian (Bahasa Indonesia), Portuguese (Português), Russian (Русский), Spanish (Español), Swahili (Kiswahili), and Simplified Chinese (简体中文) from </w:t>
       </w:r>
       <w:r>
         <w:rPr>
+          <w:rtl/>
+          <w:cs/>
           <w:lang w:val="ar_AE" w:bidi="ar_AE"/>
         </w:rPr>
         <w:t>unfoldingWord® Translation Words</w:t>
       </w:r>
       <w:r>
         <w:rPr>
+          <w:rtl/>
+          <w:cs/>
           <w:lang w:val="ar_AE" w:bidi="ar_AE"/>
         </w:rPr>
         <w:t xml:space="preserve"> © 2022 unfoldingWord. Released under CC BY-SA 4.0 license by Mission Mutual</w:t>
       </w:r>
       <w:r>
         <w:rPr>
-          <w:lang w:val="ar_AE" w:bidi="ar_AE"/>
-        </w:rPr>
-      </w:r>
-      <w:r>
-        <w:rPr>
+          <w:rtl/>
+          <w:cs/>
+          <w:lang w:val="ar_AE" w:bidi="ar_AE"/>
+        </w:rPr>
+      </w:r>
+      <w:r>
+        <w:rPr>
+          <w:rtl/>
+          <w:cs/>
           <w:lang w:val="ar_AE" w:bidi="ar_AE"/>
         </w:rPr>
       </w:r>
@@ -94,6 +118,8 @@
       </w:pPr>
       <w:r>
         <w:rPr>
+          <w:rtl/>
+          <w:cs/>
           <w:lang w:val="ar_AE" w:bidi="ar_AE"/>
         </w:rPr>
         <w:t>unfoldingWord® Translation Words</w:t>
@@ -123,6 +149,8 @@
       </w:pPr>
       <w:r>
         <w:rPr>
+          <w:rtl/>
+          <w:cs/>
           <w:lang w:val="ar_AE" w:bidi="ar_AE"/>
         </w:rPr>
       </w:r>
@@ -134,38 +162,50 @@
       </w:pPr>
       <w:r>
         <w:rPr>
+          <w:rtl/>
+          <w:cs/>
           <w:lang w:val="ar_AE" w:bidi="ar_AE"/>
         </w:rPr>
         <w:t>ل</w:t>
       </w:r>
       <w:r>
         <w:rPr>
-          <w:lang w:val="ar_AE" w:bidi="ar_AE"/>
-        </w:rPr>
-      </w:r>
-    </w:p>
-    <w:p>
-      <w:pPr>
-        <w:bidi/>
-      </w:pPr>
-      <w:r>
-        <w:rPr>
-          <w:lang w:val="ar_AE" w:bidi="ar_AE"/>
-        </w:rPr>
-      </w:r>
-      <w:r>
-        <w:rPr>
+          <w:rtl/>
+          <w:cs/>
+          <w:lang w:val="ar_AE" w:bidi="ar_AE"/>
+        </w:rPr>
+      </w:r>
+    </w:p>
+    <w:p>
+      <w:pPr>
+        <w:bidi/>
+      </w:pPr>
+      <w:r>
+        <w:rPr>
+          <w:rtl/>
+          <w:cs/>
+          <w:lang w:val="ar_AE" w:bidi="ar_AE"/>
+        </w:rPr>
+      </w:r>
+      <w:r>
+        <w:rPr>
+          <w:rtl/>
+          <w:cs/>
           <w:lang w:val="ar_AE" w:bidi="ar_AE"/>
         </w:rPr>
         <w:t xml:space="preserve"> </w:t>
       </w:r>
       <w:r>
         <w:rPr>
-          <w:lang w:val="ar_AE" w:bidi="ar_AE"/>
-        </w:rPr>
-      </w:r>
-      <w:r>
-        <w:rPr>
+          <w:rtl/>
+          <w:cs/>
+          <w:lang w:val="ar_AE" w:bidi="ar_AE"/>
+        </w:rPr>
+      </w:r>
+      <w:r>
+        <w:rPr>
+          <w:rtl/>
+          <w:cs/>
           <w:lang w:val="ar_AE" w:bidi="ar_AE"/>
         </w:rPr>
       </w:r>
@@ -191,6 +231,8 @@
       </w:pPr>
       <w:r>
         <w:rPr>
+          <w:rtl/>
+          <w:cs/>
           <w:lang w:val="ar_AE" w:bidi="ar_AE"/>
         </w:rPr>
       </w:r>
@@ -202,12 +244,16 @@
       </w:pPr>
       <w:r>
         <w:rPr>
+          <w:rtl/>
+          <w:cs/>
           <w:lang w:val="ar_AE" w:bidi="ar_AE"/>
         </w:rPr>
         <w:t>الله</w:t>
       </w:r>
       <w:r>
         <w:rPr>
+          <w:rtl/>
+          <w:cs/>
           <w:lang w:val="ar_AE" w:bidi="ar_AE"/>
         </w:rPr>
       </w:r>
@@ -219,6 +265,8 @@
       </w:pPr>
       <w:r>
         <w:rPr>
+          <w:rtl/>
+          <w:cs/>
           <w:lang w:val="ar_AE" w:bidi="ar_AE"/>
         </w:rPr>
         <w:t>تعريف:</w:t>
@@ -230,11 +278,15 @@
       </w:pPr>
       <w:r>
         <w:rPr>
-          <w:lang w:val="ar_AE" w:bidi="ar_AE"/>
-        </w:rPr>
-      </w:r>
-      <w:r>
-        <w:rPr>
+          <w:rtl/>
+          <w:cs/>
+          <w:lang w:val="ar_AE" w:bidi="ar_AE"/>
+        </w:rPr>
+      </w:r>
+      <w:r>
+        <w:rPr>
+          <w:rtl/>
+          <w:cs/>
           <w:lang w:val="ar_AE" w:bidi="ar_AE"/>
         </w:rPr>
         <w:t>في الكتاب المقدس، يشير مصطلح "الله" إلى الكائن الأبدي الذي خلق الكون من العدم. الله موجود على صورة الآب والابن والروح القدس. اسم الله الشخصي هو "يهوه".</w:t>
@@ -249,11 +301,15 @@
       </w:pPr>
       <w:r>
         <w:rPr>
-          <w:lang w:val="ar_AE" w:bidi="ar_AE"/>
-        </w:rPr>
-      </w:r>
-      <w:r>
-        <w:rPr>
+          <w:rtl/>
+          <w:cs/>
+          <w:lang w:val="ar_AE" w:bidi="ar_AE"/>
+        </w:rPr>
+      </w:r>
+      <w:r>
+        <w:rPr>
+          <w:rtl/>
+          <w:cs/>
           <w:lang w:val="ar_AE" w:bidi="ar_AE"/>
         </w:rPr>
         <w:t>الله كائن وموجود دائمًا؛ كان موجودًا قبل أي شيء آخر، وسيستمر في الوجود إلى الأبد.</w:t>
@@ -268,11 +324,15 @@
       </w:pPr>
       <w:r>
         <w:rPr>
-          <w:lang w:val="ar_AE" w:bidi="ar_AE"/>
-        </w:rPr>
-      </w:r>
-      <w:r>
-        <w:rPr>
+          <w:rtl/>
+          <w:cs/>
+          <w:lang w:val="ar_AE" w:bidi="ar_AE"/>
+        </w:rPr>
+      </w:r>
+      <w:r>
+        <w:rPr>
+          <w:rtl/>
+          <w:cs/>
           <w:lang w:val="ar_AE" w:bidi="ar_AE"/>
         </w:rPr>
         <w:t>هو الإله الحقيقي الوحيد وله السلطان على كل شيء في الكون.</w:t>
@@ -287,11 +347,15 @@
       </w:pPr>
       <w:r>
         <w:rPr>
-          <w:lang w:val="ar_AE" w:bidi="ar_AE"/>
-        </w:rPr>
-      </w:r>
-      <w:r>
-        <w:rPr>
+          <w:rtl/>
+          <w:cs/>
+          <w:lang w:val="ar_AE" w:bidi="ar_AE"/>
+        </w:rPr>
+      </w:r>
+      <w:r>
+        <w:rPr>
+          <w:rtl/>
+          <w:cs/>
           <w:lang w:val="ar_AE" w:bidi="ar_AE"/>
         </w:rPr>
         <w:t>الله بار تمامًا، حكيم بلا حدود، قدوس، بلا خطية، عادل، رحيم، ومُحب.</w:t>
@@ -306,11 +370,15 @@
       </w:pPr>
       <w:r>
         <w:rPr>
-          <w:lang w:val="ar_AE" w:bidi="ar_AE"/>
-        </w:rPr>
-      </w:r>
-      <w:r>
-        <w:rPr>
+          <w:rtl/>
+          <w:cs/>
+          <w:lang w:val="ar_AE" w:bidi="ar_AE"/>
+        </w:rPr>
+      </w:r>
+      <w:r>
+        <w:rPr>
+          <w:rtl/>
+          <w:cs/>
           <w:lang w:val="ar_AE" w:bidi="ar_AE"/>
         </w:rPr>
         <w:t>هو إله يحفظ العهد، الذي يفي دائمًا بوعوده.</w:t>
@@ -325,11 +393,15 @@
       </w:pPr>
       <w:r>
         <w:rPr>
-          <w:lang w:val="ar_AE" w:bidi="ar_AE"/>
-        </w:rPr>
-      </w:r>
-      <w:r>
-        <w:rPr>
+          <w:rtl/>
+          <w:cs/>
+          <w:lang w:val="ar_AE" w:bidi="ar_AE"/>
+        </w:rPr>
+      </w:r>
+      <w:r>
+        <w:rPr>
+          <w:rtl/>
+          <w:cs/>
           <w:lang w:val="ar_AE" w:bidi="ar_AE"/>
         </w:rPr>
         <w:t>خلق الناس لعبادة الله وهو الوحيد الذي يجب أن يعبدوه.</w:t>
@@ -344,11 +416,15 @@
       </w:pPr>
       <w:r>
         <w:rPr>
-          <w:lang w:val="ar_AE" w:bidi="ar_AE"/>
-        </w:rPr>
-      </w:r>
-      <w:r>
-        <w:rPr>
+          <w:rtl/>
+          <w:cs/>
+          <w:lang w:val="ar_AE" w:bidi="ar_AE"/>
+        </w:rPr>
+      </w:r>
+      <w:r>
+        <w:rPr>
+          <w:rtl/>
+          <w:cs/>
           <w:lang w:val="ar_AE" w:bidi="ar_AE"/>
         </w:rPr>
         <w:t>كشف الله عن اسمه "يهوه"، والذي يعني "هو يكون" أو "أنا أكون" أو "الذي (دائمًا) موجود".</w:t>
@@ -363,11 +439,15 @@
       </w:pPr>
       <w:r>
         <w:rPr>
-          <w:lang w:val="ar_AE" w:bidi="ar_AE"/>
-        </w:rPr>
-      </w:r>
-      <w:r>
-        <w:rPr>
+          <w:rtl/>
+          <w:cs/>
+          <w:lang w:val="ar_AE" w:bidi="ar_AE"/>
+        </w:rPr>
+      </w:r>
+      <w:r>
+        <w:rPr>
+          <w:rtl/>
+          <w:cs/>
           <w:lang w:val="ar_AE" w:bidi="ar_AE"/>
         </w:rPr>
         <w:t>كما يعلم الكتاب المقدس عن "آلهة" زائفة، وهي أصنام غير حيّة يعبدها الناس بشكل خاطئ.</w:t>
@@ -380,6 +460,8 @@
       </w:pPr>
       <w:r>
         <w:rPr>
+          <w:rtl/>
+          <w:cs/>
           <w:lang w:val="ar_AE" w:bidi="ar_AE"/>
         </w:rPr>
         <w:t>اقتراحات الترجمة:</w:t>
@@ -394,11 +476,15 @@
       </w:pPr>
       <w:r>
         <w:rPr>
-          <w:lang w:val="ar_AE" w:bidi="ar_AE"/>
-        </w:rPr>
-      </w:r>
-      <w:r>
-        <w:rPr>
+          <w:rtl/>
+          <w:cs/>
+          <w:lang w:val="ar_AE" w:bidi="ar_AE"/>
+        </w:rPr>
+      </w:r>
+      <w:r>
+        <w:rPr>
+          <w:rtl/>
+          <w:cs/>
           <w:lang w:val="ar_AE" w:bidi="ar_AE"/>
         </w:rPr>
         <w:t>يمكن أن تشمل طرق ترجمة "الله" على "الإله" أو "الخالق" أو "الكيان الأسمى" أو "الخالق الأسمى" أو "الرب صاحب السيادة المطلقة" أو "الكيان الأسمى الأبدي".</w:t>
@@ -413,11 +499,15 @@
       </w:pPr>
       <w:r>
         <w:rPr>
-          <w:lang w:val="ar_AE" w:bidi="ar_AE"/>
-        </w:rPr>
-      </w:r>
-      <w:r>
-        <w:rPr>
+          <w:rtl/>
+          <w:cs/>
+          <w:lang w:val="ar_AE" w:bidi="ar_AE"/>
+        </w:rPr>
+      </w:r>
+      <w:r>
+        <w:rPr>
+          <w:rtl/>
+          <w:cs/>
           <w:lang w:val="ar_AE" w:bidi="ar_AE"/>
         </w:rPr>
         <w:t>ضع في اعتبارك الكيفية التي يُشار بها إلى الله في اللغة المحلية أو القومية. قد يكون هناك بالفعل كلمة لـ "الله" في اللغة المترجمة. إذاً كان الأمر كذلك، فمن المهم التأكد من أن هذه الكلمة تتناسب مع خصائص الإله الواحد الحقيقي كما هو موصوف أعلاه.</w:t>
@@ -432,11 +522,15 @@
       </w:pPr>
       <w:r>
         <w:rPr>
-          <w:lang w:val="ar_AE" w:bidi="ar_AE"/>
-        </w:rPr>
-      </w:r>
-      <w:r>
-        <w:rPr>
+          <w:rtl/>
+          <w:cs/>
+          <w:lang w:val="ar_AE" w:bidi="ar_AE"/>
+        </w:rPr>
+      </w:r>
+      <w:r>
+        <w:rPr>
+          <w:rtl/>
+          <w:cs/>
           <w:lang w:val="ar_AE" w:bidi="ar_AE"/>
         </w:rPr>
         <w:t>تقوم العديد من اللغات بكتابة الحرف الأول من كلمة الإله الواحد الحقيقي بحرف كبير، لتمييزها عن الكلمة التي تعبّر عن الإله الزائف. هناك طريقة أخرى للتمييز وهي باستخدام مصطلحات مختلفة لـ "الله" وأخرى لـ "إله". ملاحظة: في النص الكتابي، عندما يتحدث شخص عن يهوه، وهو لا يعبد يهوه، ويستخدم كلمة "إله"، يكون من المقبول ترجمة المصطلح بدون كتابة الحرف الأول بشكل كبير عند الإشارة إلى يهوه. (انظر يونان 1: 6، 3: 9).</w:t>
@@ -451,11 +545,15 @@
       </w:pPr>
       <w:r>
         <w:rPr>
-          <w:lang w:val="ar_AE" w:bidi="ar_AE"/>
-        </w:rPr>
-      </w:r>
-      <w:r>
-        <w:rPr>
+          <w:rtl/>
+          <w:cs/>
+          <w:lang w:val="ar_AE" w:bidi="ar_AE"/>
+        </w:rPr>
+      </w:r>
+      <w:r>
+        <w:rPr>
+          <w:rtl/>
+          <w:cs/>
           <w:lang w:val="ar_AE" w:bidi="ar_AE"/>
         </w:rPr>
         <w:t>يمكن أيضًا ترجمة العبارة "سأكون إلههم وسيكونون شعبي" إلى "أنا، الله، سأسود على هذا الشعب وهم سيعبدونني."</w:t>
@@ -467,11 +565,15 @@
       </w:pPr>
       <w:r>
         <w:rPr>
-          <w:lang w:val="ar_AE" w:bidi="ar_AE"/>
-        </w:rPr>
-      </w:r>
-      <w:r>
-        <w:rPr>
+          <w:rtl/>
+          <w:cs/>
+          <w:lang w:val="ar_AE" w:bidi="ar_AE"/>
+        </w:rPr>
+      </w:r>
+      <w:r>
+        <w:rPr>
+          <w:rtl/>
+          <w:cs/>
           <w:lang w:val="ar_AE" w:bidi="ar_AE"/>
         </w:rPr>
         <w:t>(اقتراحات الترجمة: كيفية ترجمة الأسماء)</w:t>
@@ -483,95 +585,127 @@
       </w:pPr>
       <w:r>
         <w:rPr>
-          <w:lang w:val="ar_AE" w:bidi="ar_AE"/>
-        </w:rPr>
-      </w:r>
-      <w:r>
-        <w:rPr>
+          <w:rtl/>
+          <w:cs/>
+          <w:lang w:val="ar_AE" w:bidi="ar_AE"/>
+        </w:rPr>
+      </w:r>
+      <w:r>
+        <w:rPr>
+          <w:rtl/>
+          <w:cs/>
           <w:lang w:val="ar_AE" w:bidi="ar_AE"/>
         </w:rPr>
         <w:t xml:space="preserve">(انظر أيضًا: </w:t>
       </w:r>
       <w:r>
         <w:rPr>
+          <w:rtl/>
+          <w:cs/>
           <w:lang w:val="ar_AE" w:bidi="ar_AE"/>
         </w:rPr>
         <w:t>يخلق</w:t>
       </w:r>
       <w:r>
         <w:rPr>
+          <w:rtl/>
+          <w:cs/>
           <w:lang w:val="ar_AE" w:bidi="ar_AE"/>
         </w:rPr>
         <w:t xml:space="preserve">، </w:t>
       </w:r>
       <w:r>
         <w:rPr>
+          <w:rtl/>
+          <w:cs/>
           <w:lang w:val="ar_AE" w:bidi="ar_AE"/>
         </w:rPr>
         <w:t>إله زائف</w:t>
       </w:r>
       <w:r>
         <w:rPr>
+          <w:rtl/>
+          <w:cs/>
           <w:lang w:val="ar_AE" w:bidi="ar_AE"/>
         </w:rPr>
         <w:t xml:space="preserve">، </w:t>
       </w:r>
       <w:r>
         <w:rPr>
+          <w:rtl/>
+          <w:cs/>
           <w:lang w:val="ar_AE" w:bidi="ar_AE"/>
         </w:rPr>
         <w:t>الله الآب</w:t>
       </w:r>
       <w:r>
         <w:rPr>
+          <w:rtl/>
+          <w:cs/>
           <w:lang w:val="ar_AE" w:bidi="ar_AE"/>
         </w:rPr>
         <w:t xml:space="preserve">، </w:t>
       </w:r>
       <w:r>
         <w:rPr>
+          <w:rtl/>
+          <w:cs/>
           <w:lang w:val="ar_AE" w:bidi="ar_AE"/>
         </w:rPr>
         <w:t>الروح القدس</w:t>
       </w:r>
       <w:r>
         <w:rPr>
+          <w:rtl/>
+          <w:cs/>
           <w:lang w:val="ar_AE" w:bidi="ar_AE"/>
         </w:rPr>
         <w:t xml:space="preserve">، </w:t>
       </w:r>
       <w:r>
         <w:rPr>
+          <w:rtl/>
+          <w:cs/>
           <w:lang w:val="ar_AE" w:bidi="ar_AE"/>
         </w:rPr>
         <w:t>إله زائف</w:t>
       </w:r>
       <w:r>
         <w:rPr>
+          <w:rtl/>
+          <w:cs/>
           <w:lang w:val="ar_AE" w:bidi="ar_AE"/>
         </w:rPr>
         <w:t xml:space="preserve">، </w:t>
       </w:r>
       <w:r>
         <w:rPr>
+          <w:rtl/>
+          <w:cs/>
           <w:lang w:val="ar_AE" w:bidi="ar_AE"/>
         </w:rPr>
         <w:t>ابن الله</w:t>
       </w:r>
       <w:r>
         <w:rPr>
+          <w:rtl/>
+          <w:cs/>
           <w:lang w:val="ar_AE" w:bidi="ar_AE"/>
         </w:rPr>
         <w:t xml:space="preserve">، </w:t>
       </w:r>
       <w:r>
         <w:rPr>
+          <w:rtl/>
+          <w:cs/>
           <w:lang w:val="ar_AE" w:bidi="ar_AE"/>
         </w:rPr>
         <w:t>يهوه</w:t>
       </w:r>
       <w:r>
         <w:rPr>
+          <w:rtl/>
+          <w:cs/>
           <w:lang w:val="ar_AE" w:bidi="ar_AE"/>
         </w:rPr>
         <w:t>)</w:t>
@@ -584,6 +718,8 @@
       </w:pPr>
       <w:r>
         <w:rPr>
+          <w:rtl/>
+          <w:cs/>
           <w:lang w:val="ar_AE" w:bidi="ar_AE"/>
         </w:rPr>
         <w:t>مراجع الكتاب المقدس:</w:t>
@@ -598,12 +734,16 @@
       </w:pPr>
       <w:r>
         <w:rPr>
+          <w:rtl/>
+          <w:cs/>
           <w:lang w:val="ar_AE" w:bidi="ar_AE"/>
         </w:rPr>
       </w:r>
       <w:hyperlink r:id="rId13">
         <w:r>
           <w:rPr>
+            <w:rtl/>
+            <w:cs/>
             <w:lang w:val="ar_AE" w:bidi="ar_AE"/>
           </w:rPr>
           <w:rPr>
@@ -623,12 +763,16 @@
       </w:pPr>
       <w:r>
         <w:rPr>
+          <w:rtl/>
+          <w:cs/>
           <w:lang w:val="ar_AE" w:bidi="ar_AE"/>
         </w:rPr>
       </w:r>
       <w:hyperlink r:id="rId14">
         <w:r>
           <w:rPr>
+            <w:rtl/>
+            <w:cs/>
             <w:lang w:val="ar_AE" w:bidi="ar_AE"/>
           </w:rPr>
           <w:rPr>
@@ -648,12 +792,16 @@
       </w:pPr>
       <w:r>
         <w:rPr>
+          <w:rtl/>
+          <w:cs/>
           <w:lang w:val="ar_AE" w:bidi="ar_AE"/>
         </w:rPr>
       </w:r>
       <w:hyperlink r:id="rId15">
         <w:r>
           <w:rPr>
+            <w:rtl/>
+            <w:cs/>
             <w:lang w:val="ar_AE" w:bidi="ar_AE"/>
           </w:rPr>
           <w:rPr>
@@ -673,12 +821,16 @@
       </w:pPr>
       <w:r>
         <w:rPr>
+          <w:rtl/>
+          <w:cs/>
           <w:lang w:val="ar_AE" w:bidi="ar_AE"/>
         </w:rPr>
       </w:r>
       <w:hyperlink r:id="rId16">
         <w:r>
           <w:rPr>
+            <w:rtl/>
+            <w:cs/>
             <w:lang w:val="ar_AE" w:bidi="ar_AE"/>
           </w:rPr>
           <w:rPr>
@@ -698,12 +850,16 @@
       </w:pPr>
       <w:r>
         <w:rPr>
+          <w:rtl/>
+          <w:cs/>
           <w:lang w:val="ar_AE" w:bidi="ar_AE"/>
         </w:rPr>
       </w:r>
       <w:hyperlink r:id="rId17">
         <w:r>
           <w:rPr>
+            <w:rtl/>
+            <w:cs/>
             <w:lang w:val="ar_AE" w:bidi="ar_AE"/>
           </w:rPr>
           <w:rPr>
@@ -723,12 +879,16 @@
       </w:pPr>
       <w:r>
         <w:rPr>
+          <w:rtl/>
+          <w:cs/>
           <w:lang w:val="ar_AE" w:bidi="ar_AE"/>
         </w:rPr>
       </w:r>
       <w:hyperlink r:id="rId18">
         <w:r>
           <w:rPr>
+            <w:rtl/>
+            <w:cs/>
             <w:lang w:val="ar_AE" w:bidi="ar_AE"/>
           </w:rPr>
           <w:rPr>
@@ -748,12 +908,16 @@
       </w:pPr>
       <w:r>
         <w:rPr>
+          <w:rtl/>
+          <w:cs/>
           <w:lang w:val="ar_AE" w:bidi="ar_AE"/>
         </w:rPr>
       </w:r>
       <w:hyperlink r:id="rId19">
         <w:r>
           <w:rPr>
+            <w:rtl/>
+            <w:cs/>
             <w:lang w:val="ar_AE" w:bidi="ar_AE"/>
           </w:rPr>
           <w:rPr>
@@ -773,12 +937,16 @@
       </w:pPr>
       <w:r>
         <w:rPr>
+          <w:rtl/>
+          <w:cs/>
           <w:lang w:val="ar_AE" w:bidi="ar_AE"/>
         </w:rPr>
       </w:r>
       <w:hyperlink r:id="rId20">
         <w:r>
           <w:rPr>
+            <w:rtl/>
+            <w:cs/>
             <w:lang w:val="ar_AE" w:bidi="ar_AE"/>
           </w:rPr>
           <w:rPr>
@@ -798,12 +966,16 @@
       </w:pPr>
       <w:r>
         <w:rPr>
+          <w:rtl/>
+          <w:cs/>
           <w:lang w:val="ar_AE" w:bidi="ar_AE"/>
         </w:rPr>
       </w:r>
       <w:hyperlink r:id="rId21">
         <w:r>
           <w:rPr>
+            <w:rtl/>
+            <w:cs/>
             <w:lang w:val="ar_AE" w:bidi="ar_AE"/>
           </w:rPr>
           <w:rPr>
@@ -823,12 +995,16 @@
       </w:pPr>
       <w:r>
         <w:rPr>
+          <w:rtl/>
+          <w:cs/>
           <w:lang w:val="ar_AE" w:bidi="ar_AE"/>
         </w:rPr>
       </w:r>
       <w:hyperlink r:id="rId22">
         <w:r>
           <w:rPr>
+            <w:rtl/>
+            <w:cs/>
             <w:lang w:val="ar_AE" w:bidi="ar_AE"/>
           </w:rPr>
           <w:rPr>
@@ -848,12 +1024,16 @@
       </w:pPr>
       <w:r>
         <w:rPr>
+          <w:rtl/>
+          <w:cs/>
           <w:lang w:val="ar_AE" w:bidi="ar_AE"/>
         </w:rPr>
       </w:r>
       <w:hyperlink r:id="rId23">
         <w:r>
           <w:rPr>
+            <w:rtl/>
+            <w:cs/>
             <w:lang w:val="ar_AE" w:bidi="ar_AE"/>
           </w:rPr>
           <w:rPr>
@@ -873,12 +1053,16 @@
       </w:pPr>
       <w:r>
         <w:rPr>
+          <w:rtl/>
+          <w:cs/>
           <w:lang w:val="ar_AE" w:bidi="ar_AE"/>
         </w:rPr>
       </w:r>
       <w:hyperlink r:id="rId24">
         <w:r>
           <w:rPr>
+            <w:rtl/>
+            <w:cs/>
             <w:lang w:val="ar_AE" w:bidi="ar_AE"/>
           </w:rPr>
           <w:rPr>
@@ -898,12 +1082,16 @@
       </w:pPr>
       <w:r>
         <w:rPr>
+          <w:rtl/>
+          <w:cs/>
           <w:lang w:val="ar_AE" w:bidi="ar_AE"/>
         </w:rPr>
       </w:r>
       <w:hyperlink r:id="rId25">
         <w:r>
           <w:rPr>
+            <w:rtl/>
+            <w:cs/>
             <w:lang w:val="ar_AE" w:bidi="ar_AE"/>
           </w:rPr>
           <w:rPr>
@@ -923,12 +1111,16 @@
       </w:pPr>
       <w:r>
         <w:rPr>
+          <w:rtl/>
+          <w:cs/>
           <w:lang w:val="ar_AE" w:bidi="ar_AE"/>
         </w:rPr>
       </w:r>
       <w:hyperlink r:id="rId26">
         <w:r>
           <w:rPr>
+            <w:rtl/>
+            <w:cs/>
             <w:lang w:val="ar_AE" w:bidi="ar_AE"/>
           </w:rPr>
           <w:rPr>
@@ -948,12 +1140,16 @@
       </w:pPr>
       <w:r>
         <w:rPr>
+          <w:rtl/>
+          <w:cs/>
           <w:lang w:val="ar_AE" w:bidi="ar_AE"/>
         </w:rPr>
       </w:r>
       <w:hyperlink r:id="rId27">
         <w:r>
           <w:rPr>
+            <w:rtl/>
+            <w:cs/>
             <w:lang w:val="ar_AE" w:bidi="ar_AE"/>
           </w:rPr>
           <w:rPr>
@@ -973,12 +1169,16 @@
       </w:pPr>
       <w:r>
         <w:rPr>
+          <w:rtl/>
+          <w:cs/>
           <w:lang w:val="ar_AE" w:bidi="ar_AE"/>
         </w:rPr>
       </w:r>
       <w:hyperlink r:id="rId28">
         <w:r>
           <w:rPr>
+            <w:rtl/>
+            <w:cs/>
             <w:lang w:val="ar_AE" w:bidi="ar_AE"/>
           </w:rPr>
           <w:rPr>
@@ -998,12 +1198,16 @@
       </w:pPr>
       <w:r>
         <w:rPr>
+          <w:rtl/>
+          <w:cs/>
           <w:lang w:val="ar_AE" w:bidi="ar_AE"/>
         </w:rPr>
       </w:r>
       <w:hyperlink r:id="rId29">
         <w:r>
           <w:rPr>
+            <w:rtl/>
+            <w:cs/>
             <w:lang w:val="ar_AE" w:bidi="ar_AE"/>
           </w:rPr>
           <w:rPr>
@@ -1023,12 +1227,16 @@
       </w:pPr>
       <w:r>
         <w:rPr>
+          <w:rtl/>
+          <w:cs/>
           <w:lang w:val="ar_AE" w:bidi="ar_AE"/>
         </w:rPr>
       </w:r>
       <w:hyperlink r:id="rId30">
         <w:r>
           <w:rPr>
+            <w:rtl/>
+            <w:cs/>
             <w:lang w:val="ar_AE" w:bidi="ar_AE"/>
           </w:rPr>
           <w:rPr>
@@ -1046,6 +1254,8 @@
       </w:pPr>
       <w:r>
         <w:rPr>
+          <w:rtl/>
+          <w:cs/>
           <w:lang w:val="ar_AE" w:bidi="ar_AE"/>
         </w:rPr>
         <w:t>أمثلة من قصص الكتاب المقدس:</w:t>
@@ -1060,18 +1270,24 @@
       </w:pPr>
       <w:r>
         <w:rPr>
+          <w:rtl/>
+          <w:cs/>
           <w:lang w:val="ar_AE" w:bidi="ar_AE"/>
         </w:rPr>
       </w:r>
       <w:r>
         <w:rPr>
           <w:b/>
+          <w:rtl/>
+          <w:cs/>
           <w:lang w:val="ar_AE" w:bidi="ar_AE"/>
         </w:rPr>
         <w:t>1: 1</w:t>
       </w:r>
       <w:r>
         <w:rPr>
+          <w:rtl/>
+          <w:cs/>
           <w:lang w:val="ar_AE" w:bidi="ar_AE"/>
         </w:rPr>
         <w:t xml:space="preserve"> </w:t>
@@ -1079,12 +1295,16 @@
       <w:r>
         <w:rPr>
           <w:b/>
+          <w:rtl/>
+          <w:cs/>
           <w:lang w:val="ar_AE" w:bidi="ar_AE"/>
         </w:rPr>
         <w:t>الله</w:t>
       </w:r>
       <w:r>
         <w:rPr>
+          <w:rtl/>
+          <w:cs/>
           <w:lang w:val="ar_AE" w:bidi="ar_AE"/>
         </w:rPr>
         <w:t xml:space="preserve"> خلق الكون وكل ما فيه في ستة أيام.</w:t>
@@ -1099,18 +1319,24 @@
       </w:pPr>
       <w:r>
         <w:rPr>
+          <w:rtl/>
+          <w:cs/>
           <w:lang w:val="ar_AE" w:bidi="ar_AE"/>
         </w:rPr>
       </w:r>
       <w:r>
         <w:rPr>
           <w:b/>
+          <w:rtl/>
+          <w:cs/>
           <w:lang w:val="ar_AE" w:bidi="ar_AE"/>
         </w:rPr>
         <w:t>1: 15</w:t>
       </w:r>
       <w:r>
         <w:rPr>
+          <w:rtl/>
+          <w:cs/>
           <w:lang w:val="ar_AE" w:bidi="ar_AE"/>
         </w:rPr>
         <w:t xml:space="preserve"> </w:t>
@@ -1118,12 +1344,16 @@
       <w:r>
         <w:rPr>
           <w:b/>
+          <w:rtl/>
+          <w:cs/>
           <w:lang w:val="ar_AE" w:bidi="ar_AE"/>
         </w:rPr>
         <w:t>الله</w:t>
       </w:r>
       <w:r>
         <w:rPr>
+          <w:rtl/>
+          <w:cs/>
           <w:lang w:val="ar_AE" w:bidi="ar_AE"/>
         </w:rPr>
         <w:t xml:space="preserve"> خلق الرجل والمرأة على صورته.</w:t>
@@ -1138,18 +1368,24 @@
       </w:pPr>
       <w:r>
         <w:rPr>
+          <w:rtl/>
+          <w:cs/>
           <w:lang w:val="ar_AE" w:bidi="ar_AE"/>
         </w:rPr>
       </w:r>
       <w:r>
         <w:rPr>
           <w:b/>
+          <w:rtl/>
+          <w:cs/>
           <w:lang w:val="ar_AE" w:bidi="ar_AE"/>
         </w:rPr>
         <w:t>5: 3</w:t>
       </w:r>
       <w:r>
         <w:rPr>
+          <w:rtl/>
+          <w:cs/>
           <w:lang w:val="ar_AE" w:bidi="ar_AE"/>
         </w:rPr>
         <w:t xml:space="preserve"> "أنا </w:t>
@@ -1157,12 +1393,16 @@
       <w:r>
         <w:rPr>
           <w:b/>
+          <w:rtl/>
+          <w:cs/>
           <w:lang w:val="ar_AE" w:bidi="ar_AE"/>
         </w:rPr>
         <w:t>الله</w:t>
       </w:r>
       <w:r>
         <w:rPr>
+          <w:rtl/>
+          <w:cs/>
           <w:lang w:val="ar_AE" w:bidi="ar_AE"/>
         </w:rPr>
         <w:t xml:space="preserve"> القدير. سأقطع عهدًا معكِ.”</w:t>
@@ -1177,18 +1417,24 @@
       </w:pPr>
       <w:r>
         <w:rPr>
+          <w:rtl/>
+          <w:cs/>
           <w:lang w:val="ar_AE" w:bidi="ar_AE"/>
         </w:rPr>
       </w:r>
       <w:r>
         <w:rPr>
           <w:b/>
+          <w:rtl/>
+          <w:cs/>
           <w:lang w:val="ar_AE" w:bidi="ar_AE"/>
         </w:rPr>
         <w:t>9: 14</w:t>
       </w:r>
       <w:r>
         <w:rPr>
+          <w:rtl/>
+          <w:cs/>
           <w:lang w:val="ar_AE" w:bidi="ar_AE"/>
         </w:rPr>
         <w:t xml:space="preserve"> </w:t>
@@ -1196,12 +1442,16 @@
       <w:r>
         <w:rPr>
           <w:b/>
+          <w:rtl/>
+          <w:cs/>
           <w:lang w:val="ar_AE" w:bidi="ar_AE"/>
         </w:rPr>
         <w:t>الله</w:t>
       </w:r>
       <w:r>
         <w:rPr>
+          <w:rtl/>
+          <w:cs/>
           <w:lang w:val="ar_AE" w:bidi="ar_AE"/>
         </w:rPr>
         <w:t xml:space="preserve"> قال، "أَنَا مَنْ أَكُونُ." قل لهم، "أرسلني الكائن إلىكم." وأيضًا قل لهم، "أنا يهوه، </w:t>
@@ -1209,12 +1459,16 @@
       <w:r>
         <w:rPr>
           <w:b/>
+          <w:rtl/>
+          <w:cs/>
           <w:lang w:val="ar_AE" w:bidi="ar_AE"/>
         </w:rPr>
         <w:t>إله</w:t>
       </w:r>
       <w:r>
         <w:rPr>
+          <w:rtl/>
+          <w:cs/>
           <w:lang w:val="ar_AE" w:bidi="ar_AE"/>
         </w:rPr>
         <w:t xml:space="preserve"> أسلافكم إبراهيم وإسحاق ويعقوب. هذا هو اسمي إلى الأبد.’”</w:t>
@@ -1229,18 +1483,24 @@
       </w:pPr>
       <w:r>
         <w:rPr>
+          <w:rtl/>
+          <w:cs/>
           <w:lang w:val="ar_AE" w:bidi="ar_AE"/>
         </w:rPr>
       </w:r>
       <w:r>
         <w:rPr>
           <w:b/>
+          <w:rtl/>
+          <w:cs/>
           <w:lang w:val="ar_AE" w:bidi="ar_AE"/>
         </w:rPr>
         <w:t>10: 2</w:t>
       </w:r>
       <w:r>
         <w:rPr>
+          <w:rtl/>
+          <w:cs/>
           <w:lang w:val="ar_AE" w:bidi="ar_AE"/>
         </w:rPr>
         <w:t xml:space="preserve"> من خلال هذه الضربات، أظهر </w:t>
@@ -1248,12 +1508,16 @@
       <w:r>
         <w:rPr>
           <w:b/>
+          <w:rtl/>
+          <w:cs/>
           <w:lang w:val="ar_AE" w:bidi="ar_AE"/>
         </w:rPr>
         <w:t>الله</w:t>
       </w:r>
       <w:r>
         <w:rPr>
+          <w:rtl/>
+          <w:cs/>
           <w:lang w:val="ar_AE" w:bidi="ar_AE"/>
         </w:rPr>
         <w:t xml:space="preserve"> لفرعون أنه أقوى من فرعون وكل آلهة مصر.</w:t>
@@ -1268,18 +1532,24 @@
       </w:pPr>
       <w:r>
         <w:rPr>
+          <w:rtl/>
+          <w:cs/>
           <w:lang w:val="ar_AE" w:bidi="ar_AE"/>
         </w:rPr>
       </w:r>
       <w:r>
         <w:rPr>
           <w:b/>
+          <w:rtl/>
+          <w:cs/>
           <w:lang w:val="ar_AE" w:bidi="ar_AE"/>
         </w:rPr>
         <w:t>16: 1</w:t>
       </w:r>
       <w:r>
         <w:rPr>
+          <w:rtl/>
+          <w:cs/>
           <w:lang w:val="ar_AE" w:bidi="ar_AE"/>
         </w:rPr>
         <w:t xml:space="preserve"> بدأ الإسرائيليون في عبادة آلهة الكنعانيين بدلاً من يهوه، الإله الحقيقي </w:t>
@@ -1287,12 +1557,16 @@
       <w:r>
         <w:rPr>
           <w:b/>
+          <w:rtl/>
+          <w:cs/>
           <w:lang w:val="ar_AE" w:bidi="ar_AE"/>
         </w:rPr>
         <w:t>الله</w:t>
       </w:r>
       <w:r>
         <w:rPr>
+          <w:rtl/>
+          <w:cs/>
           <w:lang w:val="ar_AE" w:bidi="ar_AE"/>
         </w:rPr>
         <w:t>.</w:t>
@@ -1307,18 +1581,24 @@
       </w:pPr>
       <w:r>
         <w:rPr>
+          <w:rtl/>
+          <w:cs/>
           <w:lang w:val="ar_AE" w:bidi="ar_AE"/>
         </w:rPr>
       </w:r>
       <w:r>
         <w:rPr>
           <w:b/>
+          <w:rtl/>
+          <w:cs/>
           <w:lang w:val="ar_AE" w:bidi="ar_AE"/>
         </w:rPr>
         <w:t>22: 7</w:t>
       </w:r>
       <w:r>
         <w:rPr>
+          <w:rtl/>
+          <w:cs/>
           <w:lang w:val="ar_AE" w:bidi="ar_AE"/>
         </w:rPr>
         <w:t xml:space="preserve"> “أنت، يا ابني، ستُدعى نبي </w:t>
@@ -1326,12 +1606,16 @@
       <w:r>
         <w:rPr>
           <w:b/>
+          <w:rtl/>
+          <w:cs/>
           <w:lang w:val="ar_AE" w:bidi="ar_AE"/>
         </w:rPr>
         <w:t>الله العلي</w:t>
       </w:r>
       <w:r>
         <w:rPr>
+          <w:rtl/>
+          <w:cs/>
           <w:lang w:val="ar_AE" w:bidi="ar_AE"/>
         </w:rPr>
         <w:t xml:space="preserve"> الذي سيُعد الناس لاستقبال المسيا!”</w:t>
@@ -1346,18 +1630,24 @@
       </w:pPr>
       <w:r>
         <w:rPr>
+          <w:rtl/>
+          <w:cs/>
           <w:lang w:val="ar_AE" w:bidi="ar_AE"/>
         </w:rPr>
       </w:r>
       <w:r>
         <w:rPr>
           <w:b/>
+          <w:rtl/>
+          <w:cs/>
           <w:lang w:val="ar_AE" w:bidi="ar_AE"/>
         </w:rPr>
         <w:t>24: 9</w:t>
       </w:r>
       <w:r>
         <w:rPr>
+          <w:rtl/>
+          <w:cs/>
           <w:lang w:val="ar_AE" w:bidi="ar_AE"/>
         </w:rPr>
         <w:t xml:space="preserve"> هناك إله واحد فقط. لكن يوحنا سمع </w:t>
@@ -1365,12 +1655,16 @@
       <w:r>
         <w:rPr>
           <w:b/>
+          <w:rtl/>
+          <w:cs/>
           <w:lang w:val="ar_AE" w:bidi="ar_AE"/>
         </w:rPr>
         <w:t>الله</w:t>
       </w:r>
       <w:r>
         <w:rPr>
+          <w:rtl/>
+          <w:cs/>
           <w:lang w:val="ar_AE" w:bidi="ar_AE"/>
         </w:rPr>
         <w:t xml:space="preserve"> الآب يتكلم، ورأى يسوع الابن والروح القدس عندما عمد يسوع.</w:t>
@@ -1385,18 +1679,24 @@
       </w:pPr>
       <w:r>
         <w:rPr>
+          <w:rtl/>
+          <w:cs/>
           <w:lang w:val="ar_AE" w:bidi="ar_AE"/>
         </w:rPr>
       </w:r>
       <w:r>
         <w:rPr>
           <w:b/>
+          <w:rtl/>
+          <w:cs/>
           <w:lang w:val="ar_AE" w:bidi="ar_AE"/>
         </w:rPr>
         <w:t>25: 7</w:t>
       </w:r>
       <w:r>
         <w:rPr>
+          <w:rtl/>
+          <w:cs/>
           <w:lang w:val="ar_AE" w:bidi="ar_AE"/>
         </w:rPr>
         <w:t xml:space="preserve"> "اعبد الرب إلهك فقط واخدمه فقط."</w:t>
@@ -1411,18 +1711,24 @@
       </w:pPr>
       <w:r>
         <w:rPr>
+          <w:rtl/>
+          <w:cs/>
           <w:lang w:val="ar_AE" w:bidi="ar_AE"/>
         </w:rPr>
       </w:r>
       <w:r>
         <w:rPr>
           <w:b/>
+          <w:rtl/>
+          <w:cs/>
           <w:lang w:val="ar_AE" w:bidi="ar_AE"/>
         </w:rPr>
         <w:t>28: 1</w:t>
       </w:r>
       <w:r>
         <w:rPr>
+          <w:rtl/>
+          <w:cs/>
           <w:lang w:val="ar_AE" w:bidi="ar_AE"/>
         </w:rPr>
         <w:t xml:space="preserve"> "هناك واحد فقط هو الصالح، وهو </w:t>
@@ -1430,12 +1736,16 @@
       <w:r>
         <w:rPr>
           <w:b/>
+          <w:rtl/>
+          <w:cs/>
           <w:lang w:val="ar_AE" w:bidi="ar_AE"/>
         </w:rPr>
         <w:t>الله</w:t>
       </w:r>
       <w:r>
         <w:rPr>
+          <w:rtl/>
+          <w:cs/>
           <w:lang w:val="ar_AE" w:bidi="ar_AE"/>
         </w:rPr>
         <w:t>."</w:t>
@@ -1450,18 +1760,24 @@
       </w:pPr>
       <w:r>
         <w:rPr>
+          <w:rtl/>
+          <w:cs/>
           <w:lang w:val="ar_AE" w:bidi="ar_AE"/>
         </w:rPr>
       </w:r>
       <w:r>
         <w:rPr>
           <w:b/>
+          <w:rtl/>
+          <w:cs/>
           <w:lang w:val="ar_AE" w:bidi="ar_AE"/>
         </w:rPr>
         <w:t>49: 9</w:t>
       </w:r>
       <w:r>
         <w:rPr>
+          <w:rtl/>
+          <w:cs/>
           <w:lang w:val="ar_AE" w:bidi="ar_AE"/>
         </w:rPr>
         <w:t xml:space="preserve"> لكن </w:t>
@@ -1469,12 +1785,16 @@
       <w:r>
         <w:rPr>
           <w:b/>
+          <w:rtl/>
+          <w:cs/>
           <w:lang w:val="ar_AE" w:bidi="ar_AE"/>
         </w:rPr>
         <w:t>الله</w:t>
       </w:r>
       <w:r>
         <w:rPr>
+          <w:rtl/>
+          <w:cs/>
           <w:lang w:val="ar_AE" w:bidi="ar_AE"/>
         </w:rPr>
         <w:t xml:space="preserve"> أحب الجميع في العالم كثيرًا لدرجة أنه أعطى ابنه الوحيد حتى لا يُعاقب من يؤمن بيسوع على خطاياه، بل يحيا مع </w:t>
@@ -1482,12 +1802,16 @@
       <w:r>
         <w:rPr>
           <w:b/>
+          <w:rtl/>
+          <w:cs/>
           <w:lang w:val="ar_AE" w:bidi="ar_AE"/>
         </w:rPr>
         <w:t>الله</w:t>
       </w:r>
       <w:r>
         <w:rPr>
+          <w:rtl/>
+          <w:cs/>
           <w:lang w:val="ar_AE" w:bidi="ar_AE"/>
         </w:rPr>
         <w:t xml:space="preserve"> إلى الأبد.</w:t>
@@ -1502,18 +1826,24 @@
       </w:pPr>
       <w:r>
         <w:rPr>
+          <w:rtl/>
+          <w:cs/>
           <w:lang w:val="ar_AE" w:bidi="ar_AE"/>
         </w:rPr>
       </w:r>
       <w:r>
         <w:rPr>
           <w:b/>
+          <w:rtl/>
+          <w:cs/>
           <w:lang w:val="ar_AE" w:bidi="ar_AE"/>
         </w:rPr>
         <w:t>50: 16</w:t>
       </w:r>
       <w:r>
         <w:rPr>
+          <w:rtl/>
+          <w:cs/>
           <w:lang w:val="ar_AE" w:bidi="ar_AE"/>
         </w:rPr>
         <w:t xml:space="preserve"> لكن في يوم ما سيخلق </w:t>
@@ -1521,12 +1851,16 @@
       <w:r>
         <w:rPr>
           <w:b/>
+          <w:rtl/>
+          <w:cs/>
           <w:lang w:val="ar_AE" w:bidi="ar_AE"/>
         </w:rPr>
         <w:t>الله</w:t>
       </w:r>
       <w:r>
         <w:rPr>
+          <w:rtl/>
+          <w:cs/>
           <w:lang w:val="ar_AE" w:bidi="ar_AE"/>
         </w:rPr>
         <w:t xml:space="preserve"> سماء جديدة وأرضًا جديدة ستكون مثالية.</w:t>
@@ -1539,6 +1873,8 @@
       </w:pPr>
       <w:r>
         <w:rPr>
+          <w:rtl/>
+          <w:cs/>
           <w:lang w:val="ar_AE" w:bidi="ar_AE"/>
         </w:rPr>
         <w:t>بيانات الكلمة:</w:t>
@@ -1553,32 +1889,42 @@
       </w:pPr>
       <w:r>
         <w:rPr>
-          <w:lang w:val="ar_AE" w:bidi="ar_AE"/>
-        </w:rPr>
-      </w:r>
-      <w:r>
-        <w:rPr>
+          <w:rtl/>
+          <w:cs/>
+          <w:lang w:val="ar_AE" w:bidi="ar_AE"/>
+        </w:rPr>
+      </w:r>
+      <w:r>
+        <w:rPr>
+          <w:rtl/>
+          <w:cs/>
           <w:lang w:val="ar_AE" w:bidi="ar_AE"/>
         </w:rPr>
         <w:t>قاموس سترونج: H0136, H0305, H0410, H0426, H0430, H0433, H2486, H2623, H3068, H3069, H3863, H4136, H6697, G01120, G05160, G09320, G09350, G10960, G11400, G20980, G21240, G21280, G21500, G21520, G21530, G22990, G23040, G23050, G23120, G23130, G23140, G23150, G23160, G23170, G23180, G23190, G23200, G33610, G37850, G41510, G52070, G53770, G54630, G55370, G55380</w:t>
       </w:r>
       <w:r>
         <w:rPr>
-          <w:lang w:val="ar_AE" w:bidi="ar_AE"/>
-        </w:rPr>
-      </w:r>
-      <w:r>
-        <w:rPr>
-          <w:lang w:val="ar_AE" w:bidi="ar_AE"/>
-        </w:rPr>
-      </w:r>
-    </w:p>
-    <w:p>
-      <w:pPr>
-        <w:bidi/>
-      </w:pPr>
-      <w:r>
-        <w:rPr>
+          <w:rtl/>
+          <w:cs/>
+          <w:lang w:val="ar_AE" w:bidi="ar_AE"/>
+        </w:rPr>
+      </w:r>
+      <w:r>
+        <w:rPr>
+          <w:rtl/>
+          <w:cs/>
+          <w:lang w:val="ar_AE" w:bidi="ar_AE"/>
+        </w:rPr>
+      </w:r>
+    </w:p>
+    <w:p>
+      <w:pPr>
+        <w:bidi/>
+      </w:pPr>
+      <w:r>
+        <w:rPr>
+          <w:rtl/>
+          <w:cs/>
           <w:lang w:val="ar_AE" w:bidi="ar_AE"/>
         </w:rPr>
       </w:r>
@@ -1590,12 +1936,16 @@
       </w:pPr>
       <w:r>
         <w:rPr>
+          <w:rtl/>
+          <w:cs/>
           <w:lang w:val="ar_AE" w:bidi="ar_AE"/>
         </w:rPr>
         <w:t>الله الآب</w:t>
       </w:r>
       <w:r>
         <w:rPr>
+          <w:rtl/>
+          <w:cs/>
           <w:lang w:val="ar_AE" w:bidi="ar_AE"/>
         </w:rPr>
       </w:r>
@@ -1607,6 +1957,8 @@
       </w:pPr>
       <w:r>
         <w:rPr>
+          <w:rtl/>
+          <w:cs/>
           <w:lang w:val="ar_AE" w:bidi="ar_AE"/>
         </w:rPr>
         <w:t>حقائق:</w:t>
@@ -1618,11 +1970,15 @@
       </w:pPr>
       <w:r>
         <w:rPr>
-          <w:lang w:val="ar_AE" w:bidi="ar_AE"/>
-        </w:rPr>
-      </w:r>
-      <w:r>
-        <w:rPr>
+          <w:rtl/>
+          <w:cs/>
+          <w:lang w:val="ar_AE" w:bidi="ar_AE"/>
+        </w:rPr>
+      </w:r>
+      <w:r>
+        <w:rPr>
+          <w:rtl/>
+          <w:cs/>
           <w:lang w:val="ar_AE" w:bidi="ar_AE"/>
         </w:rPr>
         <w:t>المصطلحات "الله الآب" و"الآب السماوي" تشير إلى يهوه، الإله الواحد الحقيقي. هناك مصطلح آخر بنفس المعنى هو "الآب"، الذي استخدمه يسوع في الغالب عند الإشارة إلى الله الآب.</w:t>
@@ -1637,11 +1993,15 @@
       </w:pPr>
       <w:r>
         <w:rPr>
-          <w:lang w:val="ar_AE" w:bidi="ar_AE"/>
-        </w:rPr>
-      </w:r>
-      <w:r>
-        <w:rPr>
+          <w:rtl/>
+          <w:cs/>
+          <w:lang w:val="ar_AE" w:bidi="ar_AE"/>
+        </w:rPr>
+      </w:r>
+      <w:r>
+        <w:rPr>
+          <w:rtl/>
+          <w:cs/>
           <w:lang w:val="ar_AE" w:bidi="ar_AE"/>
         </w:rPr>
         <w:t>الله موجود كالله الآب، الله الابن، والله الروح القدس. كل واحد منهم هو الله بالكامل، ومع ذلك هم إله واحد فقط. هذا لغز لا يمكن للبشر العاديين فهمه فهمًا كاملًا.</w:t>
@@ -1656,11 +2016,15 @@
       </w:pPr>
       <w:r>
         <w:rPr>
-          <w:lang w:val="ar_AE" w:bidi="ar_AE"/>
-        </w:rPr>
-      </w:r>
-      <w:r>
-        <w:rPr>
+          <w:rtl/>
+          <w:cs/>
+          <w:lang w:val="ar_AE" w:bidi="ar_AE"/>
+        </w:rPr>
+      </w:r>
+      <w:r>
+        <w:rPr>
+          <w:rtl/>
+          <w:cs/>
           <w:lang w:val="ar_AE" w:bidi="ar_AE"/>
         </w:rPr>
         <w:t>الله الآب أرسل الله الابن (يسوع) إلى العالم وأرسل الروح القدس إلى شعبه.</w:t>
@@ -1675,11 +2039,15 @@
       </w:pPr>
       <w:r>
         <w:rPr>
-          <w:lang w:val="ar_AE" w:bidi="ar_AE"/>
-        </w:rPr>
-      </w:r>
-      <w:r>
-        <w:rPr>
+          <w:rtl/>
+          <w:cs/>
+          <w:lang w:val="ar_AE" w:bidi="ar_AE"/>
+        </w:rPr>
+      </w:r>
+      <w:r>
+        <w:rPr>
+          <w:rtl/>
+          <w:cs/>
           <w:lang w:val="ar_AE" w:bidi="ar_AE"/>
         </w:rPr>
         <w:t>أي شخص يؤمن بالله الابن يصبح ابنًا لله الآب، ويأتي الله الروح القدس ليحيا في ذلك الشخص. هذا لغز آخر لا يمكن للبشر فهمه بالكامل.</w:t>
@@ -1692,6 +2060,8 @@
       </w:pPr>
       <w:r>
         <w:rPr>
+          <w:rtl/>
+          <w:cs/>
           <w:lang w:val="ar_AE" w:bidi="ar_AE"/>
         </w:rPr>
         <w:t>اقتراحات الترجمة:</w:t>
@@ -1706,11 +2076,15 @@
       </w:pPr>
       <w:r>
         <w:rPr>
-          <w:lang w:val="ar_AE" w:bidi="ar_AE"/>
-        </w:rPr>
-      </w:r>
-      <w:r>
-        <w:rPr>
+          <w:rtl/>
+          <w:cs/>
+          <w:lang w:val="ar_AE" w:bidi="ar_AE"/>
+        </w:rPr>
+      </w:r>
+      <w:r>
+        <w:rPr>
+          <w:rtl/>
+          <w:cs/>
           <w:lang w:val="ar_AE" w:bidi="ar_AE"/>
         </w:rPr>
         <w:t>عند ترجمة عبارة "الله الآب"، من الأفضل ترجمة "الآب" بنفس الكلمة التي تستخدمها اللغة بشكل طبيعي للإشارة إلى الأب البشري.</w:t>
@@ -1725,11 +2099,15 @@
       </w:pPr>
       <w:r>
         <w:rPr>
-          <w:lang w:val="ar_AE" w:bidi="ar_AE"/>
-        </w:rPr>
-      </w:r>
-      <w:r>
-        <w:rPr>
+          <w:rtl/>
+          <w:cs/>
+          <w:lang w:val="ar_AE" w:bidi="ar_AE"/>
+        </w:rPr>
+      </w:r>
+      <w:r>
+        <w:rPr>
+          <w:rtl/>
+          <w:cs/>
           <w:lang w:val="ar_AE" w:bidi="ar_AE"/>
         </w:rPr>
         <w:t>يمكن ترجمة مصطلح "الآب السماوي" بـ "الآب الذي يحيا في السماء" أو "الله الآب الذي يحيا في السماء" أو "الله أبونا الذي بالسماء".</w:t>
@@ -1744,11 +2122,15 @@
       </w:pPr>
       <w:r>
         <w:rPr>
-          <w:lang w:val="ar_AE" w:bidi="ar_AE"/>
-        </w:rPr>
-      </w:r>
-      <w:r>
-        <w:rPr>
+          <w:rtl/>
+          <w:cs/>
+          <w:lang w:val="ar_AE" w:bidi="ar_AE"/>
+        </w:rPr>
+      </w:r>
+      <w:r>
+        <w:rPr>
+          <w:rtl/>
+          <w:cs/>
           <w:lang w:val="ar_AE" w:bidi="ar_AE"/>
         </w:rPr>
         <w:t>عادة ما يتم كتابة "الآب" بحرف كبير عندما تشير الكلمة إلى الله.</w:t>
@@ -1760,11 +2142,15 @@
       </w:pPr>
       <w:r>
         <w:rPr>
-          <w:lang w:val="ar_AE" w:bidi="ar_AE"/>
-        </w:rPr>
-      </w:r>
-      <w:r>
-        <w:rPr>
+          <w:rtl/>
+          <w:cs/>
+          <w:lang w:val="ar_AE" w:bidi="ar_AE"/>
+        </w:rPr>
+      </w:r>
+      <w:r>
+        <w:rPr>
+          <w:rtl/>
+          <w:cs/>
           <w:lang w:val="ar_AE" w:bidi="ar_AE"/>
         </w:rPr>
         <w:t>(اقتراحات الترجمة: كيفية ترجمة الأسماء)</w:t>
@@ -1776,83 +2162,111 @@
       </w:pPr>
       <w:r>
         <w:rPr>
-          <w:lang w:val="ar_AE" w:bidi="ar_AE"/>
-        </w:rPr>
-      </w:r>
-      <w:r>
-        <w:rPr>
+          <w:rtl/>
+          <w:cs/>
+          <w:lang w:val="ar_AE" w:bidi="ar_AE"/>
+        </w:rPr>
+      </w:r>
+      <w:r>
+        <w:rPr>
+          <w:rtl/>
+          <w:cs/>
           <w:lang w:val="ar_AE" w:bidi="ar_AE"/>
         </w:rPr>
         <w:t xml:space="preserve">(انظر أيضًا: </w:t>
       </w:r>
       <w:r>
         <w:rPr>
+          <w:rtl/>
+          <w:cs/>
           <w:lang w:val="ar_AE" w:bidi="ar_AE"/>
         </w:rPr>
         <w:t>الآباء</w:t>
       </w:r>
       <w:r>
         <w:rPr>
+          <w:rtl/>
+          <w:cs/>
           <w:lang w:val="ar_AE" w:bidi="ar_AE"/>
         </w:rPr>
         <w:t xml:space="preserve">، </w:t>
       </w:r>
       <w:r>
         <w:rPr>
+          <w:rtl/>
+          <w:cs/>
           <w:lang w:val="ar_AE" w:bidi="ar_AE"/>
         </w:rPr>
         <w:t>الله</w:t>
       </w:r>
       <w:r>
         <w:rPr>
+          <w:rtl/>
+          <w:cs/>
           <w:lang w:val="ar_AE" w:bidi="ar_AE"/>
         </w:rPr>
         <w:t xml:space="preserve">، </w:t>
       </w:r>
       <w:r>
         <w:rPr>
+          <w:rtl/>
+          <w:cs/>
           <w:lang w:val="ar_AE" w:bidi="ar_AE"/>
         </w:rPr>
         <w:t>السماء</w:t>
       </w:r>
       <w:r>
         <w:rPr>
+          <w:rtl/>
+          <w:cs/>
           <w:lang w:val="ar_AE" w:bidi="ar_AE"/>
         </w:rPr>
         <w:t xml:space="preserve">، </w:t>
       </w:r>
       <w:r>
         <w:rPr>
+          <w:rtl/>
+          <w:cs/>
           <w:lang w:val="ar_AE" w:bidi="ar_AE"/>
         </w:rPr>
         <w:t>الروح القدس</w:t>
       </w:r>
       <w:r>
         <w:rPr>
+          <w:rtl/>
+          <w:cs/>
           <w:lang w:val="ar_AE" w:bidi="ar_AE"/>
         </w:rPr>
         <w:t xml:space="preserve">، </w:t>
       </w:r>
       <w:r>
         <w:rPr>
+          <w:rtl/>
+          <w:cs/>
           <w:lang w:val="ar_AE" w:bidi="ar_AE"/>
         </w:rPr>
         <w:t>يسوع</w:t>
       </w:r>
       <w:r>
         <w:rPr>
+          <w:rtl/>
+          <w:cs/>
           <w:lang w:val="ar_AE" w:bidi="ar_AE"/>
         </w:rPr>
         <w:t xml:space="preserve">، </w:t>
       </w:r>
       <w:r>
         <w:rPr>
+          <w:rtl/>
+          <w:cs/>
           <w:lang w:val="ar_AE" w:bidi="ar_AE"/>
         </w:rPr>
         <w:t>ابن الله</w:t>
       </w:r>
       <w:r>
         <w:rPr>
+          <w:rtl/>
+          <w:cs/>
           <w:lang w:val="ar_AE" w:bidi="ar_AE"/>
         </w:rPr>
         <w:t>)</w:t>
@@ -1865,6 +2279,8 @@
       </w:pPr>
       <w:r>
         <w:rPr>
+          <w:rtl/>
+          <w:cs/>
           <w:lang w:val="ar_AE" w:bidi="ar_AE"/>
         </w:rPr>
         <w:t>مراجع الكتاب المقدس:</w:t>
@@ -1879,12 +2295,16 @@
       </w:pPr>
       <w:r>
         <w:rPr>
+          <w:rtl/>
+          <w:cs/>
           <w:lang w:val="ar_AE" w:bidi="ar_AE"/>
         </w:rPr>
       </w:r>
       <w:hyperlink r:id="rId31">
         <w:r>
           <w:rPr>
+            <w:rtl/>
+            <w:cs/>
             <w:lang w:val="ar_AE" w:bidi="ar_AE"/>
           </w:rPr>
           <w:rPr>
@@ -1904,12 +2324,16 @@
       </w:pPr>
       <w:r>
         <w:rPr>
+          <w:rtl/>
+          <w:cs/>
           <w:lang w:val="ar_AE" w:bidi="ar_AE"/>
         </w:rPr>
       </w:r>
       <w:hyperlink r:id="rId32">
         <w:r>
           <w:rPr>
+            <w:rtl/>
+            <w:cs/>
             <w:lang w:val="ar_AE" w:bidi="ar_AE"/>
           </w:rPr>
           <w:rPr>
@@ -1929,12 +2353,16 @@
       </w:pPr>
       <w:r>
         <w:rPr>
+          <w:rtl/>
+          <w:cs/>
           <w:lang w:val="ar_AE" w:bidi="ar_AE"/>
         </w:rPr>
       </w:r>
       <w:hyperlink r:id="rId33">
         <w:r>
           <w:rPr>
+            <w:rtl/>
+            <w:cs/>
             <w:lang w:val="ar_AE" w:bidi="ar_AE"/>
           </w:rPr>
           <w:rPr>
@@ -1954,12 +2382,16 @@
       </w:pPr>
       <w:r>
         <w:rPr>
+          <w:rtl/>
+          <w:cs/>
           <w:lang w:val="ar_AE" w:bidi="ar_AE"/>
         </w:rPr>
       </w:r>
       <w:hyperlink r:id="rId34">
         <w:r>
           <w:rPr>
+            <w:rtl/>
+            <w:cs/>
             <w:lang w:val="ar_AE" w:bidi="ar_AE"/>
           </w:rPr>
           <w:rPr>
@@ -1979,12 +2411,16 @@
       </w:pPr>
       <w:r>
         <w:rPr>
+          <w:rtl/>
+          <w:cs/>
           <w:lang w:val="ar_AE" w:bidi="ar_AE"/>
         </w:rPr>
       </w:r>
       <w:hyperlink r:id="rId35">
         <w:r>
           <w:rPr>
+            <w:rtl/>
+            <w:cs/>
             <w:lang w:val="ar_AE" w:bidi="ar_AE"/>
           </w:rPr>
           <w:rPr>
@@ -2004,12 +2440,16 @@
       </w:pPr>
       <w:r>
         <w:rPr>
+          <w:rtl/>
+          <w:cs/>
           <w:lang w:val="ar_AE" w:bidi="ar_AE"/>
         </w:rPr>
       </w:r>
       <w:hyperlink r:id="rId36">
         <w:r>
           <w:rPr>
+            <w:rtl/>
+            <w:cs/>
             <w:lang w:val="ar_AE" w:bidi="ar_AE"/>
           </w:rPr>
           <w:rPr>
@@ -2029,12 +2469,16 @@
       </w:pPr>
       <w:r>
         <w:rPr>
+          <w:rtl/>
+          <w:cs/>
           <w:lang w:val="ar_AE" w:bidi="ar_AE"/>
         </w:rPr>
       </w:r>
       <w:hyperlink r:id="rId37">
         <w:r>
           <w:rPr>
+            <w:rtl/>
+            <w:cs/>
             <w:lang w:val="ar_AE" w:bidi="ar_AE"/>
           </w:rPr>
           <w:rPr>
@@ -2054,12 +2498,16 @@
       </w:pPr>
       <w:r>
         <w:rPr>
+          <w:rtl/>
+          <w:cs/>
           <w:lang w:val="ar_AE" w:bidi="ar_AE"/>
         </w:rPr>
       </w:r>
       <w:hyperlink r:id="rId38">
         <w:r>
           <w:rPr>
+            <w:rtl/>
+            <w:cs/>
             <w:lang w:val="ar_AE" w:bidi="ar_AE"/>
           </w:rPr>
           <w:rPr>
@@ -2079,12 +2527,16 @@
       </w:pPr>
       <w:r>
         <w:rPr>
+          <w:rtl/>
+          <w:cs/>
           <w:lang w:val="ar_AE" w:bidi="ar_AE"/>
         </w:rPr>
       </w:r>
       <w:hyperlink r:id="rId39">
         <w:r>
           <w:rPr>
+            <w:rtl/>
+            <w:cs/>
             <w:lang w:val="ar_AE" w:bidi="ar_AE"/>
           </w:rPr>
           <w:rPr>
@@ -2102,6 +2554,8 @@
       </w:pPr>
       <w:r>
         <w:rPr>
+          <w:rtl/>
+          <w:cs/>
           <w:lang w:val="ar_AE" w:bidi="ar_AE"/>
         </w:rPr>
         <w:t>أمثلة من قصص الكتاب المقدس:</w:t>
@@ -2116,18 +2570,24 @@
       </w:pPr>
       <w:r>
         <w:rPr>
+          <w:rtl/>
+          <w:cs/>
           <w:lang w:val="ar_AE" w:bidi="ar_AE"/>
         </w:rPr>
       </w:r>
       <w:r>
         <w:rPr>
           <w:b/>
+          <w:rtl/>
+          <w:cs/>
           <w:lang w:val="ar_AE" w:bidi="ar_AE"/>
         </w:rPr>
         <w:t>24: 9</w:t>
       </w:r>
       <w:r>
         <w:rPr>
+          <w:rtl/>
+          <w:cs/>
           <w:lang w:val="ar_AE" w:bidi="ar_AE"/>
         </w:rPr>
         <w:t xml:space="preserve"> هناك إله واحد فقط. لكن يوحنا سمع </w:t>
@@ -2135,12 +2595,16 @@
       <w:r>
         <w:rPr>
           <w:b/>
+          <w:rtl/>
+          <w:cs/>
           <w:lang w:val="ar_AE" w:bidi="ar_AE"/>
         </w:rPr>
         <w:t>الله الآب</w:t>
       </w:r>
       <w:r>
         <w:rPr>
+          <w:rtl/>
+          <w:cs/>
           <w:lang w:val="ar_AE" w:bidi="ar_AE"/>
         </w:rPr>
         <w:t xml:space="preserve"> يتكلم، ورأى يسوع الابن والروح القدس عندما عمّد يسوع.</w:t>
@@ -2155,18 +2619,24 @@
       </w:pPr>
       <w:r>
         <w:rPr>
+          <w:rtl/>
+          <w:cs/>
           <w:lang w:val="ar_AE" w:bidi="ar_AE"/>
         </w:rPr>
       </w:r>
       <w:r>
         <w:rPr>
           <w:b/>
+          <w:rtl/>
+          <w:cs/>
           <w:lang w:val="ar_AE" w:bidi="ar_AE"/>
         </w:rPr>
         <w:t>29: 9</w:t>
       </w:r>
       <w:r>
         <w:rPr>
+          <w:rtl/>
+          <w:cs/>
           <w:lang w:val="ar_AE" w:bidi="ar_AE"/>
         </w:rPr>
         <w:t xml:space="preserve"> ثم قال يسوع، "هكذا سيفعل </w:t>
@@ -2174,12 +2644,16 @@
       <w:r>
         <w:rPr>
           <w:b/>
+          <w:rtl/>
+          <w:cs/>
           <w:lang w:val="ar_AE" w:bidi="ar_AE"/>
         </w:rPr>
         <w:t>أبي السماوي</w:t>
       </w:r>
       <w:r>
         <w:rPr>
+          <w:rtl/>
+          <w:cs/>
           <w:lang w:val="ar_AE" w:bidi="ar_AE"/>
         </w:rPr>
         <w:t xml:space="preserve"> لكل واحد منكم إذا لم تغفروا لأخيكم من قلبكم."</w:t>
@@ -2194,18 +2668,24 @@
       </w:pPr>
       <w:r>
         <w:rPr>
+          <w:rtl/>
+          <w:cs/>
           <w:lang w:val="ar_AE" w:bidi="ar_AE"/>
         </w:rPr>
       </w:r>
       <w:r>
         <w:rPr>
           <w:b/>
+          <w:rtl/>
+          <w:cs/>
           <w:lang w:val="ar_AE" w:bidi="ar_AE"/>
         </w:rPr>
         <w:t>37: 9</w:t>
       </w:r>
       <w:r>
         <w:rPr>
+          <w:rtl/>
+          <w:cs/>
           <w:lang w:val="ar_AE" w:bidi="ar_AE"/>
         </w:rPr>
         <w:t xml:space="preserve"> ثم نظر يسوع إلى السماء وقال، "</w:t>
@@ -2213,12 +2693,16 @@
       <w:r>
         <w:rPr>
           <w:b/>
+          <w:rtl/>
+          <w:cs/>
           <w:lang w:val="ar_AE" w:bidi="ar_AE"/>
         </w:rPr>
         <w:t>أبي</w:t>
       </w:r>
       <w:r>
         <w:rPr>
+          <w:rtl/>
+          <w:cs/>
           <w:lang w:val="ar_AE" w:bidi="ar_AE"/>
         </w:rPr>
         <w:t>، أشكرك لأنك سمعتني."</w:t>
@@ -2233,18 +2717,24 @@
       </w:pPr>
       <w:r>
         <w:rPr>
+          <w:rtl/>
+          <w:cs/>
           <w:lang w:val="ar_AE" w:bidi="ar_AE"/>
         </w:rPr>
       </w:r>
       <w:r>
         <w:rPr>
           <w:b/>
+          <w:rtl/>
+          <w:cs/>
           <w:lang w:val="ar_AE" w:bidi="ar_AE"/>
         </w:rPr>
         <w:t>40: 7</w:t>
       </w:r>
       <w:r>
         <w:rPr>
+          <w:rtl/>
+          <w:cs/>
           <w:lang w:val="ar_AE" w:bidi="ar_AE"/>
         </w:rPr>
         <w:t xml:space="preserve"> ثم صرخ يسوع، "قد أُكمل! </w:t>
@@ -2252,12 +2742,16 @@
       <w:r>
         <w:rPr>
           <w:b/>
+          <w:rtl/>
+          <w:cs/>
           <w:lang w:val="ar_AE" w:bidi="ar_AE"/>
         </w:rPr>
         <w:t>أبي</w:t>
       </w:r>
       <w:r>
         <w:rPr>
+          <w:rtl/>
+          <w:cs/>
           <w:lang w:val="ar_AE" w:bidi="ar_AE"/>
         </w:rPr>
         <w:t>، أُسلّم روحي في يديك."</w:t>
@@ -2272,18 +2766,24 @@
       </w:pPr>
       <w:r>
         <w:rPr>
+          <w:rtl/>
+          <w:cs/>
           <w:lang w:val="ar_AE" w:bidi="ar_AE"/>
         </w:rPr>
       </w:r>
       <w:r>
         <w:rPr>
           <w:b/>
+          <w:rtl/>
+          <w:cs/>
           <w:lang w:val="ar_AE" w:bidi="ar_AE"/>
         </w:rPr>
         <w:t>42: 10</w:t>
       </w:r>
       <w:r>
         <w:rPr>
+          <w:rtl/>
+          <w:cs/>
           <w:lang w:val="ar_AE" w:bidi="ar_AE"/>
         </w:rPr>
         <w:t xml:space="preserve"> "فاذهبوا، وتلمذوا جميع الأمم بتعميدهم باسم </w:t>
@@ -2291,12 +2791,16 @@
       <w:r>
         <w:rPr>
           <w:b/>
+          <w:rtl/>
+          <w:cs/>
           <w:lang w:val="ar_AE" w:bidi="ar_AE"/>
         </w:rPr>
         <w:t>الآب</w:t>
       </w:r>
       <w:r>
         <w:rPr>
+          <w:rtl/>
+          <w:cs/>
           <w:lang w:val="ar_AE" w:bidi="ar_AE"/>
         </w:rPr>
         <w:t xml:space="preserve"> والابن والروح القدس وتعليمهم أن يحفظوا كل ما أوصيتكم به."</w:t>
@@ -2311,18 +2815,24 @@
       </w:pPr>
       <w:r>
         <w:rPr>
+          <w:rtl/>
+          <w:cs/>
           <w:lang w:val="ar_AE" w:bidi="ar_AE"/>
         </w:rPr>
       </w:r>
       <w:r>
         <w:rPr>
           <w:b/>
+          <w:rtl/>
+          <w:cs/>
           <w:lang w:val="ar_AE" w:bidi="ar_AE"/>
         </w:rPr>
         <w:t>43: 8</w:t>
       </w:r>
       <w:r>
         <w:rPr>
+          <w:rtl/>
+          <w:cs/>
           <w:lang w:val="ar_AE" w:bidi="ar_AE"/>
         </w:rPr>
         <w:t xml:space="preserve"> "يسوع الآن قد رٌفع مُمجدًا إلى يمين </w:t>
@@ -2330,12 +2840,16 @@
       <w:r>
         <w:rPr>
           <w:b/>
+          <w:rtl/>
+          <w:cs/>
           <w:lang w:val="ar_AE" w:bidi="ar_AE"/>
         </w:rPr>
         <w:t>الله الآب</w:t>
       </w:r>
       <w:r>
         <w:rPr>
+          <w:rtl/>
+          <w:cs/>
           <w:lang w:val="ar_AE" w:bidi="ar_AE"/>
         </w:rPr>
         <w:t>."</w:t>
@@ -2350,18 +2864,24 @@
       </w:pPr>
       <w:r>
         <w:rPr>
+          <w:rtl/>
+          <w:cs/>
           <w:lang w:val="ar_AE" w:bidi="ar_AE"/>
         </w:rPr>
       </w:r>
       <w:r>
         <w:rPr>
           <w:b/>
+          <w:rtl/>
+          <w:cs/>
           <w:lang w:val="ar_AE" w:bidi="ar_AE"/>
         </w:rPr>
         <w:t>50: 10</w:t>
       </w:r>
       <w:r>
         <w:rPr>
+          <w:rtl/>
+          <w:cs/>
           <w:lang w:val="ar_AE" w:bidi="ar_AE"/>
         </w:rPr>
         <w:t xml:space="preserve"> "عندئذ يضيء الأبرار كالشمس في ملكوت </w:t>
@@ -2369,12 +2889,16 @@
       <w:r>
         <w:rPr>
           <w:b/>
+          <w:rtl/>
+          <w:cs/>
           <w:lang w:val="ar_AE" w:bidi="ar_AE"/>
         </w:rPr>
         <w:t>الله أبيهم</w:t>
       </w:r>
       <w:r>
         <w:rPr>
+          <w:rtl/>
+          <w:cs/>
           <w:lang w:val="ar_AE" w:bidi="ar_AE"/>
         </w:rPr>
         <w:t>."</w:t>
@@ -2387,6 +2911,8 @@
       </w:pPr>
       <w:r>
         <w:rPr>
+          <w:rtl/>
+          <w:cs/>
           <w:lang w:val="ar_AE" w:bidi="ar_AE"/>
         </w:rPr>
         <w:t>بيانات الكلمة:</w:t>
@@ -2401,32 +2927,42 @@
       </w:pPr>
       <w:r>
         <w:rPr>
-          <w:lang w:val="ar_AE" w:bidi="ar_AE"/>
-        </w:rPr>
-      </w:r>
-      <w:r>
-        <w:rPr>
+          <w:rtl/>
+          <w:cs/>
+          <w:lang w:val="ar_AE" w:bidi="ar_AE"/>
+        </w:rPr>
+      </w:r>
+      <w:r>
+        <w:rPr>
+          <w:rtl/>
+          <w:cs/>
           <w:lang w:val="ar_AE" w:bidi="ar_AE"/>
         </w:rPr>
         <w:t>سترونج: H0001، H0002، G39620</w:t>
       </w:r>
       <w:r>
         <w:rPr>
-          <w:lang w:val="ar_AE" w:bidi="ar_AE"/>
-        </w:rPr>
-      </w:r>
-      <w:r>
-        <w:rPr>
-          <w:lang w:val="ar_AE" w:bidi="ar_AE"/>
-        </w:rPr>
-      </w:r>
-    </w:p>
-    <w:p>
-      <w:pPr>
-        <w:bidi/>
-      </w:pPr>
-      <w:r>
-        <w:rPr>
+          <w:rtl/>
+          <w:cs/>
+          <w:lang w:val="ar_AE" w:bidi="ar_AE"/>
+        </w:rPr>
+      </w:r>
+      <w:r>
+        <w:rPr>
+          <w:rtl/>
+          <w:cs/>
+          <w:lang w:val="ar_AE" w:bidi="ar_AE"/>
+        </w:rPr>
+      </w:r>
+    </w:p>
+    <w:p>
+      <w:pPr>
+        <w:bidi/>
+      </w:pPr>
+      <w:r>
+        <w:rPr>
+          <w:rtl/>
+          <w:cs/>
           <w:lang w:val="ar_AE" w:bidi="ar_AE"/>
         </w:rPr>
       </w:r>
@@ -2438,12 +2974,16 @@
       </w:pPr>
       <w:r>
         <w:rPr>
+          <w:rtl/>
+          <w:cs/>
           <w:lang w:val="ar_AE" w:bidi="ar_AE"/>
         </w:rPr>
         <w:t>لَابَان</w:t>
       </w:r>
       <w:r>
         <w:rPr>
+          <w:rtl/>
+          <w:cs/>
           <w:lang w:val="ar_AE" w:bidi="ar_AE"/>
         </w:rPr>
       </w:r>
@@ -2455,6 +2995,8 @@
       </w:pPr>
       <w:r>
         <w:rPr>
+          <w:rtl/>
+          <w:cs/>
           <w:lang w:val="ar_AE" w:bidi="ar_AE"/>
         </w:rPr>
         <w:t>لَابَان</w:t>
@@ -2467,6 +3009,8 @@
       </w:pPr>
       <w:r>
         <w:rPr>
+          <w:rtl/>
+          <w:cs/>
           <w:lang w:val="ar_AE" w:bidi="ar_AE"/>
         </w:rPr>
         <w:t>حقائق:</w:t>
@@ -2478,11 +3022,15 @@
       </w:pPr>
       <w:r>
         <w:rPr>
-          <w:lang w:val="ar_AE" w:bidi="ar_AE"/>
-        </w:rPr>
-      </w:r>
-      <w:r>
-        <w:rPr>
+          <w:rtl/>
+          <w:cs/>
+          <w:lang w:val="ar_AE" w:bidi="ar_AE"/>
+        </w:rPr>
+      </w:r>
+      <w:r>
+        <w:rPr>
+          <w:rtl/>
+          <w:cs/>
           <w:lang w:val="ar_AE" w:bidi="ar_AE"/>
         </w:rPr>
         <w:t>في العهد القديم، كان (لابان) خال (يعقوب) وحماه.</w:t>
@@ -2497,47 +3045,63 @@
       </w:pPr>
       <w:r>
         <w:rPr>
-          <w:lang w:val="ar_AE" w:bidi="ar_AE"/>
-        </w:rPr>
-      </w:r>
-      <w:r>
-        <w:rPr>
+          <w:rtl/>
+          <w:cs/>
+          <w:lang w:val="ar_AE" w:bidi="ar_AE"/>
+        </w:rPr>
+      </w:r>
+      <w:r>
+        <w:rPr>
+          <w:rtl/>
+          <w:cs/>
           <w:lang w:val="ar_AE" w:bidi="ar_AE"/>
         </w:rPr>
         <w:t xml:space="preserve">عاش يَعْقُوب مع أسرة </w:t>
       </w:r>
       <w:r>
         <w:rPr>
+          <w:rtl/>
+          <w:cs/>
           <w:lang w:val="ar_AE" w:bidi="ar_AE"/>
         </w:rPr>
         <w:t>لَابَان</w:t>
       </w:r>
       <w:r>
         <w:rPr>
+          <w:rtl/>
+          <w:cs/>
           <w:lang w:val="ar_AE" w:bidi="ar_AE"/>
         </w:rPr>
         <w:t xml:space="preserve"> في </w:t>
       </w:r>
       <w:r>
         <w:rPr>
+          <w:rtl/>
+          <w:cs/>
           <w:lang w:val="ar_AE" w:bidi="ar_AE"/>
         </w:rPr>
         <w:t>فَدَّانِ أَرَام</w:t>
       </w:r>
       <w:r>
         <w:rPr>
+          <w:rtl/>
+          <w:cs/>
           <w:lang w:val="ar_AE" w:bidi="ar_AE"/>
         </w:rPr>
         <w:t xml:space="preserve"> ورعى أغنام خاله وماشيته كعربون للزواج من ابنتي </w:t>
       </w:r>
       <w:r>
         <w:rPr>
+          <w:rtl/>
+          <w:cs/>
           <w:lang w:val="ar_AE" w:bidi="ar_AE"/>
         </w:rPr>
         <w:t>لَابَان</w:t>
       </w:r>
       <w:r>
         <w:rPr>
+          <w:rtl/>
+          <w:cs/>
           <w:lang w:val="ar_AE" w:bidi="ar_AE"/>
         </w:rPr>
         <w:t>.</w:t>
@@ -2552,23 +3116,31 @@
       </w:pPr>
       <w:r>
         <w:rPr>
-          <w:lang w:val="ar_AE" w:bidi="ar_AE"/>
-        </w:rPr>
-      </w:r>
-      <w:r>
-        <w:rPr>
+          <w:rtl/>
+          <w:cs/>
+          <w:lang w:val="ar_AE" w:bidi="ar_AE"/>
+        </w:rPr>
+      </w:r>
+      <w:r>
+        <w:rPr>
+          <w:rtl/>
+          <w:cs/>
           <w:lang w:val="ar_AE" w:bidi="ar_AE"/>
         </w:rPr>
         <w:t xml:space="preserve">كان رغبة يَعْقُوب المفضلة الزواج من راحيل ابنة </w:t>
       </w:r>
       <w:r>
         <w:rPr>
+          <w:rtl/>
+          <w:cs/>
           <w:lang w:val="ar_AE" w:bidi="ar_AE"/>
         </w:rPr>
         <w:t>لَابَان</w:t>
       </w:r>
       <w:r>
         <w:rPr>
+          <w:rtl/>
+          <w:cs/>
           <w:lang w:val="ar_AE" w:bidi="ar_AE"/>
         </w:rPr>
         <w:t>.</w:t>
@@ -2583,23 +3155,31 @@
       </w:pPr>
       <w:r>
         <w:rPr>
-          <w:lang w:val="ar_AE" w:bidi="ar_AE"/>
-        </w:rPr>
-      </w:r>
-      <w:r>
-        <w:rPr>
+          <w:rtl/>
+          <w:cs/>
+          <w:lang w:val="ar_AE" w:bidi="ar_AE"/>
+        </w:rPr>
+      </w:r>
+      <w:r>
+        <w:rPr>
+          <w:rtl/>
+          <w:cs/>
           <w:lang w:val="ar_AE" w:bidi="ar_AE"/>
         </w:rPr>
         <w:t xml:space="preserve">خدع </w:t>
       </w:r>
       <w:r>
         <w:rPr>
+          <w:rtl/>
+          <w:cs/>
           <w:lang w:val="ar_AE" w:bidi="ar_AE"/>
         </w:rPr>
         <w:t>لَابَان</w:t>
       </w:r>
       <w:r>
         <w:rPr>
+          <w:rtl/>
+          <w:cs/>
           <w:lang w:val="ar_AE" w:bidi="ar_AE"/>
         </w:rPr>
         <w:t xml:space="preserve"> يَعْقُوب وزَوَّجه ابنته الكبرى لَيْئَة أولًا قبل أن يعطيه راحيل زوجة.</w:t>
@@ -2611,11 +3191,15 @@
       </w:pPr>
       <w:r>
         <w:rPr>
-          <w:lang w:val="ar_AE" w:bidi="ar_AE"/>
-        </w:rPr>
-      </w:r>
-      <w:r>
-        <w:rPr>
+          <w:rtl/>
+          <w:cs/>
+          <w:lang w:val="ar_AE" w:bidi="ar_AE"/>
+        </w:rPr>
+      </w:r>
+      <w:r>
+        <w:rPr>
+          <w:rtl/>
+          <w:cs/>
           <w:lang w:val="ar_AE" w:bidi="ar_AE"/>
         </w:rPr>
         <w:t>(اقتراحات التَّرْجَمَة: كيفية تَرْجَمَة الأسماء)</w:t>
@@ -2627,47 +3211,63 @@
       </w:pPr>
       <w:r>
         <w:rPr>
-          <w:lang w:val="ar_AE" w:bidi="ar_AE"/>
-        </w:rPr>
-      </w:r>
-      <w:r>
-        <w:rPr>
+          <w:rtl/>
+          <w:cs/>
+          <w:lang w:val="ar_AE" w:bidi="ar_AE"/>
+        </w:rPr>
+      </w:r>
+      <w:r>
+        <w:rPr>
+          <w:rtl/>
+          <w:cs/>
           <w:lang w:val="ar_AE" w:bidi="ar_AE"/>
         </w:rPr>
         <w:t xml:space="preserve">(انظر أيضًا: </w:t>
       </w:r>
       <w:r>
         <w:rPr>
+          <w:rtl/>
+          <w:cs/>
           <w:lang w:val="ar_AE" w:bidi="ar_AE"/>
         </w:rPr>
         <w:t>يعقوب،</w:t>
       </w:r>
       <w:r>
         <w:rPr>
+          <w:rtl/>
+          <w:cs/>
           <w:lang w:val="ar_AE" w:bidi="ar_AE"/>
         </w:rPr>
         <w:t xml:space="preserve"> </w:t>
       </w:r>
       <w:r>
         <w:rPr>
+          <w:rtl/>
+          <w:cs/>
           <w:lang w:val="ar_AE" w:bidi="ar_AE"/>
         </w:rPr>
         <w:t>ناحور، ليئة،</w:t>
       </w:r>
       <w:r>
         <w:rPr>
+          <w:rtl/>
+          <w:cs/>
           <w:lang w:val="ar_AE" w:bidi="ar_AE"/>
         </w:rPr>
         <w:t xml:space="preserve"> </w:t>
       </w:r>
       <w:r>
         <w:rPr>
+          <w:rtl/>
+          <w:cs/>
           <w:lang w:val="ar_AE" w:bidi="ar_AE"/>
         </w:rPr>
         <w:t>راحيل</w:t>
       </w:r>
       <w:r>
         <w:rPr>
+          <w:rtl/>
+          <w:cs/>
           <w:lang w:val="ar_AE" w:bidi="ar_AE"/>
         </w:rPr>
         <w:t>)</w:t>
@@ -2680,6 +3280,8 @@
       </w:pPr>
       <w:r>
         <w:rPr>
+          <w:rtl/>
+          <w:cs/>
           <w:lang w:val="ar_AE" w:bidi="ar_AE"/>
         </w:rPr>
         <w:t>مراجع الكتاب المقدس:</w:t>
@@ -2694,12 +3296,16 @@
       </w:pPr>
       <w:r>
         <w:rPr>
+          <w:rtl/>
+          <w:cs/>
           <w:lang w:val="ar_AE" w:bidi="ar_AE"/>
         </w:rPr>
       </w:r>
       <w:hyperlink r:id="rId40">
         <w:r>
           <w:rPr>
+            <w:rtl/>
+            <w:cs/>
             <w:lang w:val="ar_AE" w:bidi="ar_AE"/>
           </w:rPr>
           <w:rPr>
@@ -2719,12 +3325,16 @@
       </w:pPr>
       <w:r>
         <w:rPr>
+          <w:rtl/>
+          <w:cs/>
           <w:lang w:val="ar_AE" w:bidi="ar_AE"/>
         </w:rPr>
       </w:r>
       <w:hyperlink r:id="rId41">
         <w:r>
           <w:rPr>
+            <w:rtl/>
+            <w:cs/>
             <w:lang w:val="ar_AE" w:bidi="ar_AE"/>
           </w:rPr>
           <w:rPr>
@@ -2744,12 +3354,16 @@
       </w:pPr>
       <w:r>
         <w:rPr>
+          <w:rtl/>
+          <w:cs/>
           <w:lang w:val="ar_AE" w:bidi="ar_AE"/>
         </w:rPr>
       </w:r>
       <w:hyperlink r:id="rId42">
         <w:r>
           <w:rPr>
+            <w:rtl/>
+            <w:cs/>
             <w:lang w:val="ar_AE" w:bidi="ar_AE"/>
           </w:rPr>
           <w:rPr>
@@ -2769,12 +3383,16 @@
       </w:pPr>
       <w:r>
         <w:rPr>
+          <w:rtl/>
+          <w:cs/>
           <w:lang w:val="ar_AE" w:bidi="ar_AE"/>
         </w:rPr>
       </w:r>
       <w:hyperlink r:id="rId43">
         <w:r>
           <w:rPr>
+            <w:rtl/>
+            <w:cs/>
             <w:lang w:val="ar_AE" w:bidi="ar_AE"/>
           </w:rPr>
           <w:rPr>
@@ -2794,12 +3412,16 @@
       </w:pPr>
       <w:r>
         <w:rPr>
+          <w:rtl/>
+          <w:cs/>
           <w:lang w:val="ar_AE" w:bidi="ar_AE"/>
         </w:rPr>
       </w:r>
       <w:hyperlink r:id="rId44">
         <w:r>
           <w:rPr>
+            <w:rtl/>
+            <w:cs/>
             <w:lang w:val="ar_AE" w:bidi="ar_AE"/>
           </w:rPr>
           <w:rPr>
@@ -2819,12 +3441,16 @@
       </w:pPr>
       <w:r>
         <w:rPr>
+          <w:rtl/>
+          <w:cs/>
           <w:lang w:val="ar_AE" w:bidi="ar_AE"/>
         </w:rPr>
       </w:r>
       <w:hyperlink r:id="rId45">
         <w:r>
           <w:rPr>
+            <w:rtl/>
+            <w:cs/>
             <w:lang w:val="ar_AE" w:bidi="ar_AE"/>
           </w:rPr>
           <w:rPr>
@@ -2844,12 +3470,16 @@
       </w:pPr>
       <w:r>
         <w:rPr>
+          <w:rtl/>
+          <w:cs/>
           <w:lang w:val="ar_AE" w:bidi="ar_AE"/>
         </w:rPr>
       </w:r>
       <w:hyperlink r:id="rId46">
         <w:r>
           <w:rPr>
+            <w:rtl/>
+            <w:cs/>
             <w:lang w:val="ar_AE" w:bidi="ar_AE"/>
           </w:rPr>
           <w:rPr>
@@ -2869,12 +3499,16 @@
       </w:pPr>
       <w:r>
         <w:rPr>
+          <w:rtl/>
+          <w:cs/>
           <w:lang w:val="ar_AE" w:bidi="ar_AE"/>
         </w:rPr>
       </w:r>
       <w:hyperlink r:id="rId47">
         <w:r>
           <w:rPr>
+            <w:rtl/>
+            <w:cs/>
             <w:lang w:val="ar_AE" w:bidi="ar_AE"/>
           </w:rPr>
           <w:rPr>
@@ -2892,6 +3526,8 @@
       </w:pPr>
       <w:r>
         <w:rPr>
+          <w:rtl/>
+          <w:cs/>
           <w:lang w:val="ar_AE" w:bidi="ar_AE"/>
         </w:rPr>
         <w:t>بيانات الكلمة:</w:t>
@@ -2906,32 +3542,42 @@
       </w:pPr>
       <w:r>
         <w:rPr>
-          <w:lang w:val="ar_AE" w:bidi="ar_AE"/>
-        </w:rPr>
-      </w:r>
-      <w:r>
-        <w:rPr>
+          <w:rtl/>
+          <w:cs/>
+          <w:lang w:val="ar_AE" w:bidi="ar_AE"/>
+        </w:rPr>
+      </w:r>
+      <w:r>
+        <w:rPr>
+          <w:rtl/>
+          <w:cs/>
           <w:lang w:val="ar_AE" w:bidi="ar_AE"/>
         </w:rPr>
         <w:t>سترونغ: H3837</w:t>
       </w:r>
       <w:r>
         <w:rPr>
-          <w:lang w:val="ar_AE" w:bidi="ar_AE"/>
-        </w:rPr>
-      </w:r>
-      <w:r>
-        <w:rPr>
-          <w:lang w:val="ar_AE" w:bidi="ar_AE"/>
-        </w:rPr>
-      </w:r>
-    </w:p>
-    <w:p>
-      <w:pPr>
-        <w:bidi/>
-      </w:pPr>
-      <w:r>
-        <w:rPr>
+          <w:rtl/>
+          <w:cs/>
+          <w:lang w:val="ar_AE" w:bidi="ar_AE"/>
+        </w:rPr>
+      </w:r>
+      <w:r>
+        <w:rPr>
+          <w:rtl/>
+          <w:cs/>
+          <w:lang w:val="ar_AE" w:bidi="ar_AE"/>
+        </w:rPr>
+      </w:r>
+    </w:p>
+    <w:p>
+      <w:pPr>
+        <w:bidi/>
+      </w:pPr>
+      <w:r>
+        <w:rPr>
+          <w:rtl/>
+          <w:cs/>
           <w:lang w:val="ar_AE" w:bidi="ar_AE"/>
         </w:rPr>
       </w:r>
@@ -2943,12 +3589,16 @@
       </w:pPr>
       <w:r>
         <w:rPr>
+          <w:rtl/>
+          <w:cs/>
           <w:lang w:val="ar_AE" w:bidi="ar_AE"/>
         </w:rPr>
         <w:t>لامَك</w:t>
       </w:r>
       <w:r>
         <w:rPr>
+          <w:rtl/>
+          <w:cs/>
           <w:lang w:val="ar_AE" w:bidi="ar_AE"/>
         </w:rPr>
       </w:r>
@@ -2960,6 +3610,8 @@
       </w:pPr>
       <w:r>
         <w:rPr>
+          <w:rtl/>
+          <w:cs/>
           <w:lang w:val="ar_AE" w:bidi="ar_AE"/>
         </w:rPr>
         <w:t>حقائق:</w:t>
@@ -2971,11 +3623,15 @@
       </w:pPr>
       <w:r>
         <w:rPr>
-          <w:lang w:val="ar_AE" w:bidi="ar_AE"/>
-        </w:rPr>
-      </w:r>
-      <w:r>
-        <w:rPr>
+          <w:rtl/>
+          <w:cs/>
+          <w:lang w:val="ar_AE" w:bidi="ar_AE"/>
+        </w:rPr>
+      </w:r>
+      <w:r>
+        <w:rPr>
+          <w:rtl/>
+          <w:cs/>
           <w:lang w:val="ar_AE" w:bidi="ar_AE"/>
         </w:rPr>
         <w:t>لامَك هو اسم رجلين مذكورين في سفر التكوين.</w:t>
@@ -2990,11 +3646,15 @@
       </w:pPr>
       <w:r>
         <w:rPr>
-          <w:lang w:val="ar_AE" w:bidi="ar_AE"/>
-        </w:rPr>
-      </w:r>
-      <w:r>
-        <w:rPr>
+          <w:rtl/>
+          <w:cs/>
+          <w:lang w:val="ar_AE" w:bidi="ar_AE"/>
+        </w:rPr>
+      </w:r>
+      <w:r>
+        <w:rPr>
+          <w:rtl/>
+          <w:cs/>
           <w:lang w:val="ar_AE" w:bidi="ar_AE"/>
         </w:rPr>
         <w:t>كان لامَك الأول المذكور من نسل قايين. افتخر أمام امرأتيه بأنه قتل رجلاً لأنه جرحه.</w:t>
@@ -3009,11 +3669,15 @@
       </w:pPr>
       <w:r>
         <w:rPr>
-          <w:lang w:val="ar_AE" w:bidi="ar_AE"/>
-        </w:rPr>
-      </w:r>
-      <w:r>
-        <w:rPr>
+          <w:rtl/>
+          <w:cs/>
+          <w:lang w:val="ar_AE" w:bidi="ar_AE"/>
+        </w:rPr>
+      </w:r>
+      <w:r>
+        <w:rPr>
+          <w:rtl/>
+          <w:cs/>
           <w:lang w:val="ar_AE" w:bidi="ar_AE"/>
         </w:rPr>
         <w:t>كان لامَك الثاني من نسل شيث. وكان أيضاً والد نوح.</w:t>
@@ -3025,11 +3689,15 @@
       </w:pPr>
       <w:r>
         <w:rPr>
-          <w:lang w:val="ar_AE" w:bidi="ar_AE"/>
-        </w:rPr>
-      </w:r>
-      <w:r>
-        <w:rPr>
+          <w:rtl/>
+          <w:cs/>
+          <w:lang w:val="ar_AE" w:bidi="ar_AE"/>
+        </w:rPr>
+      </w:r>
+      <w:r>
+        <w:rPr>
+          <w:rtl/>
+          <w:cs/>
           <w:lang w:val="ar_AE" w:bidi="ar_AE"/>
         </w:rPr>
         <w:t>(اقتراحات الترجمة: كيفية ترجمة الأسماء)</w:t>
@@ -3041,47 +3709,63 @@
       </w:pPr>
       <w:r>
         <w:rPr>
-          <w:lang w:val="ar_AE" w:bidi="ar_AE"/>
-        </w:rPr>
-      </w:r>
-      <w:r>
-        <w:rPr>
+          <w:rtl/>
+          <w:cs/>
+          <w:lang w:val="ar_AE" w:bidi="ar_AE"/>
+        </w:rPr>
+      </w:r>
+      <w:r>
+        <w:rPr>
+          <w:rtl/>
+          <w:cs/>
           <w:lang w:val="ar_AE" w:bidi="ar_AE"/>
         </w:rPr>
         <w:t xml:space="preserve">(انظر أيضًا: </w:t>
       </w:r>
       <w:r>
         <w:rPr>
+          <w:rtl/>
+          <w:cs/>
           <w:lang w:val="ar_AE" w:bidi="ar_AE"/>
         </w:rPr>
         <w:t>قايين</w:t>
       </w:r>
       <w:r>
         <w:rPr>
+          <w:rtl/>
+          <w:cs/>
           <w:lang w:val="ar_AE" w:bidi="ar_AE"/>
         </w:rPr>
         <w:t xml:space="preserve">، </w:t>
       </w:r>
       <w:r>
         <w:rPr>
+          <w:rtl/>
+          <w:cs/>
           <w:lang w:val="ar_AE" w:bidi="ar_AE"/>
         </w:rPr>
         <w:t>نوح</w:t>
       </w:r>
       <w:r>
         <w:rPr>
+          <w:rtl/>
+          <w:cs/>
           <w:lang w:val="ar_AE" w:bidi="ar_AE"/>
         </w:rPr>
         <w:t xml:space="preserve">، </w:t>
       </w:r>
       <w:r>
         <w:rPr>
+          <w:rtl/>
+          <w:cs/>
           <w:lang w:val="ar_AE" w:bidi="ar_AE"/>
         </w:rPr>
         <w:t>شيث</w:t>
       </w:r>
       <w:r>
         <w:rPr>
+          <w:rtl/>
+          <w:cs/>
           <w:lang w:val="ar_AE" w:bidi="ar_AE"/>
         </w:rPr>
         <w:t>)</w:t>
@@ -3094,6 +3778,8 @@
       </w:pPr>
       <w:r>
         <w:rPr>
+          <w:rtl/>
+          <w:cs/>
           <w:lang w:val="ar_AE" w:bidi="ar_AE"/>
         </w:rPr>
         <w:t>مراجع الكتاب المقدس:</w:t>
@@ -3108,12 +3794,16 @@
       </w:pPr>
       <w:r>
         <w:rPr>
+          <w:rtl/>
+          <w:cs/>
           <w:lang w:val="ar_AE" w:bidi="ar_AE"/>
         </w:rPr>
       </w:r>
       <w:hyperlink r:id="rId48">
         <w:r>
           <w:rPr>
+            <w:rtl/>
+            <w:cs/>
             <w:lang w:val="ar_AE" w:bidi="ar_AE"/>
           </w:rPr>
           <w:rPr>
@@ -3133,12 +3823,16 @@
       </w:pPr>
       <w:r>
         <w:rPr>
+          <w:rtl/>
+          <w:cs/>
           <w:lang w:val="ar_AE" w:bidi="ar_AE"/>
         </w:rPr>
       </w:r>
       <w:hyperlink r:id="rId49">
         <w:r>
           <w:rPr>
+            <w:rtl/>
+            <w:cs/>
             <w:lang w:val="ar_AE" w:bidi="ar_AE"/>
           </w:rPr>
           <w:rPr>
@@ -3158,12 +3852,16 @@
       </w:pPr>
       <w:r>
         <w:rPr>
+          <w:rtl/>
+          <w:cs/>
           <w:lang w:val="ar_AE" w:bidi="ar_AE"/>
         </w:rPr>
       </w:r>
       <w:hyperlink r:id="rId50">
         <w:r>
           <w:rPr>
+            <w:rtl/>
+            <w:cs/>
             <w:lang w:val="ar_AE" w:bidi="ar_AE"/>
           </w:rPr>
           <w:rPr>
@@ -3183,12 +3881,16 @@
       </w:pPr>
       <w:r>
         <w:rPr>
+          <w:rtl/>
+          <w:cs/>
           <w:lang w:val="ar_AE" w:bidi="ar_AE"/>
         </w:rPr>
       </w:r>
       <w:hyperlink r:id="rId51">
         <w:r>
           <w:rPr>
+            <w:rtl/>
+            <w:cs/>
             <w:lang w:val="ar_AE" w:bidi="ar_AE"/>
           </w:rPr>
           <w:rPr>
@@ -3208,12 +3910,16 @@
       </w:pPr>
       <w:r>
         <w:rPr>
+          <w:rtl/>
+          <w:cs/>
           <w:lang w:val="ar_AE" w:bidi="ar_AE"/>
         </w:rPr>
       </w:r>
       <w:hyperlink r:id="rId52">
         <w:r>
           <w:rPr>
+            <w:rtl/>
+            <w:cs/>
             <w:lang w:val="ar_AE" w:bidi="ar_AE"/>
           </w:rPr>
           <w:rPr>
@@ -3233,12 +3939,16 @@
       </w:pPr>
       <w:r>
         <w:rPr>
+          <w:rtl/>
+          <w:cs/>
           <w:lang w:val="ar_AE" w:bidi="ar_AE"/>
         </w:rPr>
       </w:r>
       <w:hyperlink r:id="rId53">
         <w:r>
           <w:rPr>
+            <w:rtl/>
+            <w:cs/>
             <w:lang w:val="ar_AE" w:bidi="ar_AE"/>
           </w:rPr>
           <w:rPr>
@@ -3256,6 +3966,8 @@
       </w:pPr>
       <w:r>
         <w:rPr>
+          <w:rtl/>
+          <w:cs/>
           <w:lang w:val="ar_AE" w:bidi="ar_AE"/>
         </w:rPr>
         <w:t>بيانات الكلمة:</w:t>
@@ -3270,32 +3982,42 @@
       </w:pPr>
       <w:r>
         <w:rPr>
-          <w:lang w:val="ar_AE" w:bidi="ar_AE"/>
-        </w:rPr>
-      </w:r>
-      <w:r>
-        <w:rPr>
+          <w:rtl/>
+          <w:cs/>
+          <w:lang w:val="ar_AE" w:bidi="ar_AE"/>
+        </w:rPr>
+      </w:r>
+      <w:r>
+        <w:rPr>
+          <w:rtl/>
+          <w:cs/>
           <w:lang w:val="ar_AE" w:bidi="ar_AE"/>
         </w:rPr>
         <w:t>سترونج: H3929، G29840</w:t>
       </w:r>
       <w:r>
         <w:rPr>
-          <w:lang w:val="ar_AE" w:bidi="ar_AE"/>
-        </w:rPr>
-      </w:r>
-      <w:r>
-        <w:rPr>
-          <w:lang w:val="ar_AE" w:bidi="ar_AE"/>
-        </w:rPr>
-      </w:r>
-    </w:p>
-    <w:p>
-      <w:pPr>
-        <w:bidi/>
-      </w:pPr>
-      <w:r>
-        <w:rPr>
+          <w:rtl/>
+          <w:cs/>
+          <w:lang w:val="ar_AE" w:bidi="ar_AE"/>
+        </w:rPr>
+      </w:r>
+      <w:r>
+        <w:rPr>
+          <w:rtl/>
+          <w:cs/>
+          <w:lang w:val="ar_AE" w:bidi="ar_AE"/>
+        </w:rPr>
+      </w:r>
+    </w:p>
+    <w:p>
+      <w:pPr>
+        <w:bidi/>
+      </w:pPr>
+      <w:r>
+        <w:rPr>
+          <w:rtl/>
+          <w:cs/>
           <w:lang w:val="ar_AE" w:bidi="ar_AE"/>
         </w:rPr>
       </w:r>
@@ -3307,12 +4029,16 @@
       </w:pPr>
       <w:r>
         <w:rPr>
+          <w:rtl/>
+          <w:cs/>
           <w:lang w:val="ar_AE" w:bidi="ar_AE"/>
         </w:rPr>
         <w:t>لاوي</w:t>
       </w:r>
       <w:r>
         <w:rPr>
+          <w:rtl/>
+          <w:cs/>
           <w:lang w:val="ar_AE" w:bidi="ar_AE"/>
         </w:rPr>
       </w:r>
@@ -3324,6 +4050,8 @@
       </w:pPr>
       <w:r>
         <w:rPr>
+          <w:rtl/>
+          <w:cs/>
           <w:lang w:val="ar_AE" w:bidi="ar_AE"/>
         </w:rPr>
         <w:t>التعريف:</w:t>
@@ -3335,11 +4063,15 @@
       </w:pPr>
       <w:r>
         <w:rPr>
-          <w:lang w:val="ar_AE" w:bidi="ar_AE"/>
-        </w:rPr>
-      </w:r>
-      <w:r>
-        <w:rPr>
+          <w:rtl/>
+          <w:cs/>
+          <w:lang w:val="ar_AE" w:bidi="ar_AE"/>
+        </w:rPr>
+      </w:r>
+      <w:r>
+        <w:rPr>
+          <w:rtl/>
+          <w:cs/>
           <w:lang w:val="ar_AE" w:bidi="ar_AE"/>
         </w:rPr>
         <w:t>لقد كان لاوي هو الابن الثالث ليعقوب. وكان كذلك الابن الثالث لليئة. وقد أصبح نسله واحدًا من أسباط إسرائيل.</w:t>
@@ -3354,11 +4086,15 @@
       </w:pPr>
       <w:r>
         <w:rPr>
-          <w:lang w:val="ar_AE" w:bidi="ar_AE"/>
-        </w:rPr>
-      </w:r>
-      <w:r>
-        <w:rPr>
+          <w:rtl/>
+          <w:cs/>
+          <w:lang w:val="ar_AE" w:bidi="ar_AE"/>
+        </w:rPr>
+      </w:r>
+      <w:r>
+        <w:rPr>
+          <w:rtl/>
+          <w:cs/>
           <w:lang w:val="ar_AE" w:bidi="ar_AE"/>
         </w:rPr>
         <w:t>السبط المنحدر منه كان يُعرف باسم "سبط لاوي" أو "اللاويون".</w:t>
@@ -3373,11 +4109,15 @@
       </w:pPr>
       <w:r>
         <w:rPr>
-          <w:lang w:val="ar_AE" w:bidi="ar_AE"/>
-        </w:rPr>
-      </w:r>
-      <w:r>
-        <w:rPr>
+          <w:rtl/>
+          <w:cs/>
+          <w:lang w:val="ar_AE" w:bidi="ar_AE"/>
+        </w:rPr>
+      </w:r>
+      <w:r>
+        <w:rPr>
+          <w:rtl/>
+          <w:cs/>
           <w:lang w:val="ar_AE" w:bidi="ar_AE"/>
         </w:rPr>
         <w:t>إن اسم لاوي مشابه للكلمة العبرية التي تعني "الانضمام إلى".</w:t>
@@ -3392,11 +4132,15 @@
       </w:pPr>
       <w:r>
         <w:rPr>
-          <w:lang w:val="ar_AE" w:bidi="ar_AE"/>
-        </w:rPr>
-      </w:r>
-      <w:r>
-        <w:rPr>
+          <w:rtl/>
+          <w:cs/>
+          <w:lang w:val="ar_AE" w:bidi="ar_AE"/>
+        </w:rPr>
+      </w:r>
+      <w:r>
+        <w:rPr>
+          <w:rtl/>
+          <w:cs/>
           <w:lang w:val="ar_AE" w:bidi="ar_AE"/>
         </w:rPr>
         <w:t>وعلى عكس الأسباط الأخرى، فإن سبط لاوي لم يرث منطقة موحدة من الأرض في كنعان. لكن بدلاً من ذلك، ورثوا مدنًا مختلفة منتشرة في جميع أنحاء المناطق التي تخص الأسباط الأخرى.</w:t>
@@ -3411,11 +4155,15 @@
       </w:pPr>
       <w:r>
         <w:rPr>
-          <w:lang w:val="ar_AE" w:bidi="ar_AE"/>
-        </w:rPr>
-      </w:r>
-      <w:r>
-        <w:rPr>
+          <w:rtl/>
+          <w:cs/>
+          <w:lang w:val="ar_AE" w:bidi="ar_AE"/>
+        </w:rPr>
+      </w:r>
+      <w:r>
+        <w:rPr>
+          <w:rtl/>
+          <w:cs/>
           <w:lang w:val="ar_AE" w:bidi="ar_AE"/>
         </w:rPr>
         <w:t>كان سبط لاوي مسؤولاً عن رعاية خيمة الاجتماع (وفيما بعد، الهيكل) وإجراء الطقوس الدينية، بما في ذلك تقديم الذبائح والصلوات لشعب إسرائيل.</w:t>
@@ -3430,11 +4178,15 @@
       </w:pPr>
       <w:r>
         <w:rPr>
-          <w:lang w:val="ar_AE" w:bidi="ar_AE"/>
-        </w:rPr>
-      </w:r>
-      <w:r>
-        <w:rPr>
+          <w:rtl/>
+          <w:cs/>
+          <w:lang w:val="ar_AE" w:bidi="ar_AE"/>
+        </w:rPr>
+      </w:r>
+      <w:r>
+        <w:rPr>
+          <w:rtl/>
+          <w:cs/>
           <w:lang w:val="ar_AE" w:bidi="ar_AE"/>
         </w:rPr>
         <w:t>في العهد القديم، ليس من الواضح دائمًا ما إذا كان مصطلح "اللاوي" يشير بشكل عام إلى نسل لاوي أو تحديدًا إلى شخص يخدم في الهيكل مساعدًا للكهنة.</w:t>
@@ -3449,11 +4201,15 @@
       </w:pPr>
       <w:r>
         <w:rPr>
-          <w:lang w:val="ar_AE" w:bidi="ar_AE"/>
-        </w:rPr>
-      </w:r>
-      <w:r>
-        <w:rPr>
+          <w:rtl/>
+          <w:cs/>
+          <w:lang w:val="ar_AE" w:bidi="ar_AE"/>
+        </w:rPr>
+      </w:r>
+      <w:r>
+        <w:rPr>
+          <w:rtl/>
+          <w:cs/>
           <w:lang w:val="ar_AE" w:bidi="ar_AE"/>
         </w:rPr>
         <w:t>لقد نصت شريعة العهد القديم على أن جميع الكهنة كان يجب أن يتم اختيارهم من سبط لاوي. كان الكهنة اللاويون مخصصين ومكرَّسين للعمل الخاص بخدمة الله في الهيكل.</w:t>
@@ -3468,11 +4224,15 @@
       </w:pPr>
       <w:r>
         <w:rPr>
-          <w:lang w:val="ar_AE" w:bidi="ar_AE"/>
-        </w:rPr>
-      </w:r>
-      <w:r>
-        <w:rPr>
+          <w:rtl/>
+          <w:cs/>
+          <w:lang w:val="ar_AE" w:bidi="ar_AE"/>
+        </w:rPr>
+      </w:r>
+      <w:r>
+        <w:rPr>
+          <w:rtl/>
+          <w:cs/>
           <w:lang w:val="ar_AE" w:bidi="ar_AE"/>
         </w:rPr>
         <w:t>كما كان هناك رجلان آخران باسم "لاوي" في سلسلة نسب يسوع. ولقد ذكرت أسماؤهم في سلسلة النسب في إنجيل لوقا.</w:t>
@@ -3487,11 +4247,15 @@
       </w:pPr>
       <w:r>
         <w:rPr>
-          <w:lang w:val="ar_AE" w:bidi="ar_AE"/>
-        </w:rPr>
-      </w:r>
-      <w:r>
-        <w:rPr>
+          <w:rtl/>
+          <w:cs/>
+          <w:lang w:val="ar_AE" w:bidi="ar_AE"/>
+        </w:rPr>
+      </w:r>
+      <w:r>
+        <w:rPr>
+          <w:rtl/>
+          <w:cs/>
           <w:lang w:val="ar_AE" w:bidi="ar_AE"/>
         </w:rPr>
         <w:t>إن متى، تلميذ يسوع، كان يُدعى أيضًا لاوي.</w:t>
@@ -3503,95 +4267,127 @@
       </w:pPr>
       <w:r>
         <w:rPr>
-          <w:lang w:val="ar_AE" w:bidi="ar_AE"/>
-        </w:rPr>
-      </w:r>
-      <w:r>
-        <w:rPr>
+          <w:rtl/>
+          <w:cs/>
+          <w:lang w:val="ar_AE" w:bidi="ar_AE"/>
+        </w:rPr>
+      </w:r>
+      <w:r>
+        <w:rPr>
+          <w:rtl/>
+          <w:cs/>
           <w:lang w:val="ar_AE" w:bidi="ar_AE"/>
         </w:rPr>
         <w:t xml:space="preserve">(انظر أيضًا: </w:t>
       </w:r>
       <w:r>
         <w:rPr>
+          <w:rtl/>
+          <w:cs/>
           <w:lang w:val="ar_AE" w:bidi="ar_AE"/>
         </w:rPr>
         <w:t>أسباط إسرائيل الاثني عشر</w:t>
       </w:r>
       <w:r>
         <w:rPr>
+          <w:rtl/>
+          <w:cs/>
           <w:lang w:val="ar_AE" w:bidi="ar_AE"/>
         </w:rPr>
         <w:t xml:space="preserve">, </w:t>
       </w:r>
       <w:r>
         <w:rPr>
+          <w:rtl/>
+          <w:cs/>
           <w:lang w:val="ar_AE" w:bidi="ar_AE"/>
         </w:rPr>
         <w:t>كاهن</w:t>
       </w:r>
       <w:r>
         <w:rPr>
+          <w:rtl/>
+          <w:cs/>
           <w:lang w:val="ar_AE" w:bidi="ar_AE"/>
         </w:rPr>
         <w:t xml:space="preserve">, </w:t>
       </w:r>
       <w:r>
         <w:rPr>
+          <w:rtl/>
+          <w:cs/>
           <w:lang w:val="ar_AE" w:bidi="ar_AE"/>
         </w:rPr>
         <w:t>ذبيحة</w:t>
       </w:r>
       <w:r>
         <w:rPr>
+          <w:rtl/>
+          <w:cs/>
           <w:lang w:val="ar_AE" w:bidi="ar_AE"/>
         </w:rPr>
         <w:t xml:space="preserve">, </w:t>
       </w:r>
       <w:r>
         <w:rPr>
+          <w:rtl/>
+          <w:cs/>
           <w:lang w:val="ar_AE" w:bidi="ar_AE"/>
         </w:rPr>
         <w:t>هيكل</w:t>
       </w:r>
       <w:r>
         <w:rPr>
+          <w:rtl/>
+          <w:cs/>
           <w:lang w:val="ar_AE" w:bidi="ar_AE"/>
         </w:rPr>
         <w:t xml:space="preserve">, </w:t>
       </w:r>
       <w:r>
         <w:rPr>
+          <w:rtl/>
+          <w:cs/>
           <w:lang w:val="ar_AE" w:bidi="ar_AE"/>
         </w:rPr>
         <w:t>يعقوب</w:t>
       </w:r>
       <w:r>
         <w:rPr>
+          <w:rtl/>
+          <w:cs/>
           <w:lang w:val="ar_AE" w:bidi="ar_AE"/>
         </w:rPr>
         <w:t xml:space="preserve">, </w:t>
       </w:r>
       <w:r>
         <w:rPr>
+          <w:rtl/>
+          <w:cs/>
           <w:lang w:val="ar_AE" w:bidi="ar_AE"/>
         </w:rPr>
         <w:t>ليئة</w:t>
       </w:r>
       <w:r>
         <w:rPr>
+          <w:rtl/>
+          <w:cs/>
           <w:lang w:val="ar_AE" w:bidi="ar_AE"/>
         </w:rPr>
         <w:t xml:space="preserve">, </w:t>
       </w:r>
       <w:r>
         <w:rPr>
+          <w:rtl/>
+          <w:cs/>
           <w:lang w:val="ar_AE" w:bidi="ar_AE"/>
         </w:rPr>
         <w:t>متى</w:t>
       </w:r>
       <w:r>
         <w:rPr>
+          <w:rtl/>
+          <w:cs/>
           <w:lang w:val="ar_AE" w:bidi="ar_AE"/>
         </w:rPr>
         <w:t>)</w:t>
@@ -3604,6 +4400,8 @@
       </w:pPr>
       <w:r>
         <w:rPr>
+          <w:rtl/>
+          <w:cs/>
           <w:lang w:val="ar_AE" w:bidi="ar_AE"/>
         </w:rPr>
         <w:t>مراجع الكتاب المقدس:</w:t>
@@ -3618,12 +4416,16 @@
       </w:pPr>
       <w:r>
         <w:rPr>
+          <w:rtl/>
+          <w:cs/>
           <w:lang w:val="ar_AE" w:bidi="ar_AE"/>
         </w:rPr>
       </w:r>
       <w:hyperlink r:id="rId54">
         <w:r>
           <w:rPr>
+            <w:rtl/>
+            <w:cs/>
             <w:lang w:val="ar_AE" w:bidi="ar_AE"/>
           </w:rPr>
           <w:rPr>
@@ -3643,12 +4445,16 @@
       </w:pPr>
       <w:r>
         <w:rPr>
+          <w:rtl/>
+          <w:cs/>
           <w:lang w:val="ar_AE" w:bidi="ar_AE"/>
         </w:rPr>
       </w:r>
       <w:hyperlink r:id="rId55">
         <w:r>
           <w:rPr>
+            <w:rtl/>
+            <w:cs/>
             <w:lang w:val="ar_AE" w:bidi="ar_AE"/>
           </w:rPr>
           <w:rPr>
@@ -3668,12 +4474,16 @@
       </w:pPr>
       <w:r>
         <w:rPr>
+          <w:rtl/>
+          <w:cs/>
           <w:lang w:val="ar_AE" w:bidi="ar_AE"/>
         </w:rPr>
       </w:r>
       <w:hyperlink r:id="rId56">
         <w:r>
           <w:rPr>
+            <w:rtl/>
+            <w:cs/>
             <w:lang w:val="ar_AE" w:bidi="ar_AE"/>
           </w:rPr>
           <w:rPr>
@@ -3693,12 +4503,16 @@
       </w:pPr>
       <w:r>
         <w:rPr>
+          <w:rtl/>
+          <w:cs/>
           <w:lang w:val="ar_AE" w:bidi="ar_AE"/>
         </w:rPr>
       </w:r>
       <w:hyperlink r:id="rId57">
         <w:r>
           <w:rPr>
+            <w:rtl/>
+            <w:cs/>
             <w:lang w:val="ar_AE" w:bidi="ar_AE"/>
           </w:rPr>
           <w:rPr>
@@ -3718,12 +4532,16 @@
       </w:pPr>
       <w:r>
         <w:rPr>
+          <w:rtl/>
+          <w:cs/>
           <w:lang w:val="ar_AE" w:bidi="ar_AE"/>
         </w:rPr>
       </w:r>
       <w:hyperlink r:id="rId58">
         <w:r>
           <w:rPr>
+            <w:rtl/>
+            <w:cs/>
             <w:lang w:val="ar_AE" w:bidi="ar_AE"/>
           </w:rPr>
           <w:rPr>
@@ -3743,12 +4561,16 @@
       </w:pPr>
       <w:r>
         <w:rPr>
+          <w:rtl/>
+          <w:cs/>
           <w:lang w:val="ar_AE" w:bidi="ar_AE"/>
         </w:rPr>
       </w:r>
       <w:hyperlink r:id="rId59">
         <w:r>
           <w:rPr>
+            <w:rtl/>
+            <w:cs/>
             <w:lang w:val="ar_AE" w:bidi="ar_AE"/>
           </w:rPr>
           <w:rPr>
@@ -3766,6 +4588,8 @@
       </w:pPr>
       <w:r>
         <w:rPr>
+          <w:rtl/>
+          <w:cs/>
           <w:lang w:val="ar_AE" w:bidi="ar_AE"/>
         </w:rPr>
         <w:t>بيانات الكلمة:</w:t>
@@ -3780,32 +4604,42 @@
       </w:pPr>
       <w:r>
         <w:rPr>
-          <w:lang w:val="ar_AE" w:bidi="ar_AE"/>
-        </w:rPr>
-      </w:r>
-      <w:r>
-        <w:rPr>
+          <w:rtl/>
+          <w:cs/>
+          <w:lang w:val="ar_AE" w:bidi="ar_AE"/>
+        </w:rPr>
+      </w:r>
+      <w:r>
+        <w:rPr>
+          <w:rtl/>
+          <w:cs/>
           <w:lang w:val="ar_AE" w:bidi="ar_AE"/>
         </w:rPr>
         <w:t>سترونج: H3878, H3879, H3881, G30170, G30180, G30190, G30200</w:t>
       </w:r>
       <w:r>
         <w:rPr>
-          <w:lang w:val="ar_AE" w:bidi="ar_AE"/>
-        </w:rPr>
-      </w:r>
-      <w:r>
-        <w:rPr>
-          <w:lang w:val="ar_AE" w:bidi="ar_AE"/>
-        </w:rPr>
-      </w:r>
-    </w:p>
-    <w:p>
-      <w:pPr>
-        <w:bidi/>
-      </w:pPr>
-      <w:r>
-        <w:rPr>
+          <w:rtl/>
+          <w:cs/>
+          <w:lang w:val="ar_AE" w:bidi="ar_AE"/>
+        </w:rPr>
+      </w:r>
+      <w:r>
+        <w:rPr>
+          <w:rtl/>
+          <w:cs/>
+          <w:lang w:val="ar_AE" w:bidi="ar_AE"/>
+        </w:rPr>
+      </w:r>
+    </w:p>
+    <w:p>
+      <w:pPr>
+        <w:bidi/>
+      </w:pPr>
+      <w:r>
+        <w:rPr>
+          <w:rtl/>
+          <w:cs/>
           <w:lang w:val="ar_AE" w:bidi="ar_AE"/>
         </w:rPr>
       </w:r>
@@ -3817,12 +4651,16 @@
       </w:pPr>
       <w:r>
         <w:rPr>
+          <w:rtl/>
+          <w:cs/>
           <w:lang w:val="ar_AE" w:bidi="ar_AE"/>
         </w:rPr>
         <w:t>لُبان</w:t>
       </w:r>
       <w:r>
         <w:rPr>
+          <w:rtl/>
+          <w:cs/>
           <w:lang w:val="ar_AE" w:bidi="ar_AE"/>
         </w:rPr>
       </w:r>
@@ -3834,6 +4672,8 @@
       </w:pPr>
       <w:r>
         <w:rPr>
+          <w:rtl/>
+          <w:cs/>
           <w:lang w:val="ar_AE" w:bidi="ar_AE"/>
         </w:rPr>
         <w:t>التعريف:</w:t>
@@ -3845,11 +4685,15 @@
       </w:pPr>
       <w:r>
         <w:rPr>
-          <w:lang w:val="ar_AE" w:bidi="ar_AE"/>
-        </w:rPr>
-      </w:r>
-      <w:r>
-        <w:rPr>
+          <w:rtl/>
+          <w:cs/>
+          <w:lang w:val="ar_AE" w:bidi="ar_AE"/>
+        </w:rPr>
+      </w:r>
+      <w:r>
+        <w:rPr>
+          <w:rtl/>
+          <w:cs/>
           <w:lang w:val="ar_AE" w:bidi="ar_AE"/>
         </w:rPr>
         <w:t>اللُبان عبارة عن أطياب عطرية مصنوعة من صمغ الأشجار. ويُستخدم في صناعة العطور والبخور.</w:t>
@@ -3864,11 +4708,15 @@
       </w:pPr>
       <w:r>
         <w:rPr>
-          <w:lang w:val="ar_AE" w:bidi="ar_AE"/>
-        </w:rPr>
-      </w:r>
-      <w:r>
-        <w:rPr>
+          <w:rtl/>
+          <w:cs/>
+          <w:lang w:val="ar_AE" w:bidi="ar_AE"/>
+        </w:rPr>
+      </w:r>
+      <w:r>
+        <w:rPr>
+          <w:rtl/>
+          <w:cs/>
           <w:lang w:val="ar_AE" w:bidi="ar_AE"/>
         </w:rPr>
         <w:t>في عصور الكتاب المقدس، كان اللُبان من الأطياب المهمة التي تُستخدم في تحضير جثث الموتى للدفن.</w:t>
@@ -3883,11 +4731,15 @@
       </w:pPr>
       <w:r>
         <w:rPr>
-          <w:lang w:val="ar_AE" w:bidi="ar_AE"/>
-        </w:rPr>
-      </w:r>
-      <w:r>
-        <w:rPr>
+          <w:rtl/>
+          <w:cs/>
+          <w:lang w:val="ar_AE" w:bidi="ar_AE"/>
+        </w:rPr>
+      </w:r>
+      <w:r>
+        <w:rPr>
+          <w:rtl/>
+          <w:cs/>
           <w:lang w:val="ar_AE" w:bidi="ar_AE"/>
         </w:rPr>
         <w:t>وتُعد هذه الأطياب قيّمة أيضاً لخصائصها العلاجية والمهدئة.</w:t>
@@ -3902,11 +4754,15 @@
       </w:pPr>
       <w:r>
         <w:rPr>
-          <w:lang w:val="ar_AE" w:bidi="ar_AE"/>
-        </w:rPr>
-      </w:r>
-      <w:r>
-        <w:rPr>
+          <w:rtl/>
+          <w:cs/>
+          <w:lang w:val="ar_AE" w:bidi="ar_AE"/>
+        </w:rPr>
+      </w:r>
+      <w:r>
+        <w:rPr>
+          <w:rtl/>
+          <w:cs/>
           <w:lang w:val="ar_AE" w:bidi="ar_AE"/>
         </w:rPr>
         <w:t>عندما جاء المجوس من المشرق لزيارة الطفل يسوع في بيت لحم، كان اللبان إحدى الهدايا الثلاث التي أحضروها له.</w:t>
@@ -3918,35 +4774,47 @@
       </w:pPr>
       <w:r>
         <w:rPr>
-          <w:lang w:val="ar_AE" w:bidi="ar_AE"/>
-        </w:rPr>
-      </w:r>
-      <w:r>
-        <w:rPr>
+          <w:rtl/>
+          <w:cs/>
+          <w:lang w:val="ar_AE" w:bidi="ar_AE"/>
+        </w:rPr>
+      </w:r>
+      <w:r>
+        <w:rPr>
+          <w:rtl/>
+          <w:cs/>
           <w:lang w:val="ar_AE" w:bidi="ar_AE"/>
         </w:rPr>
         <w:t xml:space="preserve">(انظر أيضًا: </w:t>
       </w:r>
       <w:r>
         <w:rPr>
+          <w:rtl/>
+          <w:cs/>
           <w:lang w:val="ar_AE" w:bidi="ar_AE"/>
         </w:rPr>
         <w:t>بيت لحم</w:t>
       </w:r>
       <w:r>
         <w:rPr>
+          <w:rtl/>
+          <w:cs/>
           <w:lang w:val="ar_AE" w:bidi="ar_AE"/>
         </w:rPr>
         <w:t xml:space="preserve">, </w:t>
       </w:r>
       <w:r>
         <w:rPr>
+          <w:rtl/>
+          <w:cs/>
           <w:lang w:val="ar_AE" w:bidi="ar_AE"/>
         </w:rPr>
         <w:t>المجوس</w:t>
       </w:r>
       <w:r>
         <w:rPr>
+          <w:rtl/>
+          <w:cs/>
           <w:lang w:val="ar_AE" w:bidi="ar_AE"/>
         </w:rPr>
         <w:t>)</w:t>
@@ -3959,6 +4827,8 @@
       </w:pPr>
       <w:r>
         <w:rPr>
+          <w:rtl/>
+          <w:cs/>
           <w:lang w:val="ar_AE" w:bidi="ar_AE"/>
         </w:rPr>
         <w:t>مراجع الكتاب المقدس:</w:t>
@@ -3973,12 +4843,16 @@
       </w:pPr>
       <w:r>
         <w:rPr>
+          <w:rtl/>
+          <w:cs/>
           <w:lang w:val="ar_AE" w:bidi="ar_AE"/>
         </w:rPr>
       </w:r>
       <w:hyperlink r:id="rId60">
         <w:r>
           <w:rPr>
+            <w:rtl/>
+            <w:cs/>
             <w:lang w:val="ar_AE" w:bidi="ar_AE"/>
           </w:rPr>
           <w:rPr>
@@ -3998,12 +4872,16 @@
       </w:pPr>
       <w:r>
         <w:rPr>
+          <w:rtl/>
+          <w:cs/>
           <w:lang w:val="ar_AE" w:bidi="ar_AE"/>
         </w:rPr>
       </w:r>
       <w:hyperlink r:id="rId61">
         <w:r>
           <w:rPr>
+            <w:rtl/>
+            <w:cs/>
             <w:lang w:val="ar_AE" w:bidi="ar_AE"/>
           </w:rPr>
           <w:rPr>
@@ -4023,12 +4901,16 @@
       </w:pPr>
       <w:r>
         <w:rPr>
+          <w:rtl/>
+          <w:cs/>
           <w:lang w:val="ar_AE" w:bidi="ar_AE"/>
         </w:rPr>
       </w:r>
       <w:hyperlink r:id="rId62">
         <w:r>
           <w:rPr>
+            <w:rtl/>
+            <w:cs/>
             <w:lang w:val="ar_AE" w:bidi="ar_AE"/>
           </w:rPr>
           <w:rPr>
@@ -4048,12 +4930,16 @@
       </w:pPr>
       <w:r>
         <w:rPr>
+          <w:rtl/>
+          <w:cs/>
           <w:lang w:val="ar_AE" w:bidi="ar_AE"/>
         </w:rPr>
       </w:r>
       <w:hyperlink r:id="rId63">
         <w:r>
           <w:rPr>
+            <w:rtl/>
+            <w:cs/>
             <w:lang w:val="ar_AE" w:bidi="ar_AE"/>
           </w:rPr>
           <w:rPr>
@@ -4071,6 +4957,8 @@
       </w:pPr>
       <w:r>
         <w:rPr>
+          <w:rtl/>
+          <w:cs/>
           <w:lang w:val="ar_AE" w:bidi="ar_AE"/>
         </w:rPr>
         <w:t>بيانات الكلمة:</w:t>
@@ -4085,32 +4973,42 @@
       </w:pPr>
       <w:r>
         <w:rPr>
-          <w:lang w:val="ar_AE" w:bidi="ar_AE"/>
-        </w:rPr>
-      </w:r>
-      <w:r>
-        <w:rPr>
+          <w:rtl/>
+          <w:cs/>
+          <w:lang w:val="ar_AE" w:bidi="ar_AE"/>
+        </w:rPr>
+      </w:r>
+      <w:r>
+        <w:rPr>
+          <w:rtl/>
+          <w:cs/>
           <w:lang w:val="ar_AE" w:bidi="ar_AE"/>
         </w:rPr>
         <w:t>سترونج: H3828, G30300</w:t>
       </w:r>
       <w:r>
         <w:rPr>
-          <w:lang w:val="ar_AE" w:bidi="ar_AE"/>
-        </w:rPr>
-      </w:r>
-      <w:r>
-        <w:rPr>
-          <w:lang w:val="ar_AE" w:bidi="ar_AE"/>
-        </w:rPr>
-      </w:r>
-    </w:p>
-    <w:p>
-      <w:pPr>
-        <w:bidi/>
-      </w:pPr>
-      <w:r>
-        <w:rPr>
+          <w:rtl/>
+          <w:cs/>
+          <w:lang w:val="ar_AE" w:bidi="ar_AE"/>
+        </w:rPr>
+      </w:r>
+      <w:r>
+        <w:rPr>
+          <w:rtl/>
+          <w:cs/>
+          <w:lang w:val="ar_AE" w:bidi="ar_AE"/>
+        </w:rPr>
+      </w:r>
+    </w:p>
+    <w:p>
+      <w:pPr>
+        <w:bidi/>
+      </w:pPr>
+      <w:r>
+        <w:rPr>
+          <w:rtl/>
+          <w:cs/>
           <w:lang w:val="ar_AE" w:bidi="ar_AE"/>
         </w:rPr>
       </w:r>
@@ -4122,12 +5020,16 @@
       </w:pPr>
       <w:r>
         <w:rPr>
+          <w:rtl/>
+          <w:cs/>
           <w:lang w:val="ar_AE" w:bidi="ar_AE"/>
         </w:rPr>
         <w:t>لبنان</w:t>
       </w:r>
       <w:r>
         <w:rPr>
+          <w:rtl/>
+          <w:cs/>
           <w:lang w:val="ar_AE" w:bidi="ar_AE"/>
         </w:rPr>
       </w:r>
@@ -4139,6 +5041,8 @@
       </w:pPr>
       <w:r>
         <w:rPr>
+          <w:rtl/>
+          <w:cs/>
           <w:lang w:val="ar_AE" w:bidi="ar_AE"/>
         </w:rPr>
         <w:t>حقائق:</w:t>
@@ -4150,11 +5054,15 @@
       </w:pPr>
       <w:r>
         <w:rPr>
-          <w:lang w:val="ar_AE" w:bidi="ar_AE"/>
-        </w:rPr>
-      </w:r>
-      <w:r>
-        <w:rPr>
+          <w:rtl/>
+          <w:cs/>
+          <w:lang w:val="ar_AE" w:bidi="ar_AE"/>
+        </w:rPr>
+      </w:r>
+      <w:r>
+        <w:rPr>
+          <w:rtl/>
+          <w:cs/>
           <w:lang w:val="ar_AE" w:bidi="ar_AE"/>
         </w:rPr>
         <w:t>لبنان منطقة جبلية جميلة تقع على طول ساحل البحر الأبيض المتوسط، شمال إسرائيل. في أزمنة الكتاب المقدس، كانت هذه المنطقة كثيفة الأشجار، مليئة بأشجار التنّوب مثل الأرز والسَرو.</w:t>
@@ -4169,11 +5077,15 @@
       </w:pPr>
       <w:r>
         <w:rPr>
-          <w:lang w:val="ar_AE" w:bidi="ar_AE"/>
-        </w:rPr>
-      </w:r>
-      <w:r>
-        <w:rPr>
+          <w:rtl/>
+          <w:cs/>
+          <w:lang w:val="ar_AE" w:bidi="ar_AE"/>
+        </w:rPr>
+      </w:r>
+      <w:r>
+        <w:rPr>
+          <w:rtl/>
+          <w:cs/>
           <w:lang w:val="ar_AE" w:bidi="ar_AE"/>
         </w:rPr>
         <w:t>أرسل الملك سليمان عُمالًا إلى لبنان لقطع أشجار الأرز لاستخدامها في بناء هيكل الله.</w:t>
@@ -4188,11 +5100,15 @@
       </w:pPr>
       <w:r>
         <w:rPr>
-          <w:lang w:val="ar_AE" w:bidi="ar_AE"/>
-        </w:rPr>
-      </w:r>
-      <w:r>
-        <w:rPr>
+          <w:rtl/>
+          <w:cs/>
+          <w:lang w:val="ar_AE" w:bidi="ar_AE"/>
+        </w:rPr>
+      </w:r>
+      <w:r>
+        <w:rPr>
+          <w:rtl/>
+          <w:cs/>
           <w:lang w:val="ar_AE" w:bidi="ar_AE"/>
         </w:rPr>
         <w:t>كان لبنان القديم يسكنه شعب الفينيقيين، الذين كانوا بناة مهرة للسفن التي استخدمت في صناعة التداول الناجحة.</w:t>
@@ -4207,11 +5123,15 @@
       </w:pPr>
       <w:r>
         <w:rPr>
-          <w:lang w:val="ar_AE" w:bidi="ar_AE"/>
-        </w:rPr>
-      </w:r>
-      <w:r>
-        <w:rPr>
+          <w:rtl/>
+          <w:cs/>
+          <w:lang w:val="ar_AE" w:bidi="ar_AE"/>
+        </w:rPr>
+      </w:r>
+      <w:r>
+        <w:rPr>
+          <w:rtl/>
+          <w:cs/>
           <w:lang w:val="ar_AE" w:bidi="ar_AE"/>
         </w:rPr>
         <w:t>كانت مدينتا صور وصيدا تقعان في لبنان. في هذه المدن استُخدمت صبغة أرجوانية ثمينة للمرة الأولى.</w:t>
@@ -4223,11 +5143,15 @@
       </w:pPr>
       <w:r>
         <w:rPr>
-          <w:lang w:val="ar_AE" w:bidi="ar_AE"/>
-        </w:rPr>
-      </w:r>
-      <w:r>
-        <w:rPr>
+          <w:rtl/>
+          <w:cs/>
+          <w:lang w:val="ar_AE" w:bidi="ar_AE"/>
+        </w:rPr>
+      </w:r>
+      <w:r>
+        <w:rPr>
+          <w:rtl/>
+          <w:cs/>
           <w:lang w:val="ar_AE" w:bidi="ar_AE"/>
         </w:rPr>
         <w:t>(اقتراحات التَّرْجَمَةً: كيفية ترجمة الأسماء)</w:t>
@@ -4239,59 +5163,79 @@
       </w:pPr>
       <w:r>
         <w:rPr>
-          <w:lang w:val="ar_AE" w:bidi="ar_AE"/>
-        </w:rPr>
-      </w:r>
-      <w:r>
-        <w:rPr>
+          <w:rtl/>
+          <w:cs/>
+          <w:lang w:val="ar_AE" w:bidi="ar_AE"/>
+        </w:rPr>
+      </w:r>
+      <w:r>
+        <w:rPr>
+          <w:rtl/>
+          <w:cs/>
           <w:lang w:val="ar_AE" w:bidi="ar_AE"/>
         </w:rPr>
         <w:t xml:space="preserve">(انظر أيضًا: </w:t>
       </w:r>
       <w:r>
         <w:rPr>
+          <w:rtl/>
+          <w:cs/>
           <w:lang w:val="ar_AE" w:bidi="ar_AE"/>
         </w:rPr>
         <w:t>الأرز</w:t>
       </w:r>
       <w:r>
         <w:rPr>
+          <w:rtl/>
+          <w:cs/>
           <w:lang w:val="ar_AE" w:bidi="ar_AE"/>
         </w:rPr>
         <w:t xml:space="preserve">, </w:t>
       </w:r>
       <w:r>
         <w:rPr>
+          <w:rtl/>
+          <w:cs/>
           <w:lang w:val="ar_AE" w:bidi="ar_AE"/>
         </w:rPr>
         <w:t>السرو</w:t>
       </w:r>
       <w:r>
         <w:rPr>
+          <w:rtl/>
+          <w:cs/>
           <w:lang w:val="ar_AE" w:bidi="ar_AE"/>
         </w:rPr>
         <w:t xml:space="preserve">, </w:t>
       </w:r>
       <w:r>
         <w:rPr>
+          <w:rtl/>
+          <w:cs/>
           <w:lang w:val="ar_AE" w:bidi="ar_AE"/>
         </w:rPr>
         <w:t>التنّوب</w:t>
       </w:r>
       <w:r>
         <w:rPr>
+          <w:rtl/>
+          <w:cs/>
           <w:lang w:val="ar_AE" w:bidi="ar_AE"/>
         </w:rPr>
         <w:t xml:space="preserve">, </w:t>
       </w:r>
       <w:r>
         <w:rPr>
+          <w:rtl/>
+          <w:cs/>
           <w:lang w:val="ar_AE" w:bidi="ar_AE"/>
         </w:rPr>
         <w:t>فينيقيا</w:t>
       </w:r>
       <w:r>
         <w:rPr>
+          <w:rtl/>
+          <w:cs/>
           <w:lang w:val="ar_AE" w:bidi="ar_AE"/>
         </w:rPr>
         <w:t>)</w:t>
@@ -4304,6 +5248,8 @@
       </w:pPr>
       <w:r>
         <w:rPr>
+          <w:rtl/>
+          <w:cs/>
           <w:lang w:val="ar_AE" w:bidi="ar_AE"/>
         </w:rPr>
         <w:t>مراجع الكتاب المقدس:</w:t>
@@ -4318,12 +5264,16 @@
       </w:pPr>
       <w:r>
         <w:rPr>
+          <w:rtl/>
+          <w:cs/>
           <w:lang w:val="ar_AE" w:bidi="ar_AE"/>
         </w:rPr>
       </w:r>
       <w:hyperlink r:id="rId64">
         <w:r>
           <w:rPr>
+            <w:rtl/>
+            <w:cs/>
             <w:lang w:val="ar_AE" w:bidi="ar_AE"/>
           </w:rPr>
           <w:rPr>
@@ -4343,12 +5293,16 @@
       </w:pPr>
       <w:r>
         <w:rPr>
+          <w:rtl/>
+          <w:cs/>
           <w:lang w:val="ar_AE" w:bidi="ar_AE"/>
         </w:rPr>
       </w:r>
       <w:hyperlink r:id="rId65">
         <w:r>
           <w:rPr>
+            <w:rtl/>
+            <w:cs/>
             <w:lang w:val="ar_AE" w:bidi="ar_AE"/>
           </w:rPr>
           <w:rPr>
@@ -4368,12 +5322,16 @@
       </w:pPr>
       <w:r>
         <w:rPr>
+          <w:rtl/>
+          <w:cs/>
           <w:lang w:val="ar_AE" w:bidi="ar_AE"/>
         </w:rPr>
       </w:r>
       <w:hyperlink r:id="rId66">
         <w:r>
           <w:rPr>
+            <w:rtl/>
+            <w:cs/>
             <w:lang w:val="ar_AE" w:bidi="ar_AE"/>
           </w:rPr>
           <w:rPr>
@@ -4393,12 +5351,16 @@
       </w:pPr>
       <w:r>
         <w:rPr>
+          <w:rtl/>
+          <w:cs/>
           <w:lang w:val="ar_AE" w:bidi="ar_AE"/>
         </w:rPr>
       </w:r>
       <w:hyperlink r:id="rId67">
         <w:r>
           <w:rPr>
+            <w:rtl/>
+            <w:cs/>
             <w:lang w:val="ar_AE" w:bidi="ar_AE"/>
           </w:rPr>
           <w:rPr>
@@ -4418,12 +5380,16 @@
       </w:pPr>
       <w:r>
         <w:rPr>
+          <w:rtl/>
+          <w:cs/>
           <w:lang w:val="ar_AE" w:bidi="ar_AE"/>
         </w:rPr>
       </w:r>
       <w:hyperlink r:id="rId68">
         <w:r>
           <w:rPr>
+            <w:rtl/>
+            <w:cs/>
             <w:lang w:val="ar_AE" w:bidi="ar_AE"/>
           </w:rPr>
           <w:rPr>
@@ -4441,6 +5407,8 @@
       </w:pPr>
       <w:r>
         <w:rPr>
+          <w:rtl/>
+          <w:cs/>
           <w:lang w:val="ar_AE" w:bidi="ar_AE"/>
         </w:rPr>
         <w:t>بيانات الكلمة:</w:t>
@@ -4455,32 +5423,42 @@
       </w:pPr>
       <w:r>
         <w:rPr>
-          <w:lang w:val="ar_AE" w:bidi="ar_AE"/>
-        </w:rPr>
-      </w:r>
-      <w:r>
-        <w:rPr>
+          <w:rtl/>
+          <w:cs/>
+          <w:lang w:val="ar_AE" w:bidi="ar_AE"/>
+        </w:rPr>
+      </w:r>
+      <w:r>
+        <w:rPr>
+          <w:rtl/>
+          <w:cs/>
           <w:lang w:val="ar_AE" w:bidi="ar_AE"/>
         </w:rPr>
         <w:t>قاموس سترونغ: H3844</w:t>
       </w:r>
       <w:r>
         <w:rPr>
-          <w:lang w:val="ar_AE" w:bidi="ar_AE"/>
-        </w:rPr>
-      </w:r>
-      <w:r>
-        <w:rPr>
-          <w:lang w:val="ar_AE" w:bidi="ar_AE"/>
-        </w:rPr>
-      </w:r>
-    </w:p>
-    <w:p>
-      <w:pPr>
-        <w:bidi/>
-      </w:pPr>
-      <w:r>
-        <w:rPr>
+          <w:rtl/>
+          <w:cs/>
+          <w:lang w:val="ar_AE" w:bidi="ar_AE"/>
+        </w:rPr>
+      </w:r>
+      <w:r>
+        <w:rPr>
+          <w:rtl/>
+          <w:cs/>
+          <w:lang w:val="ar_AE" w:bidi="ar_AE"/>
+        </w:rPr>
+      </w:r>
+    </w:p>
+    <w:p>
+      <w:pPr>
+        <w:bidi/>
+      </w:pPr>
+      <w:r>
+        <w:rPr>
+          <w:rtl/>
+          <w:cs/>
           <w:lang w:val="ar_AE" w:bidi="ar_AE"/>
         </w:rPr>
       </w:r>
@@ -4492,12 +5470,16 @@
       </w:pPr>
       <w:r>
         <w:rPr>
+          <w:rtl/>
+          <w:cs/>
           <w:lang w:val="ar_AE" w:bidi="ar_AE"/>
         </w:rPr>
         <w:t>لسان</w:t>
       </w:r>
       <w:r>
         <w:rPr>
+          <w:rtl/>
+          <w:cs/>
           <w:lang w:val="ar_AE" w:bidi="ar_AE"/>
         </w:rPr>
       </w:r>
@@ -4509,6 +5491,8 @@
       </w:pPr>
       <w:r>
         <w:rPr>
+          <w:rtl/>
+          <w:cs/>
           <w:lang w:val="ar_AE" w:bidi="ar_AE"/>
         </w:rPr>
         <w:t>التعريف:</w:t>
@@ -4520,11 +5504,15 @@
       </w:pPr>
       <w:r>
         <w:rPr>
-          <w:lang w:val="ar_AE" w:bidi="ar_AE"/>
-        </w:rPr>
-      </w:r>
-      <w:r>
-        <w:rPr>
+          <w:rtl/>
+          <w:cs/>
+          <w:lang w:val="ar_AE" w:bidi="ar_AE"/>
+        </w:rPr>
+      </w:r>
+      <w:r>
+        <w:rPr>
+          <w:rtl/>
+          <w:cs/>
           <w:lang w:val="ar_AE" w:bidi="ar_AE"/>
         </w:rPr>
         <w:t>يشير مصطلح "اللسان" إلى العضو داخل فم الشخص الذي يُستخدم للتحدث. ويُستخدم هذا المصطلح غالبًا بشكل مجازي ليشير إلي "اللغة" أو "التحدُّث". وهناك أيضًا عدة معاني مجازية أخرى.</w:t>
@@ -4539,11 +5527,15 @@
       </w:pPr>
       <w:r>
         <w:rPr>
-          <w:lang w:val="ar_AE" w:bidi="ar_AE"/>
-        </w:rPr>
-      </w:r>
-      <w:r>
-        <w:rPr>
+          <w:rtl/>
+          <w:cs/>
+          <w:lang w:val="ar_AE" w:bidi="ar_AE"/>
+        </w:rPr>
+      </w:r>
+      <w:r>
+        <w:rPr>
+          <w:rtl/>
+          <w:cs/>
           <w:lang w:val="ar_AE" w:bidi="ar_AE"/>
         </w:rPr>
         <w:t>في الكتاب المقدس، المعنى المجازي الأكثر شيوعًا لهذا المصطلح هو "اللغة" أو "الكلام".</w:t>
@@ -4558,11 +5550,15 @@
       </w:pPr>
       <w:r>
         <w:rPr>
-          <w:lang w:val="ar_AE" w:bidi="ar_AE"/>
-        </w:rPr>
-      </w:r>
-      <w:r>
-        <w:rPr>
+          <w:rtl/>
+          <w:cs/>
+          <w:lang w:val="ar_AE" w:bidi="ar_AE"/>
+        </w:rPr>
+      </w:r>
+      <w:r>
+        <w:rPr>
+          <w:rtl/>
+          <w:cs/>
           <w:lang w:val="ar_AE" w:bidi="ar_AE"/>
         </w:rPr>
         <w:t>أحيانًا قد يشير "اللسان" إلى لغة بشرية يتحدث بها مجموعة معينة من الناس.</w:t>
@@ -4577,11 +5573,15 @@
       </w:pPr>
       <w:r>
         <w:rPr>
-          <w:lang w:val="ar_AE" w:bidi="ar_AE"/>
-        </w:rPr>
-      </w:r>
-      <w:r>
-        <w:rPr>
+          <w:rtl/>
+          <w:cs/>
+          <w:lang w:val="ar_AE" w:bidi="ar_AE"/>
+        </w:rPr>
+      </w:r>
+      <w:r>
+        <w:rPr>
+          <w:rtl/>
+          <w:cs/>
           <w:lang w:val="ar_AE" w:bidi="ar_AE"/>
         </w:rPr>
         <w:t>في أوقات أخرى يشير إلى لغة خارقة للطبيعة يمنحها الروح القدس للمؤمنين بالمسيح كواحدة من "مواهب الروح".</w:t>
@@ -4596,11 +5596,15 @@
       </w:pPr>
       <w:r>
         <w:rPr>
-          <w:lang w:val="ar_AE" w:bidi="ar_AE"/>
-        </w:rPr>
-      </w:r>
-      <w:r>
-        <w:rPr>
+          <w:rtl/>
+          <w:cs/>
+          <w:lang w:val="ar_AE" w:bidi="ar_AE"/>
+        </w:rPr>
+      </w:r>
+      <w:r>
+        <w:rPr>
+          <w:rtl/>
+          <w:cs/>
           <w:lang w:val="ar_AE" w:bidi="ar_AE"/>
         </w:rPr>
         <w:t>وفي سفر أعمال الرسل، فإن تعبير "ألسنة" من النار يشير إلى "لهب" النار، ويفترض أنها كانت على شكل ألسنة.</w:t>
@@ -4613,6 +5617,8 @@
       </w:pPr>
       <w:r>
         <w:rPr>
+          <w:rtl/>
+          <w:cs/>
           <w:lang w:val="ar_AE" w:bidi="ar_AE"/>
         </w:rPr>
         <w:t>اقتراحات الترجمة</w:t>
@@ -4627,11 +5633,15 @@
       </w:pPr>
       <w:r>
         <w:rPr>
-          <w:lang w:val="ar_AE" w:bidi="ar_AE"/>
-        </w:rPr>
-      </w:r>
-      <w:r>
-        <w:rPr>
+          <w:rtl/>
+          <w:cs/>
+          <w:lang w:val="ar_AE" w:bidi="ar_AE"/>
+        </w:rPr>
+      </w:r>
+      <w:r>
+        <w:rPr>
+          <w:rtl/>
+          <w:cs/>
           <w:lang w:val="ar_AE" w:bidi="ar_AE"/>
         </w:rPr>
         <w:t>اعتمادًا على السياق، يمكن ترجمة مصطلح "اللسان" إلى "اللغة" أو "اللغة الخارقة للطبيعة". وإذا لم يكن واضحًا إلى أي منهما يشير، فمن الأفضل ترجمته إلى "اللغة".</w:t>
@@ -4646,11 +5656,15 @@
       </w:pPr>
       <w:r>
         <w:rPr>
-          <w:lang w:val="ar_AE" w:bidi="ar_AE"/>
-        </w:rPr>
-      </w:r>
-      <w:r>
-        <w:rPr>
+          <w:rtl/>
+          <w:cs/>
+          <w:lang w:val="ar_AE" w:bidi="ar_AE"/>
+        </w:rPr>
+      </w:r>
+      <w:r>
+        <w:rPr>
+          <w:rtl/>
+          <w:cs/>
           <w:lang w:val="ar_AE" w:bidi="ar_AE"/>
         </w:rPr>
         <w:t>عند الإشارة إلى النار، يمكن ترجمة هذا المصطلح إلى "لهب".</w:t>
@@ -4665,11 +5679,15 @@
       </w:pPr>
       <w:r>
         <w:rPr>
-          <w:lang w:val="ar_AE" w:bidi="ar_AE"/>
-        </w:rPr>
-      </w:r>
-      <w:r>
-        <w:rPr>
+          <w:rtl/>
+          <w:cs/>
+          <w:lang w:val="ar_AE" w:bidi="ar_AE"/>
+        </w:rPr>
+      </w:r>
+      <w:r>
+        <w:rPr>
+          <w:rtl/>
+          <w:cs/>
           <w:lang w:val="ar_AE" w:bidi="ar_AE"/>
         </w:rPr>
         <w:t>يمكن ترجمة تعبير "لساني يبتهج" إلى "أبتهج وأسبح الله" أو "أسبح الله بفرح".</w:t>
@@ -4684,11 +5702,15 @@
       </w:pPr>
       <w:r>
         <w:rPr>
-          <w:lang w:val="ar_AE" w:bidi="ar_AE"/>
-        </w:rPr>
-      </w:r>
-      <w:r>
-        <w:rPr>
+          <w:rtl/>
+          <w:cs/>
+          <w:lang w:val="ar_AE" w:bidi="ar_AE"/>
+        </w:rPr>
+      </w:r>
+      <w:r>
+        <w:rPr>
+          <w:rtl/>
+          <w:cs/>
           <w:lang w:val="ar_AE" w:bidi="ar_AE"/>
         </w:rPr>
         <w:t>يمكن ترجمة عبارة "لسان يكذب" إلى "شخص يكذب" أو "أشخاص يكذبون".</w:t>
@@ -4703,11 +5725,15 @@
       </w:pPr>
       <w:r>
         <w:rPr>
-          <w:lang w:val="ar_AE" w:bidi="ar_AE"/>
-        </w:rPr>
-      </w:r>
-      <w:r>
-        <w:rPr>
+          <w:rtl/>
+          <w:cs/>
+          <w:lang w:val="ar_AE" w:bidi="ar_AE"/>
+        </w:rPr>
+      </w:r>
+      <w:r>
+        <w:rPr>
+          <w:rtl/>
+          <w:cs/>
           <w:lang w:val="ar_AE" w:bidi="ar_AE"/>
         </w:rPr>
         <w:t>يمكن ترجمة عبارات مثل "بألسنتهم" إلى "بما يقولونه" أو "بكلماتهم".</w:t>
@@ -4719,83 +5745,111 @@
       </w:pPr>
       <w:r>
         <w:rPr>
-          <w:lang w:val="ar_AE" w:bidi="ar_AE"/>
-        </w:rPr>
-      </w:r>
-      <w:r>
-        <w:rPr>
+          <w:rtl/>
+          <w:cs/>
+          <w:lang w:val="ar_AE" w:bidi="ar_AE"/>
+        </w:rPr>
+      </w:r>
+      <w:r>
+        <w:rPr>
+          <w:rtl/>
+          <w:cs/>
           <w:lang w:val="ar_AE" w:bidi="ar_AE"/>
         </w:rPr>
         <w:t xml:space="preserve">(انظر أيضًا: </w:t>
       </w:r>
       <w:r>
         <w:rPr>
+          <w:rtl/>
+          <w:cs/>
           <w:lang w:val="ar_AE" w:bidi="ar_AE"/>
         </w:rPr>
         <w:t>موهبة</w:t>
       </w:r>
       <w:r>
         <w:rPr>
+          <w:rtl/>
+          <w:cs/>
           <w:lang w:val="ar_AE" w:bidi="ar_AE"/>
         </w:rPr>
         <w:t xml:space="preserve">, </w:t>
       </w:r>
       <w:r>
         <w:rPr>
+          <w:rtl/>
+          <w:cs/>
           <w:lang w:val="ar_AE" w:bidi="ar_AE"/>
         </w:rPr>
         <w:t>الروح القدس</w:t>
       </w:r>
       <w:r>
         <w:rPr>
+          <w:rtl/>
+          <w:cs/>
           <w:lang w:val="ar_AE" w:bidi="ar_AE"/>
         </w:rPr>
         <w:t xml:space="preserve">, </w:t>
       </w:r>
       <w:r>
         <w:rPr>
+          <w:rtl/>
+          <w:cs/>
           <w:lang w:val="ar_AE" w:bidi="ar_AE"/>
         </w:rPr>
         <w:t>فرح</w:t>
       </w:r>
       <w:r>
         <w:rPr>
+          <w:rtl/>
+          <w:cs/>
           <w:lang w:val="ar_AE" w:bidi="ar_AE"/>
         </w:rPr>
         <w:t xml:space="preserve">, </w:t>
       </w:r>
       <w:r>
         <w:rPr>
+          <w:rtl/>
+          <w:cs/>
           <w:lang w:val="ar_AE" w:bidi="ar_AE"/>
         </w:rPr>
         <w:t>تسبيح</w:t>
       </w:r>
       <w:r>
         <w:rPr>
+          <w:rtl/>
+          <w:cs/>
           <w:lang w:val="ar_AE" w:bidi="ar_AE"/>
         </w:rPr>
         <w:t xml:space="preserve">, </w:t>
       </w:r>
       <w:r>
         <w:rPr>
+          <w:rtl/>
+          <w:cs/>
           <w:lang w:val="ar_AE" w:bidi="ar_AE"/>
         </w:rPr>
         <w:t>ابتهاج</w:t>
       </w:r>
       <w:r>
         <w:rPr>
+          <w:rtl/>
+          <w:cs/>
           <w:lang w:val="ar_AE" w:bidi="ar_AE"/>
         </w:rPr>
         <w:t xml:space="preserve">, </w:t>
       </w:r>
       <w:r>
         <w:rPr>
+          <w:rtl/>
+          <w:cs/>
           <w:lang w:val="ar_AE" w:bidi="ar_AE"/>
         </w:rPr>
         <w:t>روح</w:t>
       </w:r>
       <w:r>
         <w:rPr>
+          <w:rtl/>
+          <w:cs/>
           <w:lang w:val="ar_AE" w:bidi="ar_AE"/>
         </w:rPr>
         <w:t>)</w:t>
@@ -4808,6 +5862,8 @@
       </w:pPr>
       <w:r>
         <w:rPr>
+          <w:rtl/>
+          <w:cs/>
           <w:lang w:val="ar_AE" w:bidi="ar_AE"/>
         </w:rPr>
         <w:t>مراجع الكتاب المقدس:</w:t>
@@ -4822,12 +5878,16 @@
       </w:pPr>
       <w:r>
         <w:rPr>
+          <w:rtl/>
+          <w:cs/>
           <w:lang w:val="ar_AE" w:bidi="ar_AE"/>
         </w:rPr>
       </w:r>
       <w:hyperlink r:id="rId69">
         <w:r>
           <w:rPr>
+            <w:rtl/>
+            <w:cs/>
             <w:lang w:val="ar_AE" w:bidi="ar_AE"/>
           </w:rPr>
           <w:rPr>
@@ -4847,12 +5907,16 @@
       </w:pPr>
       <w:r>
         <w:rPr>
+          <w:rtl/>
+          <w:cs/>
           <w:lang w:val="ar_AE" w:bidi="ar_AE"/>
         </w:rPr>
       </w:r>
       <w:hyperlink r:id="rId70">
         <w:r>
           <w:rPr>
+            <w:rtl/>
+            <w:cs/>
             <w:lang w:val="ar_AE" w:bidi="ar_AE"/>
           </w:rPr>
           <w:rPr>
@@ -4872,12 +5936,16 @@
       </w:pPr>
       <w:r>
         <w:rPr>
+          <w:rtl/>
+          <w:cs/>
           <w:lang w:val="ar_AE" w:bidi="ar_AE"/>
         </w:rPr>
       </w:r>
       <w:hyperlink r:id="rId71">
         <w:r>
           <w:rPr>
+            <w:rtl/>
+            <w:cs/>
             <w:lang w:val="ar_AE" w:bidi="ar_AE"/>
           </w:rPr>
           <w:rPr>
@@ -4897,12 +5965,16 @@
       </w:pPr>
       <w:r>
         <w:rPr>
+          <w:rtl/>
+          <w:cs/>
           <w:lang w:val="ar_AE" w:bidi="ar_AE"/>
         </w:rPr>
       </w:r>
       <w:hyperlink r:id="rId72">
         <w:r>
           <w:rPr>
+            <w:rtl/>
+            <w:cs/>
             <w:lang w:val="ar_AE" w:bidi="ar_AE"/>
           </w:rPr>
           <w:rPr>
@@ -4922,12 +5994,16 @@
       </w:pPr>
       <w:r>
         <w:rPr>
+          <w:rtl/>
+          <w:cs/>
           <w:lang w:val="ar_AE" w:bidi="ar_AE"/>
         </w:rPr>
       </w:r>
       <w:hyperlink r:id="rId73">
         <w:r>
           <w:rPr>
+            <w:rtl/>
+            <w:cs/>
             <w:lang w:val="ar_AE" w:bidi="ar_AE"/>
           </w:rPr>
           <w:rPr>
@@ -4947,12 +6023,16 @@
       </w:pPr>
       <w:r>
         <w:rPr>
+          <w:rtl/>
+          <w:cs/>
           <w:lang w:val="ar_AE" w:bidi="ar_AE"/>
         </w:rPr>
       </w:r>
       <w:hyperlink r:id="rId74">
         <w:r>
           <w:rPr>
+            <w:rtl/>
+            <w:cs/>
             <w:lang w:val="ar_AE" w:bidi="ar_AE"/>
           </w:rPr>
           <w:rPr>
@@ -4970,6 +6050,8 @@
       </w:pPr>
       <w:r>
         <w:rPr>
+          <w:rtl/>
+          <w:cs/>
           <w:lang w:val="ar_AE" w:bidi="ar_AE"/>
         </w:rPr>
         <w:t>بيانات الكلمة:</w:t>
@@ -4984,32 +6066,42 @@
       </w:pPr>
       <w:r>
         <w:rPr>
-          <w:lang w:val="ar_AE" w:bidi="ar_AE"/>
-        </w:rPr>
-      </w:r>
-      <w:r>
-        <w:rPr>
+          <w:rtl/>
+          <w:cs/>
+          <w:lang w:val="ar_AE" w:bidi="ar_AE"/>
+        </w:rPr>
+      </w:r>
+      <w:r>
+        <w:rPr>
+          <w:rtl/>
+          <w:cs/>
           <w:lang w:val="ar_AE" w:bidi="ar_AE"/>
         </w:rPr>
         <w:t>سترونج: H3956, G11000, G12580, G20840</w:t>
       </w:r>
       <w:r>
         <w:rPr>
-          <w:lang w:val="ar_AE" w:bidi="ar_AE"/>
-        </w:rPr>
-      </w:r>
-      <w:r>
-        <w:rPr>
-          <w:lang w:val="ar_AE" w:bidi="ar_AE"/>
-        </w:rPr>
-      </w:r>
-    </w:p>
-    <w:p>
-      <w:pPr>
-        <w:bidi/>
-      </w:pPr>
-      <w:r>
-        <w:rPr>
+          <w:rtl/>
+          <w:cs/>
+          <w:lang w:val="ar_AE" w:bidi="ar_AE"/>
+        </w:rPr>
+      </w:r>
+      <w:r>
+        <w:rPr>
+          <w:rtl/>
+          <w:cs/>
+          <w:lang w:val="ar_AE" w:bidi="ar_AE"/>
+        </w:rPr>
+      </w:r>
+    </w:p>
+    <w:p>
+      <w:pPr>
+        <w:bidi/>
+      </w:pPr>
+      <w:r>
+        <w:rPr>
+          <w:rtl/>
+          <w:cs/>
           <w:lang w:val="ar_AE" w:bidi="ar_AE"/>
         </w:rPr>
       </w:r>
@@ -5021,12 +6113,16 @@
       </w:pPr>
       <w:r>
         <w:rPr>
+          <w:rtl/>
+          <w:cs/>
           <w:lang w:val="ar_AE" w:bidi="ar_AE"/>
         </w:rPr>
         <w:t>لِسْتِرَة</w:t>
       </w:r>
       <w:r>
         <w:rPr>
+          <w:rtl/>
+          <w:cs/>
           <w:lang w:val="ar_AE" w:bidi="ar_AE"/>
         </w:rPr>
       </w:r>
@@ -5038,6 +6134,8 @@
       </w:pPr>
       <w:r>
         <w:rPr>
+          <w:rtl/>
+          <w:cs/>
           <w:lang w:val="ar_AE" w:bidi="ar_AE"/>
         </w:rPr>
         <w:t>لِسْتِرَة</w:t>
@@ -5050,6 +6148,8 @@
       </w:pPr>
       <w:r>
         <w:rPr>
+          <w:rtl/>
+          <w:cs/>
           <w:lang w:val="ar_AE" w:bidi="ar_AE"/>
         </w:rPr>
         <w:t>حقائق:</w:t>
@@ -5061,23 +6161,31 @@
       </w:pPr>
       <w:r>
         <w:rPr>
-          <w:lang w:val="ar_AE" w:bidi="ar_AE"/>
-        </w:rPr>
-      </w:r>
-      <w:r>
-        <w:rPr>
+          <w:rtl/>
+          <w:cs/>
+          <w:lang w:val="ar_AE" w:bidi="ar_AE"/>
+        </w:rPr>
+      </w:r>
+      <w:r>
+        <w:rPr>
+          <w:rtl/>
+          <w:cs/>
           <w:lang w:val="ar_AE" w:bidi="ar_AE"/>
         </w:rPr>
         <w:t xml:space="preserve">كانت لِسْتِرَة مدينة في آسيا الصغرى القديمة، وقد زارها بولس في إحدى رحلاته التبشيريّة. كانت تقع في منطقة </w:t>
       </w:r>
       <w:r>
         <w:rPr>
+          <w:rtl/>
+          <w:cs/>
           <w:lang w:val="ar_AE" w:bidi="ar_AE"/>
         </w:rPr>
         <w:t>لِيكَأُونِيَّة</w:t>
       </w:r>
       <w:r>
         <w:rPr>
+          <w:rtl/>
+          <w:cs/>
           <w:lang w:val="ar_AE" w:bidi="ar_AE"/>
         </w:rPr>
         <w:t>، التي تقع الآن في دولة تركيا الحديثة.</w:t>
@@ -5092,35 +6200,47 @@
       </w:pPr>
       <w:r>
         <w:rPr>
-          <w:lang w:val="ar_AE" w:bidi="ar_AE"/>
-        </w:rPr>
-      </w:r>
-      <w:r>
-        <w:rPr>
+          <w:rtl/>
+          <w:cs/>
+          <w:lang w:val="ar_AE" w:bidi="ar_AE"/>
+        </w:rPr>
+      </w:r>
+      <w:r>
+        <w:rPr>
+          <w:rtl/>
+          <w:cs/>
           <w:lang w:val="ar_AE" w:bidi="ar_AE"/>
         </w:rPr>
         <w:t xml:space="preserve">هرب بولس ورفاقه إلى </w:t>
       </w:r>
       <w:r>
         <w:rPr>
+          <w:rtl/>
+          <w:cs/>
           <w:lang w:val="ar_AE" w:bidi="ar_AE"/>
         </w:rPr>
         <w:t>دَرْبَة</w:t>
       </w:r>
       <w:r>
         <w:rPr>
+          <w:rtl/>
+          <w:cs/>
           <w:lang w:val="ar_AE" w:bidi="ar_AE"/>
         </w:rPr>
         <w:t xml:space="preserve"> ولِسْتِرَة عندما تعرضوا لتهديد اليهود لهم في </w:t>
       </w:r>
       <w:r>
         <w:rPr>
+          <w:rtl/>
+          <w:cs/>
           <w:lang w:val="ar_AE" w:bidi="ar_AE"/>
         </w:rPr>
         <w:t>إِيقُونِيَّة</w:t>
       </w:r>
       <w:r>
         <w:rPr>
+          <w:rtl/>
+          <w:cs/>
           <w:lang w:val="ar_AE" w:bidi="ar_AE"/>
         </w:rPr>
         <w:t>.</w:t>
@@ -5135,11 +6255,15 @@
       </w:pPr>
       <w:r>
         <w:rPr>
-          <w:lang w:val="ar_AE" w:bidi="ar_AE"/>
-        </w:rPr>
-      </w:r>
-      <w:r>
-        <w:rPr>
+          <w:rtl/>
+          <w:cs/>
+          <w:lang w:val="ar_AE" w:bidi="ar_AE"/>
+        </w:rPr>
+      </w:r>
+      <w:r>
+        <w:rPr>
+          <w:rtl/>
+          <w:cs/>
           <w:lang w:val="ar_AE" w:bidi="ar_AE"/>
         </w:rPr>
         <w:t>في لِسْتِرَة، التقى بولس بتيموثاوس، الذي صار كارزًا وزارعًا للكنائس.</w:t>
@@ -5154,11 +6278,15 @@
       </w:pPr>
       <w:r>
         <w:rPr>
-          <w:lang w:val="ar_AE" w:bidi="ar_AE"/>
-        </w:rPr>
-      </w:r>
-      <w:r>
-        <w:rPr>
+          <w:rtl/>
+          <w:cs/>
+          <w:lang w:val="ar_AE" w:bidi="ar_AE"/>
+        </w:rPr>
+      </w:r>
+      <w:r>
+        <w:rPr>
+          <w:rtl/>
+          <w:cs/>
           <w:lang w:val="ar_AE" w:bidi="ar_AE"/>
         </w:rPr>
         <w:t>بعد أن شفى بولس كسيحًا في لِسْتِرَة، حاول الناس هناك عبادة بولس وبَرْنَابَا كآلهة، لكنهما وبَّخاهم ونهياهم عن فعل ذلك.</w:t>
@@ -5170,11 +6298,15 @@
       </w:pPr>
       <w:r>
         <w:rPr>
-          <w:lang w:val="ar_AE" w:bidi="ar_AE"/>
-        </w:rPr>
-      </w:r>
-      <w:r>
-        <w:rPr>
+          <w:rtl/>
+          <w:cs/>
+          <w:lang w:val="ar_AE" w:bidi="ar_AE"/>
+        </w:rPr>
+      </w:r>
+      <w:r>
+        <w:rPr>
+          <w:rtl/>
+          <w:cs/>
           <w:lang w:val="ar_AE" w:bidi="ar_AE"/>
         </w:rPr>
         <w:t>(اقتراحات التَّرْجَمَة: كيفية تَرْجَمَة الأسماء)</w:t>
@@ -5186,47 +6318,63 @@
       </w:pPr>
       <w:r>
         <w:rPr>
-          <w:lang w:val="ar_AE" w:bidi="ar_AE"/>
-        </w:rPr>
-      </w:r>
-      <w:r>
-        <w:rPr>
+          <w:rtl/>
+          <w:cs/>
+          <w:lang w:val="ar_AE" w:bidi="ar_AE"/>
+        </w:rPr>
+      </w:r>
+      <w:r>
+        <w:rPr>
+          <w:rtl/>
+          <w:cs/>
           <w:lang w:val="ar_AE" w:bidi="ar_AE"/>
         </w:rPr>
         <w:t xml:space="preserve">(انظر أيضًا: </w:t>
       </w:r>
       <w:r>
         <w:rPr>
+          <w:rtl/>
+          <w:cs/>
           <w:lang w:val="ar_AE" w:bidi="ar_AE"/>
         </w:rPr>
         <w:t>كارز</w:t>
       </w:r>
       <w:r>
         <w:rPr>
+          <w:rtl/>
+          <w:cs/>
           <w:lang w:val="ar_AE" w:bidi="ar_AE"/>
         </w:rPr>
         <w:t xml:space="preserve">، </w:t>
       </w:r>
       <w:r>
         <w:rPr>
+          <w:rtl/>
+          <w:cs/>
           <w:lang w:val="ar_AE" w:bidi="ar_AE"/>
         </w:rPr>
         <w:t>إيقونية</w:t>
       </w:r>
       <w:r>
         <w:rPr>
+          <w:rtl/>
+          <w:cs/>
           <w:lang w:val="ar_AE" w:bidi="ar_AE"/>
         </w:rPr>
         <w:t xml:space="preserve">، </w:t>
       </w:r>
       <w:r>
         <w:rPr>
+          <w:rtl/>
+          <w:cs/>
           <w:lang w:val="ar_AE" w:bidi="ar_AE"/>
         </w:rPr>
         <w:t>تيموثاوس</w:t>
       </w:r>
       <w:r>
         <w:rPr>
+          <w:rtl/>
+          <w:cs/>
           <w:lang w:val="ar_AE" w:bidi="ar_AE"/>
         </w:rPr>
         <w:t>)</w:t>
@@ -5239,6 +6387,8 @@
       </w:pPr>
       <w:r>
         <w:rPr>
+          <w:rtl/>
+          <w:cs/>
           <w:lang w:val="ar_AE" w:bidi="ar_AE"/>
         </w:rPr>
         <w:t>مراجع الكتاب المقدس:</w:t>
@@ -5253,12 +6403,16 @@
       </w:pPr>
       <w:r>
         <w:rPr>
+          <w:rtl/>
+          <w:cs/>
           <w:lang w:val="ar_AE" w:bidi="ar_AE"/>
         </w:rPr>
       </w:r>
       <w:hyperlink r:id="rId75">
         <w:r>
           <w:rPr>
+            <w:rtl/>
+            <w:cs/>
             <w:lang w:val="ar_AE" w:bidi="ar_AE"/>
           </w:rPr>
           <w:rPr>
@@ -5278,12 +6432,16 @@
       </w:pPr>
       <w:r>
         <w:rPr>
+          <w:rtl/>
+          <w:cs/>
           <w:lang w:val="ar_AE" w:bidi="ar_AE"/>
         </w:rPr>
       </w:r>
       <w:hyperlink r:id="rId76">
         <w:r>
           <w:rPr>
+            <w:rtl/>
+            <w:cs/>
             <w:lang w:val="ar_AE" w:bidi="ar_AE"/>
           </w:rPr>
           <w:rPr>
@@ -5303,12 +6461,16 @@
       </w:pPr>
       <w:r>
         <w:rPr>
+          <w:rtl/>
+          <w:cs/>
           <w:lang w:val="ar_AE" w:bidi="ar_AE"/>
         </w:rPr>
       </w:r>
       <w:hyperlink r:id="rId77">
         <w:r>
           <w:rPr>
+            <w:rtl/>
+            <w:cs/>
             <w:lang w:val="ar_AE" w:bidi="ar_AE"/>
           </w:rPr>
           <w:rPr>
@@ -5328,12 +6490,16 @@
       </w:pPr>
       <w:r>
         <w:rPr>
+          <w:rtl/>
+          <w:cs/>
           <w:lang w:val="ar_AE" w:bidi="ar_AE"/>
         </w:rPr>
       </w:r>
       <w:hyperlink r:id="rId78">
         <w:r>
           <w:rPr>
+            <w:rtl/>
+            <w:cs/>
             <w:lang w:val="ar_AE" w:bidi="ar_AE"/>
           </w:rPr>
           <w:rPr>
@@ -5351,6 +6517,8 @@
       </w:pPr>
       <w:r>
         <w:rPr>
+          <w:rtl/>
+          <w:cs/>
           <w:lang w:val="ar_AE" w:bidi="ar_AE"/>
         </w:rPr>
         <w:t>بيانات الكلمة:</w:t>
@@ -5365,32 +6533,42 @@
       </w:pPr>
       <w:r>
         <w:rPr>
-          <w:lang w:val="ar_AE" w:bidi="ar_AE"/>
-        </w:rPr>
-      </w:r>
-      <w:r>
-        <w:rPr>
+          <w:rtl/>
+          <w:cs/>
+          <w:lang w:val="ar_AE" w:bidi="ar_AE"/>
+        </w:rPr>
+      </w:r>
+      <w:r>
+        <w:rPr>
+          <w:rtl/>
+          <w:cs/>
           <w:lang w:val="ar_AE" w:bidi="ar_AE"/>
         </w:rPr>
         <w:t>سترونغ: G30820</w:t>
       </w:r>
       <w:r>
         <w:rPr>
-          <w:lang w:val="ar_AE" w:bidi="ar_AE"/>
-        </w:rPr>
-      </w:r>
-      <w:r>
-        <w:rPr>
-          <w:lang w:val="ar_AE" w:bidi="ar_AE"/>
-        </w:rPr>
-      </w:r>
-    </w:p>
-    <w:p>
-      <w:pPr>
-        <w:bidi/>
-      </w:pPr>
-      <w:r>
-        <w:rPr>
+          <w:rtl/>
+          <w:cs/>
+          <w:lang w:val="ar_AE" w:bidi="ar_AE"/>
+        </w:rPr>
+      </w:r>
+      <w:r>
+        <w:rPr>
+          <w:rtl/>
+          <w:cs/>
+          <w:lang w:val="ar_AE" w:bidi="ar_AE"/>
+        </w:rPr>
+      </w:r>
+    </w:p>
+    <w:p>
+      <w:pPr>
+        <w:bidi/>
+      </w:pPr>
+      <w:r>
+        <w:rPr>
+          <w:rtl/>
+          <w:cs/>
           <w:lang w:val="ar_AE" w:bidi="ar_AE"/>
         </w:rPr>
       </w:r>
@@ -5402,12 +6580,16 @@
       </w:pPr>
       <w:r>
         <w:rPr>
+          <w:rtl/>
+          <w:cs/>
           <w:lang w:val="ar_AE" w:bidi="ar_AE"/>
         </w:rPr>
         <w:t>لعازر</w:t>
       </w:r>
       <w:r>
         <w:rPr>
+          <w:rtl/>
+          <w:cs/>
           <w:lang w:val="ar_AE" w:bidi="ar_AE"/>
         </w:rPr>
       </w:r>
@@ -5419,6 +6601,8 @@
       </w:pPr>
       <w:r>
         <w:rPr>
+          <w:rtl/>
+          <w:cs/>
           <w:lang w:val="ar_AE" w:bidi="ar_AE"/>
         </w:rPr>
         <w:t>حقائق:</w:t>
@@ -5430,11 +6614,15 @@
       </w:pPr>
       <w:r>
         <w:rPr>
-          <w:lang w:val="ar_AE" w:bidi="ar_AE"/>
-        </w:rPr>
-      </w:r>
-      <w:r>
-        <w:rPr>
+          <w:rtl/>
+          <w:cs/>
+          <w:lang w:val="ar_AE" w:bidi="ar_AE"/>
+        </w:rPr>
+      </w:r>
+      <w:r>
+        <w:rPr>
+          <w:rtl/>
+          <w:cs/>
           <w:lang w:val="ar_AE" w:bidi="ar_AE"/>
         </w:rPr>
         <w:t>لعازر وأختاه، مريم ومرثا، كانوا أصدقاء مقربين من يسوع. وكان يسوع غالبًا ما يمكث معهم في بيتهم في بيت عنيا.</w:t>
@@ -5449,11 +6637,15 @@
       </w:pPr>
       <w:r>
         <w:rPr>
-          <w:lang w:val="ar_AE" w:bidi="ar_AE"/>
-        </w:rPr>
-      </w:r>
-      <w:r>
-        <w:rPr>
+          <w:rtl/>
+          <w:cs/>
+          <w:lang w:val="ar_AE" w:bidi="ar_AE"/>
+        </w:rPr>
+      </w:r>
+      <w:r>
+        <w:rPr>
+          <w:rtl/>
+          <w:cs/>
           <w:lang w:val="ar_AE" w:bidi="ar_AE"/>
         </w:rPr>
         <w:t>لقد كان لعازر معروف بشكل خاص بأن يسوع أقامه من الأموات بعد أن كان مدفونًا في القبر لعدة أيام.</w:t>
@@ -5468,11 +6660,15 @@
       </w:pPr>
       <w:r>
         <w:rPr>
-          <w:lang w:val="ar_AE" w:bidi="ar_AE"/>
-        </w:rPr>
-      </w:r>
-      <w:r>
-        <w:rPr>
+          <w:rtl/>
+          <w:cs/>
+          <w:lang w:val="ar_AE" w:bidi="ar_AE"/>
+        </w:rPr>
+      </w:r>
+      <w:r>
+        <w:rPr>
+          <w:rtl/>
+          <w:cs/>
           <w:lang w:val="ar_AE" w:bidi="ar_AE"/>
         </w:rPr>
         <w:t>كان القادة اليهود غاضبين من يسوع وحاقدين لأنه قام بهذه المعجزة، وتشاوروا لقتل كل من يسوع ولعازر أيضًا.</w:t>
@@ -5487,11 +6683,15 @@
       </w:pPr>
       <w:r>
         <w:rPr>
-          <w:lang w:val="ar_AE" w:bidi="ar_AE"/>
-        </w:rPr>
-      </w:r>
-      <w:r>
-        <w:rPr>
+          <w:rtl/>
+          <w:cs/>
+          <w:lang w:val="ar_AE" w:bidi="ar_AE"/>
+        </w:rPr>
+      </w:r>
+      <w:r>
+        <w:rPr>
+          <w:rtl/>
+          <w:cs/>
           <w:lang w:val="ar_AE" w:bidi="ar_AE"/>
         </w:rPr>
         <w:t>كذلك فقد حكي يسوع مثلًا عن شحاذ مسكين ورجل غني حيث كان الشحاذ رجلًا آخر يُدعى "لعازر".</w:t>
@@ -5503,11 +6703,15 @@
       </w:pPr>
       <w:r>
         <w:rPr>
-          <w:lang w:val="ar_AE" w:bidi="ar_AE"/>
-        </w:rPr>
-      </w:r>
-      <w:r>
-        <w:rPr>
+          <w:rtl/>
+          <w:cs/>
+          <w:lang w:val="ar_AE" w:bidi="ar_AE"/>
+        </w:rPr>
+      </w:r>
+      <w:r>
+        <w:rPr>
+          <w:rtl/>
+          <w:cs/>
           <w:lang w:val="ar_AE" w:bidi="ar_AE"/>
         </w:rPr>
         <w:t>(اقتراحات الترجمة: كيفية ترجمة الأسماء)</w:t>
@@ -5519,71 +6723,95 @@
       </w:pPr>
       <w:r>
         <w:rPr>
-          <w:lang w:val="ar_AE" w:bidi="ar_AE"/>
-        </w:rPr>
-      </w:r>
-      <w:r>
-        <w:rPr>
+          <w:rtl/>
+          <w:cs/>
+          <w:lang w:val="ar_AE" w:bidi="ar_AE"/>
+        </w:rPr>
+      </w:r>
+      <w:r>
+        <w:rPr>
+          <w:rtl/>
+          <w:cs/>
           <w:lang w:val="ar_AE" w:bidi="ar_AE"/>
         </w:rPr>
         <w:t xml:space="preserve">(انظر أيضًا: </w:t>
       </w:r>
       <w:r>
         <w:rPr>
+          <w:rtl/>
+          <w:cs/>
           <w:lang w:val="ar_AE" w:bidi="ar_AE"/>
         </w:rPr>
         <w:t>تسول</w:t>
       </w:r>
       <w:r>
         <w:rPr>
+          <w:rtl/>
+          <w:cs/>
           <w:lang w:val="ar_AE" w:bidi="ar_AE"/>
         </w:rPr>
         <w:t xml:space="preserve">, </w:t>
       </w:r>
       <w:r>
         <w:rPr>
+          <w:rtl/>
+          <w:cs/>
           <w:lang w:val="ar_AE" w:bidi="ar_AE"/>
         </w:rPr>
         <w:t>القادة اليهود</w:t>
       </w:r>
       <w:r>
         <w:rPr>
+          <w:rtl/>
+          <w:cs/>
           <w:lang w:val="ar_AE" w:bidi="ar_AE"/>
         </w:rPr>
         <w:t xml:space="preserve">, </w:t>
       </w:r>
       <w:r>
         <w:rPr>
+          <w:rtl/>
+          <w:cs/>
           <w:lang w:val="ar_AE" w:bidi="ar_AE"/>
         </w:rPr>
         <w:t>مرثا</w:t>
       </w:r>
       <w:r>
         <w:rPr>
+          <w:rtl/>
+          <w:cs/>
           <w:lang w:val="ar_AE" w:bidi="ar_AE"/>
         </w:rPr>
         <w:t xml:space="preserve">, </w:t>
       </w:r>
       <w:r>
         <w:rPr>
+          <w:rtl/>
+          <w:cs/>
           <w:lang w:val="ar_AE" w:bidi="ar_AE"/>
         </w:rPr>
         <w:t>مريم</w:t>
       </w:r>
       <w:r>
         <w:rPr>
+          <w:rtl/>
+          <w:cs/>
           <w:lang w:val="ar_AE" w:bidi="ar_AE"/>
         </w:rPr>
         <w:t xml:space="preserve">, </w:t>
       </w:r>
       <w:r>
         <w:rPr>
+          <w:rtl/>
+          <w:cs/>
           <w:lang w:val="ar_AE" w:bidi="ar_AE"/>
         </w:rPr>
         <w:t>إقامة</w:t>
       </w:r>
       <w:r>
         <w:rPr>
+          <w:rtl/>
+          <w:cs/>
           <w:lang w:val="ar_AE" w:bidi="ar_AE"/>
         </w:rPr>
         <w:t>)</w:t>
@@ -5596,6 +6824,8 @@
       </w:pPr>
       <w:r>
         <w:rPr>
+          <w:rtl/>
+          <w:cs/>
           <w:lang w:val="ar_AE" w:bidi="ar_AE"/>
         </w:rPr>
         <w:t>مراجع الكتاب المقدس:</w:t>
@@ -5610,12 +6840,16 @@
       </w:pPr>
       <w:r>
         <w:rPr>
+          <w:rtl/>
+          <w:cs/>
           <w:lang w:val="ar_AE" w:bidi="ar_AE"/>
         </w:rPr>
       </w:r>
       <w:hyperlink r:id="rId79">
         <w:r>
           <w:rPr>
+            <w:rtl/>
+            <w:cs/>
             <w:lang w:val="ar_AE" w:bidi="ar_AE"/>
           </w:rPr>
           <w:rPr>
@@ -5635,12 +6869,16 @@
       </w:pPr>
       <w:r>
         <w:rPr>
+          <w:rtl/>
+          <w:cs/>
           <w:lang w:val="ar_AE" w:bidi="ar_AE"/>
         </w:rPr>
       </w:r>
       <w:hyperlink r:id="rId80">
         <w:r>
           <w:rPr>
+            <w:rtl/>
+            <w:cs/>
             <w:lang w:val="ar_AE" w:bidi="ar_AE"/>
           </w:rPr>
           <w:rPr>
@@ -5660,12 +6898,16 @@
       </w:pPr>
       <w:r>
         <w:rPr>
+          <w:rtl/>
+          <w:cs/>
           <w:lang w:val="ar_AE" w:bidi="ar_AE"/>
         </w:rPr>
       </w:r>
       <w:hyperlink r:id="rId81">
         <w:r>
           <w:rPr>
+            <w:rtl/>
+            <w:cs/>
             <w:lang w:val="ar_AE" w:bidi="ar_AE"/>
           </w:rPr>
           <w:rPr>
@@ -5683,6 +6925,8 @@
       </w:pPr>
       <w:r>
         <w:rPr>
+          <w:rtl/>
+          <w:cs/>
           <w:lang w:val="ar_AE" w:bidi="ar_AE"/>
         </w:rPr>
         <w:t>أمثلة من قصص الكتاب المقدس:</w:t>
@@ -5697,18 +6941,24 @@
       </w:pPr>
       <w:r>
         <w:rPr>
+          <w:rtl/>
+          <w:cs/>
           <w:lang w:val="ar_AE" w:bidi="ar_AE"/>
         </w:rPr>
       </w:r>
       <w:r>
         <w:rPr>
           <w:b/>
+          <w:rtl/>
+          <w:cs/>
           <w:lang w:val="ar_AE" w:bidi="ar_AE"/>
         </w:rPr>
         <w:t>37: 1</w:t>
       </w:r>
       <w:r>
         <w:rPr>
+          <w:rtl/>
+          <w:cs/>
           <w:lang w:val="ar_AE" w:bidi="ar_AE"/>
         </w:rPr>
         <w:t xml:space="preserve"> في يوم من الأيام، تلقى يسوع رسالة بأن </w:t>
@@ -5716,12 +6966,16 @@
       <w:r>
         <w:rPr>
           <w:b/>
+          <w:rtl/>
+          <w:cs/>
           <w:lang w:val="ar_AE" w:bidi="ar_AE"/>
         </w:rPr>
         <w:t>لعازر</w:t>
       </w:r>
       <w:r>
         <w:rPr>
+          <w:rtl/>
+          <w:cs/>
           <w:lang w:val="ar_AE" w:bidi="ar_AE"/>
         </w:rPr>
         <w:t xml:space="preserve"> كان مريضًا جدًا. وقد كان </w:t>
@@ -5729,12 +6983,16 @@
       <w:r>
         <w:rPr>
           <w:b/>
+          <w:rtl/>
+          <w:cs/>
           <w:lang w:val="ar_AE" w:bidi="ar_AE"/>
         </w:rPr>
         <w:t>لعازر</w:t>
       </w:r>
       <w:r>
         <w:rPr>
+          <w:rtl/>
+          <w:cs/>
           <w:lang w:val="ar_AE" w:bidi="ar_AE"/>
         </w:rPr>
         <w:t xml:space="preserve"> وأختاه مريم ومرثا أصدقاء مقربين من يسوع.</w:t>
@@ -5749,18 +7007,24 @@
       </w:pPr>
       <w:r>
         <w:rPr>
+          <w:rtl/>
+          <w:cs/>
           <w:lang w:val="ar_AE" w:bidi="ar_AE"/>
         </w:rPr>
       </w:r>
       <w:r>
         <w:rPr>
           <w:b/>
+          <w:rtl/>
+          <w:cs/>
           <w:lang w:val="ar_AE" w:bidi="ar_AE"/>
         </w:rPr>
         <w:t>37: 2</w:t>
       </w:r>
       <w:r>
         <w:rPr>
+          <w:rtl/>
+          <w:cs/>
           <w:lang w:val="ar_AE" w:bidi="ar_AE"/>
         </w:rPr>
         <w:t xml:space="preserve"> قال يسوع لتلاميذه، "</w:t>
@@ -5768,12 +7032,16 @@
       <w:r>
         <w:rPr>
           <w:b/>
+          <w:rtl/>
+          <w:cs/>
           <w:lang w:val="ar_AE" w:bidi="ar_AE"/>
         </w:rPr>
         <w:t>لعازر</w:t>
       </w:r>
       <w:r>
         <w:rPr>
+          <w:rtl/>
+          <w:cs/>
           <w:lang w:val="ar_AE" w:bidi="ar_AE"/>
         </w:rPr>
         <w:t xml:space="preserve"> حبيبنا قد نام، لكني أذهب لأوقظه."</w:t>
@@ -5788,18 +7056,24 @@
       </w:pPr>
       <w:r>
         <w:rPr>
+          <w:rtl/>
+          <w:cs/>
           <w:lang w:val="ar_AE" w:bidi="ar_AE"/>
         </w:rPr>
       </w:r>
       <w:r>
         <w:rPr>
           <w:b/>
+          <w:rtl/>
+          <w:cs/>
           <w:lang w:val="ar_AE" w:bidi="ar_AE"/>
         </w:rPr>
         <w:t>37: 3</w:t>
       </w:r>
       <w:r>
         <w:rPr>
+          <w:rtl/>
+          <w:cs/>
           <w:lang w:val="ar_AE" w:bidi="ar_AE"/>
         </w:rPr>
         <w:t xml:space="preserve"> رد تلاميذ يسوع، "يا سيد، إن كان </w:t>
@@ -5807,12 +7081,16 @@
       <w:r>
         <w:rPr>
           <w:b/>
+          <w:rtl/>
+          <w:cs/>
           <w:lang w:val="ar_AE" w:bidi="ar_AE"/>
         </w:rPr>
         <w:t>لعازر</w:t>
       </w:r>
       <w:r>
         <w:rPr>
+          <w:rtl/>
+          <w:cs/>
           <w:lang w:val="ar_AE" w:bidi="ar_AE"/>
         </w:rPr>
         <w:t xml:space="preserve"> نام، فهو يُشفى." فقال لهم يسوع حينئذٍ علانيةً، "</w:t>
@@ -5820,12 +7098,16 @@
       <w:r>
         <w:rPr>
           <w:b/>
+          <w:rtl/>
+          <w:cs/>
           <w:lang w:val="ar_AE" w:bidi="ar_AE"/>
         </w:rPr>
         <w:t>لعازر</w:t>
       </w:r>
       <w:r>
         <w:rPr>
+          <w:rtl/>
+          <w:cs/>
           <w:lang w:val="ar_AE" w:bidi="ar_AE"/>
         </w:rPr>
         <w:t xml:space="preserve"> قد مات."</w:t>
@@ -5840,18 +7122,24 @@
       </w:pPr>
       <w:r>
         <w:rPr>
+          <w:rtl/>
+          <w:cs/>
           <w:lang w:val="ar_AE" w:bidi="ar_AE"/>
         </w:rPr>
       </w:r>
       <w:r>
         <w:rPr>
           <w:b/>
+          <w:rtl/>
+          <w:cs/>
           <w:lang w:val="ar_AE" w:bidi="ar_AE"/>
         </w:rPr>
         <w:t>37: 4</w:t>
       </w:r>
       <w:r>
         <w:rPr>
+          <w:rtl/>
+          <w:cs/>
           <w:lang w:val="ar_AE" w:bidi="ar_AE"/>
         </w:rPr>
         <w:t xml:space="preserve"> عندما وصل يسوع إلى بلدة </w:t>
@@ -5859,12 +7147,16 @@
       <w:r>
         <w:rPr>
           <w:b/>
+          <w:rtl/>
+          <w:cs/>
           <w:lang w:val="ar_AE" w:bidi="ar_AE"/>
         </w:rPr>
         <w:t>لعازر</w:t>
       </w:r>
       <w:r>
         <w:rPr>
+          <w:rtl/>
+          <w:cs/>
           <w:lang w:val="ar_AE" w:bidi="ar_AE"/>
         </w:rPr>
         <w:t xml:space="preserve">، وجد أن </w:t>
@@ -5872,12 +7164,16 @@
       <w:r>
         <w:rPr>
           <w:b/>
+          <w:rtl/>
+          <w:cs/>
           <w:lang w:val="ar_AE" w:bidi="ar_AE"/>
         </w:rPr>
         <w:t>لعازر</w:t>
       </w:r>
       <w:r>
         <w:rPr>
+          <w:rtl/>
+          <w:cs/>
           <w:lang w:val="ar_AE" w:bidi="ar_AE"/>
         </w:rPr>
         <w:t xml:space="preserve"> قد مات منذ أربعة أيام.</w:t>
@@ -5892,18 +7188,24 @@
       </w:pPr>
       <w:r>
         <w:rPr>
+          <w:rtl/>
+          <w:cs/>
           <w:lang w:val="ar_AE" w:bidi="ar_AE"/>
         </w:rPr>
       </w:r>
       <w:r>
         <w:rPr>
           <w:b/>
+          <w:rtl/>
+          <w:cs/>
           <w:lang w:val="ar_AE" w:bidi="ar_AE"/>
         </w:rPr>
         <w:t>37: 6</w:t>
       </w:r>
       <w:r>
         <w:rPr>
+          <w:rtl/>
+          <w:cs/>
           <w:lang w:val="ar_AE" w:bidi="ar_AE"/>
         </w:rPr>
         <w:t xml:space="preserve"> فسألهم يسوع، "أين وضعتم </w:t>
@@ -5911,12 +7213,16 @@
       <w:r>
         <w:rPr>
           <w:b/>
+          <w:rtl/>
+          <w:cs/>
           <w:lang w:val="ar_AE" w:bidi="ar_AE"/>
         </w:rPr>
         <w:t>لعازر</w:t>
       </w:r>
       <w:r>
         <w:rPr>
+          <w:rtl/>
+          <w:cs/>
           <w:lang w:val="ar_AE" w:bidi="ar_AE"/>
         </w:rPr>
         <w:t>؟"</w:t>
@@ -5931,18 +7237,24 @@
       </w:pPr>
       <w:r>
         <w:rPr>
+          <w:rtl/>
+          <w:cs/>
           <w:lang w:val="ar_AE" w:bidi="ar_AE"/>
         </w:rPr>
       </w:r>
       <w:r>
         <w:rPr>
           <w:b/>
+          <w:rtl/>
+          <w:cs/>
           <w:lang w:val="ar_AE" w:bidi="ar_AE"/>
         </w:rPr>
         <w:t>37: 9</w:t>
       </w:r>
       <w:r>
         <w:rPr>
+          <w:rtl/>
+          <w:cs/>
           <w:lang w:val="ar_AE" w:bidi="ar_AE"/>
         </w:rPr>
         <w:t xml:space="preserve"> ثم صرخ يسوع، "</w:t>
@@ -5950,12 +7262,16 @@
       <w:r>
         <w:rPr>
           <w:b/>
+          <w:rtl/>
+          <w:cs/>
           <w:lang w:val="ar_AE" w:bidi="ar_AE"/>
         </w:rPr>
         <w:t>لعازر</w:t>
       </w:r>
       <w:r>
         <w:rPr>
+          <w:rtl/>
+          <w:cs/>
           <w:lang w:val="ar_AE" w:bidi="ar_AE"/>
         </w:rPr>
         <w:t>، هَلُمَّ خارجًا!"</w:t>
@@ -5970,18 +7286,24 @@
       </w:pPr>
       <w:r>
         <w:rPr>
+          <w:rtl/>
+          <w:cs/>
           <w:lang w:val="ar_AE" w:bidi="ar_AE"/>
         </w:rPr>
       </w:r>
       <w:r>
         <w:rPr>
           <w:b/>
+          <w:rtl/>
+          <w:cs/>
           <w:lang w:val="ar_AE" w:bidi="ar_AE"/>
         </w:rPr>
         <w:t>37: 10</w:t>
       </w:r>
       <w:r>
         <w:rPr>
+          <w:rtl/>
+          <w:cs/>
           <w:lang w:val="ar_AE" w:bidi="ar_AE"/>
         </w:rPr>
         <w:t xml:space="preserve"> فخرج </w:t>
@@ -5989,12 +7311,16 @@
       <w:r>
         <w:rPr>
           <w:b/>
+          <w:rtl/>
+          <w:cs/>
           <w:lang w:val="ar_AE" w:bidi="ar_AE"/>
         </w:rPr>
         <w:t>لعازر</w:t>
       </w:r>
       <w:r>
         <w:rPr>
+          <w:rtl/>
+          <w:cs/>
           <w:lang w:val="ar_AE" w:bidi="ar_AE"/>
         </w:rPr>
         <w:t>! وكان لا يزال ملفوفًا بأكفان القبر.</w:t>
@@ -6009,18 +7335,24 @@
       </w:pPr>
       <w:r>
         <w:rPr>
+          <w:rtl/>
+          <w:cs/>
           <w:lang w:val="ar_AE" w:bidi="ar_AE"/>
         </w:rPr>
       </w:r>
       <w:r>
         <w:rPr>
           <w:b/>
+          <w:rtl/>
+          <w:cs/>
           <w:lang w:val="ar_AE" w:bidi="ar_AE"/>
         </w:rPr>
         <w:t>37: 11</w:t>
       </w:r>
       <w:r>
         <w:rPr>
+          <w:rtl/>
+          <w:cs/>
           <w:lang w:val="ar_AE" w:bidi="ar_AE"/>
         </w:rPr>
         <w:t xml:space="preserve"> لكن القادة الدينيين لليهود كانوا حاقدين، لذا تشاوروا معًا ليقتلوا يسوع و</w:t>
@@ -6028,12 +7360,16 @@
       <w:r>
         <w:rPr>
           <w:b/>
+          <w:rtl/>
+          <w:cs/>
           <w:lang w:val="ar_AE" w:bidi="ar_AE"/>
         </w:rPr>
         <w:t>لعازر</w:t>
       </w:r>
       <w:r>
         <w:rPr>
+          <w:rtl/>
+          <w:cs/>
           <w:lang w:val="ar_AE" w:bidi="ar_AE"/>
         </w:rPr>
         <w:t>.</w:t>
@@ -6046,6 +7382,8 @@
       </w:pPr>
       <w:r>
         <w:rPr>
+          <w:rtl/>
+          <w:cs/>
           <w:lang w:val="ar_AE" w:bidi="ar_AE"/>
         </w:rPr>
         <w:t>بيانات الكلمة:</w:t>
@@ -6060,32 +7398,42 @@
       </w:pPr>
       <w:r>
         <w:rPr>
-          <w:lang w:val="ar_AE" w:bidi="ar_AE"/>
-        </w:rPr>
-      </w:r>
-      <w:r>
-        <w:rPr>
+          <w:rtl/>
+          <w:cs/>
+          <w:lang w:val="ar_AE" w:bidi="ar_AE"/>
+        </w:rPr>
+      </w:r>
+      <w:r>
+        <w:rPr>
+          <w:rtl/>
+          <w:cs/>
           <w:lang w:val="ar_AE" w:bidi="ar_AE"/>
         </w:rPr>
         <w:t>سترونج: G29760</w:t>
       </w:r>
       <w:r>
         <w:rPr>
-          <w:lang w:val="ar_AE" w:bidi="ar_AE"/>
-        </w:rPr>
-      </w:r>
-      <w:r>
-        <w:rPr>
-          <w:lang w:val="ar_AE" w:bidi="ar_AE"/>
-        </w:rPr>
-      </w:r>
-    </w:p>
-    <w:p>
-      <w:pPr>
-        <w:bidi/>
-      </w:pPr>
-      <w:r>
-        <w:rPr>
+          <w:rtl/>
+          <w:cs/>
+          <w:lang w:val="ar_AE" w:bidi="ar_AE"/>
+        </w:rPr>
+      </w:r>
+      <w:r>
+        <w:rPr>
+          <w:rtl/>
+          <w:cs/>
+          <w:lang w:val="ar_AE" w:bidi="ar_AE"/>
+        </w:rPr>
+      </w:r>
+    </w:p>
+    <w:p>
+      <w:pPr>
+        <w:bidi/>
+      </w:pPr>
+      <w:r>
+        <w:rPr>
+          <w:rtl/>
+          <w:cs/>
           <w:lang w:val="ar_AE" w:bidi="ar_AE"/>
         </w:rPr>
       </w:r>
@@ -6097,12 +7445,16 @@
       </w:pPr>
       <w:r>
         <w:rPr>
+          <w:rtl/>
+          <w:cs/>
           <w:lang w:val="ar_AE" w:bidi="ar_AE"/>
         </w:rPr>
         <w:t>لعنة</w:t>
       </w:r>
       <w:r>
         <w:rPr>
+          <w:rtl/>
+          <w:cs/>
           <w:lang w:val="ar_AE" w:bidi="ar_AE"/>
         </w:rPr>
       </w:r>
@@ -6114,6 +7466,8 @@
       </w:pPr>
       <w:r>
         <w:rPr>
+          <w:rtl/>
+          <w:cs/>
           <w:lang w:val="ar_AE" w:bidi="ar_AE"/>
         </w:rPr>
         <w:t>التعريف:</w:t>
@@ -6125,11 +7479,15 @@
       </w:pPr>
       <w:r>
         <w:rPr>
-          <w:lang w:val="ar_AE" w:bidi="ar_AE"/>
-        </w:rPr>
-      </w:r>
-      <w:r>
-        <w:rPr>
+          <w:rtl/>
+          <w:cs/>
+          <w:lang w:val="ar_AE" w:bidi="ar_AE"/>
+        </w:rPr>
+      </w:r>
+      <w:r>
+        <w:rPr>
+          <w:rtl/>
+          <w:cs/>
           <w:lang w:val="ar_AE" w:bidi="ar_AE"/>
         </w:rPr>
         <w:t>مصطلح "لعنة" يعني التسبب في حدوث أشياء سلبية للشخص أو الشيء الذي يتم لعنه.</w:t>
@@ -6144,11 +7502,15 @@
       </w:pPr>
       <w:r>
         <w:rPr>
-          <w:lang w:val="ar_AE" w:bidi="ar_AE"/>
-        </w:rPr>
-      </w:r>
-      <w:r>
-        <w:rPr>
+          <w:rtl/>
+          <w:cs/>
+          <w:lang w:val="ar_AE" w:bidi="ar_AE"/>
+        </w:rPr>
+      </w:r>
+      <w:r>
+        <w:rPr>
+          <w:rtl/>
+          <w:cs/>
           <w:lang w:val="ar_AE" w:bidi="ar_AE"/>
         </w:rPr>
         <w:t>يمكن أن تكون اللعنة عبارة عن تصريح/ إعلان بأن ضررًا سيحدث لشخص ما أو شيء ما.</w:t>
@@ -6163,11 +7525,15 @@
       </w:pPr>
       <w:r>
         <w:rPr>
-          <w:lang w:val="ar_AE" w:bidi="ar_AE"/>
-        </w:rPr>
-      </w:r>
-      <w:r>
-        <w:rPr>
+          <w:rtl/>
+          <w:cs/>
+          <w:lang w:val="ar_AE" w:bidi="ar_AE"/>
+        </w:rPr>
+      </w:r>
+      <w:r>
+        <w:rPr>
+          <w:rtl/>
+          <w:cs/>
           <w:lang w:val="ar_AE" w:bidi="ar_AE"/>
         </w:rPr>
         <w:t>لعن شخص ما يمكن أن يكون أيضًا تعبيرًا عن الرغبة في أن تحدث له أشياء سيئة.</w:t>
@@ -6182,11 +7548,15 @@
       </w:pPr>
       <w:r>
         <w:rPr>
-          <w:lang w:val="ar_AE" w:bidi="ar_AE"/>
-        </w:rPr>
-      </w:r>
-      <w:r>
-        <w:rPr>
+          <w:rtl/>
+          <w:cs/>
+          <w:lang w:val="ar_AE" w:bidi="ar_AE"/>
+        </w:rPr>
+      </w:r>
+      <w:r>
+        <w:rPr>
+          <w:rtl/>
+          <w:cs/>
           <w:lang w:val="ar_AE" w:bidi="ar_AE"/>
         </w:rPr>
         <w:t>يمكن أن يشير أيضًا إلى العقوبة أو الأشياء السلبية الأخرى التي يتسبب أحد في حدوثها لشخص آخر.</w:t>
@@ -6199,6 +7569,8 @@
       </w:pPr>
       <w:r>
         <w:rPr>
+          <w:rtl/>
+          <w:cs/>
           <w:lang w:val="ar_AE" w:bidi="ar_AE"/>
         </w:rPr>
         <w:t>اقتراحات الترجمة:</w:t>
@@ -6213,11 +7585,15 @@
       </w:pPr>
       <w:r>
         <w:rPr>
-          <w:lang w:val="ar_AE" w:bidi="ar_AE"/>
-        </w:rPr>
-      </w:r>
-      <w:r>
-        <w:rPr>
+          <w:rtl/>
+          <w:cs/>
+          <w:lang w:val="ar_AE" w:bidi="ar_AE"/>
+        </w:rPr>
+      </w:r>
+      <w:r>
+        <w:rPr>
+          <w:rtl/>
+          <w:cs/>
           <w:lang w:val="ar_AE" w:bidi="ar_AE"/>
         </w:rPr>
         <w:t>يمكن ترجمة هذا المصطلح كـ "التسبب في حدوث أشياء سيئة لـ ..." أو "التكلّم بأن شيئًا سيئًا سيحدث" أو "القَسَم للتسبب في حدوث أشياء شريرة".</w:t>
@@ -6232,11 +7608,15 @@
       </w:pPr>
       <w:r>
         <w:rPr>
-          <w:lang w:val="ar_AE" w:bidi="ar_AE"/>
-        </w:rPr>
-      </w:r>
-      <w:r>
-        <w:rPr>
+          <w:rtl/>
+          <w:cs/>
+          <w:lang w:val="ar_AE" w:bidi="ar_AE"/>
+        </w:rPr>
+      </w:r>
+      <w:r>
+        <w:rPr>
+          <w:rtl/>
+          <w:cs/>
           <w:lang w:val="ar_AE" w:bidi="ar_AE"/>
         </w:rPr>
         <w:t>في سياق إرسال الله لعنات على شعبه العاصي، يمكن ترجمته كـ "المعاقبة بسماح بحدوث أشياء سيئة".</w:t>
@@ -6251,11 +7631,15 @@
       </w:pPr>
       <w:r>
         <w:rPr>
-          <w:lang w:val="ar_AE" w:bidi="ar_AE"/>
-        </w:rPr>
-      </w:r>
-      <w:r>
-        <w:rPr>
+          <w:rtl/>
+          <w:cs/>
+          <w:lang w:val="ar_AE" w:bidi="ar_AE"/>
+        </w:rPr>
+      </w:r>
+      <w:r>
+        <w:rPr>
+          <w:rtl/>
+          <w:cs/>
           <w:lang w:val="ar_AE" w:bidi="ar_AE"/>
         </w:rPr>
         <w:t>يمكن ترجمة مصطلح "ملعون" عند استخدامه لوصف الأشخاص كـ "(هذا الشخص) سيواجه الكثير من المشاكل".</w:t>
@@ -6270,11 +7654,15 @@
       </w:pPr>
       <w:r>
         <w:rPr>
-          <w:lang w:val="ar_AE" w:bidi="ar_AE"/>
-        </w:rPr>
-      </w:r>
-      <w:r>
-        <w:rPr>
+          <w:rtl/>
+          <w:cs/>
+          <w:lang w:val="ar_AE" w:bidi="ar_AE"/>
+        </w:rPr>
+      </w:r>
+      <w:r>
+        <w:rPr>
+          <w:rtl/>
+          <w:cs/>
           <w:lang w:val="ar_AE" w:bidi="ar_AE"/>
         </w:rPr>
         <w:t>يمكن ترجمة عبارة "ملعونًا ..." كـ "ليواجه (هذا الشخص) صعوبات كبيرة".</w:t>
@@ -6289,11 +7677,15 @@
       </w:pPr>
       <w:r>
         <w:rPr>
-          <w:lang w:val="ar_AE" w:bidi="ar_AE"/>
-        </w:rPr>
-      </w:r>
-      <w:r>
-        <w:rPr>
+          <w:rtl/>
+          <w:cs/>
+          <w:lang w:val="ar_AE" w:bidi="ar_AE"/>
+        </w:rPr>
+      </w:r>
+      <w:r>
+        <w:rPr>
+          <w:rtl/>
+          <w:cs/>
           <w:lang w:val="ar_AE" w:bidi="ar_AE"/>
         </w:rPr>
         <w:t>يمكن ترجمة عبارة "ملعونة هي الأرض" كـ "لن تكون التربة خصبة جدًا".</w:t>
@@ -6308,11 +7700,15 @@
       </w:pPr>
       <w:r>
         <w:rPr>
-          <w:lang w:val="ar_AE" w:bidi="ar_AE"/>
-        </w:rPr>
-      </w:r>
-      <w:r>
-        <w:rPr>
+          <w:rtl/>
+          <w:cs/>
+          <w:lang w:val="ar_AE" w:bidi="ar_AE"/>
+        </w:rPr>
+      </w:r>
+      <w:r>
+        <w:rPr>
+          <w:rtl/>
+          <w:cs/>
           <w:lang w:val="ar_AE" w:bidi="ar_AE"/>
         </w:rPr>
         <w:t>ومع ذلك، إذا كانت اللغة المستهدفة تحتوي على عبارة "ملعون يكون ..." ولها نفس المعنى، فمن الجيد الاحتفاظ بنفس العبارة.</w:t>
@@ -6324,23 +7720,31 @@
       </w:pPr>
       <w:r>
         <w:rPr>
-          <w:lang w:val="ar_AE" w:bidi="ar_AE"/>
-        </w:rPr>
-      </w:r>
-      <w:r>
-        <w:rPr>
+          <w:rtl/>
+          <w:cs/>
+          <w:lang w:val="ar_AE" w:bidi="ar_AE"/>
+        </w:rPr>
+      </w:r>
+      <w:r>
+        <w:rPr>
+          <w:rtl/>
+          <w:cs/>
           <w:lang w:val="ar_AE" w:bidi="ar_AE"/>
         </w:rPr>
         <w:t xml:space="preserve">(انظر أيضًا: </w:t>
       </w:r>
       <w:r>
         <w:rPr>
+          <w:rtl/>
+          <w:cs/>
           <w:lang w:val="ar_AE" w:bidi="ar_AE"/>
         </w:rPr>
         <w:t>يبارك</w:t>
       </w:r>
       <w:r>
         <w:rPr>
+          <w:rtl/>
+          <w:cs/>
           <w:lang w:val="ar_AE" w:bidi="ar_AE"/>
         </w:rPr>
         <w:t>)</w:t>
@@ -6353,6 +7757,8 @@
       </w:pPr>
       <w:r>
         <w:rPr>
+          <w:rtl/>
+          <w:cs/>
           <w:lang w:val="ar_AE" w:bidi="ar_AE"/>
         </w:rPr>
         <w:t>مراجع الكتاب المقدس:</w:t>
@@ -6367,12 +7773,16 @@
       </w:pPr>
       <w:r>
         <w:rPr>
+          <w:rtl/>
+          <w:cs/>
           <w:lang w:val="ar_AE" w:bidi="ar_AE"/>
         </w:rPr>
       </w:r>
       <w:hyperlink r:id="rId82">
         <w:r>
           <w:rPr>
+            <w:rtl/>
+            <w:cs/>
             <w:lang w:val="ar_AE" w:bidi="ar_AE"/>
           </w:rPr>
           <w:rPr>
@@ -6392,12 +7802,16 @@
       </w:pPr>
       <w:r>
         <w:rPr>
+          <w:rtl/>
+          <w:cs/>
           <w:lang w:val="ar_AE" w:bidi="ar_AE"/>
         </w:rPr>
       </w:r>
       <w:hyperlink r:id="rId83">
         <w:r>
           <w:rPr>
+            <w:rtl/>
+            <w:cs/>
             <w:lang w:val="ar_AE" w:bidi="ar_AE"/>
           </w:rPr>
           <w:rPr>
@@ -6417,12 +7831,16 @@
       </w:pPr>
       <w:r>
         <w:rPr>
+          <w:rtl/>
+          <w:cs/>
           <w:lang w:val="ar_AE" w:bidi="ar_AE"/>
         </w:rPr>
       </w:r>
       <w:hyperlink r:id="rId84">
         <w:r>
           <w:rPr>
+            <w:rtl/>
+            <w:cs/>
             <w:lang w:val="ar_AE" w:bidi="ar_AE"/>
           </w:rPr>
           <w:rPr>
@@ -6442,12 +7860,16 @@
       </w:pPr>
       <w:r>
         <w:rPr>
+          <w:rtl/>
+          <w:cs/>
           <w:lang w:val="ar_AE" w:bidi="ar_AE"/>
         </w:rPr>
       </w:r>
       <w:hyperlink r:id="rId85">
         <w:r>
           <w:rPr>
+            <w:rtl/>
+            <w:cs/>
             <w:lang w:val="ar_AE" w:bidi="ar_AE"/>
           </w:rPr>
           <w:rPr>
@@ -6467,12 +7889,16 @@
       </w:pPr>
       <w:r>
         <w:rPr>
+          <w:rtl/>
+          <w:cs/>
           <w:lang w:val="ar_AE" w:bidi="ar_AE"/>
         </w:rPr>
       </w:r>
       <w:hyperlink r:id="rId86">
         <w:r>
           <w:rPr>
+            <w:rtl/>
+            <w:cs/>
             <w:lang w:val="ar_AE" w:bidi="ar_AE"/>
           </w:rPr>
           <w:rPr>
@@ -6492,12 +7918,16 @@
       </w:pPr>
       <w:r>
         <w:rPr>
+          <w:rtl/>
+          <w:cs/>
           <w:lang w:val="ar_AE" w:bidi="ar_AE"/>
         </w:rPr>
       </w:r>
       <w:hyperlink r:id="rId87">
         <w:r>
           <w:rPr>
+            <w:rtl/>
+            <w:cs/>
             <w:lang w:val="ar_AE" w:bidi="ar_AE"/>
           </w:rPr>
           <w:rPr>
@@ -6517,12 +7947,16 @@
       </w:pPr>
       <w:r>
         <w:rPr>
+          <w:rtl/>
+          <w:cs/>
           <w:lang w:val="ar_AE" w:bidi="ar_AE"/>
         </w:rPr>
       </w:r>
       <w:hyperlink r:id="rId88">
         <w:r>
           <w:rPr>
+            <w:rtl/>
+            <w:cs/>
             <w:lang w:val="ar_AE" w:bidi="ar_AE"/>
           </w:rPr>
           <w:rPr>
@@ -6542,12 +7976,16 @@
       </w:pPr>
       <w:r>
         <w:rPr>
+          <w:rtl/>
+          <w:cs/>
           <w:lang w:val="ar_AE" w:bidi="ar_AE"/>
         </w:rPr>
       </w:r>
       <w:hyperlink r:id="rId89">
         <w:r>
           <w:rPr>
+            <w:rtl/>
+            <w:cs/>
             <w:lang w:val="ar_AE" w:bidi="ar_AE"/>
           </w:rPr>
           <w:rPr>
@@ -6567,12 +8005,16 @@
       </w:pPr>
       <w:r>
         <w:rPr>
+          <w:rtl/>
+          <w:cs/>
           <w:lang w:val="ar_AE" w:bidi="ar_AE"/>
         </w:rPr>
       </w:r>
       <w:hyperlink r:id="rId90">
         <w:r>
           <w:rPr>
+            <w:rtl/>
+            <w:cs/>
             <w:lang w:val="ar_AE" w:bidi="ar_AE"/>
           </w:rPr>
           <w:rPr>
@@ -6590,6 +8032,8 @@
       </w:pPr>
       <w:r>
         <w:rPr>
+          <w:rtl/>
+          <w:cs/>
           <w:lang w:val="ar_AE" w:bidi="ar_AE"/>
         </w:rPr>
         <w:t>أمثلة من قصص الكتاب المقدس:</w:t>
@@ -6604,18 +8048,24 @@
       </w:pPr>
       <w:r>
         <w:rPr>
+          <w:rtl/>
+          <w:cs/>
           <w:lang w:val="ar_AE" w:bidi="ar_AE"/>
         </w:rPr>
       </w:r>
       <w:r>
         <w:rPr>
           <w:b/>
+          <w:rtl/>
+          <w:cs/>
           <w:lang w:val="ar_AE" w:bidi="ar_AE"/>
         </w:rPr>
         <w:t>2: 9</w:t>
       </w:r>
       <w:r>
         <w:rPr>
+          <w:rtl/>
+          <w:cs/>
           <w:lang w:val="ar_AE" w:bidi="ar_AE"/>
         </w:rPr>
         <w:t xml:space="preserve"> قال الله للحيّة، "أنتِ </w:t>
@@ -6623,12 +8073,16 @@
       <w:r>
         <w:rPr>
           <w:b/>
+          <w:rtl/>
+          <w:cs/>
           <w:lang w:val="ar_AE" w:bidi="ar_AE"/>
         </w:rPr>
         <w:t>ملعونة</w:t>
       </w:r>
       <w:r>
         <w:rPr>
+          <w:rtl/>
+          <w:cs/>
           <w:lang w:val="ar_AE" w:bidi="ar_AE"/>
         </w:rPr>
         <w:t>!"</w:t>
@@ -6643,18 +8097,24 @@
       </w:pPr>
       <w:r>
         <w:rPr>
+          <w:rtl/>
+          <w:cs/>
           <w:lang w:val="ar_AE" w:bidi="ar_AE"/>
         </w:rPr>
       </w:r>
       <w:r>
         <w:rPr>
           <w:b/>
+          <w:rtl/>
+          <w:cs/>
           <w:lang w:val="ar_AE" w:bidi="ar_AE"/>
         </w:rPr>
         <w:t>2: 11</w:t>
       </w:r>
       <w:r>
         <w:rPr>
+          <w:rtl/>
+          <w:cs/>
           <w:lang w:val="ar_AE" w:bidi="ar_AE"/>
         </w:rPr>
         <w:t xml:space="preserve"> "الآن الأرض </w:t>
@@ -6662,12 +8122,16 @@
       <w:r>
         <w:rPr>
           <w:b/>
+          <w:rtl/>
+          <w:cs/>
           <w:lang w:val="ar_AE" w:bidi="ar_AE"/>
         </w:rPr>
         <w:t>ملعونة</w:t>
       </w:r>
       <w:r>
         <w:rPr>
+          <w:rtl/>
+          <w:cs/>
           <w:lang w:val="ar_AE" w:bidi="ar_AE"/>
         </w:rPr>
         <w:t>، وستحتاج إلى العمل بجد لزراعة الطعام."</w:t>
@@ -6682,18 +8146,24 @@
       </w:pPr>
       <w:r>
         <w:rPr>
+          <w:rtl/>
+          <w:cs/>
           <w:lang w:val="ar_AE" w:bidi="ar_AE"/>
         </w:rPr>
       </w:r>
       <w:r>
         <w:rPr>
           <w:b/>
+          <w:rtl/>
+          <w:cs/>
           <w:lang w:val="ar_AE" w:bidi="ar_AE"/>
         </w:rPr>
         <w:t>4: 4</w:t>
       </w:r>
       <w:r>
         <w:rPr>
+          <w:rtl/>
+          <w:cs/>
           <w:lang w:val="ar_AE" w:bidi="ar_AE"/>
         </w:rPr>
         <w:t xml:space="preserve"> "سأبارك من يباركك وألعن من يلعنك."</w:t>
@@ -6708,18 +8178,24 @@
       </w:pPr>
       <w:r>
         <w:rPr>
+          <w:rtl/>
+          <w:cs/>
           <w:lang w:val="ar_AE" w:bidi="ar_AE"/>
         </w:rPr>
       </w:r>
       <w:r>
         <w:rPr>
           <w:b/>
+          <w:rtl/>
+          <w:cs/>
           <w:lang w:val="ar_AE" w:bidi="ar_AE"/>
         </w:rPr>
         <w:t>39: 7</w:t>
       </w:r>
       <w:r>
         <w:rPr>
+          <w:rtl/>
+          <w:cs/>
           <w:lang w:val="ar_AE" w:bidi="ar_AE"/>
         </w:rPr>
         <w:t xml:space="preserve"> ثم أقسَم بطرس قائلاً، "ليلعنني الله إذا كنت أعرف هذا الرجل!"</w:t>
@@ -6734,18 +8210,24 @@
       </w:pPr>
       <w:r>
         <w:rPr>
+          <w:rtl/>
+          <w:cs/>
           <w:lang w:val="ar_AE" w:bidi="ar_AE"/>
         </w:rPr>
       </w:r>
       <w:r>
         <w:rPr>
           <w:b/>
+          <w:rtl/>
+          <w:cs/>
           <w:lang w:val="ar_AE" w:bidi="ar_AE"/>
         </w:rPr>
         <w:t>50: 16</w:t>
       </w:r>
       <w:r>
         <w:rPr>
+          <w:rtl/>
+          <w:cs/>
           <w:lang w:val="ar_AE" w:bidi="ar_AE"/>
         </w:rPr>
         <w:t xml:space="preserve"> لأن آدم وحواء عصيا الله وجلبا الخطية إلى هذا العالم، لعن الله العالم وقرر تدميره.</w:t>
@@ -6758,6 +8240,8 @@
       </w:pPr>
       <w:r>
         <w:rPr>
+          <w:rtl/>
+          <w:cs/>
           <w:lang w:val="ar_AE" w:bidi="ar_AE"/>
         </w:rPr>
         <w:t>بيانات الكلمة:</w:t>
@@ -6772,32 +8256,42 @@
       </w:pPr>
       <w:r>
         <w:rPr>
-          <w:lang w:val="ar_AE" w:bidi="ar_AE"/>
-        </w:rPr>
-      </w:r>
-      <w:r>
-        <w:rPr>
+          <w:rtl/>
+          <w:cs/>
+          <w:lang w:val="ar_AE" w:bidi="ar_AE"/>
+        </w:rPr>
+      </w:r>
+      <w:r>
+        <w:rPr>
+          <w:rtl/>
+          <w:cs/>
           <w:lang w:val="ar_AE" w:bidi="ar_AE"/>
         </w:rPr>
         <w:t>سترونغ: H0422, H0423, H0779, H1288, H2763, H2764, H3994, H5344, H6895, H7043, H7045, H7621, H8381, G03310, G03320, G06850, G19440, G25510, G26520, G26530, G26710, G26720, G60350</w:t>
       </w:r>
       <w:r>
         <w:rPr>
-          <w:lang w:val="ar_AE" w:bidi="ar_AE"/>
-        </w:rPr>
-      </w:r>
-      <w:r>
-        <w:rPr>
-          <w:lang w:val="ar_AE" w:bidi="ar_AE"/>
-        </w:rPr>
-      </w:r>
-    </w:p>
-    <w:p>
-      <w:pPr>
-        <w:bidi/>
-      </w:pPr>
-      <w:r>
-        <w:rPr>
+          <w:rtl/>
+          <w:cs/>
+          <w:lang w:val="ar_AE" w:bidi="ar_AE"/>
+        </w:rPr>
+      </w:r>
+      <w:r>
+        <w:rPr>
+          <w:rtl/>
+          <w:cs/>
+          <w:lang w:val="ar_AE" w:bidi="ar_AE"/>
+        </w:rPr>
+      </w:r>
+    </w:p>
+    <w:p>
+      <w:pPr>
+        <w:bidi/>
+      </w:pPr>
+      <w:r>
+        <w:rPr>
+          <w:rtl/>
+          <w:cs/>
           <w:lang w:val="ar_AE" w:bidi="ar_AE"/>
         </w:rPr>
       </w:r>
@@ -6809,12 +8303,16 @@
       </w:pPr>
       <w:r>
         <w:rPr>
+          <w:rtl/>
+          <w:cs/>
           <w:lang w:val="ar_AE" w:bidi="ar_AE"/>
         </w:rPr>
         <w:t>لُوط</w:t>
       </w:r>
       <w:r>
         <w:rPr>
+          <w:rtl/>
+          <w:cs/>
           <w:lang w:val="ar_AE" w:bidi="ar_AE"/>
         </w:rPr>
       </w:r>
@@ -6826,6 +8324,8 @@
       </w:pPr>
       <w:r>
         <w:rPr>
+          <w:rtl/>
+          <w:cs/>
           <w:lang w:val="ar_AE" w:bidi="ar_AE"/>
         </w:rPr>
         <w:t>لُوط</w:t>
@@ -6838,6 +8338,8 @@
       </w:pPr>
       <w:r>
         <w:rPr>
+          <w:rtl/>
+          <w:cs/>
           <w:lang w:val="ar_AE" w:bidi="ar_AE"/>
         </w:rPr>
         <w:t>حقائق:</w:t>
@@ -6849,23 +8351,31 @@
       </w:pPr>
       <w:r>
         <w:rPr>
-          <w:lang w:val="ar_AE" w:bidi="ar_AE"/>
-        </w:rPr>
-      </w:r>
-      <w:r>
-        <w:rPr>
+          <w:rtl/>
+          <w:cs/>
+          <w:lang w:val="ar_AE" w:bidi="ar_AE"/>
+        </w:rPr>
+      </w:r>
+      <w:r>
+        <w:rPr>
+          <w:rtl/>
+          <w:cs/>
           <w:lang w:val="ar_AE" w:bidi="ar_AE"/>
         </w:rPr>
         <w:t xml:space="preserve">كان </w:t>
       </w:r>
       <w:r>
         <w:rPr>
+          <w:rtl/>
+          <w:cs/>
           <w:lang w:val="ar_AE" w:bidi="ar_AE"/>
         </w:rPr>
         <w:t>لُوط</w:t>
       </w:r>
       <w:r>
         <w:rPr>
+          <w:rtl/>
+          <w:cs/>
           <w:lang w:val="ar_AE" w:bidi="ar_AE"/>
         </w:rPr>
         <w:t xml:space="preserve"> ابن أخي إبراهيم.</w:t>
@@ -6880,23 +8390,31 @@
       </w:pPr>
       <w:r>
         <w:rPr>
-          <w:lang w:val="ar_AE" w:bidi="ar_AE"/>
-        </w:rPr>
-      </w:r>
-      <w:r>
-        <w:rPr>
+          <w:rtl/>
+          <w:cs/>
+          <w:lang w:val="ar_AE" w:bidi="ar_AE"/>
+        </w:rPr>
+      </w:r>
+      <w:r>
+        <w:rPr>
+          <w:rtl/>
+          <w:cs/>
           <w:lang w:val="ar_AE" w:bidi="ar_AE"/>
         </w:rPr>
         <w:t xml:space="preserve">كان لوط ابن </w:t>
       </w:r>
       <w:r>
         <w:rPr>
+          <w:rtl/>
+          <w:cs/>
           <w:lang w:val="ar_AE" w:bidi="ar_AE"/>
         </w:rPr>
         <w:t>هَارَان</w:t>
       </w:r>
       <w:r>
         <w:rPr>
+          <w:rtl/>
+          <w:cs/>
           <w:lang w:val="ar_AE" w:bidi="ar_AE"/>
         </w:rPr>
         <w:t>، شقيق إبراهيم.</w:t>
@@ -6911,11 +8429,15 @@
       </w:pPr>
       <w:r>
         <w:rPr>
-          <w:lang w:val="ar_AE" w:bidi="ar_AE"/>
-        </w:rPr>
-      </w:r>
-      <w:r>
-        <w:rPr>
+          <w:rtl/>
+          <w:cs/>
+          <w:lang w:val="ar_AE" w:bidi="ar_AE"/>
+        </w:rPr>
+      </w:r>
+      <w:r>
+        <w:rPr>
+          <w:rtl/>
+          <w:cs/>
           <w:lang w:val="ar_AE" w:bidi="ar_AE"/>
         </w:rPr>
         <w:t>ارتحل لُوط مع إبراهيم إلى أرض كَنْعان واستقر في مدينة سدوم.</w:t>
@@ -6930,11 +8452,15 @@
       </w:pPr>
       <w:r>
         <w:rPr>
-          <w:lang w:val="ar_AE" w:bidi="ar_AE"/>
-        </w:rPr>
-      </w:r>
-      <w:r>
-        <w:rPr>
+          <w:rtl/>
+          <w:cs/>
+          <w:lang w:val="ar_AE" w:bidi="ar_AE"/>
+        </w:rPr>
+      </w:r>
+      <w:r>
+        <w:rPr>
+          <w:rtl/>
+          <w:cs/>
           <w:lang w:val="ar_AE" w:bidi="ar_AE"/>
         </w:rPr>
         <w:t>كان لُوط سلف الموآبيين والعمَّونيين.</w:t>
@@ -6949,11 +8475,15 @@
       </w:pPr>
       <w:r>
         <w:rPr>
-          <w:lang w:val="ar_AE" w:bidi="ar_AE"/>
-        </w:rPr>
-      </w:r>
-      <w:r>
-        <w:rPr>
+          <w:rtl/>
+          <w:cs/>
+          <w:lang w:val="ar_AE" w:bidi="ar_AE"/>
+        </w:rPr>
+      </w:r>
+      <w:r>
+        <w:rPr>
+          <w:rtl/>
+          <w:cs/>
           <w:lang w:val="ar_AE" w:bidi="ar_AE"/>
         </w:rPr>
         <w:t>عندما هاجم ملوك الأعداء سدوم وأسروا لُوطًا، جاء إبراهيم مع مع بضع مئات من الرجال لإنقاذ لُوط واستعادة ممتلكاته.</w:t>
@@ -6968,11 +8498,15 @@
       </w:pPr>
       <w:r>
         <w:rPr>
-          <w:lang w:val="ar_AE" w:bidi="ar_AE"/>
-        </w:rPr>
-      </w:r>
-      <w:r>
-        <w:rPr>
+          <w:rtl/>
+          <w:cs/>
+          <w:lang w:val="ar_AE" w:bidi="ar_AE"/>
+        </w:rPr>
+      </w:r>
+      <w:r>
+        <w:rPr>
+          <w:rtl/>
+          <w:cs/>
           <w:lang w:val="ar_AE" w:bidi="ar_AE"/>
         </w:rPr>
         <w:t>كان سكان مدينة سدوم أشرارًا جدًا، لذلك دمَّرَ الله تلك المدينة. لكنه أخبر أولًا لُوط وعائلته ليغادروا المدينة حتى يتمكنوا من الهروب.</w:t>
@@ -6984,11 +8518,15 @@
       </w:pPr>
       <w:r>
         <w:rPr>
-          <w:lang w:val="ar_AE" w:bidi="ar_AE"/>
-        </w:rPr>
-      </w:r>
-      <w:r>
-        <w:rPr>
+          <w:rtl/>
+          <w:cs/>
+          <w:lang w:val="ar_AE" w:bidi="ar_AE"/>
+        </w:rPr>
+      </w:r>
+      <w:r>
+        <w:rPr>
+          <w:rtl/>
+          <w:cs/>
           <w:lang w:val="ar_AE" w:bidi="ar_AE"/>
         </w:rPr>
         <w:t>(اقتراحات التَّرْجَمَة: كيفية تَرْجَمَة الأسماء)</w:t>
@@ -7000,71 +8538,95 @@
       </w:pPr>
       <w:r>
         <w:rPr>
-          <w:lang w:val="ar_AE" w:bidi="ar_AE"/>
-        </w:rPr>
-      </w:r>
-      <w:r>
-        <w:rPr>
+          <w:rtl/>
+          <w:cs/>
+          <w:lang w:val="ar_AE" w:bidi="ar_AE"/>
+        </w:rPr>
+      </w:r>
+      <w:r>
+        <w:rPr>
+          <w:rtl/>
+          <w:cs/>
           <w:lang w:val="ar_AE" w:bidi="ar_AE"/>
         </w:rPr>
         <w:t xml:space="preserve">(انظر أيضًا: </w:t>
       </w:r>
       <w:r>
         <w:rPr>
+          <w:rtl/>
+          <w:cs/>
           <w:lang w:val="ar_AE" w:bidi="ar_AE"/>
         </w:rPr>
         <w:t>إبراهيم،</w:t>
       </w:r>
       <w:r>
         <w:rPr>
+          <w:rtl/>
+          <w:cs/>
           <w:lang w:val="ar_AE" w:bidi="ar_AE"/>
         </w:rPr>
         <w:t xml:space="preserve"> </w:t>
       </w:r>
       <w:r>
         <w:rPr>
+          <w:rtl/>
+          <w:cs/>
           <w:lang w:val="ar_AE" w:bidi="ar_AE"/>
         </w:rPr>
         <w:t>عمَّون،</w:t>
       </w:r>
       <w:r>
         <w:rPr>
+          <w:rtl/>
+          <w:cs/>
           <w:lang w:val="ar_AE" w:bidi="ar_AE"/>
         </w:rPr>
         <w:t xml:space="preserve"> </w:t>
       </w:r>
       <w:r>
         <w:rPr>
+          <w:rtl/>
+          <w:cs/>
           <w:lang w:val="ar_AE" w:bidi="ar_AE"/>
         </w:rPr>
         <w:t>هاران</w:t>
       </w:r>
       <w:r>
         <w:rPr>
+          <w:rtl/>
+          <w:cs/>
           <w:lang w:val="ar_AE" w:bidi="ar_AE"/>
         </w:rPr>
         <w:t>،</w:t>
       </w:r>
       <w:r>
         <w:rPr>
+          <w:rtl/>
+          <w:cs/>
           <w:lang w:val="ar_AE" w:bidi="ar_AE"/>
         </w:rPr>
         <w:t xml:space="preserve"> </w:t>
       </w:r>
       <w:r>
         <w:rPr>
+          <w:rtl/>
+          <w:cs/>
           <w:lang w:val="ar_AE" w:bidi="ar_AE"/>
         </w:rPr>
         <w:t xml:space="preserve">موآب، </w:t>
       </w:r>
       <w:r>
         <w:rPr>
+          <w:rtl/>
+          <w:cs/>
           <w:lang w:val="ar_AE" w:bidi="ar_AE"/>
         </w:rPr>
         <w:t>سدوم</w:t>
       </w:r>
       <w:r>
         <w:rPr>
+          <w:rtl/>
+          <w:cs/>
           <w:lang w:val="ar_AE" w:bidi="ar_AE"/>
         </w:rPr>
         <w:t>)</w:t>
@@ -7077,6 +8639,8 @@
       </w:pPr>
       <w:r>
         <w:rPr>
+          <w:rtl/>
+          <w:cs/>
           <w:lang w:val="ar_AE" w:bidi="ar_AE"/>
         </w:rPr>
         <w:t>مراجع الكتاب المقدس:</w:t>
@@ -7091,12 +8655,16 @@
       </w:pPr>
       <w:r>
         <w:rPr>
+          <w:rtl/>
+          <w:cs/>
           <w:lang w:val="ar_AE" w:bidi="ar_AE"/>
         </w:rPr>
       </w:r>
       <w:hyperlink r:id="rId91">
         <w:r>
           <w:rPr>
+            <w:rtl/>
+            <w:cs/>
             <w:lang w:val="ar_AE" w:bidi="ar_AE"/>
           </w:rPr>
           <w:rPr>
@@ -7116,12 +8684,16 @@
       </w:pPr>
       <w:r>
         <w:rPr>
+          <w:rtl/>
+          <w:cs/>
           <w:lang w:val="ar_AE" w:bidi="ar_AE"/>
         </w:rPr>
       </w:r>
       <w:hyperlink r:id="rId92">
         <w:r>
           <w:rPr>
+            <w:rtl/>
+            <w:cs/>
             <w:lang w:val="ar_AE" w:bidi="ar_AE"/>
           </w:rPr>
           <w:rPr>
@@ -7141,12 +8713,16 @@
       </w:pPr>
       <w:r>
         <w:rPr>
+          <w:rtl/>
+          <w:cs/>
           <w:lang w:val="ar_AE" w:bidi="ar_AE"/>
         </w:rPr>
       </w:r>
       <w:hyperlink r:id="rId93">
         <w:r>
           <w:rPr>
+            <w:rtl/>
+            <w:cs/>
             <w:lang w:val="ar_AE" w:bidi="ar_AE"/>
           </w:rPr>
           <w:rPr>
@@ -7164,6 +8740,8 @@
       </w:pPr>
       <w:r>
         <w:rPr>
+          <w:rtl/>
+          <w:cs/>
           <w:lang w:val="ar_AE" w:bidi="ar_AE"/>
         </w:rPr>
         <w:t>بيانات الكلمة:</w:t>
@@ -7178,32 +8756,42 @@
       </w:pPr>
       <w:r>
         <w:rPr>
-          <w:lang w:val="ar_AE" w:bidi="ar_AE"/>
-        </w:rPr>
-      </w:r>
-      <w:r>
-        <w:rPr>
+          <w:rtl/>
+          <w:cs/>
+          <w:lang w:val="ar_AE" w:bidi="ar_AE"/>
+        </w:rPr>
+      </w:r>
+      <w:r>
+        <w:rPr>
+          <w:rtl/>
+          <w:cs/>
           <w:lang w:val="ar_AE" w:bidi="ar_AE"/>
         </w:rPr>
         <w:t>سترونغ: H3876, G30910</w:t>
       </w:r>
       <w:r>
         <w:rPr>
-          <w:lang w:val="ar_AE" w:bidi="ar_AE"/>
-        </w:rPr>
-      </w:r>
-      <w:r>
-        <w:rPr>
-          <w:lang w:val="ar_AE" w:bidi="ar_AE"/>
-        </w:rPr>
-      </w:r>
-    </w:p>
-    <w:p>
-      <w:pPr>
-        <w:bidi/>
-      </w:pPr>
-      <w:r>
-        <w:rPr>
+          <w:rtl/>
+          <w:cs/>
+          <w:lang w:val="ar_AE" w:bidi="ar_AE"/>
+        </w:rPr>
+      </w:r>
+      <w:r>
+        <w:rPr>
+          <w:rtl/>
+          <w:cs/>
+          <w:lang w:val="ar_AE" w:bidi="ar_AE"/>
+        </w:rPr>
+      </w:r>
+    </w:p>
+    <w:p>
+      <w:pPr>
+        <w:bidi/>
+      </w:pPr>
+      <w:r>
+        <w:rPr>
+          <w:rtl/>
+          <w:cs/>
           <w:lang w:val="ar_AE" w:bidi="ar_AE"/>
         </w:rPr>
       </w:r>
@@ -7215,12 +8803,16 @@
       </w:pPr>
       <w:r>
         <w:rPr>
+          <w:rtl/>
+          <w:cs/>
           <w:lang w:val="ar_AE" w:bidi="ar_AE"/>
         </w:rPr>
         <w:t>لوقا</w:t>
       </w:r>
       <w:r>
         <w:rPr>
+          <w:rtl/>
+          <w:cs/>
           <w:lang w:val="ar_AE" w:bidi="ar_AE"/>
         </w:rPr>
       </w:r>
@@ -7232,6 +8824,8 @@
       </w:pPr>
       <w:r>
         <w:rPr>
+          <w:rtl/>
+          <w:cs/>
           <w:lang w:val="ar_AE" w:bidi="ar_AE"/>
         </w:rPr>
         <w:t>حقائق:</w:t>
@@ -7243,11 +8837,15 @@
       </w:pPr>
       <w:r>
         <w:rPr>
-          <w:lang w:val="ar_AE" w:bidi="ar_AE"/>
-        </w:rPr>
-      </w:r>
-      <w:r>
-        <w:rPr>
+          <w:rtl/>
+          <w:cs/>
+          <w:lang w:val="ar_AE" w:bidi="ar_AE"/>
+        </w:rPr>
+      </w:r>
+      <w:r>
+        <w:rPr>
+          <w:rtl/>
+          <w:cs/>
           <w:lang w:val="ar_AE" w:bidi="ar_AE"/>
         </w:rPr>
         <w:t>كتب لوقا سِفرَيْن من العهد الجديد: إنجيل لوقا وسفر أعمال الرسل.</w:t>
@@ -7262,11 +8860,15 @@
       </w:pPr>
       <w:r>
         <w:rPr>
-          <w:lang w:val="ar_AE" w:bidi="ar_AE"/>
-        </w:rPr>
-      </w:r>
-      <w:r>
-        <w:rPr>
+          <w:rtl/>
+          <w:cs/>
+          <w:lang w:val="ar_AE" w:bidi="ar_AE"/>
+        </w:rPr>
+      </w:r>
+      <w:r>
+        <w:rPr>
+          <w:rtl/>
+          <w:cs/>
           <w:lang w:val="ar_AE" w:bidi="ar_AE"/>
         </w:rPr>
         <w:t>في رسالته إلى أهل كولوسي، يشير بولس إلى لوقا كطبيب. يذكر بولس أيضًا لوقا في اثنتَين من رسائله الأخرى.</w:t>
@@ -7281,11 +8883,15 @@
       </w:pPr>
       <w:r>
         <w:rPr>
-          <w:lang w:val="ar_AE" w:bidi="ar_AE"/>
-        </w:rPr>
-      </w:r>
-      <w:r>
-        <w:rPr>
+          <w:rtl/>
+          <w:cs/>
+          <w:lang w:val="ar_AE" w:bidi="ar_AE"/>
+        </w:rPr>
+      </w:r>
+      <w:r>
+        <w:rPr>
+          <w:rtl/>
+          <w:cs/>
           <w:lang w:val="ar_AE" w:bidi="ar_AE"/>
         </w:rPr>
         <w:t>يُعتقد أنَّ لوقا كان يونانيًا وأمميًا تعرَّف على المسيح. في إنجيله، كتب لوقا عدة روايات تبرز محبة يسوع لجميع الشعوب، اليهود والأمم على حدٍّ سواء.</w:t>
@@ -7300,11 +8906,15 @@
       </w:pPr>
       <w:r>
         <w:rPr>
-          <w:lang w:val="ar_AE" w:bidi="ar_AE"/>
-        </w:rPr>
-      </w:r>
-      <w:r>
-        <w:rPr>
+          <w:rtl/>
+          <w:cs/>
+          <w:lang w:val="ar_AE" w:bidi="ar_AE"/>
+        </w:rPr>
+      </w:r>
+      <w:r>
+        <w:rPr>
+          <w:rtl/>
+          <w:cs/>
           <w:lang w:val="ar_AE" w:bidi="ar_AE"/>
         </w:rPr>
         <w:t>رافق لوقا بولس في اثنتَيْن من رحلاته التبشيرية وساعده في عمله.</w:t>
@@ -7319,11 +8929,15 @@
       </w:pPr>
       <w:r>
         <w:rPr>
-          <w:lang w:val="ar_AE" w:bidi="ar_AE"/>
-        </w:rPr>
-      </w:r>
-      <w:r>
-        <w:rPr>
+          <w:rtl/>
+          <w:cs/>
+          <w:lang w:val="ar_AE" w:bidi="ar_AE"/>
+        </w:rPr>
+      </w:r>
+      <w:r>
+        <w:rPr>
+          <w:rtl/>
+          <w:cs/>
           <w:lang w:val="ar_AE" w:bidi="ar_AE"/>
         </w:rPr>
         <w:t>في بعض كتابات الكنيسة المبكرة، يُذكر أنَّ لوقا وُلد في مدينة أنطاكية في سوريا.</w:t>
@@ -7335,11 +8949,15 @@
       </w:pPr>
       <w:r>
         <w:rPr>
-          <w:lang w:val="ar_AE" w:bidi="ar_AE"/>
-        </w:rPr>
-      </w:r>
-      <w:r>
-        <w:rPr>
+          <w:rtl/>
+          <w:cs/>
+          <w:lang w:val="ar_AE" w:bidi="ar_AE"/>
+        </w:rPr>
+      </w:r>
+      <w:r>
+        <w:rPr>
+          <w:rtl/>
+          <w:cs/>
           <w:lang w:val="ar_AE" w:bidi="ar_AE"/>
         </w:rPr>
         <w:t>(اقتراحات التَّرْجَمَةً: كيفية ترجمة الأسماء)</w:t>
@@ -7351,47 +8969,63 @@
       </w:pPr>
       <w:r>
         <w:rPr>
-          <w:lang w:val="ar_AE" w:bidi="ar_AE"/>
-        </w:rPr>
-      </w:r>
-      <w:r>
-        <w:rPr>
+          <w:rtl/>
+          <w:cs/>
+          <w:lang w:val="ar_AE" w:bidi="ar_AE"/>
+        </w:rPr>
+      </w:r>
+      <w:r>
+        <w:rPr>
+          <w:rtl/>
+          <w:cs/>
           <w:lang w:val="ar_AE" w:bidi="ar_AE"/>
         </w:rPr>
         <w:t xml:space="preserve">(انظر أيضًا: </w:t>
       </w:r>
       <w:r>
         <w:rPr>
+          <w:rtl/>
+          <w:cs/>
           <w:lang w:val="ar_AE" w:bidi="ar_AE"/>
         </w:rPr>
         <w:t>أنطاكيَة</w:t>
       </w:r>
       <w:r>
         <w:rPr>
+          <w:rtl/>
+          <w:cs/>
           <w:lang w:val="ar_AE" w:bidi="ar_AE"/>
         </w:rPr>
         <w:t xml:space="preserve">, </w:t>
       </w:r>
       <w:r>
         <w:rPr>
+          <w:rtl/>
+          <w:cs/>
           <w:lang w:val="ar_AE" w:bidi="ar_AE"/>
         </w:rPr>
         <w:t>بولس</w:t>
       </w:r>
       <w:r>
         <w:rPr>
+          <w:rtl/>
+          <w:cs/>
           <w:lang w:val="ar_AE" w:bidi="ar_AE"/>
         </w:rPr>
         <w:t xml:space="preserve">, </w:t>
       </w:r>
       <w:r>
         <w:rPr>
+          <w:rtl/>
+          <w:cs/>
           <w:lang w:val="ar_AE" w:bidi="ar_AE"/>
         </w:rPr>
         <w:t>سوريا</w:t>
       </w:r>
       <w:r>
         <w:rPr>
+          <w:rtl/>
+          <w:cs/>
           <w:lang w:val="ar_AE" w:bidi="ar_AE"/>
         </w:rPr>
         <w:t>)</w:t>
@@ -7404,6 +9038,8 @@
       </w:pPr>
       <w:r>
         <w:rPr>
+          <w:rtl/>
+          <w:cs/>
           <w:lang w:val="ar_AE" w:bidi="ar_AE"/>
         </w:rPr>
         <w:t>مراجع الكتاب المقدس:</w:t>
@@ -7418,12 +9054,16 @@
       </w:pPr>
       <w:r>
         <w:rPr>
+          <w:rtl/>
+          <w:cs/>
           <w:lang w:val="ar_AE" w:bidi="ar_AE"/>
         </w:rPr>
       </w:r>
       <w:hyperlink r:id="rId94">
         <w:r>
           <w:rPr>
+            <w:rtl/>
+            <w:cs/>
             <w:lang w:val="ar_AE" w:bidi="ar_AE"/>
           </w:rPr>
           <w:rPr>
@@ -7443,12 +9083,16 @@
       </w:pPr>
       <w:r>
         <w:rPr>
+          <w:rtl/>
+          <w:cs/>
           <w:lang w:val="ar_AE" w:bidi="ar_AE"/>
         </w:rPr>
       </w:r>
       <w:hyperlink r:id="rId95">
         <w:r>
           <w:rPr>
+            <w:rtl/>
+            <w:cs/>
             <w:lang w:val="ar_AE" w:bidi="ar_AE"/>
           </w:rPr>
           <w:rPr>
@@ -7468,12 +9112,16 @@
       </w:pPr>
       <w:r>
         <w:rPr>
+          <w:rtl/>
+          <w:cs/>
           <w:lang w:val="ar_AE" w:bidi="ar_AE"/>
         </w:rPr>
       </w:r>
       <w:hyperlink r:id="rId96">
         <w:r>
           <w:rPr>
+            <w:rtl/>
+            <w:cs/>
             <w:lang w:val="ar_AE" w:bidi="ar_AE"/>
           </w:rPr>
           <w:rPr>
@@ -7491,6 +9139,8 @@
       </w:pPr>
       <w:r>
         <w:rPr>
+          <w:rtl/>
+          <w:cs/>
           <w:lang w:val="ar_AE" w:bidi="ar_AE"/>
         </w:rPr>
         <w:t>بيانات الكلمة:</w:t>
@@ -7505,32 +9155,42 @@
       </w:pPr>
       <w:r>
         <w:rPr>
-          <w:lang w:val="ar_AE" w:bidi="ar_AE"/>
-        </w:rPr>
-      </w:r>
-      <w:r>
-        <w:rPr>
+          <w:rtl/>
+          <w:cs/>
+          <w:lang w:val="ar_AE" w:bidi="ar_AE"/>
+        </w:rPr>
+      </w:r>
+      <w:r>
+        <w:rPr>
+          <w:rtl/>
+          <w:cs/>
           <w:lang w:val="ar_AE" w:bidi="ar_AE"/>
         </w:rPr>
         <w:t>قاموس سترونغ: G30650</w:t>
       </w:r>
       <w:r>
         <w:rPr>
-          <w:lang w:val="ar_AE" w:bidi="ar_AE"/>
-        </w:rPr>
-      </w:r>
-      <w:r>
-        <w:rPr>
-          <w:lang w:val="ar_AE" w:bidi="ar_AE"/>
-        </w:rPr>
-      </w:r>
-    </w:p>
-    <w:p>
-      <w:pPr>
-        <w:bidi/>
-      </w:pPr>
-      <w:r>
-        <w:rPr>
+          <w:rtl/>
+          <w:cs/>
+          <w:lang w:val="ar_AE" w:bidi="ar_AE"/>
+        </w:rPr>
+      </w:r>
+      <w:r>
+        <w:rPr>
+          <w:rtl/>
+          <w:cs/>
+          <w:lang w:val="ar_AE" w:bidi="ar_AE"/>
+        </w:rPr>
+      </w:r>
+    </w:p>
+    <w:p>
+      <w:pPr>
+        <w:bidi/>
+      </w:pPr>
+      <w:r>
+        <w:rPr>
+          <w:rtl/>
+          <w:cs/>
           <w:lang w:val="ar_AE" w:bidi="ar_AE"/>
         </w:rPr>
       </w:r>
@@ -7542,12 +9202,16 @@
       </w:pPr>
       <w:r>
         <w:rPr>
+          <w:rtl/>
+          <w:cs/>
           <w:lang w:val="ar_AE" w:bidi="ar_AE"/>
         </w:rPr>
         <w:t>لِوِيَاثَان</w:t>
       </w:r>
       <w:r>
         <w:rPr>
+          <w:rtl/>
+          <w:cs/>
           <w:lang w:val="ar_AE" w:bidi="ar_AE"/>
         </w:rPr>
       </w:r>
@@ -7559,6 +9223,8 @@
       </w:pPr>
       <w:r>
         <w:rPr>
+          <w:rtl/>
+          <w:cs/>
           <w:lang w:val="ar_AE" w:bidi="ar_AE"/>
         </w:rPr>
         <w:t>لِوِيَاثَان</w:t>
@@ -7571,6 +9237,8 @@
       </w:pPr>
       <w:r>
         <w:rPr>
+          <w:rtl/>
+          <w:cs/>
           <w:lang w:val="ar_AE" w:bidi="ar_AE"/>
         </w:rPr>
         <w:t>حقائق:</w:t>
@@ -7582,11 +9250,15 @@
       </w:pPr>
       <w:r>
         <w:rPr>
-          <w:lang w:val="ar_AE" w:bidi="ar_AE"/>
-        </w:rPr>
-      </w:r>
-      <w:r>
-        <w:rPr>
+          <w:rtl/>
+          <w:cs/>
+          <w:lang w:val="ar_AE" w:bidi="ar_AE"/>
+        </w:rPr>
+      </w:r>
+      <w:r>
+        <w:rPr>
+          <w:rtl/>
+          <w:cs/>
           <w:lang w:val="ar_AE" w:bidi="ar_AE"/>
         </w:rPr>
         <w:t>يشير مصطلح "لِوِيَاثَان" إلى حيوان كبير جدًا ومنقرض، ورد ذكره في أقدم كتابات العهد القديم، في أسفار أيوب، والمزامير، وإشعياء.</w:t>
@@ -7601,11 +9273,15 @@
       </w:pPr>
       <w:r>
         <w:rPr>
-          <w:lang w:val="ar_AE" w:bidi="ar_AE"/>
-        </w:rPr>
-      </w:r>
-      <w:r>
-        <w:rPr>
+          <w:rtl/>
+          <w:cs/>
+          <w:lang w:val="ar_AE" w:bidi="ar_AE"/>
+        </w:rPr>
+      </w:r>
+      <w:r>
+        <w:rPr>
+          <w:rtl/>
+          <w:cs/>
           <w:lang w:val="ar_AE" w:bidi="ar_AE"/>
         </w:rPr>
         <w:t>يُوصف لِوِيَاثَان بأنه مخلوق كبير يشبه ٱلْحَيَّة، قوي وشرس وقادر على "فوران- أو هياج" الماء من حوله. تتشابه أوصافه مع أوصاف الديناصور.</w:t>
@@ -7620,23 +9296,31 @@
       </w:pPr>
       <w:r>
         <w:rPr>
-          <w:lang w:val="ar_AE" w:bidi="ar_AE"/>
-        </w:rPr>
-      </w:r>
-      <w:r>
-        <w:rPr>
+          <w:rtl/>
+          <w:cs/>
+          <w:lang w:val="ar_AE" w:bidi="ar_AE"/>
+        </w:rPr>
+      </w:r>
+      <w:r>
+        <w:rPr>
+          <w:rtl/>
+          <w:cs/>
           <w:lang w:val="ar_AE" w:bidi="ar_AE"/>
         </w:rPr>
         <w:t>أشار النبي إشعياء إلى لِوِيَاثَان بأنه "</w:t>
       </w:r>
       <w:r>
         <w:rPr>
+          <w:rtl/>
+          <w:cs/>
           <w:lang w:val="ar_AE" w:bidi="ar_AE"/>
         </w:rPr>
         <w:t>ٱلْحَيَّة ٱلْهَارِبَة</w:t>
       </w:r>
       <w:r>
         <w:rPr>
+          <w:rtl/>
+          <w:cs/>
           <w:lang w:val="ar_AE" w:bidi="ar_AE"/>
         </w:rPr>
         <w:t>".</w:t>
@@ -7651,35 +9335,47 @@
       </w:pPr>
       <w:r>
         <w:rPr>
-          <w:lang w:val="ar_AE" w:bidi="ar_AE"/>
-        </w:rPr>
-      </w:r>
-      <w:r>
-        <w:rPr>
+          <w:rtl/>
+          <w:cs/>
+          <w:lang w:val="ar_AE" w:bidi="ar_AE"/>
+        </w:rPr>
+      </w:r>
+      <w:r>
+        <w:rPr>
+          <w:rtl/>
+          <w:cs/>
           <w:lang w:val="ar_AE" w:bidi="ar_AE"/>
         </w:rPr>
         <w:t>كتب أيوب، و</w:t>
       </w:r>
       <w:r>
         <w:rPr>
+          <w:rtl/>
+          <w:cs/>
           <w:lang w:val="ar_AE" w:bidi="ar_AE"/>
         </w:rPr>
         <w:t xml:space="preserve">لديه معرفة أصيلة </w:t>
       </w:r>
       <w:r>
         <w:rPr>
+          <w:rtl/>
+          <w:cs/>
           <w:lang w:val="ar_AE" w:bidi="ar_AE"/>
         </w:rPr>
         <w:t xml:space="preserve">بلِوِيَاثَان، لهذا فالأكثر احتمالًا أن هذا الحيوان كان موجودًا </w:t>
       </w:r>
       <w:r>
         <w:rPr>
+          <w:rtl/>
+          <w:cs/>
           <w:lang w:val="ar_AE" w:bidi="ar_AE"/>
         </w:rPr>
         <w:t xml:space="preserve">فِي </w:t>
       </w:r>
       <w:r>
         <w:rPr>
+          <w:rtl/>
+          <w:cs/>
           <w:lang w:val="ar_AE" w:bidi="ar_AE"/>
         </w:rPr>
         <w:t>أَيَّامه.</w:t>
@@ -7691,11 +9387,15 @@
       </w:pPr>
       <w:r>
         <w:rPr>
-          <w:lang w:val="ar_AE" w:bidi="ar_AE"/>
-        </w:rPr>
-      </w:r>
-      <w:r>
-        <w:rPr>
+          <w:rtl/>
+          <w:cs/>
+          <w:lang w:val="ar_AE" w:bidi="ar_AE"/>
+        </w:rPr>
+      </w:r>
+      <w:r>
+        <w:rPr>
+          <w:rtl/>
+          <w:cs/>
           <w:lang w:val="ar_AE" w:bidi="ar_AE"/>
         </w:rPr>
         <w:t>(اقتراحات التَّرْجَمَة: تَرْجَمَة الأسماء)</w:t>
@@ -7707,47 +9407,63 @@
       </w:pPr>
       <w:r>
         <w:rPr>
-          <w:lang w:val="ar_AE" w:bidi="ar_AE"/>
-        </w:rPr>
-      </w:r>
-      <w:r>
-        <w:rPr>
+          <w:rtl/>
+          <w:cs/>
+          <w:lang w:val="ar_AE" w:bidi="ar_AE"/>
+        </w:rPr>
+      </w:r>
+      <w:r>
+        <w:rPr>
+          <w:rtl/>
+          <w:cs/>
           <w:lang w:val="ar_AE" w:bidi="ar_AE"/>
         </w:rPr>
         <w:t xml:space="preserve">(انظر أيضًا: </w:t>
       </w:r>
       <w:r>
         <w:rPr>
+          <w:rtl/>
+          <w:cs/>
           <w:lang w:val="ar_AE" w:bidi="ar_AE"/>
         </w:rPr>
         <w:t>إشعياء</w:t>
       </w:r>
       <w:r>
         <w:rPr>
+          <w:rtl/>
+          <w:cs/>
           <w:lang w:val="ar_AE" w:bidi="ar_AE"/>
         </w:rPr>
         <w:t xml:space="preserve">، </w:t>
       </w:r>
       <w:r>
         <w:rPr>
+          <w:rtl/>
+          <w:cs/>
           <w:lang w:val="ar_AE" w:bidi="ar_AE"/>
         </w:rPr>
         <w:t>أيوب</w:t>
       </w:r>
       <w:r>
         <w:rPr>
+          <w:rtl/>
+          <w:cs/>
           <w:lang w:val="ar_AE" w:bidi="ar_AE"/>
         </w:rPr>
         <w:t xml:space="preserve">، </w:t>
       </w:r>
       <w:r>
         <w:rPr>
+          <w:rtl/>
+          <w:cs/>
           <w:lang w:val="ar_AE" w:bidi="ar_AE"/>
         </w:rPr>
         <w:t>الحيَّة</w:t>
       </w:r>
       <w:r>
         <w:rPr>
+          <w:rtl/>
+          <w:cs/>
           <w:lang w:val="ar_AE" w:bidi="ar_AE"/>
         </w:rPr>
         <w:t>)</w:t>
@@ -7760,6 +9476,8 @@
       </w:pPr>
       <w:r>
         <w:rPr>
+          <w:rtl/>
+          <w:cs/>
           <w:lang w:val="ar_AE" w:bidi="ar_AE"/>
         </w:rPr>
         <w:t>مراجع الكتاب المقدس:</w:t>
@@ -7774,12 +9492,16 @@
       </w:pPr>
       <w:r>
         <w:rPr>
+          <w:rtl/>
+          <w:cs/>
           <w:lang w:val="ar_AE" w:bidi="ar_AE"/>
         </w:rPr>
       </w:r>
       <w:hyperlink r:id="rId97">
         <w:r>
           <w:rPr>
+            <w:rtl/>
+            <w:cs/>
             <w:lang w:val="ar_AE" w:bidi="ar_AE"/>
           </w:rPr>
           <w:rPr>
@@ -7799,12 +9521,16 @@
       </w:pPr>
       <w:r>
         <w:rPr>
+          <w:rtl/>
+          <w:cs/>
           <w:lang w:val="ar_AE" w:bidi="ar_AE"/>
         </w:rPr>
       </w:r>
       <w:hyperlink r:id="rId98">
         <w:r>
           <w:rPr>
+            <w:rtl/>
+            <w:cs/>
             <w:lang w:val="ar_AE" w:bidi="ar_AE"/>
           </w:rPr>
           <w:rPr>
@@ -7822,6 +9548,8 @@
       </w:pPr>
       <w:r>
         <w:rPr>
+          <w:rtl/>
+          <w:cs/>
           <w:lang w:val="ar_AE" w:bidi="ar_AE"/>
         </w:rPr>
         <w:t>بيانات الكلمة:</w:t>
@@ -7836,32 +9564,42 @@
       </w:pPr>
       <w:r>
         <w:rPr>
-          <w:lang w:val="ar_AE" w:bidi="ar_AE"/>
-        </w:rPr>
-      </w:r>
-      <w:r>
-        <w:rPr>
+          <w:rtl/>
+          <w:cs/>
+          <w:lang w:val="ar_AE" w:bidi="ar_AE"/>
+        </w:rPr>
+      </w:r>
+      <w:r>
+        <w:rPr>
+          <w:rtl/>
+          <w:cs/>
           <w:lang w:val="ar_AE" w:bidi="ar_AE"/>
         </w:rPr>
         <w:t>سترونغ: H3882</w:t>
       </w:r>
       <w:r>
         <w:rPr>
-          <w:lang w:val="ar_AE" w:bidi="ar_AE"/>
-        </w:rPr>
-      </w:r>
-      <w:r>
-        <w:rPr>
-          <w:lang w:val="ar_AE" w:bidi="ar_AE"/>
-        </w:rPr>
-      </w:r>
-    </w:p>
-    <w:p>
-      <w:pPr>
-        <w:bidi/>
-      </w:pPr>
-      <w:r>
-        <w:rPr>
+          <w:rtl/>
+          <w:cs/>
+          <w:lang w:val="ar_AE" w:bidi="ar_AE"/>
+        </w:rPr>
+      </w:r>
+      <w:r>
+        <w:rPr>
+          <w:rtl/>
+          <w:cs/>
+          <w:lang w:val="ar_AE" w:bidi="ar_AE"/>
+        </w:rPr>
+      </w:r>
+    </w:p>
+    <w:p>
+      <w:pPr>
+        <w:bidi/>
+      </w:pPr>
+      <w:r>
+        <w:rPr>
+          <w:rtl/>
+          <w:cs/>
           <w:lang w:val="ar_AE" w:bidi="ar_AE"/>
         </w:rPr>
       </w:r>
@@ -7873,12 +9611,16 @@
       </w:pPr>
       <w:r>
         <w:rPr>
+          <w:rtl/>
+          <w:cs/>
           <w:lang w:val="ar_AE" w:bidi="ar_AE"/>
         </w:rPr>
         <w:t>لَيْئَة</w:t>
       </w:r>
       <w:r>
         <w:rPr>
+          <w:rtl/>
+          <w:cs/>
           <w:lang w:val="ar_AE" w:bidi="ar_AE"/>
         </w:rPr>
       </w:r>
@@ -7890,6 +9632,8 @@
       </w:pPr>
       <w:r>
         <w:rPr>
+          <w:rtl/>
+          <w:cs/>
           <w:lang w:val="ar_AE" w:bidi="ar_AE"/>
         </w:rPr>
         <w:t>لَيْئَة</w:t>
@@ -7902,6 +9646,8 @@
       </w:pPr>
       <w:r>
         <w:rPr>
+          <w:rtl/>
+          <w:cs/>
           <w:lang w:val="ar_AE" w:bidi="ar_AE"/>
         </w:rPr>
         <w:t>حقائق:</w:t>
@@ -7913,83 +9659,111 @@
       </w:pPr>
       <w:r>
         <w:rPr>
-          <w:lang w:val="ar_AE" w:bidi="ar_AE"/>
-        </w:rPr>
-      </w:r>
-      <w:r>
-        <w:rPr>
+          <w:rtl/>
+          <w:cs/>
+          <w:lang w:val="ar_AE" w:bidi="ar_AE"/>
+        </w:rPr>
+      </w:r>
+      <w:r>
+        <w:rPr>
+          <w:rtl/>
+          <w:cs/>
           <w:lang w:val="ar_AE" w:bidi="ar_AE"/>
         </w:rPr>
         <w:t xml:space="preserve">كانت </w:t>
       </w:r>
       <w:r>
         <w:rPr>
+          <w:rtl/>
+          <w:cs/>
           <w:lang w:val="ar_AE" w:bidi="ar_AE"/>
         </w:rPr>
         <w:t>لَيْئَة</w:t>
       </w:r>
       <w:r>
         <w:rPr>
+          <w:rtl/>
+          <w:cs/>
           <w:lang w:val="ar_AE" w:bidi="ar_AE"/>
         </w:rPr>
         <w:t xml:space="preserve"> إحدى زوجات </w:t>
       </w:r>
       <w:r>
         <w:rPr>
+          <w:rtl/>
+          <w:cs/>
           <w:lang w:val="ar_AE" w:bidi="ar_AE"/>
         </w:rPr>
         <w:t xml:space="preserve">يَعْقُوب، </w:t>
       </w:r>
       <w:r>
         <w:rPr>
+          <w:rtl/>
+          <w:cs/>
           <w:lang w:val="ar_AE" w:bidi="ar_AE"/>
         </w:rPr>
         <w:t>والأخت الكبرى ل</w:t>
       </w:r>
       <w:r>
         <w:rPr>
+          <w:rtl/>
+          <w:cs/>
           <w:lang w:val="ar_AE" w:bidi="ar_AE"/>
         </w:rPr>
         <w:t>رَاحِيل،</w:t>
       </w:r>
       <w:r>
         <w:rPr>
+          <w:rtl/>
+          <w:cs/>
           <w:lang w:val="ar_AE" w:bidi="ar_AE"/>
         </w:rPr>
         <w:t xml:space="preserve"> وأم لستة من أبناء يَعْقُوب: </w:t>
       </w:r>
       <w:r>
         <w:rPr>
+          <w:rtl/>
+          <w:cs/>
           <w:lang w:val="ar_AE" w:bidi="ar_AE"/>
         </w:rPr>
         <w:t>رَأُوبَيْن</w:t>
       </w:r>
       <w:r>
         <w:rPr>
+          <w:rtl/>
+          <w:cs/>
           <w:lang w:val="ar_AE" w:bidi="ar_AE"/>
         </w:rPr>
         <w:t>، وشِمْعُون، ولَاوي، ويَهُوذَا، و</w:t>
       </w:r>
       <w:r>
         <w:rPr>
+          <w:rtl/>
+          <w:cs/>
           <w:lang w:val="ar_AE" w:bidi="ar_AE"/>
         </w:rPr>
         <w:t>يَسَّاكَر</w:t>
       </w:r>
       <w:r>
         <w:rPr>
+          <w:rtl/>
+          <w:cs/>
           <w:lang w:val="ar_AE" w:bidi="ar_AE"/>
         </w:rPr>
         <w:t xml:space="preserve">، وزبولون. كانت أيضًا أم ابنة </w:t>
       </w:r>
       <w:r>
         <w:rPr>
+          <w:rtl/>
+          <w:cs/>
           <w:lang w:val="ar_AE" w:bidi="ar_AE"/>
         </w:rPr>
         <w:t>يَعْقُوب الوحيدة</w:t>
       </w:r>
       <w:r>
         <w:rPr>
+          <w:rtl/>
+          <w:cs/>
           <w:lang w:val="ar_AE" w:bidi="ar_AE"/>
         </w:rPr>
         <w:t xml:space="preserve"> دينة.</w:t>
@@ -8004,47 +9778,63 @@
       </w:pPr>
       <w:r>
         <w:rPr>
-          <w:lang w:val="ar_AE" w:bidi="ar_AE"/>
-        </w:rPr>
-      </w:r>
-      <w:r>
-        <w:rPr>
+          <w:rtl/>
+          <w:cs/>
+          <w:lang w:val="ar_AE" w:bidi="ar_AE"/>
+        </w:rPr>
+      </w:r>
+      <w:r>
+        <w:rPr>
+          <w:rtl/>
+          <w:cs/>
           <w:lang w:val="ar_AE" w:bidi="ar_AE"/>
         </w:rPr>
         <w:t xml:space="preserve">يروي سفر التكوين خداع لابَان والد </w:t>
       </w:r>
       <w:r>
         <w:rPr>
+          <w:rtl/>
+          <w:cs/>
           <w:lang w:val="ar_AE" w:bidi="ar_AE"/>
         </w:rPr>
         <w:t>لَيْئَة</w:t>
       </w:r>
       <w:r>
         <w:rPr>
+          <w:rtl/>
+          <w:cs/>
           <w:lang w:val="ar_AE" w:bidi="ar_AE"/>
         </w:rPr>
         <w:t xml:space="preserve"> ل</w:t>
       </w:r>
       <w:r>
         <w:rPr>
+          <w:rtl/>
+          <w:cs/>
           <w:lang w:val="ar_AE" w:bidi="ar_AE"/>
         </w:rPr>
         <w:t>يَعْقُوب، وكيف تحايل</w:t>
       </w:r>
       <w:r>
         <w:rPr>
+          <w:rtl/>
+          <w:cs/>
           <w:lang w:val="ar_AE" w:bidi="ar_AE"/>
         </w:rPr>
         <w:t xml:space="preserve"> ليزوجه ابنته ليئة أولًا قبل أن يزوجه </w:t>
       </w:r>
       <w:r>
         <w:rPr>
+          <w:rtl/>
+          <w:cs/>
           <w:lang w:val="ar_AE" w:bidi="ar_AE"/>
         </w:rPr>
         <w:t>رَاحِيل</w:t>
       </w:r>
       <w:r>
         <w:rPr>
+          <w:rtl/>
+          <w:cs/>
           <w:lang w:val="ar_AE" w:bidi="ar_AE"/>
         </w:rPr>
         <w:t>.</w:t>
@@ -8059,47 +9849,63 @@
       </w:pPr>
       <w:r>
         <w:rPr>
-          <w:lang w:val="ar_AE" w:bidi="ar_AE"/>
-        </w:rPr>
-      </w:r>
-      <w:r>
-        <w:rPr>
+          <w:rtl/>
+          <w:cs/>
+          <w:lang w:val="ar_AE" w:bidi="ar_AE"/>
+        </w:rPr>
+      </w:r>
+      <w:r>
+        <w:rPr>
+          <w:rtl/>
+          <w:cs/>
           <w:lang w:val="ar_AE" w:bidi="ar_AE"/>
         </w:rPr>
         <w:t xml:space="preserve">بارك الله </w:t>
       </w:r>
       <w:r>
         <w:rPr>
+          <w:rtl/>
+          <w:cs/>
           <w:lang w:val="ar_AE" w:bidi="ar_AE"/>
         </w:rPr>
         <w:t>لَيْئَة</w:t>
       </w:r>
       <w:r>
         <w:rPr>
+          <w:rtl/>
+          <w:cs/>
           <w:lang w:val="ar_AE" w:bidi="ar_AE"/>
         </w:rPr>
         <w:t xml:space="preserve"> بكثرة البنين، فأعطاها أطفالًا كثيرين، مع أن زوجها </w:t>
       </w:r>
       <w:r>
         <w:rPr>
+          <w:rtl/>
+          <w:cs/>
           <w:lang w:val="ar_AE" w:bidi="ar_AE"/>
         </w:rPr>
         <w:t>يَعْقُوب</w:t>
       </w:r>
       <w:r>
         <w:rPr>
+          <w:rtl/>
+          <w:cs/>
           <w:lang w:val="ar_AE" w:bidi="ar_AE"/>
         </w:rPr>
         <w:t xml:space="preserve"> كان يحب </w:t>
       </w:r>
       <w:r>
         <w:rPr>
+          <w:rtl/>
+          <w:cs/>
           <w:lang w:val="ar_AE" w:bidi="ar_AE"/>
         </w:rPr>
         <w:t>رَاحِيل</w:t>
       </w:r>
       <w:r>
         <w:rPr>
+          <w:rtl/>
+          <w:cs/>
           <w:lang w:val="ar_AE" w:bidi="ar_AE"/>
         </w:rPr>
         <w:t xml:space="preserve"> أكثر منها.</w:t>
@@ -8114,17 +9920,23 @@
       </w:pPr>
       <w:r>
         <w:rPr>
-          <w:lang w:val="ar_AE" w:bidi="ar_AE"/>
-        </w:rPr>
-      </w:r>
-      <w:r>
-        <w:rPr>
+          <w:rtl/>
+          <w:cs/>
+          <w:lang w:val="ar_AE" w:bidi="ar_AE"/>
+        </w:rPr>
+      </w:r>
+      <w:r>
+        <w:rPr>
+          <w:rtl/>
+          <w:cs/>
           <w:lang w:val="ar_AE" w:bidi="ar_AE"/>
         </w:rPr>
         <w:t>لَيْئَة</w:t>
       </w:r>
       <w:r>
         <w:rPr>
+          <w:rtl/>
+          <w:cs/>
           <w:lang w:val="ar_AE" w:bidi="ar_AE"/>
         </w:rPr>
         <w:t xml:space="preserve"> هي الجدة الكبرى لكلا من الملك دَاوُد ويسوع.</w:t>
@@ -8136,11 +9948,15 @@
       </w:pPr>
       <w:r>
         <w:rPr>
-          <w:lang w:val="ar_AE" w:bidi="ar_AE"/>
-        </w:rPr>
-      </w:r>
-      <w:r>
-        <w:rPr>
+          <w:rtl/>
+          <w:cs/>
+          <w:lang w:val="ar_AE" w:bidi="ar_AE"/>
+        </w:rPr>
+      </w:r>
+      <w:r>
+        <w:rPr>
+          <w:rtl/>
+          <w:cs/>
           <w:lang w:val="ar_AE" w:bidi="ar_AE"/>
         </w:rPr>
         <w:t>(اقتراحات التَّرْجَمَة: كيفية تَرْجَمَة الأسماء)</w:t>
@@ -8152,131 +9968,175 @@
       </w:pPr>
       <w:r>
         <w:rPr>
-          <w:lang w:val="ar_AE" w:bidi="ar_AE"/>
-        </w:rPr>
-      </w:r>
-      <w:r>
-        <w:rPr>
+          <w:rtl/>
+          <w:cs/>
+          <w:lang w:val="ar_AE" w:bidi="ar_AE"/>
+        </w:rPr>
+      </w:r>
+      <w:r>
+        <w:rPr>
+          <w:rtl/>
+          <w:cs/>
           <w:lang w:val="ar_AE" w:bidi="ar_AE"/>
         </w:rPr>
         <w:t xml:space="preserve">(انظر أيضًا: </w:t>
       </w:r>
       <w:r>
         <w:rPr>
+          <w:rtl/>
+          <w:cs/>
           <w:lang w:val="ar_AE" w:bidi="ar_AE"/>
         </w:rPr>
         <w:t>يعقوب،</w:t>
       </w:r>
       <w:r>
         <w:rPr>
+          <w:rtl/>
+          <w:cs/>
           <w:lang w:val="ar_AE" w:bidi="ar_AE"/>
         </w:rPr>
         <w:t xml:space="preserve"> </w:t>
       </w:r>
       <w:r>
         <w:rPr>
+          <w:rtl/>
+          <w:cs/>
           <w:lang w:val="ar_AE" w:bidi="ar_AE"/>
         </w:rPr>
         <w:t>رأوبين،</w:t>
       </w:r>
       <w:r>
         <w:rPr>
+          <w:rtl/>
+          <w:cs/>
           <w:lang w:val="ar_AE" w:bidi="ar_AE"/>
         </w:rPr>
         <w:t xml:space="preserve"> </w:t>
       </w:r>
       <w:r>
         <w:rPr>
+          <w:rtl/>
+          <w:cs/>
           <w:lang w:val="ar_AE" w:bidi="ar_AE"/>
         </w:rPr>
         <w:t>شمعون،</w:t>
       </w:r>
       <w:r>
         <w:rPr>
+          <w:rtl/>
+          <w:cs/>
           <w:lang w:val="ar_AE" w:bidi="ar_AE"/>
         </w:rPr>
         <w:t xml:space="preserve"> </w:t>
       </w:r>
       <w:r>
         <w:rPr>
+          <w:rtl/>
+          <w:cs/>
           <w:lang w:val="ar_AE" w:bidi="ar_AE"/>
         </w:rPr>
         <w:t>لاوي،</w:t>
       </w:r>
       <w:r>
         <w:rPr>
+          <w:rtl/>
+          <w:cs/>
           <w:lang w:val="ar_AE" w:bidi="ar_AE"/>
         </w:rPr>
         <w:t xml:space="preserve"> </w:t>
       </w:r>
       <w:r>
         <w:rPr>
+          <w:rtl/>
+          <w:cs/>
           <w:lang w:val="ar_AE" w:bidi="ar_AE"/>
         </w:rPr>
         <w:t>يهوذا،</w:t>
       </w:r>
       <w:r>
         <w:rPr>
+          <w:rtl/>
+          <w:cs/>
           <w:lang w:val="ar_AE" w:bidi="ar_AE"/>
         </w:rPr>
         <w:t xml:space="preserve"> </w:t>
       </w:r>
       <w:r>
         <w:rPr>
+          <w:rtl/>
+          <w:cs/>
           <w:lang w:val="ar_AE" w:bidi="ar_AE"/>
         </w:rPr>
         <w:t>يسَّاكر،</w:t>
       </w:r>
       <w:r>
         <w:rPr>
+          <w:rtl/>
+          <w:cs/>
           <w:lang w:val="ar_AE" w:bidi="ar_AE"/>
         </w:rPr>
         <w:t xml:space="preserve"> </w:t>
       </w:r>
       <w:r>
         <w:rPr>
+          <w:rtl/>
+          <w:cs/>
           <w:lang w:val="ar_AE" w:bidi="ar_AE"/>
         </w:rPr>
         <w:t>زبولون،</w:t>
       </w:r>
       <w:r>
         <w:rPr>
+          <w:rtl/>
+          <w:cs/>
           <w:lang w:val="ar_AE" w:bidi="ar_AE"/>
         </w:rPr>
         <w:t xml:space="preserve"> </w:t>
       </w:r>
       <w:r>
         <w:rPr>
+          <w:rtl/>
+          <w:cs/>
           <w:lang w:val="ar_AE" w:bidi="ar_AE"/>
         </w:rPr>
         <w:t>لَابَان</w:t>
       </w:r>
       <w:r>
         <w:rPr>
+          <w:rtl/>
+          <w:cs/>
           <w:lang w:val="ar_AE" w:bidi="ar_AE"/>
         </w:rPr>
         <w:t xml:space="preserve">، </w:t>
       </w:r>
       <w:r>
         <w:rPr>
+          <w:rtl/>
+          <w:cs/>
           <w:lang w:val="ar_AE" w:bidi="ar_AE"/>
         </w:rPr>
         <w:t>راحيل،</w:t>
       </w:r>
       <w:r>
         <w:rPr>
+          <w:rtl/>
+          <w:cs/>
           <w:lang w:val="ar_AE" w:bidi="ar_AE"/>
         </w:rPr>
         <w:t xml:space="preserve"> </w:t>
       </w:r>
       <w:r>
         <w:rPr>
+          <w:rtl/>
+          <w:cs/>
           <w:lang w:val="ar_AE" w:bidi="ar_AE"/>
         </w:rPr>
         <w:t>أسباط إسرائيل الاثني عشر</w:t>
       </w:r>
       <w:r>
         <w:rPr>
+          <w:rtl/>
+          <w:cs/>
           <w:lang w:val="ar_AE" w:bidi="ar_AE"/>
         </w:rPr>
         <w:t>)</w:t>
@@ -8289,6 +10149,8 @@
       </w:pPr>
       <w:r>
         <w:rPr>
+          <w:rtl/>
+          <w:cs/>
           <w:lang w:val="ar_AE" w:bidi="ar_AE"/>
         </w:rPr>
         <w:t>مراجع الكتاب المقدس:</w:t>
@@ -8303,12 +10165,16 @@
       </w:pPr>
       <w:r>
         <w:rPr>
+          <w:rtl/>
+          <w:cs/>
           <w:lang w:val="ar_AE" w:bidi="ar_AE"/>
         </w:rPr>
       </w:r>
       <w:hyperlink r:id="rId99">
         <w:r>
           <w:rPr>
+            <w:rtl/>
+            <w:cs/>
             <w:lang w:val="ar_AE" w:bidi="ar_AE"/>
           </w:rPr>
           <w:rPr>
@@ -8328,12 +10194,16 @@
       </w:pPr>
       <w:r>
         <w:rPr>
+          <w:rtl/>
+          <w:cs/>
           <w:lang w:val="ar_AE" w:bidi="ar_AE"/>
         </w:rPr>
       </w:r>
       <w:hyperlink r:id="rId100">
         <w:r>
           <w:rPr>
+            <w:rtl/>
+            <w:cs/>
             <w:lang w:val="ar_AE" w:bidi="ar_AE"/>
           </w:rPr>
           <w:rPr>
@@ -8353,12 +10223,16 @@
       </w:pPr>
       <w:r>
         <w:rPr>
+          <w:rtl/>
+          <w:cs/>
           <w:lang w:val="ar_AE" w:bidi="ar_AE"/>
         </w:rPr>
       </w:r>
       <w:hyperlink r:id="rId101">
         <w:r>
           <w:rPr>
+            <w:rtl/>
+            <w:cs/>
             <w:lang w:val="ar_AE" w:bidi="ar_AE"/>
           </w:rPr>
           <w:rPr>
@@ -8378,12 +10252,16 @@
       </w:pPr>
       <w:r>
         <w:rPr>
+          <w:rtl/>
+          <w:cs/>
           <w:lang w:val="ar_AE" w:bidi="ar_AE"/>
         </w:rPr>
       </w:r>
       <w:hyperlink r:id="rId102">
         <w:r>
           <w:rPr>
+            <w:rtl/>
+            <w:cs/>
             <w:lang w:val="ar_AE" w:bidi="ar_AE"/>
           </w:rPr>
           <w:rPr>
@@ -8401,6 +10279,8 @@
       </w:pPr>
       <w:r>
         <w:rPr>
+          <w:rtl/>
+          <w:cs/>
           <w:lang w:val="ar_AE" w:bidi="ar_AE"/>
         </w:rPr>
         <w:t>بيانات الكلمة:</w:t>
@@ -8415,22 +10295,30 @@
       </w:pPr>
       <w:r>
         <w:rPr>
-          <w:lang w:val="ar_AE" w:bidi="ar_AE"/>
-        </w:rPr>
-      </w:r>
-      <w:r>
-        <w:rPr>
+          <w:rtl/>
+          <w:cs/>
+          <w:lang w:val="ar_AE" w:bidi="ar_AE"/>
+        </w:rPr>
+      </w:r>
+      <w:r>
+        <w:rPr>
+          <w:rtl/>
+          <w:cs/>
           <w:lang w:val="ar_AE" w:bidi="ar_AE"/>
         </w:rPr>
         <w:t>سترونغ: H3812</w:t>
       </w:r>
       <w:r>
         <w:rPr>
-          <w:lang w:val="ar_AE" w:bidi="ar_AE"/>
-        </w:rPr>
-      </w:r>
-      <w:r>
-        <w:rPr>
+          <w:rtl/>
+          <w:cs/>
+          <w:lang w:val="ar_AE" w:bidi="ar_AE"/>
+        </w:rPr>
+      </w:r>
+      <w:r>
+        <w:rPr>
+          <w:rtl/>
+          <w:cs/>
           <w:lang w:val="ar_AE" w:bidi="ar_AE"/>
         </w:rPr>
       </w:r>

--- a/arb/docx/018.content.docx
+++ b/arb/docx/018.content.docx
@@ -739,513 +739,405 @@
           <w:lang w:val="ar_AE" w:bidi="ar_AE"/>
         </w:rPr>
       </w:r>
-      <w:hyperlink r:id="rId13">
-        <w:r>
-          <w:rPr>
-            <w:rtl/>
-            <w:cs/>
-            <w:lang w:val="ar_AE" w:bidi="ar_AE"/>
-          </w:rPr>
-          <w:rPr>
-            <w:color w:val="0000EE"/>
-            <w:u w:val="single"/>
-          </w:rPr>
-          <w:t>1 يوحنا 1: 7</w:t>
-        </w:r>
-      </w:hyperlink>
-    </w:p>
-    <w:p>
-      <w:pPr>
-        <w:pStyle w:val="ListBullet"/>
-        <w:bidi/>
-        <w:spacing w:line="240" w:lineRule="auto"/>
-        <w:ind w:left="720"/>
-      </w:pPr>
-      <w:r>
-        <w:rPr>
-          <w:rtl/>
-          <w:cs/>
-          <w:lang w:val="ar_AE" w:bidi="ar_AE"/>
-        </w:rPr>
-      </w:r>
-      <w:hyperlink r:id="rId14">
-        <w:r>
-          <w:rPr>
-            <w:rtl/>
-            <w:cs/>
-            <w:lang w:val="ar_AE" w:bidi="ar_AE"/>
-          </w:rPr>
-          <w:rPr>
-            <w:color w:val="0000EE"/>
-            <w:u w:val="single"/>
-          </w:rPr>
-          <w:t>1 صموئيل 10: 7–8</w:t>
-        </w:r>
-      </w:hyperlink>
-    </w:p>
-    <w:p>
-      <w:pPr>
-        <w:pStyle w:val="ListBullet"/>
-        <w:bidi/>
-        <w:spacing w:line="240" w:lineRule="auto"/>
-        <w:ind w:left="720"/>
-      </w:pPr>
-      <w:r>
-        <w:rPr>
-          <w:rtl/>
-          <w:cs/>
-          <w:lang w:val="ar_AE" w:bidi="ar_AE"/>
-        </w:rPr>
-      </w:r>
-      <w:hyperlink r:id="rId15">
-        <w:r>
-          <w:rPr>
-            <w:rtl/>
-            <w:cs/>
-            <w:lang w:val="ar_AE" w:bidi="ar_AE"/>
-          </w:rPr>
-          <w:rPr>
-            <w:color w:val="0000EE"/>
-            <w:u w:val="single"/>
-          </w:rPr>
-          <w:t>1 تيموثاوس 4: 10</w:t>
-        </w:r>
-      </w:hyperlink>
-    </w:p>
-    <w:p>
-      <w:pPr>
-        <w:pStyle w:val="ListBullet"/>
-        <w:bidi/>
-        <w:spacing w:line="240" w:lineRule="auto"/>
-        <w:ind w:left="720"/>
-      </w:pPr>
-      <w:r>
-        <w:rPr>
-          <w:rtl/>
-          <w:cs/>
-          <w:lang w:val="ar_AE" w:bidi="ar_AE"/>
-        </w:rPr>
-      </w:r>
-      <w:hyperlink r:id="rId16">
-        <w:r>
-          <w:rPr>
-            <w:rtl/>
-            <w:cs/>
-            <w:lang w:val="ar_AE" w:bidi="ar_AE"/>
-          </w:rPr>
-          <w:rPr>
-            <w:color w:val="0000EE"/>
-            <w:u w:val="single"/>
-          </w:rPr>
-          <w:t>كولوسي 1: 16</w:t>
-        </w:r>
-      </w:hyperlink>
-    </w:p>
-    <w:p>
-      <w:pPr>
-        <w:pStyle w:val="ListBullet"/>
-        <w:bidi/>
-        <w:spacing w:line="240" w:lineRule="auto"/>
-        <w:ind w:left="720"/>
-      </w:pPr>
-      <w:r>
-        <w:rPr>
-          <w:rtl/>
-          <w:cs/>
-          <w:lang w:val="ar_AE" w:bidi="ar_AE"/>
-        </w:rPr>
-      </w:r>
-      <w:hyperlink r:id="rId17">
-        <w:r>
-          <w:rPr>
-            <w:rtl/>
-            <w:cs/>
-            <w:lang w:val="ar_AE" w:bidi="ar_AE"/>
-          </w:rPr>
-          <w:rPr>
-            <w:color w:val="0000EE"/>
-            <w:u w:val="single"/>
-          </w:rPr>
-          <w:t>تثنية 29: 14–16</w:t>
-        </w:r>
-      </w:hyperlink>
-    </w:p>
-    <w:p>
-      <w:pPr>
-        <w:pStyle w:val="ListBullet"/>
-        <w:bidi/>
-        <w:spacing w:line="240" w:lineRule="auto"/>
-        <w:ind w:left="720"/>
-      </w:pPr>
-      <w:r>
-        <w:rPr>
-          <w:rtl/>
-          <w:cs/>
-          <w:lang w:val="ar_AE" w:bidi="ar_AE"/>
-        </w:rPr>
-      </w:r>
-      <w:hyperlink r:id="rId18">
-        <w:r>
-          <w:rPr>
-            <w:rtl/>
-            <w:cs/>
-            <w:lang w:val="ar_AE" w:bidi="ar_AE"/>
-          </w:rPr>
-          <w:rPr>
-            <w:color w:val="0000EE"/>
-            <w:u w:val="single"/>
-          </w:rPr>
-          <w:t>عزرا 3: 1–2</w:t>
-        </w:r>
-      </w:hyperlink>
-    </w:p>
-    <w:p>
-      <w:pPr>
-        <w:pStyle w:val="ListBullet"/>
-        <w:bidi/>
-        <w:spacing w:line="240" w:lineRule="auto"/>
-        <w:ind w:left="720"/>
-      </w:pPr>
-      <w:r>
-        <w:rPr>
-          <w:rtl/>
-          <w:cs/>
-          <w:lang w:val="ar_AE" w:bidi="ar_AE"/>
-        </w:rPr>
-      </w:r>
-      <w:hyperlink r:id="rId19">
-        <w:r>
-          <w:rPr>
-            <w:rtl/>
-            <w:cs/>
-            <w:lang w:val="ar_AE" w:bidi="ar_AE"/>
-          </w:rPr>
-          <w:rPr>
-            <w:color w:val="0000EE"/>
-            <w:u w:val="single"/>
-          </w:rPr>
-          <w:t>تكوين 1: 2</w:t>
-        </w:r>
-      </w:hyperlink>
-    </w:p>
-    <w:p>
-      <w:pPr>
-        <w:pStyle w:val="ListBullet"/>
-        <w:bidi/>
-        <w:spacing w:line="240" w:lineRule="auto"/>
-        <w:ind w:left="720"/>
-      </w:pPr>
-      <w:r>
-        <w:rPr>
-          <w:rtl/>
-          <w:cs/>
-          <w:lang w:val="ar_AE" w:bidi="ar_AE"/>
-        </w:rPr>
-      </w:r>
-      <w:hyperlink r:id="rId20">
-        <w:r>
-          <w:rPr>
-            <w:rtl/>
-            <w:cs/>
-            <w:lang w:val="ar_AE" w:bidi="ar_AE"/>
-          </w:rPr>
-          <w:rPr>
-            <w:color w:val="0000EE"/>
-            <w:u w:val="single"/>
-          </w:rPr>
-          <w:t>هوشع 4: 11–12</w:t>
-        </w:r>
-      </w:hyperlink>
-    </w:p>
-    <w:p>
-      <w:pPr>
-        <w:pStyle w:val="ListBullet"/>
-        <w:bidi/>
-        <w:spacing w:line="240" w:lineRule="auto"/>
-        <w:ind w:left="720"/>
-      </w:pPr>
-      <w:r>
-        <w:rPr>
-          <w:rtl/>
-          <w:cs/>
-          <w:lang w:val="ar_AE" w:bidi="ar_AE"/>
-        </w:rPr>
-      </w:r>
-      <w:hyperlink r:id="rId21">
-        <w:r>
-          <w:rPr>
-            <w:rtl/>
-            <w:cs/>
-            <w:lang w:val="ar_AE" w:bidi="ar_AE"/>
-          </w:rPr>
-          <w:rPr>
-            <w:color w:val="0000EE"/>
-            <w:u w:val="single"/>
-          </w:rPr>
-          <w:t>إشعياء 36: 6–7</w:t>
-        </w:r>
-      </w:hyperlink>
-    </w:p>
-    <w:p>
-      <w:pPr>
-        <w:pStyle w:val="ListBullet"/>
-        <w:bidi/>
-        <w:spacing w:line="240" w:lineRule="auto"/>
-        <w:ind w:left="720"/>
-      </w:pPr>
-      <w:r>
-        <w:rPr>
-          <w:rtl/>
-          <w:cs/>
-          <w:lang w:val="ar_AE" w:bidi="ar_AE"/>
-        </w:rPr>
-      </w:r>
-      <w:hyperlink r:id="rId22">
-        <w:r>
-          <w:rPr>
-            <w:rtl/>
-            <w:cs/>
-            <w:lang w:val="ar_AE" w:bidi="ar_AE"/>
-          </w:rPr>
-          <w:rPr>
-            <w:color w:val="0000EE"/>
-            <w:u w:val="single"/>
-          </w:rPr>
-          <w:t>يعقوب 2: 20</w:t>
-        </w:r>
-      </w:hyperlink>
-    </w:p>
-    <w:p>
-      <w:pPr>
-        <w:pStyle w:val="ListBullet"/>
-        <w:bidi/>
-        <w:spacing w:line="240" w:lineRule="auto"/>
-        <w:ind w:left="720"/>
-      </w:pPr>
-      <w:r>
-        <w:rPr>
-          <w:rtl/>
-          <w:cs/>
-          <w:lang w:val="ar_AE" w:bidi="ar_AE"/>
-        </w:rPr>
-      </w:r>
-      <w:hyperlink r:id="rId23">
-        <w:r>
-          <w:rPr>
-            <w:rtl/>
-            <w:cs/>
-            <w:lang w:val="ar_AE" w:bidi="ar_AE"/>
-          </w:rPr>
-          <w:rPr>
-            <w:color w:val="0000EE"/>
-            <w:u w:val="single"/>
-          </w:rPr>
-          <w:t>إرميا 5: 5</w:t>
-        </w:r>
-      </w:hyperlink>
-    </w:p>
-    <w:p>
-      <w:pPr>
-        <w:pStyle w:val="ListBullet"/>
-        <w:bidi/>
-        <w:spacing w:line="240" w:lineRule="auto"/>
-        <w:ind w:left="720"/>
-      </w:pPr>
-      <w:r>
-        <w:rPr>
-          <w:rtl/>
-          <w:cs/>
-          <w:lang w:val="ar_AE" w:bidi="ar_AE"/>
-        </w:rPr>
-      </w:r>
-      <w:hyperlink r:id="rId24">
-        <w:r>
-          <w:rPr>
-            <w:rtl/>
-            <w:cs/>
-            <w:lang w:val="ar_AE" w:bidi="ar_AE"/>
-          </w:rPr>
-          <w:rPr>
-            <w:color w:val="0000EE"/>
-            <w:u w:val="single"/>
-          </w:rPr>
-          <w:t>يوحنا 1: 3</w:t>
-        </w:r>
-      </w:hyperlink>
-    </w:p>
-    <w:p>
-      <w:pPr>
-        <w:pStyle w:val="ListBullet"/>
-        <w:bidi/>
-        <w:spacing w:line="240" w:lineRule="auto"/>
-        <w:ind w:left="720"/>
-      </w:pPr>
-      <w:r>
-        <w:rPr>
-          <w:rtl/>
-          <w:cs/>
-          <w:lang w:val="ar_AE" w:bidi="ar_AE"/>
-        </w:rPr>
-      </w:r>
-      <w:hyperlink r:id="rId25">
-        <w:r>
-          <w:rPr>
-            <w:rtl/>
-            <w:cs/>
-            <w:lang w:val="ar_AE" w:bidi="ar_AE"/>
-          </w:rPr>
-          <w:rPr>
-            <w:color w:val="0000EE"/>
-            <w:u w:val="single"/>
-          </w:rPr>
-          <w:t>يشوع 3: 9–11</w:t>
-        </w:r>
-      </w:hyperlink>
-    </w:p>
-    <w:p>
-      <w:pPr>
-        <w:pStyle w:val="ListBullet"/>
-        <w:bidi/>
-        <w:spacing w:line="240" w:lineRule="auto"/>
-        <w:ind w:left="720"/>
-      </w:pPr>
-      <w:r>
-        <w:rPr>
-          <w:rtl/>
-          <w:cs/>
-          <w:lang w:val="ar_AE" w:bidi="ar_AE"/>
-        </w:rPr>
-      </w:r>
-      <w:hyperlink r:id="rId26">
-        <w:r>
-          <w:rPr>
-            <w:rtl/>
-            <w:cs/>
-            <w:lang w:val="ar_AE" w:bidi="ar_AE"/>
-          </w:rPr>
-          <w:rPr>
-            <w:color w:val="0000EE"/>
-            <w:u w:val="single"/>
-          </w:rPr>
-          <w:t>مراثي 3: 43</w:t>
-        </w:r>
-      </w:hyperlink>
-    </w:p>
-    <w:p>
-      <w:pPr>
-        <w:pStyle w:val="ListBullet"/>
-        <w:bidi/>
-        <w:spacing w:line="240" w:lineRule="auto"/>
-        <w:ind w:left="720"/>
-      </w:pPr>
-      <w:r>
-        <w:rPr>
-          <w:rtl/>
-          <w:cs/>
-          <w:lang w:val="ar_AE" w:bidi="ar_AE"/>
-        </w:rPr>
-      </w:r>
-      <w:hyperlink r:id="rId27">
-        <w:r>
-          <w:rPr>
-            <w:rtl/>
-            <w:cs/>
-            <w:lang w:val="ar_AE" w:bidi="ar_AE"/>
-          </w:rPr>
-          <w:rPr>
-            <w:color w:val="0000EE"/>
-            <w:u w:val="single"/>
-          </w:rPr>
-          <w:t>ميخا 4: 5</w:t>
-        </w:r>
-      </w:hyperlink>
-    </w:p>
-    <w:p>
-      <w:pPr>
-        <w:pStyle w:val="ListBullet"/>
-        <w:bidi/>
-        <w:spacing w:line="240" w:lineRule="auto"/>
-        <w:ind w:left="720"/>
-      </w:pPr>
-      <w:r>
-        <w:rPr>
-          <w:rtl/>
-          <w:cs/>
-          <w:lang w:val="ar_AE" w:bidi="ar_AE"/>
-        </w:rPr>
-      </w:r>
-      <w:hyperlink r:id="rId28">
-        <w:r>
-          <w:rPr>
-            <w:rtl/>
-            <w:cs/>
-            <w:lang w:val="ar_AE" w:bidi="ar_AE"/>
-          </w:rPr>
-          <w:rPr>
-            <w:color w:val="0000EE"/>
-            <w:u w:val="single"/>
-          </w:rPr>
-          <w:t>فيلبي 2: 6</w:t>
-        </w:r>
-      </w:hyperlink>
-    </w:p>
-    <w:p>
-      <w:pPr>
-        <w:pStyle w:val="ListBullet"/>
-        <w:bidi/>
-        <w:spacing w:line="240" w:lineRule="auto"/>
-        <w:ind w:left="720"/>
-      </w:pPr>
-      <w:r>
-        <w:rPr>
-          <w:rtl/>
-          <w:cs/>
-          <w:lang w:val="ar_AE" w:bidi="ar_AE"/>
-        </w:rPr>
-      </w:r>
-      <w:hyperlink r:id="rId29">
-        <w:r>
-          <w:rPr>
-            <w:rtl/>
-            <w:cs/>
-            <w:lang w:val="ar_AE" w:bidi="ar_AE"/>
-          </w:rPr>
-          <w:rPr>
-            <w:color w:val="0000EE"/>
-            <w:u w:val="single"/>
-          </w:rPr>
-          <w:t>أمثال 24: 12</w:t>
-        </w:r>
-      </w:hyperlink>
-    </w:p>
-    <w:p>
-      <w:pPr>
-        <w:pStyle w:val="ListBullet"/>
-        <w:bidi/>
-        <w:spacing w:line="240" w:lineRule="auto"/>
-        <w:ind w:left="720"/>
-      </w:pPr>
-      <w:r>
-        <w:rPr>
-          <w:rtl/>
-          <w:cs/>
-          <w:lang w:val="ar_AE" w:bidi="ar_AE"/>
-        </w:rPr>
-      </w:r>
-      <w:hyperlink r:id="rId30">
-        <w:r>
-          <w:rPr>
-            <w:rtl/>
-            <w:cs/>
-            <w:lang w:val="ar_AE" w:bidi="ar_AE"/>
-          </w:rPr>
-          <w:rPr>
-            <w:color w:val="0000EE"/>
-            <w:u w:val="single"/>
-          </w:rPr>
-          <w:t>مزامير 47: 9</w:t>
-        </w:r>
-      </w:hyperlink>
+      <w:r>
+        <w:rPr>
+          <w:rtl/>
+          <w:cs/>
+          <w:lang w:val="ar_AE" w:bidi="ar_AE"/>
+        </w:rPr>
+        <w:t>1 يوحنا 1: 7</w:t>
+      </w:r>
+    </w:p>
+    <w:p>
+      <w:pPr>
+        <w:pStyle w:val="ListBullet"/>
+        <w:bidi/>
+        <w:spacing w:line="240" w:lineRule="auto"/>
+        <w:ind w:left="720"/>
+      </w:pPr>
+      <w:r>
+        <w:rPr>
+          <w:rtl/>
+          <w:cs/>
+          <w:lang w:val="ar_AE" w:bidi="ar_AE"/>
+        </w:rPr>
+      </w:r>
+      <w:r>
+        <w:rPr>
+          <w:rtl/>
+          <w:cs/>
+          <w:lang w:val="ar_AE" w:bidi="ar_AE"/>
+        </w:rPr>
+        <w:t>1 صموئيل 10: 7–8</w:t>
+      </w:r>
+    </w:p>
+    <w:p>
+      <w:pPr>
+        <w:pStyle w:val="ListBullet"/>
+        <w:bidi/>
+        <w:spacing w:line="240" w:lineRule="auto"/>
+        <w:ind w:left="720"/>
+      </w:pPr>
+      <w:r>
+        <w:rPr>
+          <w:rtl/>
+          <w:cs/>
+          <w:lang w:val="ar_AE" w:bidi="ar_AE"/>
+        </w:rPr>
+      </w:r>
+      <w:r>
+        <w:rPr>
+          <w:rtl/>
+          <w:cs/>
+          <w:lang w:val="ar_AE" w:bidi="ar_AE"/>
+        </w:rPr>
+        <w:t>1 تيموثاوس 4: 10</w:t>
+      </w:r>
+    </w:p>
+    <w:p>
+      <w:pPr>
+        <w:pStyle w:val="ListBullet"/>
+        <w:bidi/>
+        <w:spacing w:line="240" w:lineRule="auto"/>
+        <w:ind w:left="720"/>
+      </w:pPr>
+      <w:r>
+        <w:rPr>
+          <w:rtl/>
+          <w:cs/>
+          <w:lang w:val="ar_AE" w:bidi="ar_AE"/>
+        </w:rPr>
+      </w:r>
+      <w:r>
+        <w:rPr>
+          <w:rtl/>
+          <w:cs/>
+          <w:lang w:val="ar_AE" w:bidi="ar_AE"/>
+        </w:rPr>
+        <w:t>كولوسي 1: 16</w:t>
+      </w:r>
+    </w:p>
+    <w:p>
+      <w:pPr>
+        <w:pStyle w:val="ListBullet"/>
+        <w:bidi/>
+        <w:spacing w:line="240" w:lineRule="auto"/>
+        <w:ind w:left="720"/>
+      </w:pPr>
+      <w:r>
+        <w:rPr>
+          <w:rtl/>
+          <w:cs/>
+          <w:lang w:val="ar_AE" w:bidi="ar_AE"/>
+        </w:rPr>
+      </w:r>
+      <w:r>
+        <w:rPr>
+          <w:rtl/>
+          <w:cs/>
+          <w:lang w:val="ar_AE" w:bidi="ar_AE"/>
+        </w:rPr>
+        <w:t>تثنية 29: 14–16</w:t>
+      </w:r>
+    </w:p>
+    <w:p>
+      <w:pPr>
+        <w:pStyle w:val="ListBullet"/>
+        <w:bidi/>
+        <w:spacing w:line="240" w:lineRule="auto"/>
+        <w:ind w:left="720"/>
+      </w:pPr>
+      <w:r>
+        <w:rPr>
+          <w:rtl/>
+          <w:cs/>
+          <w:lang w:val="ar_AE" w:bidi="ar_AE"/>
+        </w:rPr>
+      </w:r>
+      <w:r>
+        <w:rPr>
+          <w:rtl/>
+          <w:cs/>
+          <w:lang w:val="ar_AE" w:bidi="ar_AE"/>
+        </w:rPr>
+        <w:t>عزرا 3: 1–2</w:t>
+      </w:r>
+    </w:p>
+    <w:p>
+      <w:pPr>
+        <w:pStyle w:val="ListBullet"/>
+        <w:bidi/>
+        <w:spacing w:line="240" w:lineRule="auto"/>
+        <w:ind w:left="720"/>
+      </w:pPr>
+      <w:r>
+        <w:rPr>
+          <w:rtl/>
+          <w:cs/>
+          <w:lang w:val="ar_AE" w:bidi="ar_AE"/>
+        </w:rPr>
+      </w:r>
+      <w:r>
+        <w:rPr>
+          <w:rtl/>
+          <w:cs/>
+          <w:lang w:val="ar_AE" w:bidi="ar_AE"/>
+        </w:rPr>
+        <w:t>تكوين 1: 2</w:t>
+      </w:r>
+    </w:p>
+    <w:p>
+      <w:pPr>
+        <w:pStyle w:val="ListBullet"/>
+        <w:bidi/>
+        <w:spacing w:line="240" w:lineRule="auto"/>
+        <w:ind w:left="720"/>
+      </w:pPr>
+      <w:r>
+        <w:rPr>
+          <w:rtl/>
+          <w:cs/>
+          <w:lang w:val="ar_AE" w:bidi="ar_AE"/>
+        </w:rPr>
+      </w:r>
+      <w:r>
+        <w:rPr>
+          <w:rtl/>
+          <w:cs/>
+          <w:lang w:val="ar_AE" w:bidi="ar_AE"/>
+        </w:rPr>
+        <w:t>هوشع 4: 11–12</w:t>
+      </w:r>
+    </w:p>
+    <w:p>
+      <w:pPr>
+        <w:pStyle w:val="ListBullet"/>
+        <w:bidi/>
+        <w:spacing w:line="240" w:lineRule="auto"/>
+        <w:ind w:left="720"/>
+      </w:pPr>
+      <w:r>
+        <w:rPr>
+          <w:rtl/>
+          <w:cs/>
+          <w:lang w:val="ar_AE" w:bidi="ar_AE"/>
+        </w:rPr>
+      </w:r>
+      <w:r>
+        <w:rPr>
+          <w:rtl/>
+          <w:cs/>
+          <w:lang w:val="ar_AE" w:bidi="ar_AE"/>
+        </w:rPr>
+        <w:t>إشعياء 36: 6–7</w:t>
+      </w:r>
+    </w:p>
+    <w:p>
+      <w:pPr>
+        <w:pStyle w:val="ListBullet"/>
+        <w:bidi/>
+        <w:spacing w:line="240" w:lineRule="auto"/>
+        <w:ind w:left="720"/>
+      </w:pPr>
+      <w:r>
+        <w:rPr>
+          <w:rtl/>
+          <w:cs/>
+          <w:lang w:val="ar_AE" w:bidi="ar_AE"/>
+        </w:rPr>
+      </w:r>
+      <w:r>
+        <w:rPr>
+          <w:rtl/>
+          <w:cs/>
+          <w:lang w:val="ar_AE" w:bidi="ar_AE"/>
+        </w:rPr>
+        <w:t>يعقوب 2: 20</w:t>
+      </w:r>
+    </w:p>
+    <w:p>
+      <w:pPr>
+        <w:pStyle w:val="ListBullet"/>
+        <w:bidi/>
+        <w:spacing w:line="240" w:lineRule="auto"/>
+        <w:ind w:left="720"/>
+      </w:pPr>
+      <w:r>
+        <w:rPr>
+          <w:rtl/>
+          <w:cs/>
+          <w:lang w:val="ar_AE" w:bidi="ar_AE"/>
+        </w:rPr>
+      </w:r>
+      <w:r>
+        <w:rPr>
+          <w:rtl/>
+          <w:cs/>
+          <w:lang w:val="ar_AE" w:bidi="ar_AE"/>
+        </w:rPr>
+        <w:t>إرميا 5: 5</w:t>
+      </w:r>
+    </w:p>
+    <w:p>
+      <w:pPr>
+        <w:pStyle w:val="ListBullet"/>
+        <w:bidi/>
+        <w:spacing w:line="240" w:lineRule="auto"/>
+        <w:ind w:left="720"/>
+      </w:pPr>
+      <w:r>
+        <w:rPr>
+          <w:rtl/>
+          <w:cs/>
+          <w:lang w:val="ar_AE" w:bidi="ar_AE"/>
+        </w:rPr>
+      </w:r>
+      <w:r>
+        <w:rPr>
+          <w:rtl/>
+          <w:cs/>
+          <w:lang w:val="ar_AE" w:bidi="ar_AE"/>
+        </w:rPr>
+        <w:t>يوحنا 1: 3</w:t>
+      </w:r>
+    </w:p>
+    <w:p>
+      <w:pPr>
+        <w:pStyle w:val="ListBullet"/>
+        <w:bidi/>
+        <w:spacing w:line="240" w:lineRule="auto"/>
+        <w:ind w:left="720"/>
+      </w:pPr>
+      <w:r>
+        <w:rPr>
+          <w:rtl/>
+          <w:cs/>
+          <w:lang w:val="ar_AE" w:bidi="ar_AE"/>
+        </w:rPr>
+      </w:r>
+      <w:r>
+        <w:rPr>
+          <w:rtl/>
+          <w:cs/>
+          <w:lang w:val="ar_AE" w:bidi="ar_AE"/>
+        </w:rPr>
+        <w:t>يشوع 3: 9–11</w:t>
+      </w:r>
+    </w:p>
+    <w:p>
+      <w:pPr>
+        <w:pStyle w:val="ListBullet"/>
+        <w:bidi/>
+        <w:spacing w:line="240" w:lineRule="auto"/>
+        <w:ind w:left="720"/>
+      </w:pPr>
+      <w:r>
+        <w:rPr>
+          <w:rtl/>
+          <w:cs/>
+          <w:lang w:val="ar_AE" w:bidi="ar_AE"/>
+        </w:rPr>
+      </w:r>
+      <w:r>
+        <w:rPr>
+          <w:rtl/>
+          <w:cs/>
+          <w:lang w:val="ar_AE" w:bidi="ar_AE"/>
+        </w:rPr>
+        <w:t>مراثي 3: 43</w:t>
+      </w:r>
+    </w:p>
+    <w:p>
+      <w:pPr>
+        <w:pStyle w:val="ListBullet"/>
+        <w:bidi/>
+        <w:spacing w:line="240" w:lineRule="auto"/>
+        <w:ind w:left="720"/>
+      </w:pPr>
+      <w:r>
+        <w:rPr>
+          <w:rtl/>
+          <w:cs/>
+          <w:lang w:val="ar_AE" w:bidi="ar_AE"/>
+        </w:rPr>
+      </w:r>
+      <w:r>
+        <w:rPr>
+          <w:rtl/>
+          <w:cs/>
+          <w:lang w:val="ar_AE" w:bidi="ar_AE"/>
+        </w:rPr>
+        <w:t>ميخا 4: 5</w:t>
+      </w:r>
+    </w:p>
+    <w:p>
+      <w:pPr>
+        <w:pStyle w:val="ListBullet"/>
+        <w:bidi/>
+        <w:spacing w:line="240" w:lineRule="auto"/>
+        <w:ind w:left="720"/>
+      </w:pPr>
+      <w:r>
+        <w:rPr>
+          <w:rtl/>
+          <w:cs/>
+          <w:lang w:val="ar_AE" w:bidi="ar_AE"/>
+        </w:rPr>
+      </w:r>
+      <w:r>
+        <w:rPr>
+          <w:rtl/>
+          <w:cs/>
+          <w:lang w:val="ar_AE" w:bidi="ar_AE"/>
+        </w:rPr>
+        <w:t>فيلبي 2: 6</w:t>
+      </w:r>
+    </w:p>
+    <w:p>
+      <w:pPr>
+        <w:pStyle w:val="ListBullet"/>
+        <w:bidi/>
+        <w:spacing w:line="240" w:lineRule="auto"/>
+        <w:ind w:left="720"/>
+      </w:pPr>
+      <w:r>
+        <w:rPr>
+          <w:rtl/>
+          <w:cs/>
+          <w:lang w:val="ar_AE" w:bidi="ar_AE"/>
+        </w:rPr>
+      </w:r>
+      <w:r>
+        <w:rPr>
+          <w:rtl/>
+          <w:cs/>
+          <w:lang w:val="ar_AE" w:bidi="ar_AE"/>
+        </w:rPr>
+        <w:t>أمثال 24: 12</w:t>
+      </w:r>
+    </w:p>
+    <w:p>
+      <w:pPr>
+        <w:pStyle w:val="ListBullet"/>
+        <w:bidi/>
+        <w:spacing w:line="240" w:lineRule="auto"/>
+        <w:ind w:left="720"/>
+      </w:pPr>
+      <w:r>
+        <w:rPr>
+          <w:rtl/>
+          <w:cs/>
+          <w:lang w:val="ar_AE" w:bidi="ar_AE"/>
+        </w:rPr>
+      </w:r>
+      <w:r>
+        <w:rPr>
+          <w:rtl/>
+          <w:cs/>
+          <w:lang w:val="ar_AE" w:bidi="ar_AE"/>
+        </w:rPr>
+        <w:t>مزامير 47: 9</w:t>
+      </w:r>
     </w:p>
     <w:p>
       <w:pPr>
@@ -2300,252 +2192,198 @@
           <w:lang w:val="ar_AE" w:bidi="ar_AE"/>
         </w:rPr>
       </w:r>
-      <w:hyperlink r:id="rId31">
-        <w:r>
-          <w:rPr>
-            <w:rtl/>
-            <w:cs/>
-            <w:lang w:val="ar_AE" w:bidi="ar_AE"/>
-          </w:rPr>
-          <w:rPr>
-            <w:color w:val="0000EE"/>
-            <w:u w:val="single"/>
-          </w:rPr>
-          <w:t>1 كورنثوس 8: 4–6</w:t>
-        </w:r>
-      </w:hyperlink>
-    </w:p>
-    <w:p>
-      <w:pPr>
-        <w:pStyle w:val="ListBullet"/>
-        <w:bidi/>
-        <w:spacing w:line="240" w:lineRule="auto"/>
-        <w:ind w:left="720"/>
-      </w:pPr>
-      <w:r>
-        <w:rPr>
-          <w:rtl/>
-          <w:cs/>
-          <w:lang w:val="ar_AE" w:bidi="ar_AE"/>
-        </w:rPr>
-      </w:r>
-      <w:hyperlink r:id="rId32">
-        <w:r>
-          <w:rPr>
-            <w:rtl/>
-            <w:cs/>
-            <w:lang w:val="ar_AE" w:bidi="ar_AE"/>
-          </w:rPr>
-          <w:rPr>
-            <w:color w:val="0000EE"/>
-            <w:u w:val="single"/>
-          </w:rPr>
-          <w:t>1 يوحنا 2: 1</w:t>
-        </w:r>
-      </w:hyperlink>
-    </w:p>
-    <w:p>
-      <w:pPr>
-        <w:pStyle w:val="ListBullet"/>
-        <w:bidi/>
-        <w:spacing w:line="240" w:lineRule="auto"/>
-        <w:ind w:left="720"/>
-      </w:pPr>
-      <w:r>
-        <w:rPr>
-          <w:rtl/>
-          <w:cs/>
-          <w:lang w:val="ar_AE" w:bidi="ar_AE"/>
-        </w:rPr>
-      </w:r>
-      <w:hyperlink r:id="rId33">
-        <w:r>
-          <w:rPr>
-            <w:rtl/>
-            <w:cs/>
-            <w:lang w:val="ar_AE" w:bidi="ar_AE"/>
-          </w:rPr>
-          <w:rPr>
-            <w:color w:val="0000EE"/>
-            <w:u w:val="single"/>
-          </w:rPr>
-          <w:t>1 يوحنا 2: 23</w:t>
-        </w:r>
-      </w:hyperlink>
-    </w:p>
-    <w:p>
-      <w:pPr>
-        <w:pStyle w:val="ListBullet"/>
-        <w:bidi/>
-        <w:spacing w:line="240" w:lineRule="auto"/>
-        <w:ind w:left="720"/>
-      </w:pPr>
-      <w:r>
-        <w:rPr>
-          <w:rtl/>
-          <w:cs/>
-          <w:lang w:val="ar_AE" w:bidi="ar_AE"/>
-        </w:rPr>
-      </w:r>
-      <w:hyperlink r:id="rId34">
-        <w:r>
-          <w:rPr>
-            <w:rtl/>
-            <w:cs/>
-            <w:lang w:val="ar_AE" w:bidi="ar_AE"/>
-          </w:rPr>
-          <w:rPr>
-            <w:color w:val="0000EE"/>
-            <w:u w:val="single"/>
-          </w:rPr>
-          <w:t>1 يوحنا 3: 1</w:t>
-        </w:r>
-      </w:hyperlink>
-    </w:p>
-    <w:p>
-      <w:pPr>
-        <w:pStyle w:val="ListBullet"/>
-        <w:bidi/>
-        <w:spacing w:line="240" w:lineRule="auto"/>
-        <w:ind w:left="720"/>
-      </w:pPr>
-      <w:r>
-        <w:rPr>
-          <w:rtl/>
-          <w:cs/>
-          <w:lang w:val="ar_AE" w:bidi="ar_AE"/>
-        </w:rPr>
-      </w:r>
-      <w:hyperlink r:id="rId35">
-        <w:r>
-          <w:rPr>
-            <w:rtl/>
-            <w:cs/>
-            <w:lang w:val="ar_AE" w:bidi="ar_AE"/>
-          </w:rPr>
-          <w:rPr>
-            <w:color w:val="0000EE"/>
-            <w:u w:val="single"/>
-          </w:rPr>
-          <w:t>كولوسي 1: 1–3</w:t>
-        </w:r>
-      </w:hyperlink>
-    </w:p>
-    <w:p>
-      <w:pPr>
-        <w:pStyle w:val="ListBullet"/>
-        <w:bidi/>
-        <w:spacing w:line="240" w:lineRule="auto"/>
-        <w:ind w:left="720"/>
-      </w:pPr>
-      <w:r>
-        <w:rPr>
-          <w:rtl/>
-          <w:cs/>
-          <w:lang w:val="ar_AE" w:bidi="ar_AE"/>
-        </w:rPr>
-      </w:r>
-      <w:hyperlink r:id="rId36">
-        <w:r>
-          <w:rPr>
-            <w:rtl/>
-            <w:cs/>
-            <w:lang w:val="ar_AE" w:bidi="ar_AE"/>
-          </w:rPr>
-          <w:rPr>
-            <w:color w:val="0000EE"/>
-            <w:u w:val="single"/>
-          </w:rPr>
-          <w:t>أفسس 5: 18–21</w:t>
-        </w:r>
-      </w:hyperlink>
-    </w:p>
-    <w:p>
-      <w:pPr>
-        <w:pStyle w:val="ListBullet"/>
-        <w:bidi/>
-        <w:spacing w:line="240" w:lineRule="auto"/>
-        <w:ind w:left="720"/>
-      </w:pPr>
-      <w:r>
-        <w:rPr>
-          <w:rtl/>
-          <w:cs/>
-          <w:lang w:val="ar_AE" w:bidi="ar_AE"/>
-        </w:rPr>
-      </w:r>
-      <w:hyperlink r:id="rId37">
-        <w:r>
-          <w:rPr>
-            <w:rtl/>
-            <w:cs/>
-            <w:lang w:val="ar_AE" w:bidi="ar_AE"/>
-          </w:rPr>
-          <w:rPr>
-            <w:color w:val="0000EE"/>
-            <w:u w:val="single"/>
-          </w:rPr>
-          <w:t>لوقا 10: 22</w:t>
-        </w:r>
-      </w:hyperlink>
-    </w:p>
-    <w:p>
-      <w:pPr>
-        <w:pStyle w:val="ListBullet"/>
-        <w:bidi/>
-        <w:spacing w:line="240" w:lineRule="auto"/>
-        <w:ind w:left="720"/>
-      </w:pPr>
-      <w:r>
-        <w:rPr>
-          <w:rtl/>
-          <w:cs/>
-          <w:lang w:val="ar_AE" w:bidi="ar_AE"/>
-        </w:rPr>
-      </w:r>
-      <w:hyperlink r:id="rId38">
-        <w:r>
-          <w:rPr>
-            <w:rtl/>
-            <w:cs/>
-            <w:lang w:val="ar_AE" w:bidi="ar_AE"/>
-          </w:rPr>
-          <w:rPr>
-            <w:color w:val="0000EE"/>
-            <w:u w:val="single"/>
-          </w:rPr>
-          <w:t>متى 5: 16</w:t>
-        </w:r>
-      </w:hyperlink>
-    </w:p>
-    <w:p>
-      <w:pPr>
-        <w:pStyle w:val="ListBullet"/>
-        <w:bidi/>
-        <w:spacing w:line="240" w:lineRule="auto"/>
-        <w:ind w:left="720"/>
-      </w:pPr>
-      <w:r>
-        <w:rPr>
-          <w:rtl/>
-          <w:cs/>
-          <w:lang w:val="ar_AE" w:bidi="ar_AE"/>
-        </w:rPr>
-      </w:r>
-      <w:hyperlink r:id="rId39">
-        <w:r>
-          <w:rPr>
-            <w:rtl/>
-            <w:cs/>
-            <w:lang w:val="ar_AE" w:bidi="ar_AE"/>
-          </w:rPr>
-          <w:rPr>
-            <w:color w:val="0000EE"/>
-            <w:u w:val="single"/>
-          </w:rPr>
-          <w:t>متى 23: 9</w:t>
-        </w:r>
-      </w:hyperlink>
+      <w:r>
+        <w:rPr>
+          <w:rtl/>
+          <w:cs/>
+          <w:lang w:val="ar_AE" w:bidi="ar_AE"/>
+        </w:rPr>
+        <w:t>1 كورنثوس 8: 4–6</w:t>
+      </w:r>
+    </w:p>
+    <w:p>
+      <w:pPr>
+        <w:pStyle w:val="ListBullet"/>
+        <w:bidi/>
+        <w:spacing w:line="240" w:lineRule="auto"/>
+        <w:ind w:left="720"/>
+      </w:pPr>
+      <w:r>
+        <w:rPr>
+          <w:rtl/>
+          <w:cs/>
+          <w:lang w:val="ar_AE" w:bidi="ar_AE"/>
+        </w:rPr>
+      </w:r>
+      <w:r>
+        <w:rPr>
+          <w:rtl/>
+          <w:cs/>
+          <w:lang w:val="ar_AE" w:bidi="ar_AE"/>
+        </w:rPr>
+        <w:t>1 يوحنا 2: 1</w:t>
+      </w:r>
+    </w:p>
+    <w:p>
+      <w:pPr>
+        <w:pStyle w:val="ListBullet"/>
+        <w:bidi/>
+        <w:spacing w:line="240" w:lineRule="auto"/>
+        <w:ind w:left="720"/>
+      </w:pPr>
+      <w:r>
+        <w:rPr>
+          <w:rtl/>
+          <w:cs/>
+          <w:lang w:val="ar_AE" w:bidi="ar_AE"/>
+        </w:rPr>
+      </w:r>
+      <w:r>
+        <w:rPr>
+          <w:rtl/>
+          <w:cs/>
+          <w:lang w:val="ar_AE" w:bidi="ar_AE"/>
+        </w:rPr>
+        <w:t>1 يوحنا 2: 23</w:t>
+      </w:r>
+    </w:p>
+    <w:p>
+      <w:pPr>
+        <w:pStyle w:val="ListBullet"/>
+        <w:bidi/>
+        <w:spacing w:line="240" w:lineRule="auto"/>
+        <w:ind w:left="720"/>
+      </w:pPr>
+      <w:r>
+        <w:rPr>
+          <w:rtl/>
+          <w:cs/>
+          <w:lang w:val="ar_AE" w:bidi="ar_AE"/>
+        </w:rPr>
+      </w:r>
+      <w:r>
+        <w:rPr>
+          <w:rtl/>
+          <w:cs/>
+          <w:lang w:val="ar_AE" w:bidi="ar_AE"/>
+        </w:rPr>
+        <w:t>1 يوحنا 3: 1</w:t>
+      </w:r>
+    </w:p>
+    <w:p>
+      <w:pPr>
+        <w:pStyle w:val="ListBullet"/>
+        <w:bidi/>
+        <w:spacing w:line="240" w:lineRule="auto"/>
+        <w:ind w:left="720"/>
+      </w:pPr>
+      <w:r>
+        <w:rPr>
+          <w:rtl/>
+          <w:cs/>
+          <w:lang w:val="ar_AE" w:bidi="ar_AE"/>
+        </w:rPr>
+      </w:r>
+      <w:r>
+        <w:rPr>
+          <w:rtl/>
+          <w:cs/>
+          <w:lang w:val="ar_AE" w:bidi="ar_AE"/>
+        </w:rPr>
+        <w:t>كولوسي 1: 1–3</w:t>
+      </w:r>
+    </w:p>
+    <w:p>
+      <w:pPr>
+        <w:pStyle w:val="ListBullet"/>
+        <w:bidi/>
+        <w:spacing w:line="240" w:lineRule="auto"/>
+        <w:ind w:left="720"/>
+      </w:pPr>
+      <w:r>
+        <w:rPr>
+          <w:rtl/>
+          <w:cs/>
+          <w:lang w:val="ar_AE" w:bidi="ar_AE"/>
+        </w:rPr>
+      </w:r>
+      <w:r>
+        <w:rPr>
+          <w:rtl/>
+          <w:cs/>
+          <w:lang w:val="ar_AE" w:bidi="ar_AE"/>
+        </w:rPr>
+        <w:t>أفسس 5: 18–21</w:t>
+      </w:r>
+    </w:p>
+    <w:p>
+      <w:pPr>
+        <w:pStyle w:val="ListBullet"/>
+        <w:bidi/>
+        <w:spacing w:line="240" w:lineRule="auto"/>
+        <w:ind w:left="720"/>
+      </w:pPr>
+      <w:r>
+        <w:rPr>
+          <w:rtl/>
+          <w:cs/>
+          <w:lang w:val="ar_AE" w:bidi="ar_AE"/>
+        </w:rPr>
+      </w:r>
+      <w:r>
+        <w:rPr>
+          <w:rtl/>
+          <w:cs/>
+          <w:lang w:val="ar_AE" w:bidi="ar_AE"/>
+        </w:rPr>
+        <w:t>لوقا 10: 22</w:t>
+      </w:r>
+    </w:p>
+    <w:p>
+      <w:pPr>
+        <w:pStyle w:val="ListBullet"/>
+        <w:bidi/>
+        <w:spacing w:line="240" w:lineRule="auto"/>
+        <w:ind w:left="720"/>
+      </w:pPr>
+      <w:r>
+        <w:rPr>
+          <w:rtl/>
+          <w:cs/>
+          <w:lang w:val="ar_AE" w:bidi="ar_AE"/>
+        </w:rPr>
+      </w:r>
+      <w:r>
+        <w:rPr>
+          <w:rtl/>
+          <w:cs/>
+          <w:lang w:val="ar_AE" w:bidi="ar_AE"/>
+        </w:rPr>
+        <w:t>متى 5: 16</w:t>
+      </w:r>
+    </w:p>
+    <w:p>
+      <w:pPr>
+        <w:pStyle w:val="ListBullet"/>
+        <w:bidi/>
+        <w:spacing w:line="240" w:lineRule="auto"/>
+        <w:ind w:left="720"/>
+      </w:pPr>
+      <w:r>
+        <w:rPr>
+          <w:rtl/>
+          <w:cs/>
+          <w:lang w:val="ar_AE" w:bidi="ar_AE"/>
+        </w:rPr>
+      </w:r>
+      <w:r>
+        <w:rPr>
+          <w:rtl/>
+          <w:cs/>
+          <w:lang w:val="ar_AE" w:bidi="ar_AE"/>
+        </w:rPr>
+        <w:t>متى 23: 9</w:t>
+      </w:r>
     </w:p>
     <w:p>
       <w:pPr>
@@ -3301,223 +3139,175 @@
           <w:lang w:val="ar_AE" w:bidi="ar_AE"/>
         </w:rPr>
       </w:r>
-      <w:hyperlink r:id="rId40">
-        <w:r>
-          <w:rPr>
-            <w:rtl/>
-            <w:cs/>
-            <w:lang w:val="ar_AE" w:bidi="ar_AE"/>
-          </w:rPr>
-          <w:rPr>
-            <w:color w:val="0000EE"/>
-            <w:u w:val="single"/>
-          </w:rPr>
-          <w:t>تكوين 24: 30</w:t>
-        </w:r>
-      </w:hyperlink>
-    </w:p>
-    <w:p>
-      <w:pPr>
-        <w:pStyle w:val="ListBullet"/>
-        <w:bidi/>
-        <w:spacing w:line="240" w:lineRule="auto"/>
-        <w:ind w:left="720"/>
-      </w:pPr>
-      <w:r>
-        <w:rPr>
-          <w:rtl/>
-          <w:cs/>
-          <w:lang w:val="ar_AE" w:bidi="ar_AE"/>
-        </w:rPr>
-      </w:r>
-      <w:hyperlink r:id="rId41">
-        <w:r>
-          <w:rPr>
-            <w:rtl/>
-            <w:cs/>
-            <w:lang w:val="ar_AE" w:bidi="ar_AE"/>
-          </w:rPr>
-          <w:rPr>
-            <w:color w:val="0000EE"/>
-            <w:u w:val="single"/>
-          </w:rPr>
-          <w:t>تكوين 24: 50</w:t>
-        </w:r>
-      </w:hyperlink>
-    </w:p>
-    <w:p>
-      <w:pPr>
-        <w:pStyle w:val="ListBullet"/>
-        <w:bidi/>
-        <w:spacing w:line="240" w:lineRule="auto"/>
-        <w:ind w:left="720"/>
-      </w:pPr>
-      <w:r>
-        <w:rPr>
-          <w:rtl/>
-          <w:cs/>
-          <w:lang w:val="ar_AE" w:bidi="ar_AE"/>
-        </w:rPr>
-      </w:r>
-      <w:hyperlink r:id="rId42">
-        <w:r>
-          <w:rPr>
-            <w:rtl/>
-            <w:cs/>
-            <w:lang w:val="ar_AE" w:bidi="ar_AE"/>
-          </w:rPr>
-          <w:rPr>
-            <w:color w:val="0000EE"/>
-            <w:u w:val="single"/>
-          </w:rPr>
-          <w:t>تكوين 27: 43</w:t>
-        </w:r>
-      </w:hyperlink>
-    </w:p>
-    <w:p>
-      <w:pPr>
-        <w:pStyle w:val="ListBullet"/>
-        <w:bidi/>
-        <w:spacing w:line="240" w:lineRule="auto"/>
-        <w:ind w:left="720"/>
-      </w:pPr>
-      <w:r>
-        <w:rPr>
-          <w:rtl/>
-          <w:cs/>
-          <w:lang w:val="ar_AE" w:bidi="ar_AE"/>
-        </w:rPr>
-      </w:r>
-      <w:hyperlink r:id="rId43">
-        <w:r>
-          <w:rPr>
-            <w:rtl/>
-            <w:cs/>
-            <w:lang w:val="ar_AE" w:bidi="ar_AE"/>
-          </w:rPr>
-          <w:rPr>
-            <w:color w:val="0000EE"/>
-            <w:u w:val="single"/>
-          </w:rPr>
-          <w:t>تكوين 28: 1–2</w:t>
-        </w:r>
-      </w:hyperlink>
-    </w:p>
-    <w:p>
-      <w:pPr>
-        <w:pStyle w:val="ListBullet"/>
-        <w:bidi/>
-        <w:spacing w:line="240" w:lineRule="auto"/>
-        <w:ind w:left="720"/>
-      </w:pPr>
-      <w:r>
-        <w:rPr>
-          <w:rtl/>
-          <w:cs/>
-          <w:lang w:val="ar_AE" w:bidi="ar_AE"/>
-        </w:rPr>
-      </w:r>
-      <w:hyperlink r:id="rId44">
-        <w:r>
-          <w:rPr>
-            <w:rtl/>
-            <w:cs/>
-            <w:lang w:val="ar_AE" w:bidi="ar_AE"/>
-          </w:rPr>
-          <w:rPr>
-            <w:color w:val="0000EE"/>
-            <w:u w:val="single"/>
-          </w:rPr>
-          <w:t>تكوين 29: 5</w:t>
-        </w:r>
-      </w:hyperlink>
-    </w:p>
-    <w:p>
-      <w:pPr>
-        <w:pStyle w:val="ListBullet"/>
-        <w:bidi/>
-        <w:spacing w:line="240" w:lineRule="auto"/>
-        <w:ind w:left="720"/>
-      </w:pPr>
-      <w:r>
-        <w:rPr>
-          <w:rtl/>
-          <w:cs/>
-          <w:lang w:val="ar_AE" w:bidi="ar_AE"/>
-        </w:rPr>
-      </w:r>
-      <w:hyperlink r:id="rId45">
-        <w:r>
-          <w:rPr>
-            <w:rtl/>
-            <w:cs/>
-            <w:lang w:val="ar_AE" w:bidi="ar_AE"/>
-          </w:rPr>
-          <w:rPr>
-            <w:color w:val="0000EE"/>
-            <w:u w:val="single"/>
-          </w:rPr>
-          <w:t>تكوين 29: 13</w:t>
-        </w:r>
-      </w:hyperlink>
-    </w:p>
-    <w:p>
-      <w:pPr>
-        <w:pStyle w:val="ListBullet"/>
-        <w:bidi/>
-        <w:spacing w:line="240" w:lineRule="auto"/>
-        <w:ind w:left="720"/>
-      </w:pPr>
-      <w:r>
-        <w:rPr>
-          <w:rtl/>
-          <w:cs/>
-          <w:lang w:val="ar_AE" w:bidi="ar_AE"/>
-        </w:rPr>
-      </w:r>
-      <w:hyperlink r:id="rId46">
-        <w:r>
-          <w:rPr>
-            <w:rtl/>
-            <w:cs/>
-            <w:lang w:val="ar_AE" w:bidi="ar_AE"/>
-          </w:rPr>
-          <w:rPr>
-            <w:color w:val="0000EE"/>
-            <w:u w:val="single"/>
-          </w:rPr>
-          <w:t>تكوين 30: 26</w:t>
-        </w:r>
-      </w:hyperlink>
-    </w:p>
-    <w:p>
-      <w:pPr>
-        <w:pStyle w:val="ListBullet"/>
-        <w:bidi/>
-        <w:spacing w:line="240" w:lineRule="auto"/>
-        <w:ind w:left="720"/>
-      </w:pPr>
-      <w:r>
-        <w:rPr>
-          <w:rtl/>
-          <w:cs/>
-          <w:lang w:val="ar_AE" w:bidi="ar_AE"/>
-        </w:rPr>
-      </w:r>
-      <w:hyperlink r:id="rId47">
-        <w:r>
-          <w:rPr>
-            <w:rtl/>
-            <w:cs/>
-            <w:lang w:val="ar_AE" w:bidi="ar_AE"/>
-          </w:rPr>
-          <w:rPr>
-            <w:color w:val="0000EE"/>
-            <w:u w:val="single"/>
-          </w:rPr>
-          <w:t>تكوين 46: 16–18</w:t>
-        </w:r>
-      </w:hyperlink>
+      <w:r>
+        <w:rPr>
+          <w:rtl/>
+          <w:cs/>
+          <w:lang w:val="ar_AE" w:bidi="ar_AE"/>
+        </w:rPr>
+        <w:t>تكوين 24: 30</w:t>
+      </w:r>
+    </w:p>
+    <w:p>
+      <w:pPr>
+        <w:pStyle w:val="ListBullet"/>
+        <w:bidi/>
+        <w:spacing w:line="240" w:lineRule="auto"/>
+        <w:ind w:left="720"/>
+      </w:pPr>
+      <w:r>
+        <w:rPr>
+          <w:rtl/>
+          <w:cs/>
+          <w:lang w:val="ar_AE" w:bidi="ar_AE"/>
+        </w:rPr>
+      </w:r>
+      <w:r>
+        <w:rPr>
+          <w:rtl/>
+          <w:cs/>
+          <w:lang w:val="ar_AE" w:bidi="ar_AE"/>
+        </w:rPr>
+        <w:t>تكوين 24: 50</w:t>
+      </w:r>
+    </w:p>
+    <w:p>
+      <w:pPr>
+        <w:pStyle w:val="ListBullet"/>
+        <w:bidi/>
+        <w:spacing w:line="240" w:lineRule="auto"/>
+        <w:ind w:left="720"/>
+      </w:pPr>
+      <w:r>
+        <w:rPr>
+          <w:rtl/>
+          <w:cs/>
+          <w:lang w:val="ar_AE" w:bidi="ar_AE"/>
+        </w:rPr>
+      </w:r>
+      <w:r>
+        <w:rPr>
+          <w:rtl/>
+          <w:cs/>
+          <w:lang w:val="ar_AE" w:bidi="ar_AE"/>
+        </w:rPr>
+        <w:t>تكوين 27: 43</w:t>
+      </w:r>
+    </w:p>
+    <w:p>
+      <w:pPr>
+        <w:pStyle w:val="ListBullet"/>
+        <w:bidi/>
+        <w:spacing w:line="240" w:lineRule="auto"/>
+        <w:ind w:left="720"/>
+      </w:pPr>
+      <w:r>
+        <w:rPr>
+          <w:rtl/>
+          <w:cs/>
+          <w:lang w:val="ar_AE" w:bidi="ar_AE"/>
+        </w:rPr>
+      </w:r>
+      <w:r>
+        <w:rPr>
+          <w:rtl/>
+          <w:cs/>
+          <w:lang w:val="ar_AE" w:bidi="ar_AE"/>
+        </w:rPr>
+        <w:t>تكوين 28: 1–2</w:t>
+      </w:r>
+    </w:p>
+    <w:p>
+      <w:pPr>
+        <w:pStyle w:val="ListBullet"/>
+        <w:bidi/>
+        <w:spacing w:line="240" w:lineRule="auto"/>
+        <w:ind w:left="720"/>
+      </w:pPr>
+      <w:r>
+        <w:rPr>
+          <w:rtl/>
+          <w:cs/>
+          <w:lang w:val="ar_AE" w:bidi="ar_AE"/>
+        </w:rPr>
+      </w:r>
+      <w:r>
+        <w:rPr>
+          <w:rtl/>
+          <w:cs/>
+          <w:lang w:val="ar_AE" w:bidi="ar_AE"/>
+        </w:rPr>
+        <w:t>تكوين 29: 5</w:t>
+      </w:r>
+    </w:p>
+    <w:p>
+      <w:pPr>
+        <w:pStyle w:val="ListBullet"/>
+        <w:bidi/>
+        <w:spacing w:line="240" w:lineRule="auto"/>
+        <w:ind w:left="720"/>
+      </w:pPr>
+      <w:r>
+        <w:rPr>
+          <w:rtl/>
+          <w:cs/>
+          <w:lang w:val="ar_AE" w:bidi="ar_AE"/>
+        </w:rPr>
+      </w:r>
+      <w:r>
+        <w:rPr>
+          <w:rtl/>
+          <w:cs/>
+          <w:lang w:val="ar_AE" w:bidi="ar_AE"/>
+        </w:rPr>
+        <w:t>تكوين 29: 13</w:t>
+      </w:r>
+    </w:p>
+    <w:p>
+      <w:pPr>
+        <w:pStyle w:val="ListBullet"/>
+        <w:bidi/>
+        <w:spacing w:line="240" w:lineRule="auto"/>
+        <w:ind w:left="720"/>
+      </w:pPr>
+      <w:r>
+        <w:rPr>
+          <w:rtl/>
+          <w:cs/>
+          <w:lang w:val="ar_AE" w:bidi="ar_AE"/>
+        </w:rPr>
+      </w:r>
+      <w:r>
+        <w:rPr>
+          <w:rtl/>
+          <w:cs/>
+          <w:lang w:val="ar_AE" w:bidi="ar_AE"/>
+        </w:rPr>
+        <w:t>تكوين 30: 26</w:t>
+      </w:r>
+    </w:p>
+    <w:p>
+      <w:pPr>
+        <w:pStyle w:val="ListBullet"/>
+        <w:bidi/>
+        <w:spacing w:line="240" w:lineRule="auto"/>
+        <w:ind w:left="720"/>
+      </w:pPr>
+      <w:r>
+        <w:rPr>
+          <w:rtl/>
+          <w:cs/>
+          <w:lang w:val="ar_AE" w:bidi="ar_AE"/>
+        </w:rPr>
+      </w:r>
+      <w:r>
+        <w:rPr>
+          <w:rtl/>
+          <w:cs/>
+          <w:lang w:val="ar_AE" w:bidi="ar_AE"/>
+        </w:rPr>
+        <w:t>تكوين 46: 16–18</w:t>
+      </w:r>
     </w:p>
     <w:p>
       <w:pPr>
@@ -3799,165 +3589,129 @@
           <w:lang w:val="ar_AE" w:bidi="ar_AE"/>
         </w:rPr>
       </w:r>
-      <w:hyperlink r:id="rId48">
-        <w:r>
-          <w:rPr>
-            <w:rtl/>
-            <w:cs/>
-            <w:lang w:val="ar_AE" w:bidi="ar_AE"/>
-          </w:rPr>
-          <w:rPr>
-            <w:color w:val="0000EE"/>
-            <w:u w:val="single"/>
-          </w:rPr>
-          <w:t>تكوين 4: 18–19</w:t>
-        </w:r>
-      </w:hyperlink>
-    </w:p>
-    <w:p>
-      <w:pPr>
-        <w:pStyle w:val="ListBullet"/>
-        <w:bidi/>
-        <w:spacing w:line="240" w:lineRule="auto"/>
-        <w:ind w:left="720"/>
-      </w:pPr>
-      <w:r>
-        <w:rPr>
-          <w:rtl/>
-          <w:cs/>
-          <w:lang w:val="ar_AE" w:bidi="ar_AE"/>
-        </w:rPr>
-      </w:r>
-      <w:hyperlink r:id="rId49">
-        <w:r>
-          <w:rPr>
-            <w:rtl/>
-            <w:cs/>
-            <w:lang w:val="ar_AE" w:bidi="ar_AE"/>
-          </w:rPr>
-          <w:rPr>
-            <w:color w:val="0000EE"/>
-            <w:u w:val="single"/>
-          </w:rPr>
-          <w:t>تكوين 4: 24</w:t>
-        </w:r>
-      </w:hyperlink>
-    </w:p>
-    <w:p>
-      <w:pPr>
-        <w:pStyle w:val="ListBullet"/>
-        <w:bidi/>
-        <w:spacing w:line="240" w:lineRule="auto"/>
-        <w:ind w:left="720"/>
-      </w:pPr>
-      <w:r>
-        <w:rPr>
-          <w:rtl/>
-          <w:cs/>
-          <w:lang w:val="ar_AE" w:bidi="ar_AE"/>
-        </w:rPr>
-      </w:r>
-      <w:hyperlink r:id="rId50">
-        <w:r>
-          <w:rPr>
-            <w:rtl/>
-            <w:cs/>
-            <w:lang w:val="ar_AE" w:bidi="ar_AE"/>
-          </w:rPr>
-          <w:rPr>
-            <w:color w:val="0000EE"/>
-            <w:u w:val="single"/>
-          </w:rPr>
-          <w:t>تكوين 5: 25</w:t>
-        </w:r>
-      </w:hyperlink>
-    </w:p>
-    <w:p>
-      <w:pPr>
-        <w:pStyle w:val="ListBullet"/>
-        <w:bidi/>
-        <w:spacing w:line="240" w:lineRule="auto"/>
-        <w:ind w:left="720"/>
-      </w:pPr>
-      <w:r>
-        <w:rPr>
-          <w:rtl/>
-          <w:cs/>
-          <w:lang w:val="ar_AE" w:bidi="ar_AE"/>
-        </w:rPr>
-      </w:r>
-      <w:hyperlink r:id="rId51">
-        <w:r>
-          <w:rPr>
-            <w:rtl/>
-            <w:cs/>
-            <w:lang w:val="ar_AE" w:bidi="ar_AE"/>
-          </w:rPr>
-          <w:rPr>
-            <w:color w:val="0000EE"/>
-            <w:u w:val="single"/>
-          </w:rPr>
-          <w:t>تكوين 5: 29</w:t>
-        </w:r>
-      </w:hyperlink>
-    </w:p>
-    <w:p>
-      <w:pPr>
-        <w:pStyle w:val="ListBullet"/>
-        <w:bidi/>
-        <w:spacing w:line="240" w:lineRule="auto"/>
-        <w:ind w:left="720"/>
-      </w:pPr>
-      <w:r>
-        <w:rPr>
-          <w:rtl/>
-          <w:cs/>
-          <w:lang w:val="ar_AE" w:bidi="ar_AE"/>
-        </w:rPr>
-      </w:r>
-      <w:hyperlink r:id="rId52">
-        <w:r>
-          <w:rPr>
-            <w:rtl/>
-            <w:cs/>
-            <w:lang w:val="ar_AE" w:bidi="ar_AE"/>
-          </w:rPr>
-          <w:rPr>
-            <w:color w:val="0000EE"/>
-            <w:u w:val="single"/>
-          </w:rPr>
-          <w:t>تكوين 5: 31</w:t>
-        </w:r>
-      </w:hyperlink>
-    </w:p>
-    <w:p>
-      <w:pPr>
-        <w:pStyle w:val="ListBullet"/>
-        <w:bidi/>
-        <w:spacing w:line="240" w:lineRule="auto"/>
-        <w:ind w:left="720"/>
-      </w:pPr>
-      <w:r>
-        <w:rPr>
-          <w:rtl/>
-          <w:cs/>
-          <w:lang w:val="ar_AE" w:bidi="ar_AE"/>
-        </w:rPr>
-      </w:r>
-      <w:hyperlink r:id="rId53">
-        <w:r>
-          <w:rPr>
-            <w:rtl/>
-            <w:cs/>
-            <w:lang w:val="ar_AE" w:bidi="ar_AE"/>
-          </w:rPr>
-          <w:rPr>
-            <w:color w:val="0000EE"/>
-            <w:u w:val="single"/>
-          </w:rPr>
-          <w:t>لوقا 3: 36</w:t>
-        </w:r>
-      </w:hyperlink>
+      <w:r>
+        <w:rPr>
+          <w:rtl/>
+          <w:cs/>
+          <w:lang w:val="ar_AE" w:bidi="ar_AE"/>
+        </w:rPr>
+        <w:t>تكوين 4: 18–19</w:t>
+      </w:r>
+    </w:p>
+    <w:p>
+      <w:pPr>
+        <w:pStyle w:val="ListBullet"/>
+        <w:bidi/>
+        <w:spacing w:line="240" w:lineRule="auto"/>
+        <w:ind w:left="720"/>
+      </w:pPr>
+      <w:r>
+        <w:rPr>
+          <w:rtl/>
+          <w:cs/>
+          <w:lang w:val="ar_AE" w:bidi="ar_AE"/>
+        </w:rPr>
+      </w:r>
+      <w:r>
+        <w:rPr>
+          <w:rtl/>
+          <w:cs/>
+          <w:lang w:val="ar_AE" w:bidi="ar_AE"/>
+        </w:rPr>
+        <w:t>تكوين 4: 24</w:t>
+      </w:r>
+    </w:p>
+    <w:p>
+      <w:pPr>
+        <w:pStyle w:val="ListBullet"/>
+        <w:bidi/>
+        <w:spacing w:line="240" w:lineRule="auto"/>
+        <w:ind w:left="720"/>
+      </w:pPr>
+      <w:r>
+        <w:rPr>
+          <w:rtl/>
+          <w:cs/>
+          <w:lang w:val="ar_AE" w:bidi="ar_AE"/>
+        </w:rPr>
+      </w:r>
+      <w:r>
+        <w:rPr>
+          <w:rtl/>
+          <w:cs/>
+          <w:lang w:val="ar_AE" w:bidi="ar_AE"/>
+        </w:rPr>
+        <w:t>تكوين 5: 25</w:t>
+      </w:r>
+    </w:p>
+    <w:p>
+      <w:pPr>
+        <w:pStyle w:val="ListBullet"/>
+        <w:bidi/>
+        <w:spacing w:line="240" w:lineRule="auto"/>
+        <w:ind w:left="720"/>
+      </w:pPr>
+      <w:r>
+        <w:rPr>
+          <w:rtl/>
+          <w:cs/>
+          <w:lang w:val="ar_AE" w:bidi="ar_AE"/>
+        </w:rPr>
+      </w:r>
+      <w:r>
+        <w:rPr>
+          <w:rtl/>
+          <w:cs/>
+          <w:lang w:val="ar_AE" w:bidi="ar_AE"/>
+        </w:rPr>
+        <w:t>تكوين 5: 29</w:t>
+      </w:r>
+    </w:p>
+    <w:p>
+      <w:pPr>
+        <w:pStyle w:val="ListBullet"/>
+        <w:bidi/>
+        <w:spacing w:line="240" w:lineRule="auto"/>
+        <w:ind w:left="720"/>
+      </w:pPr>
+      <w:r>
+        <w:rPr>
+          <w:rtl/>
+          <w:cs/>
+          <w:lang w:val="ar_AE" w:bidi="ar_AE"/>
+        </w:rPr>
+      </w:r>
+      <w:r>
+        <w:rPr>
+          <w:rtl/>
+          <w:cs/>
+          <w:lang w:val="ar_AE" w:bidi="ar_AE"/>
+        </w:rPr>
+        <w:t>تكوين 5: 31</w:t>
+      </w:r>
+    </w:p>
+    <w:p>
+      <w:pPr>
+        <w:pStyle w:val="ListBullet"/>
+        <w:bidi/>
+        <w:spacing w:line="240" w:lineRule="auto"/>
+        <w:ind w:left="720"/>
+      </w:pPr>
+      <w:r>
+        <w:rPr>
+          <w:rtl/>
+          <w:cs/>
+          <w:lang w:val="ar_AE" w:bidi="ar_AE"/>
+        </w:rPr>
+      </w:r>
+      <w:r>
+        <w:rPr>
+          <w:rtl/>
+          <w:cs/>
+          <w:lang w:val="ar_AE" w:bidi="ar_AE"/>
+        </w:rPr>
+        <w:t>لوقا 3: 36</w:t>
+      </w:r>
     </w:p>
     <w:p>
       <w:pPr>
@@ -4421,165 +4175,129 @@
           <w:lang w:val="ar_AE" w:bidi="ar_AE"/>
         </w:rPr>
       </w:r>
-      <w:hyperlink r:id="rId54">
-        <w:r>
-          <w:rPr>
-            <w:rtl/>
-            <w:cs/>
-            <w:lang w:val="ar_AE" w:bidi="ar_AE"/>
-          </w:rPr>
-          <w:rPr>
-            <w:color w:val="0000EE"/>
-            <w:u w:val="single"/>
-          </w:rPr>
-          <w:t>1 أخبار الأيام 2: 1–2</w:t>
-        </w:r>
-      </w:hyperlink>
-    </w:p>
-    <w:p>
-      <w:pPr>
-        <w:pStyle w:val="ListBullet"/>
-        <w:bidi/>
-        <w:spacing w:line="240" w:lineRule="auto"/>
-        <w:ind w:left="720"/>
-      </w:pPr>
-      <w:r>
-        <w:rPr>
-          <w:rtl/>
-          <w:cs/>
-          <w:lang w:val="ar_AE" w:bidi="ar_AE"/>
-        </w:rPr>
-      </w:r>
-      <w:hyperlink r:id="rId55">
-        <w:r>
-          <w:rPr>
-            <w:rtl/>
-            <w:cs/>
-            <w:lang w:val="ar_AE" w:bidi="ar_AE"/>
-          </w:rPr>
-          <w:rPr>
-            <w:color w:val="0000EE"/>
-            <w:u w:val="single"/>
-          </w:rPr>
-          <w:t>1 ملوك 8: 3–5</w:t>
-        </w:r>
-      </w:hyperlink>
-    </w:p>
-    <w:p>
-      <w:pPr>
-        <w:pStyle w:val="ListBullet"/>
-        <w:bidi/>
-        <w:spacing w:line="240" w:lineRule="auto"/>
-        <w:ind w:left="720"/>
-      </w:pPr>
-      <w:r>
-        <w:rPr>
-          <w:rtl/>
-          <w:cs/>
-          <w:lang w:val="ar_AE" w:bidi="ar_AE"/>
-        </w:rPr>
-      </w:r>
-      <w:hyperlink r:id="rId56">
-        <w:r>
-          <w:rPr>
-            <w:rtl/>
-            <w:cs/>
-            <w:lang w:val="ar_AE" w:bidi="ar_AE"/>
-          </w:rPr>
-          <w:rPr>
-            <w:color w:val="0000EE"/>
-            <w:u w:val="single"/>
-          </w:rPr>
-          <w:t>أعمال الرسل 4: 36–37</w:t>
-        </w:r>
-      </w:hyperlink>
-    </w:p>
-    <w:p>
-      <w:pPr>
-        <w:pStyle w:val="ListBullet"/>
-        <w:bidi/>
-        <w:spacing w:line="240" w:lineRule="auto"/>
-        <w:ind w:left="720"/>
-      </w:pPr>
-      <w:r>
-        <w:rPr>
-          <w:rtl/>
-          <w:cs/>
-          <w:lang w:val="ar_AE" w:bidi="ar_AE"/>
-        </w:rPr>
-      </w:r>
-      <w:hyperlink r:id="rId57">
-        <w:r>
-          <w:rPr>
-            <w:rtl/>
-            <w:cs/>
-            <w:lang w:val="ar_AE" w:bidi="ar_AE"/>
-          </w:rPr>
-          <w:rPr>
-            <w:color w:val="0000EE"/>
-            <w:u w:val="single"/>
-          </w:rPr>
-          <w:t>تكوين 29: 34</w:t>
-        </w:r>
-      </w:hyperlink>
-    </w:p>
-    <w:p>
-      <w:pPr>
-        <w:pStyle w:val="ListBullet"/>
-        <w:bidi/>
-        <w:spacing w:line="240" w:lineRule="auto"/>
-        <w:ind w:left="720"/>
-      </w:pPr>
-      <w:r>
-        <w:rPr>
-          <w:rtl/>
-          <w:cs/>
-          <w:lang w:val="ar_AE" w:bidi="ar_AE"/>
-        </w:rPr>
-      </w:r>
-      <w:hyperlink r:id="rId58">
-        <w:r>
-          <w:rPr>
-            <w:rtl/>
-            <w:cs/>
-            <w:lang w:val="ar_AE" w:bidi="ar_AE"/>
-          </w:rPr>
-          <w:rPr>
-            <w:color w:val="0000EE"/>
-            <w:u w:val="single"/>
-          </w:rPr>
-          <w:t>يوحنا 1: 19–21</w:t>
-        </w:r>
-      </w:hyperlink>
-    </w:p>
-    <w:p>
-      <w:pPr>
-        <w:pStyle w:val="ListBullet"/>
-        <w:bidi/>
-        <w:spacing w:line="240" w:lineRule="auto"/>
-        <w:ind w:left="720"/>
-      </w:pPr>
-      <w:r>
-        <w:rPr>
-          <w:rtl/>
-          <w:cs/>
-          <w:lang w:val="ar_AE" w:bidi="ar_AE"/>
-        </w:rPr>
-      </w:r>
-      <w:hyperlink r:id="rId59">
-        <w:r>
-          <w:rPr>
-            <w:rtl/>
-            <w:cs/>
-            <w:lang w:val="ar_AE" w:bidi="ar_AE"/>
-          </w:rPr>
-          <w:rPr>
-            <w:color w:val="0000EE"/>
-            <w:u w:val="single"/>
-          </w:rPr>
-          <w:t>لوقا 10: 32</w:t>
-        </w:r>
-      </w:hyperlink>
+      <w:r>
+        <w:rPr>
+          <w:rtl/>
+          <w:cs/>
+          <w:lang w:val="ar_AE" w:bidi="ar_AE"/>
+        </w:rPr>
+        <w:t>1 أخبار الأيام 2: 1–2</w:t>
+      </w:r>
+    </w:p>
+    <w:p>
+      <w:pPr>
+        <w:pStyle w:val="ListBullet"/>
+        <w:bidi/>
+        <w:spacing w:line="240" w:lineRule="auto"/>
+        <w:ind w:left="720"/>
+      </w:pPr>
+      <w:r>
+        <w:rPr>
+          <w:rtl/>
+          <w:cs/>
+          <w:lang w:val="ar_AE" w:bidi="ar_AE"/>
+        </w:rPr>
+      </w:r>
+      <w:r>
+        <w:rPr>
+          <w:rtl/>
+          <w:cs/>
+          <w:lang w:val="ar_AE" w:bidi="ar_AE"/>
+        </w:rPr>
+        <w:t>1 ملوك 8: 3–5</w:t>
+      </w:r>
+    </w:p>
+    <w:p>
+      <w:pPr>
+        <w:pStyle w:val="ListBullet"/>
+        <w:bidi/>
+        <w:spacing w:line="240" w:lineRule="auto"/>
+        <w:ind w:left="720"/>
+      </w:pPr>
+      <w:r>
+        <w:rPr>
+          <w:rtl/>
+          <w:cs/>
+          <w:lang w:val="ar_AE" w:bidi="ar_AE"/>
+        </w:rPr>
+      </w:r>
+      <w:r>
+        <w:rPr>
+          <w:rtl/>
+          <w:cs/>
+          <w:lang w:val="ar_AE" w:bidi="ar_AE"/>
+        </w:rPr>
+        <w:t>أعمال الرسل 4: 36–37</w:t>
+      </w:r>
+    </w:p>
+    <w:p>
+      <w:pPr>
+        <w:pStyle w:val="ListBullet"/>
+        <w:bidi/>
+        <w:spacing w:line="240" w:lineRule="auto"/>
+        <w:ind w:left="720"/>
+      </w:pPr>
+      <w:r>
+        <w:rPr>
+          <w:rtl/>
+          <w:cs/>
+          <w:lang w:val="ar_AE" w:bidi="ar_AE"/>
+        </w:rPr>
+      </w:r>
+      <w:r>
+        <w:rPr>
+          <w:rtl/>
+          <w:cs/>
+          <w:lang w:val="ar_AE" w:bidi="ar_AE"/>
+        </w:rPr>
+        <w:t>تكوين 29: 34</w:t>
+      </w:r>
+    </w:p>
+    <w:p>
+      <w:pPr>
+        <w:pStyle w:val="ListBullet"/>
+        <w:bidi/>
+        <w:spacing w:line="240" w:lineRule="auto"/>
+        <w:ind w:left="720"/>
+      </w:pPr>
+      <w:r>
+        <w:rPr>
+          <w:rtl/>
+          <w:cs/>
+          <w:lang w:val="ar_AE" w:bidi="ar_AE"/>
+        </w:rPr>
+      </w:r>
+      <w:r>
+        <w:rPr>
+          <w:rtl/>
+          <w:cs/>
+          <w:lang w:val="ar_AE" w:bidi="ar_AE"/>
+        </w:rPr>
+        <w:t>يوحنا 1: 19–21</w:t>
+      </w:r>
+    </w:p>
+    <w:p>
+      <w:pPr>
+        <w:pStyle w:val="ListBullet"/>
+        <w:bidi/>
+        <w:spacing w:line="240" w:lineRule="auto"/>
+        <w:ind w:left="720"/>
+      </w:pPr>
+      <w:r>
+        <w:rPr>
+          <w:rtl/>
+          <w:cs/>
+          <w:lang w:val="ar_AE" w:bidi="ar_AE"/>
+        </w:rPr>
+      </w:r>
+      <w:r>
+        <w:rPr>
+          <w:rtl/>
+          <w:cs/>
+          <w:lang w:val="ar_AE" w:bidi="ar_AE"/>
+        </w:rPr>
+        <w:t>لوقا 10: 32</w:t>
+      </w:r>
     </w:p>
     <w:p>
       <w:pPr>
@@ -4848,107 +4566,83 @@
           <w:lang w:val="ar_AE" w:bidi="ar_AE"/>
         </w:rPr>
       </w:r>
-      <w:hyperlink r:id="rId60">
-        <w:r>
-          <w:rPr>
-            <w:rtl/>
-            <w:cs/>
-            <w:lang w:val="ar_AE" w:bidi="ar_AE"/>
-          </w:rPr>
-          <w:rPr>
-            <w:color w:val="0000EE"/>
-            <w:u w:val="single"/>
-          </w:rPr>
-          <w:t>1 أخبار الأيام 9: 28–29</w:t>
-        </w:r>
-      </w:hyperlink>
-    </w:p>
-    <w:p>
-      <w:pPr>
-        <w:pStyle w:val="ListBullet"/>
-        <w:bidi/>
-        <w:spacing w:line="240" w:lineRule="auto"/>
-        <w:ind w:left="720"/>
-      </w:pPr>
-      <w:r>
-        <w:rPr>
-          <w:rtl/>
-          <w:cs/>
-          <w:lang w:val="ar_AE" w:bidi="ar_AE"/>
-        </w:rPr>
-      </w:r>
-      <w:hyperlink r:id="rId61">
-        <w:r>
-          <w:rPr>
-            <w:rtl/>
-            <w:cs/>
-            <w:lang w:val="ar_AE" w:bidi="ar_AE"/>
-          </w:rPr>
-          <w:rPr>
-            <w:color w:val="0000EE"/>
-            <w:u w:val="single"/>
-          </w:rPr>
-          <w:t>خروج 30: 34–36</w:t>
-        </w:r>
-      </w:hyperlink>
-    </w:p>
-    <w:p>
-      <w:pPr>
-        <w:pStyle w:val="ListBullet"/>
-        <w:bidi/>
-        <w:spacing w:line="240" w:lineRule="auto"/>
-        <w:ind w:left="720"/>
-      </w:pPr>
-      <w:r>
-        <w:rPr>
-          <w:rtl/>
-          <w:cs/>
-          <w:lang w:val="ar_AE" w:bidi="ar_AE"/>
-        </w:rPr>
-      </w:r>
-      <w:hyperlink r:id="rId62">
-        <w:r>
-          <w:rPr>
-            <w:rtl/>
-            <w:cs/>
-            <w:lang w:val="ar_AE" w:bidi="ar_AE"/>
-          </w:rPr>
-          <w:rPr>
-            <w:color w:val="0000EE"/>
-            <w:u w:val="single"/>
-          </w:rPr>
-          <w:t>متى 2: 11–12</w:t>
-        </w:r>
-      </w:hyperlink>
-    </w:p>
-    <w:p>
-      <w:pPr>
-        <w:pStyle w:val="ListBullet"/>
-        <w:bidi/>
-        <w:spacing w:line="240" w:lineRule="auto"/>
-        <w:ind w:left="720"/>
-      </w:pPr>
-      <w:r>
-        <w:rPr>
-          <w:rtl/>
-          <w:cs/>
-          <w:lang w:val="ar_AE" w:bidi="ar_AE"/>
-        </w:rPr>
-      </w:r>
-      <w:hyperlink r:id="rId63">
-        <w:r>
-          <w:rPr>
-            <w:rtl/>
-            <w:cs/>
-            <w:lang w:val="ar_AE" w:bidi="ar_AE"/>
-          </w:rPr>
-          <w:rPr>
-            <w:color w:val="0000EE"/>
-            <w:u w:val="single"/>
-          </w:rPr>
-          <w:t>عدد 5: 15</w:t>
-        </w:r>
-      </w:hyperlink>
+      <w:r>
+        <w:rPr>
+          <w:rtl/>
+          <w:cs/>
+          <w:lang w:val="ar_AE" w:bidi="ar_AE"/>
+        </w:rPr>
+        <w:t>1 أخبار الأيام 9: 28–29</w:t>
+      </w:r>
+    </w:p>
+    <w:p>
+      <w:pPr>
+        <w:pStyle w:val="ListBullet"/>
+        <w:bidi/>
+        <w:spacing w:line="240" w:lineRule="auto"/>
+        <w:ind w:left="720"/>
+      </w:pPr>
+      <w:r>
+        <w:rPr>
+          <w:rtl/>
+          <w:cs/>
+          <w:lang w:val="ar_AE" w:bidi="ar_AE"/>
+        </w:rPr>
+      </w:r>
+      <w:r>
+        <w:rPr>
+          <w:rtl/>
+          <w:cs/>
+          <w:lang w:val="ar_AE" w:bidi="ar_AE"/>
+        </w:rPr>
+        <w:t>خروج 30: 34–36</w:t>
+      </w:r>
+    </w:p>
+    <w:p>
+      <w:pPr>
+        <w:pStyle w:val="ListBullet"/>
+        <w:bidi/>
+        <w:spacing w:line="240" w:lineRule="auto"/>
+        <w:ind w:left="720"/>
+      </w:pPr>
+      <w:r>
+        <w:rPr>
+          <w:rtl/>
+          <w:cs/>
+          <w:lang w:val="ar_AE" w:bidi="ar_AE"/>
+        </w:rPr>
+      </w:r>
+      <w:r>
+        <w:rPr>
+          <w:rtl/>
+          <w:cs/>
+          <w:lang w:val="ar_AE" w:bidi="ar_AE"/>
+        </w:rPr>
+        <w:t>متى 2: 11–12</w:t>
+      </w:r>
+    </w:p>
+    <w:p>
+      <w:pPr>
+        <w:pStyle w:val="ListBullet"/>
+        <w:bidi/>
+        <w:spacing w:line="240" w:lineRule="auto"/>
+        <w:ind w:left="720"/>
+      </w:pPr>
+      <w:r>
+        <w:rPr>
+          <w:rtl/>
+          <w:cs/>
+          <w:lang w:val="ar_AE" w:bidi="ar_AE"/>
+        </w:rPr>
+      </w:r>
+      <w:r>
+        <w:rPr>
+          <w:rtl/>
+          <w:cs/>
+          <w:lang w:val="ar_AE" w:bidi="ar_AE"/>
+        </w:rPr>
+        <w:t>عدد 5: 15</w:t>
+      </w:r>
     </w:p>
     <w:p>
       <w:pPr>
@@ -5269,136 +4963,106 @@
           <w:lang w:val="ar_AE" w:bidi="ar_AE"/>
         </w:rPr>
       </w:r>
-      <w:hyperlink r:id="rId64">
-        <w:r>
-          <w:rPr>
-            <w:rtl/>
-            <w:cs/>
-            <w:lang w:val="ar_AE" w:bidi="ar_AE"/>
-          </w:rPr>
-          <w:rPr>
-            <w:color w:val="0000EE"/>
-            <w:u w:val="single"/>
-          </w:rPr>
-          <w:t>1 ملوك 4:32–34</w:t>
-        </w:r>
-      </w:hyperlink>
-    </w:p>
-    <w:p>
-      <w:pPr>
-        <w:pStyle w:val="ListBullet"/>
-        <w:bidi/>
-        <w:spacing w:line="240" w:lineRule="auto"/>
-        <w:ind w:left="720"/>
-      </w:pPr>
-      <w:r>
-        <w:rPr>
-          <w:rtl/>
-          <w:cs/>
-          <w:lang w:val="ar_AE" w:bidi="ar_AE"/>
-        </w:rPr>
-      </w:r>
-      <w:hyperlink r:id="rId65">
-        <w:r>
-          <w:rPr>
-            <w:rtl/>
-            <w:cs/>
-            <w:lang w:val="ar_AE" w:bidi="ar_AE"/>
-          </w:rPr>
-          <w:rPr>
-            <w:color w:val="0000EE"/>
-            <w:u w:val="single"/>
-          </w:rPr>
-          <w:t>2 أخبار الأيام 2:8–10</w:t>
-        </w:r>
-      </w:hyperlink>
-    </w:p>
-    <w:p>
-      <w:pPr>
-        <w:pStyle w:val="ListBullet"/>
-        <w:bidi/>
-        <w:spacing w:line="240" w:lineRule="auto"/>
-        <w:ind w:left="720"/>
-      </w:pPr>
-      <w:r>
-        <w:rPr>
-          <w:rtl/>
-          <w:cs/>
-          <w:lang w:val="ar_AE" w:bidi="ar_AE"/>
-        </w:rPr>
-      </w:r>
-      <w:hyperlink r:id="rId66">
-        <w:r>
-          <w:rPr>
-            <w:rtl/>
-            <w:cs/>
-            <w:lang w:val="ar_AE" w:bidi="ar_AE"/>
-          </w:rPr>
-          <w:rPr>
-            <w:color w:val="0000EE"/>
-            <w:u w:val="single"/>
-          </w:rPr>
-          <w:t>تثنية 1:7–8</w:t>
-        </w:r>
-      </w:hyperlink>
-    </w:p>
-    <w:p>
-      <w:pPr>
-        <w:pStyle w:val="ListBullet"/>
-        <w:bidi/>
-        <w:spacing w:line="240" w:lineRule="auto"/>
-        <w:ind w:left="720"/>
-      </w:pPr>
-      <w:r>
-        <w:rPr>
-          <w:rtl/>
-          <w:cs/>
-          <w:lang w:val="ar_AE" w:bidi="ar_AE"/>
-        </w:rPr>
-      </w:r>
-      <w:hyperlink r:id="rId67">
-        <w:r>
-          <w:rPr>
-            <w:rtl/>
-            <w:cs/>
-            <w:lang w:val="ar_AE" w:bidi="ar_AE"/>
-          </w:rPr>
-          <w:rPr>
-            <w:color w:val="0000EE"/>
-            <w:u w:val="single"/>
-          </w:rPr>
-          <w:t>مزامير 29:3–5</w:t>
-        </w:r>
-      </w:hyperlink>
-    </w:p>
-    <w:p>
-      <w:pPr>
-        <w:pStyle w:val="ListBullet"/>
-        <w:bidi/>
-        <w:spacing w:line="240" w:lineRule="auto"/>
-        <w:ind w:left="720"/>
-      </w:pPr>
-      <w:r>
-        <w:rPr>
-          <w:rtl/>
-          <w:cs/>
-          <w:lang w:val="ar_AE" w:bidi="ar_AE"/>
-        </w:rPr>
-      </w:r>
-      <w:hyperlink r:id="rId68">
-        <w:r>
-          <w:rPr>
-            <w:rtl/>
-            <w:cs/>
-            <w:lang w:val="ar_AE" w:bidi="ar_AE"/>
-          </w:rPr>
-          <w:rPr>
-            <w:color w:val="0000EE"/>
-            <w:u w:val="single"/>
-          </w:rPr>
-          <w:t>زكريا 10:8–10</w:t>
-        </w:r>
-      </w:hyperlink>
+      <w:r>
+        <w:rPr>
+          <w:rtl/>
+          <w:cs/>
+          <w:lang w:val="ar_AE" w:bidi="ar_AE"/>
+        </w:rPr>
+        <w:t>1 ملوك 4:32–34</w:t>
+      </w:r>
+    </w:p>
+    <w:p>
+      <w:pPr>
+        <w:pStyle w:val="ListBullet"/>
+        <w:bidi/>
+        <w:spacing w:line="240" w:lineRule="auto"/>
+        <w:ind w:left="720"/>
+      </w:pPr>
+      <w:r>
+        <w:rPr>
+          <w:rtl/>
+          <w:cs/>
+          <w:lang w:val="ar_AE" w:bidi="ar_AE"/>
+        </w:rPr>
+      </w:r>
+      <w:r>
+        <w:rPr>
+          <w:rtl/>
+          <w:cs/>
+          <w:lang w:val="ar_AE" w:bidi="ar_AE"/>
+        </w:rPr>
+        <w:t>2 أخبار الأيام 2:8–10</w:t>
+      </w:r>
+    </w:p>
+    <w:p>
+      <w:pPr>
+        <w:pStyle w:val="ListBullet"/>
+        <w:bidi/>
+        <w:spacing w:line="240" w:lineRule="auto"/>
+        <w:ind w:left="720"/>
+      </w:pPr>
+      <w:r>
+        <w:rPr>
+          <w:rtl/>
+          <w:cs/>
+          <w:lang w:val="ar_AE" w:bidi="ar_AE"/>
+        </w:rPr>
+      </w:r>
+      <w:r>
+        <w:rPr>
+          <w:rtl/>
+          <w:cs/>
+          <w:lang w:val="ar_AE" w:bidi="ar_AE"/>
+        </w:rPr>
+        <w:t>تثنية 1:7–8</w:t>
+      </w:r>
+    </w:p>
+    <w:p>
+      <w:pPr>
+        <w:pStyle w:val="ListBullet"/>
+        <w:bidi/>
+        <w:spacing w:line="240" w:lineRule="auto"/>
+        <w:ind w:left="720"/>
+      </w:pPr>
+      <w:r>
+        <w:rPr>
+          <w:rtl/>
+          <w:cs/>
+          <w:lang w:val="ar_AE" w:bidi="ar_AE"/>
+        </w:rPr>
+      </w:r>
+      <w:r>
+        <w:rPr>
+          <w:rtl/>
+          <w:cs/>
+          <w:lang w:val="ar_AE" w:bidi="ar_AE"/>
+        </w:rPr>
+        <w:t>مزامير 29:3–5</w:t>
+      </w:r>
+    </w:p>
+    <w:p>
+      <w:pPr>
+        <w:pStyle w:val="ListBullet"/>
+        <w:bidi/>
+        <w:spacing w:line="240" w:lineRule="auto"/>
+        <w:ind w:left="720"/>
+      </w:pPr>
+      <w:r>
+        <w:rPr>
+          <w:rtl/>
+          <w:cs/>
+          <w:lang w:val="ar_AE" w:bidi="ar_AE"/>
+        </w:rPr>
+      </w:r>
+      <w:r>
+        <w:rPr>
+          <w:rtl/>
+          <w:cs/>
+          <w:lang w:val="ar_AE" w:bidi="ar_AE"/>
+        </w:rPr>
+        <w:t>زكريا 10:8–10</w:t>
+      </w:r>
     </w:p>
     <w:p>
       <w:pPr>
@@ -5883,165 +5547,129 @@
           <w:lang w:val="ar_AE" w:bidi="ar_AE"/>
         </w:rPr>
       </w:r>
-      <w:hyperlink r:id="rId69">
-        <w:r>
-          <w:rPr>
-            <w:rtl/>
-            <w:cs/>
-            <w:lang w:val="ar_AE" w:bidi="ar_AE"/>
-          </w:rPr>
-          <w:rPr>
-            <w:color w:val="0000EE"/>
-            <w:u w:val="single"/>
-          </w:rPr>
-          <w:t>1 كورنثوس 12: 10</w:t>
-        </w:r>
-      </w:hyperlink>
-    </w:p>
-    <w:p>
-      <w:pPr>
-        <w:pStyle w:val="ListBullet"/>
-        <w:bidi/>
-        <w:spacing w:line="240" w:lineRule="auto"/>
-        <w:ind w:left="720"/>
-      </w:pPr>
-      <w:r>
-        <w:rPr>
-          <w:rtl/>
-          <w:cs/>
-          <w:lang w:val="ar_AE" w:bidi="ar_AE"/>
-        </w:rPr>
-      </w:r>
-      <w:hyperlink r:id="rId70">
-        <w:r>
-          <w:rPr>
-            <w:rtl/>
-            <w:cs/>
-            <w:lang w:val="ar_AE" w:bidi="ar_AE"/>
-          </w:rPr>
-          <w:rPr>
-            <w:color w:val="0000EE"/>
-            <w:u w:val="single"/>
-          </w:rPr>
-          <w:t>1 يوحنا 3: 18</w:t>
-        </w:r>
-      </w:hyperlink>
-    </w:p>
-    <w:p>
-      <w:pPr>
-        <w:pStyle w:val="ListBullet"/>
-        <w:bidi/>
-        <w:spacing w:line="240" w:lineRule="auto"/>
-        <w:ind w:left="720"/>
-      </w:pPr>
-      <w:r>
-        <w:rPr>
-          <w:rtl/>
-          <w:cs/>
-          <w:lang w:val="ar_AE" w:bidi="ar_AE"/>
-        </w:rPr>
-      </w:r>
-      <w:hyperlink r:id="rId71">
-        <w:r>
-          <w:rPr>
-            <w:rtl/>
-            <w:cs/>
-            <w:lang w:val="ar_AE" w:bidi="ar_AE"/>
-          </w:rPr>
-          <w:rPr>
-            <w:color w:val="0000EE"/>
-            <w:u w:val="single"/>
-          </w:rPr>
-          <w:t>2 صموئيل 23: 2</w:t>
-        </w:r>
-      </w:hyperlink>
-    </w:p>
-    <w:p>
-      <w:pPr>
-        <w:pStyle w:val="ListBullet"/>
-        <w:bidi/>
-        <w:spacing w:line="240" w:lineRule="auto"/>
-        <w:ind w:left="720"/>
-      </w:pPr>
-      <w:r>
-        <w:rPr>
-          <w:rtl/>
-          <w:cs/>
-          <w:lang w:val="ar_AE" w:bidi="ar_AE"/>
-        </w:rPr>
-      </w:r>
-      <w:hyperlink r:id="rId72">
-        <w:r>
-          <w:rPr>
-            <w:rtl/>
-            <w:cs/>
-            <w:lang w:val="ar_AE" w:bidi="ar_AE"/>
-          </w:rPr>
-          <w:rPr>
-            <w:color w:val="0000EE"/>
-            <w:u w:val="single"/>
-          </w:rPr>
-          <w:t>أعمال الرسل 2: 26</w:t>
-        </w:r>
-      </w:hyperlink>
-    </w:p>
-    <w:p>
-      <w:pPr>
-        <w:pStyle w:val="ListBullet"/>
-        <w:bidi/>
-        <w:spacing w:line="240" w:lineRule="auto"/>
-        <w:ind w:left="720"/>
-      </w:pPr>
-      <w:r>
-        <w:rPr>
-          <w:rtl/>
-          <w:cs/>
-          <w:lang w:val="ar_AE" w:bidi="ar_AE"/>
-        </w:rPr>
-      </w:r>
-      <w:hyperlink r:id="rId73">
-        <w:r>
-          <w:rPr>
-            <w:rtl/>
-            <w:cs/>
-            <w:lang w:val="ar_AE" w:bidi="ar_AE"/>
-          </w:rPr>
-          <w:rPr>
-            <w:color w:val="0000EE"/>
-            <w:u w:val="single"/>
-          </w:rPr>
-          <w:t>حزقيال 36: 3</w:t>
-        </w:r>
-      </w:hyperlink>
-    </w:p>
-    <w:p>
-      <w:pPr>
-        <w:pStyle w:val="ListBullet"/>
-        <w:bidi/>
-        <w:spacing w:line="240" w:lineRule="auto"/>
-        <w:ind w:left="720"/>
-      </w:pPr>
-      <w:r>
-        <w:rPr>
-          <w:rtl/>
-          <w:cs/>
-          <w:lang w:val="ar_AE" w:bidi="ar_AE"/>
-        </w:rPr>
-      </w:r>
-      <w:hyperlink r:id="rId74">
-        <w:r>
-          <w:rPr>
-            <w:rtl/>
-            <w:cs/>
-            <w:lang w:val="ar_AE" w:bidi="ar_AE"/>
-          </w:rPr>
-          <w:rPr>
-            <w:color w:val="0000EE"/>
-            <w:u w:val="single"/>
-          </w:rPr>
-          <w:t>فيلبي 2: 11</w:t>
-        </w:r>
-      </w:hyperlink>
+      <w:r>
+        <w:rPr>
+          <w:rtl/>
+          <w:cs/>
+          <w:lang w:val="ar_AE" w:bidi="ar_AE"/>
+        </w:rPr>
+        <w:t>1 كورنثوس 12: 10</w:t>
+      </w:r>
+    </w:p>
+    <w:p>
+      <w:pPr>
+        <w:pStyle w:val="ListBullet"/>
+        <w:bidi/>
+        <w:spacing w:line="240" w:lineRule="auto"/>
+        <w:ind w:left="720"/>
+      </w:pPr>
+      <w:r>
+        <w:rPr>
+          <w:rtl/>
+          <w:cs/>
+          <w:lang w:val="ar_AE" w:bidi="ar_AE"/>
+        </w:rPr>
+      </w:r>
+      <w:r>
+        <w:rPr>
+          <w:rtl/>
+          <w:cs/>
+          <w:lang w:val="ar_AE" w:bidi="ar_AE"/>
+        </w:rPr>
+        <w:t>1 يوحنا 3: 18</w:t>
+      </w:r>
+    </w:p>
+    <w:p>
+      <w:pPr>
+        <w:pStyle w:val="ListBullet"/>
+        <w:bidi/>
+        <w:spacing w:line="240" w:lineRule="auto"/>
+        <w:ind w:left="720"/>
+      </w:pPr>
+      <w:r>
+        <w:rPr>
+          <w:rtl/>
+          <w:cs/>
+          <w:lang w:val="ar_AE" w:bidi="ar_AE"/>
+        </w:rPr>
+      </w:r>
+      <w:r>
+        <w:rPr>
+          <w:rtl/>
+          <w:cs/>
+          <w:lang w:val="ar_AE" w:bidi="ar_AE"/>
+        </w:rPr>
+        <w:t>2 صموئيل 23: 2</w:t>
+      </w:r>
+    </w:p>
+    <w:p>
+      <w:pPr>
+        <w:pStyle w:val="ListBullet"/>
+        <w:bidi/>
+        <w:spacing w:line="240" w:lineRule="auto"/>
+        <w:ind w:left="720"/>
+      </w:pPr>
+      <w:r>
+        <w:rPr>
+          <w:rtl/>
+          <w:cs/>
+          <w:lang w:val="ar_AE" w:bidi="ar_AE"/>
+        </w:rPr>
+      </w:r>
+      <w:r>
+        <w:rPr>
+          <w:rtl/>
+          <w:cs/>
+          <w:lang w:val="ar_AE" w:bidi="ar_AE"/>
+        </w:rPr>
+        <w:t>أعمال الرسل 2: 26</w:t>
+      </w:r>
+    </w:p>
+    <w:p>
+      <w:pPr>
+        <w:pStyle w:val="ListBullet"/>
+        <w:bidi/>
+        <w:spacing w:line="240" w:lineRule="auto"/>
+        <w:ind w:left="720"/>
+      </w:pPr>
+      <w:r>
+        <w:rPr>
+          <w:rtl/>
+          <w:cs/>
+          <w:lang w:val="ar_AE" w:bidi="ar_AE"/>
+        </w:rPr>
+      </w:r>
+      <w:r>
+        <w:rPr>
+          <w:rtl/>
+          <w:cs/>
+          <w:lang w:val="ar_AE" w:bidi="ar_AE"/>
+        </w:rPr>
+        <w:t>حزقيال 36: 3</w:t>
+      </w:r>
+    </w:p>
+    <w:p>
+      <w:pPr>
+        <w:pStyle w:val="ListBullet"/>
+        <w:bidi/>
+        <w:spacing w:line="240" w:lineRule="auto"/>
+        <w:ind w:left="720"/>
+      </w:pPr>
+      <w:r>
+        <w:rPr>
+          <w:rtl/>
+          <w:cs/>
+          <w:lang w:val="ar_AE" w:bidi="ar_AE"/>
+        </w:rPr>
+      </w:r>
+      <w:r>
+        <w:rPr>
+          <w:rtl/>
+          <w:cs/>
+          <w:lang w:val="ar_AE" w:bidi="ar_AE"/>
+        </w:rPr>
+        <w:t>فيلبي 2: 11</w:t>
+      </w:r>
     </w:p>
     <w:p>
       <w:pPr>
@@ -6408,107 +6036,83 @@
           <w:lang w:val="ar_AE" w:bidi="ar_AE"/>
         </w:rPr>
       </w:r>
-      <w:hyperlink r:id="rId75">
-        <w:r>
-          <w:rPr>
-            <w:rtl/>
-            <w:cs/>
-            <w:lang w:val="ar_AE" w:bidi="ar_AE"/>
-          </w:rPr>
-          <w:rPr>
-            <w:color w:val="0000EE"/>
-            <w:u w:val="single"/>
-          </w:rPr>
-          <w:t>2 تيموثاوس 3: 10–13</w:t>
-        </w:r>
-      </w:hyperlink>
-    </w:p>
-    <w:p>
-      <w:pPr>
-        <w:pStyle w:val="ListBullet"/>
-        <w:bidi/>
-        <w:spacing w:line="240" w:lineRule="auto"/>
-        <w:ind w:left="720"/>
-      </w:pPr>
-      <w:r>
-        <w:rPr>
-          <w:rtl/>
-          <w:cs/>
-          <w:lang w:val="ar_AE" w:bidi="ar_AE"/>
-        </w:rPr>
-      </w:r>
-      <w:hyperlink r:id="rId76">
-        <w:r>
-          <w:rPr>
-            <w:rtl/>
-            <w:cs/>
-            <w:lang w:val="ar_AE" w:bidi="ar_AE"/>
-          </w:rPr>
-          <w:rPr>
-            <w:color w:val="0000EE"/>
-            <w:u w:val="single"/>
-          </w:rPr>
-          <w:t>أعمال الرسل 14: 6</w:t>
-        </w:r>
-      </w:hyperlink>
-    </w:p>
-    <w:p>
-      <w:pPr>
-        <w:pStyle w:val="ListBullet"/>
-        <w:bidi/>
-        <w:spacing w:line="240" w:lineRule="auto"/>
-        <w:ind w:left="720"/>
-      </w:pPr>
-      <w:r>
-        <w:rPr>
-          <w:rtl/>
-          <w:cs/>
-          <w:lang w:val="ar_AE" w:bidi="ar_AE"/>
-        </w:rPr>
-      </w:r>
-      <w:hyperlink r:id="rId77">
-        <w:r>
-          <w:rPr>
-            <w:rtl/>
-            <w:cs/>
-            <w:lang w:val="ar_AE" w:bidi="ar_AE"/>
-          </w:rPr>
-          <w:rPr>
-            <w:color w:val="0000EE"/>
-            <w:u w:val="single"/>
-          </w:rPr>
-          <w:t>أعمال الرسل 14: 8</w:t>
-        </w:r>
-      </w:hyperlink>
-    </w:p>
-    <w:p>
-      <w:pPr>
-        <w:pStyle w:val="ListBullet"/>
-        <w:bidi/>
-        <w:spacing w:line="240" w:lineRule="auto"/>
-        <w:ind w:left="720"/>
-      </w:pPr>
-      <w:r>
-        <w:rPr>
-          <w:rtl/>
-          <w:cs/>
-          <w:lang w:val="ar_AE" w:bidi="ar_AE"/>
-        </w:rPr>
-      </w:r>
-      <w:hyperlink r:id="rId78">
-        <w:r>
-          <w:rPr>
-            <w:rtl/>
-            <w:cs/>
-            <w:lang w:val="ar_AE" w:bidi="ar_AE"/>
-          </w:rPr>
-          <w:rPr>
-            <w:color w:val="0000EE"/>
-            <w:u w:val="single"/>
-          </w:rPr>
-          <w:t>أعمال الرسل 14: 21–22</w:t>
-        </w:r>
-      </w:hyperlink>
+      <w:r>
+        <w:rPr>
+          <w:rtl/>
+          <w:cs/>
+          <w:lang w:val="ar_AE" w:bidi="ar_AE"/>
+        </w:rPr>
+        <w:t>2 تيموثاوس 3: 10–13</w:t>
+      </w:r>
+    </w:p>
+    <w:p>
+      <w:pPr>
+        <w:pStyle w:val="ListBullet"/>
+        <w:bidi/>
+        <w:spacing w:line="240" w:lineRule="auto"/>
+        <w:ind w:left="720"/>
+      </w:pPr>
+      <w:r>
+        <w:rPr>
+          <w:rtl/>
+          <w:cs/>
+          <w:lang w:val="ar_AE" w:bidi="ar_AE"/>
+        </w:rPr>
+      </w:r>
+      <w:r>
+        <w:rPr>
+          <w:rtl/>
+          <w:cs/>
+          <w:lang w:val="ar_AE" w:bidi="ar_AE"/>
+        </w:rPr>
+        <w:t>أعمال الرسل 14: 6</w:t>
+      </w:r>
+    </w:p>
+    <w:p>
+      <w:pPr>
+        <w:pStyle w:val="ListBullet"/>
+        <w:bidi/>
+        <w:spacing w:line="240" w:lineRule="auto"/>
+        <w:ind w:left="720"/>
+      </w:pPr>
+      <w:r>
+        <w:rPr>
+          <w:rtl/>
+          <w:cs/>
+          <w:lang w:val="ar_AE" w:bidi="ar_AE"/>
+        </w:rPr>
+      </w:r>
+      <w:r>
+        <w:rPr>
+          <w:rtl/>
+          <w:cs/>
+          <w:lang w:val="ar_AE" w:bidi="ar_AE"/>
+        </w:rPr>
+        <w:t>أعمال الرسل 14: 8</w:t>
+      </w:r>
+    </w:p>
+    <w:p>
+      <w:pPr>
+        <w:pStyle w:val="ListBullet"/>
+        <w:bidi/>
+        <w:spacing w:line="240" w:lineRule="auto"/>
+        <w:ind w:left="720"/>
+      </w:pPr>
+      <w:r>
+        <w:rPr>
+          <w:rtl/>
+          <w:cs/>
+          <w:lang w:val="ar_AE" w:bidi="ar_AE"/>
+        </w:rPr>
+      </w:r>
+      <w:r>
+        <w:rPr>
+          <w:rtl/>
+          <w:cs/>
+          <w:lang w:val="ar_AE" w:bidi="ar_AE"/>
+        </w:rPr>
+        <w:t>أعمال الرسل 14: 21–22</w:t>
+      </w:r>
     </w:p>
     <w:p>
       <w:pPr>
@@ -6845,78 +6449,60 @@
           <w:lang w:val="ar_AE" w:bidi="ar_AE"/>
         </w:rPr>
       </w:r>
-      <w:hyperlink r:id="rId79">
-        <w:r>
-          <w:rPr>
-            <w:rtl/>
-            <w:cs/>
-            <w:lang w:val="ar_AE" w:bidi="ar_AE"/>
-          </w:rPr>
-          <w:rPr>
-            <w:color w:val="0000EE"/>
-            <w:u w:val="single"/>
-          </w:rPr>
-          <w:t>يوحنا 11: 11</w:t>
-        </w:r>
-      </w:hyperlink>
-    </w:p>
-    <w:p>
-      <w:pPr>
-        <w:pStyle w:val="ListBullet"/>
-        <w:bidi/>
-        <w:spacing w:line="240" w:lineRule="auto"/>
-        <w:ind w:left="720"/>
-      </w:pPr>
-      <w:r>
-        <w:rPr>
-          <w:rtl/>
-          <w:cs/>
-          <w:lang w:val="ar_AE" w:bidi="ar_AE"/>
-        </w:rPr>
-      </w:r>
-      <w:hyperlink r:id="rId80">
-        <w:r>
-          <w:rPr>
-            <w:rtl/>
-            <w:cs/>
-            <w:lang w:val="ar_AE" w:bidi="ar_AE"/>
-          </w:rPr>
-          <w:rPr>
-            <w:color w:val="0000EE"/>
-            <w:u w:val="single"/>
-          </w:rPr>
-          <w:t>يوحنا 12: 1–3</w:t>
-        </w:r>
-      </w:hyperlink>
-    </w:p>
-    <w:p>
-      <w:pPr>
-        <w:pStyle w:val="ListBullet"/>
-        <w:bidi/>
-        <w:spacing w:line="240" w:lineRule="auto"/>
-        <w:ind w:left="720"/>
-      </w:pPr>
-      <w:r>
-        <w:rPr>
-          <w:rtl/>
-          <w:cs/>
-          <w:lang w:val="ar_AE" w:bidi="ar_AE"/>
-        </w:rPr>
-      </w:r>
-      <w:hyperlink r:id="rId81">
-        <w:r>
-          <w:rPr>
-            <w:rtl/>
-            <w:cs/>
-            <w:lang w:val="ar_AE" w:bidi="ar_AE"/>
-          </w:rPr>
-          <w:rPr>
-            <w:color w:val="0000EE"/>
-            <w:u w:val="single"/>
-          </w:rPr>
-          <w:t>لوقا 16: 21</w:t>
-        </w:r>
-      </w:hyperlink>
+      <w:r>
+        <w:rPr>
+          <w:rtl/>
+          <w:cs/>
+          <w:lang w:val="ar_AE" w:bidi="ar_AE"/>
+        </w:rPr>
+        <w:t>يوحنا 11: 11</w:t>
+      </w:r>
+    </w:p>
+    <w:p>
+      <w:pPr>
+        <w:pStyle w:val="ListBullet"/>
+        <w:bidi/>
+        <w:spacing w:line="240" w:lineRule="auto"/>
+        <w:ind w:left="720"/>
+      </w:pPr>
+      <w:r>
+        <w:rPr>
+          <w:rtl/>
+          <w:cs/>
+          <w:lang w:val="ar_AE" w:bidi="ar_AE"/>
+        </w:rPr>
+      </w:r>
+      <w:r>
+        <w:rPr>
+          <w:rtl/>
+          <w:cs/>
+          <w:lang w:val="ar_AE" w:bidi="ar_AE"/>
+        </w:rPr>
+        <w:t>يوحنا 12: 1–3</w:t>
+      </w:r>
+    </w:p>
+    <w:p>
+      <w:pPr>
+        <w:pStyle w:val="ListBullet"/>
+        <w:bidi/>
+        <w:spacing w:line="240" w:lineRule="auto"/>
+        <w:ind w:left="720"/>
+      </w:pPr>
+      <w:r>
+        <w:rPr>
+          <w:rtl/>
+          <w:cs/>
+          <w:lang w:val="ar_AE" w:bidi="ar_AE"/>
+        </w:rPr>
+      </w:r>
+      <w:r>
+        <w:rPr>
+          <w:rtl/>
+          <w:cs/>
+          <w:lang w:val="ar_AE" w:bidi="ar_AE"/>
+        </w:rPr>
+        <w:t>لوقا 16: 21</w:t>
+      </w:r>
     </w:p>
     <w:p>
       <w:pPr>
@@ -7778,252 +7364,198 @@
           <w:lang w:val="ar_AE" w:bidi="ar_AE"/>
         </w:rPr>
       </w:r>
-      <w:hyperlink r:id="rId82">
-        <w:r>
-          <w:rPr>
-            <w:rtl/>
-            <w:cs/>
-            <w:lang w:val="ar_AE" w:bidi="ar_AE"/>
-          </w:rPr>
-          <w:rPr>
-            <w:color w:val="0000EE"/>
-            <w:u w:val="single"/>
-          </w:rPr>
-          <w:t>1 صموئيل 14: 24–26</w:t>
-        </w:r>
-      </w:hyperlink>
-    </w:p>
-    <w:p>
-      <w:pPr>
-        <w:pStyle w:val="ListBullet"/>
-        <w:bidi/>
-        <w:spacing w:line="240" w:lineRule="auto"/>
-        <w:ind w:left="720"/>
-      </w:pPr>
-      <w:r>
-        <w:rPr>
-          <w:rtl/>
-          <w:cs/>
-          <w:lang w:val="ar_AE" w:bidi="ar_AE"/>
-        </w:rPr>
-      </w:r>
-      <w:hyperlink r:id="rId83">
-        <w:r>
-          <w:rPr>
-            <w:rtl/>
-            <w:cs/>
-            <w:lang w:val="ar_AE" w:bidi="ar_AE"/>
-          </w:rPr>
-          <w:rPr>
-            <w:color w:val="0000EE"/>
-            <w:u w:val="single"/>
-          </w:rPr>
-          <w:t>2 بطرس 2: 12–14</w:t>
-        </w:r>
-      </w:hyperlink>
-    </w:p>
-    <w:p>
-      <w:pPr>
-        <w:pStyle w:val="ListBullet"/>
-        <w:bidi/>
-        <w:spacing w:line="240" w:lineRule="auto"/>
-        <w:ind w:left="720"/>
-      </w:pPr>
-      <w:r>
-        <w:rPr>
-          <w:rtl/>
-          <w:cs/>
-          <w:lang w:val="ar_AE" w:bidi="ar_AE"/>
-        </w:rPr>
-      </w:r>
-      <w:hyperlink r:id="rId84">
-        <w:r>
-          <w:rPr>
-            <w:rtl/>
-            <w:cs/>
-            <w:lang w:val="ar_AE" w:bidi="ar_AE"/>
-          </w:rPr>
-          <w:rPr>
-            <w:color w:val="0000EE"/>
-            <w:u w:val="single"/>
-          </w:rPr>
-          <w:t>غلاطية 3: 10</w:t>
-        </w:r>
-      </w:hyperlink>
-    </w:p>
-    <w:p>
-      <w:pPr>
-        <w:pStyle w:val="ListBullet"/>
-        <w:bidi/>
-        <w:spacing w:line="240" w:lineRule="auto"/>
-        <w:ind w:left="720"/>
-      </w:pPr>
-      <w:r>
-        <w:rPr>
-          <w:rtl/>
-          <w:cs/>
-          <w:lang w:val="ar_AE" w:bidi="ar_AE"/>
-        </w:rPr>
-      </w:r>
-      <w:hyperlink r:id="rId85">
-        <w:r>
-          <w:rPr>
-            <w:rtl/>
-            <w:cs/>
-            <w:lang w:val="ar_AE" w:bidi="ar_AE"/>
-          </w:rPr>
-          <w:rPr>
-            <w:color w:val="0000EE"/>
-            <w:u w:val="single"/>
-          </w:rPr>
-          <w:t>غلاطية 3: 14</w:t>
-        </w:r>
-      </w:hyperlink>
-    </w:p>
-    <w:p>
-      <w:pPr>
-        <w:pStyle w:val="ListBullet"/>
-        <w:bidi/>
-        <w:spacing w:line="240" w:lineRule="auto"/>
-        <w:ind w:left="720"/>
-      </w:pPr>
-      <w:r>
-        <w:rPr>
-          <w:rtl/>
-          <w:cs/>
-          <w:lang w:val="ar_AE" w:bidi="ar_AE"/>
-        </w:rPr>
-      </w:r>
-      <w:hyperlink r:id="rId86">
-        <w:r>
-          <w:rPr>
-            <w:rtl/>
-            <w:cs/>
-            <w:lang w:val="ar_AE" w:bidi="ar_AE"/>
-          </w:rPr>
-          <w:rPr>
-            <w:color w:val="0000EE"/>
-            <w:u w:val="single"/>
-          </w:rPr>
-          <w:t>تكوين 3: 14</w:t>
-        </w:r>
-      </w:hyperlink>
-    </w:p>
-    <w:p>
-      <w:pPr>
-        <w:pStyle w:val="ListBullet"/>
-        <w:bidi/>
-        <w:spacing w:line="240" w:lineRule="auto"/>
-        <w:ind w:left="720"/>
-      </w:pPr>
-      <w:r>
-        <w:rPr>
-          <w:rtl/>
-          <w:cs/>
-          <w:lang w:val="ar_AE" w:bidi="ar_AE"/>
-        </w:rPr>
-      </w:r>
-      <w:hyperlink r:id="rId87">
-        <w:r>
-          <w:rPr>
-            <w:rtl/>
-            <w:cs/>
-            <w:lang w:val="ar_AE" w:bidi="ar_AE"/>
-          </w:rPr>
-          <w:rPr>
-            <w:color w:val="0000EE"/>
-            <w:u w:val="single"/>
-          </w:rPr>
-          <w:t>تكوين 3: 17</w:t>
-        </w:r>
-      </w:hyperlink>
-    </w:p>
-    <w:p>
-      <w:pPr>
-        <w:pStyle w:val="ListBullet"/>
-        <w:bidi/>
-        <w:spacing w:line="240" w:lineRule="auto"/>
-        <w:ind w:left="720"/>
-      </w:pPr>
-      <w:r>
-        <w:rPr>
-          <w:rtl/>
-          <w:cs/>
-          <w:lang w:val="ar_AE" w:bidi="ar_AE"/>
-        </w:rPr>
-      </w:r>
-      <w:hyperlink r:id="rId88">
-        <w:r>
-          <w:rPr>
-            <w:rtl/>
-            <w:cs/>
-            <w:lang w:val="ar_AE" w:bidi="ar_AE"/>
-          </w:rPr>
-          <w:rPr>
-            <w:color w:val="0000EE"/>
-            <w:u w:val="single"/>
-          </w:rPr>
-          <w:t>يعقوب 3: 10</w:t>
-        </w:r>
-      </w:hyperlink>
-    </w:p>
-    <w:p>
-      <w:pPr>
-        <w:pStyle w:val="ListBullet"/>
-        <w:bidi/>
-        <w:spacing w:line="240" w:lineRule="auto"/>
-        <w:ind w:left="720"/>
-      </w:pPr>
-      <w:r>
-        <w:rPr>
-          <w:rtl/>
-          <w:cs/>
-          <w:lang w:val="ar_AE" w:bidi="ar_AE"/>
-        </w:rPr>
-      </w:r>
-      <w:hyperlink r:id="rId89">
-        <w:r>
-          <w:rPr>
-            <w:rtl/>
-            <w:cs/>
-            <w:lang w:val="ar_AE" w:bidi="ar_AE"/>
-          </w:rPr>
-          <w:rPr>
-            <w:color w:val="0000EE"/>
-            <w:u w:val="single"/>
-          </w:rPr>
-          <w:t>عدد 22: 6</w:t>
-        </w:r>
-      </w:hyperlink>
-    </w:p>
-    <w:p>
-      <w:pPr>
-        <w:pStyle w:val="ListBullet"/>
-        <w:bidi/>
-        <w:spacing w:line="240" w:lineRule="auto"/>
-        <w:ind w:left="720"/>
-      </w:pPr>
-      <w:r>
-        <w:rPr>
-          <w:rtl/>
-          <w:cs/>
-          <w:lang w:val="ar_AE" w:bidi="ar_AE"/>
-        </w:rPr>
-      </w:r>
-      <w:hyperlink r:id="rId90">
-        <w:r>
-          <w:rPr>
-            <w:rtl/>
-            <w:cs/>
-            <w:lang w:val="ar_AE" w:bidi="ar_AE"/>
-          </w:rPr>
-          <w:rPr>
-            <w:color w:val="0000EE"/>
-            <w:u w:val="single"/>
-          </w:rPr>
-          <w:t>مزامير 109: 28</w:t>
-        </w:r>
-      </w:hyperlink>
+      <w:r>
+        <w:rPr>
+          <w:rtl/>
+          <w:cs/>
+          <w:lang w:val="ar_AE" w:bidi="ar_AE"/>
+        </w:rPr>
+        <w:t>1 صموئيل 14: 24–26</w:t>
+      </w:r>
+    </w:p>
+    <w:p>
+      <w:pPr>
+        <w:pStyle w:val="ListBullet"/>
+        <w:bidi/>
+        <w:spacing w:line="240" w:lineRule="auto"/>
+        <w:ind w:left="720"/>
+      </w:pPr>
+      <w:r>
+        <w:rPr>
+          <w:rtl/>
+          <w:cs/>
+          <w:lang w:val="ar_AE" w:bidi="ar_AE"/>
+        </w:rPr>
+      </w:r>
+      <w:r>
+        <w:rPr>
+          <w:rtl/>
+          <w:cs/>
+          <w:lang w:val="ar_AE" w:bidi="ar_AE"/>
+        </w:rPr>
+        <w:t>2 بطرس 2: 12–14</w:t>
+      </w:r>
+    </w:p>
+    <w:p>
+      <w:pPr>
+        <w:pStyle w:val="ListBullet"/>
+        <w:bidi/>
+        <w:spacing w:line="240" w:lineRule="auto"/>
+        <w:ind w:left="720"/>
+      </w:pPr>
+      <w:r>
+        <w:rPr>
+          <w:rtl/>
+          <w:cs/>
+          <w:lang w:val="ar_AE" w:bidi="ar_AE"/>
+        </w:rPr>
+      </w:r>
+      <w:r>
+        <w:rPr>
+          <w:rtl/>
+          <w:cs/>
+          <w:lang w:val="ar_AE" w:bidi="ar_AE"/>
+        </w:rPr>
+        <w:t>غلاطية 3: 10</w:t>
+      </w:r>
+    </w:p>
+    <w:p>
+      <w:pPr>
+        <w:pStyle w:val="ListBullet"/>
+        <w:bidi/>
+        <w:spacing w:line="240" w:lineRule="auto"/>
+        <w:ind w:left="720"/>
+      </w:pPr>
+      <w:r>
+        <w:rPr>
+          <w:rtl/>
+          <w:cs/>
+          <w:lang w:val="ar_AE" w:bidi="ar_AE"/>
+        </w:rPr>
+      </w:r>
+      <w:r>
+        <w:rPr>
+          <w:rtl/>
+          <w:cs/>
+          <w:lang w:val="ar_AE" w:bidi="ar_AE"/>
+        </w:rPr>
+        <w:t>غلاطية 3: 14</w:t>
+      </w:r>
+    </w:p>
+    <w:p>
+      <w:pPr>
+        <w:pStyle w:val="ListBullet"/>
+        <w:bidi/>
+        <w:spacing w:line="240" w:lineRule="auto"/>
+        <w:ind w:left="720"/>
+      </w:pPr>
+      <w:r>
+        <w:rPr>
+          <w:rtl/>
+          <w:cs/>
+          <w:lang w:val="ar_AE" w:bidi="ar_AE"/>
+        </w:rPr>
+      </w:r>
+      <w:r>
+        <w:rPr>
+          <w:rtl/>
+          <w:cs/>
+          <w:lang w:val="ar_AE" w:bidi="ar_AE"/>
+        </w:rPr>
+        <w:t>تكوين 3: 14</w:t>
+      </w:r>
+    </w:p>
+    <w:p>
+      <w:pPr>
+        <w:pStyle w:val="ListBullet"/>
+        <w:bidi/>
+        <w:spacing w:line="240" w:lineRule="auto"/>
+        <w:ind w:left="720"/>
+      </w:pPr>
+      <w:r>
+        <w:rPr>
+          <w:rtl/>
+          <w:cs/>
+          <w:lang w:val="ar_AE" w:bidi="ar_AE"/>
+        </w:rPr>
+      </w:r>
+      <w:r>
+        <w:rPr>
+          <w:rtl/>
+          <w:cs/>
+          <w:lang w:val="ar_AE" w:bidi="ar_AE"/>
+        </w:rPr>
+        <w:t>تكوين 3: 17</w:t>
+      </w:r>
+    </w:p>
+    <w:p>
+      <w:pPr>
+        <w:pStyle w:val="ListBullet"/>
+        <w:bidi/>
+        <w:spacing w:line="240" w:lineRule="auto"/>
+        <w:ind w:left="720"/>
+      </w:pPr>
+      <w:r>
+        <w:rPr>
+          <w:rtl/>
+          <w:cs/>
+          <w:lang w:val="ar_AE" w:bidi="ar_AE"/>
+        </w:rPr>
+      </w:r>
+      <w:r>
+        <w:rPr>
+          <w:rtl/>
+          <w:cs/>
+          <w:lang w:val="ar_AE" w:bidi="ar_AE"/>
+        </w:rPr>
+        <w:t>يعقوب 3: 10</w:t>
+      </w:r>
+    </w:p>
+    <w:p>
+      <w:pPr>
+        <w:pStyle w:val="ListBullet"/>
+        <w:bidi/>
+        <w:spacing w:line="240" w:lineRule="auto"/>
+        <w:ind w:left="720"/>
+      </w:pPr>
+      <w:r>
+        <w:rPr>
+          <w:rtl/>
+          <w:cs/>
+          <w:lang w:val="ar_AE" w:bidi="ar_AE"/>
+        </w:rPr>
+      </w:r>
+      <w:r>
+        <w:rPr>
+          <w:rtl/>
+          <w:cs/>
+          <w:lang w:val="ar_AE" w:bidi="ar_AE"/>
+        </w:rPr>
+        <w:t>عدد 22: 6</w:t>
+      </w:r>
+    </w:p>
+    <w:p>
+      <w:pPr>
+        <w:pStyle w:val="ListBullet"/>
+        <w:bidi/>
+        <w:spacing w:line="240" w:lineRule="auto"/>
+        <w:ind w:left="720"/>
+      </w:pPr>
+      <w:r>
+        <w:rPr>
+          <w:rtl/>
+          <w:cs/>
+          <w:lang w:val="ar_AE" w:bidi="ar_AE"/>
+        </w:rPr>
+      </w:r>
+      <w:r>
+        <w:rPr>
+          <w:rtl/>
+          <w:cs/>
+          <w:lang w:val="ar_AE" w:bidi="ar_AE"/>
+        </w:rPr>
+        <w:t>مزامير 109: 28</w:t>
+      </w:r>
     </w:p>
     <w:p>
       <w:pPr>
@@ -8660,78 +8192,60 @@
           <w:lang w:val="ar_AE" w:bidi="ar_AE"/>
         </w:rPr>
       </w:r>
-      <w:hyperlink r:id="rId91">
-        <w:r>
-          <w:rPr>
-            <w:rtl/>
-            <w:cs/>
-            <w:lang w:val="ar_AE" w:bidi="ar_AE"/>
-          </w:rPr>
-          <w:rPr>
-            <w:color w:val="0000EE"/>
-            <w:u w:val="single"/>
-          </w:rPr>
-          <w:t>2 بطرس 2: 8</w:t>
-        </w:r>
-      </w:hyperlink>
-    </w:p>
-    <w:p>
-      <w:pPr>
-        <w:pStyle w:val="ListBullet"/>
-        <w:bidi/>
-        <w:spacing w:line="240" w:lineRule="auto"/>
-        <w:ind w:left="720"/>
-      </w:pPr>
-      <w:r>
-        <w:rPr>
-          <w:rtl/>
-          <w:cs/>
-          <w:lang w:val="ar_AE" w:bidi="ar_AE"/>
-        </w:rPr>
-      </w:r>
-      <w:hyperlink r:id="rId92">
-        <w:r>
-          <w:rPr>
-            <w:rtl/>
-            <w:cs/>
-            <w:lang w:val="ar_AE" w:bidi="ar_AE"/>
-          </w:rPr>
-          <w:rPr>
-            <w:color w:val="0000EE"/>
-            <w:u w:val="single"/>
-          </w:rPr>
-          <w:t>تكوين 11: 27–28</w:t>
-        </w:r>
-      </w:hyperlink>
-    </w:p>
-    <w:p>
-      <w:pPr>
-        <w:pStyle w:val="ListBullet"/>
-        <w:bidi/>
-        <w:spacing w:line="240" w:lineRule="auto"/>
-        <w:ind w:left="720"/>
-      </w:pPr>
-      <w:r>
-        <w:rPr>
-          <w:rtl/>
-          <w:cs/>
-          <w:lang w:val="ar_AE" w:bidi="ar_AE"/>
-        </w:rPr>
-      </w:r>
-      <w:hyperlink r:id="rId93">
-        <w:r>
-          <w:rPr>
-            <w:rtl/>
-            <w:cs/>
-            <w:lang w:val="ar_AE" w:bidi="ar_AE"/>
-          </w:rPr>
-          <w:rPr>
-            <w:color w:val="0000EE"/>
-            <w:u w:val="single"/>
-          </w:rPr>
-          <w:t>تكوين 12: 4–5</w:t>
-        </w:r>
-      </w:hyperlink>
+      <w:r>
+        <w:rPr>
+          <w:rtl/>
+          <w:cs/>
+          <w:lang w:val="ar_AE" w:bidi="ar_AE"/>
+        </w:rPr>
+        <w:t>2 بطرس 2: 8</w:t>
+      </w:r>
+    </w:p>
+    <w:p>
+      <w:pPr>
+        <w:pStyle w:val="ListBullet"/>
+        <w:bidi/>
+        <w:spacing w:line="240" w:lineRule="auto"/>
+        <w:ind w:left="720"/>
+      </w:pPr>
+      <w:r>
+        <w:rPr>
+          <w:rtl/>
+          <w:cs/>
+          <w:lang w:val="ar_AE" w:bidi="ar_AE"/>
+        </w:rPr>
+      </w:r>
+      <w:r>
+        <w:rPr>
+          <w:rtl/>
+          <w:cs/>
+          <w:lang w:val="ar_AE" w:bidi="ar_AE"/>
+        </w:rPr>
+        <w:t>تكوين 11: 27–28</w:t>
+      </w:r>
+    </w:p>
+    <w:p>
+      <w:pPr>
+        <w:pStyle w:val="ListBullet"/>
+        <w:bidi/>
+        <w:spacing w:line="240" w:lineRule="auto"/>
+        <w:ind w:left="720"/>
+      </w:pPr>
+      <w:r>
+        <w:rPr>
+          <w:rtl/>
+          <w:cs/>
+          <w:lang w:val="ar_AE" w:bidi="ar_AE"/>
+        </w:rPr>
+      </w:r>
+      <w:r>
+        <w:rPr>
+          <w:rtl/>
+          <w:cs/>
+          <w:lang w:val="ar_AE" w:bidi="ar_AE"/>
+        </w:rPr>
+        <w:t>تكوين 12: 4–5</w:t>
+      </w:r>
     </w:p>
     <w:p>
       <w:pPr>
@@ -9059,78 +8573,60 @@
           <w:lang w:val="ar_AE" w:bidi="ar_AE"/>
         </w:rPr>
       </w:r>
-      <w:hyperlink r:id="rId94">
-        <w:r>
-          <w:rPr>
-            <w:rtl/>
-            <w:cs/>
-            <w:lang w:val="ar_AE" w:bidi="ar_AE"/>
-          </w:rPr>
-          <w:rPr>
-            <w:color w:val="0000EE"/>
-            <w:u w:val="single"/>
-          </w:rPr>
-          <w:t>تيموثاوس الثانية 4:11–13</w:t>
-        </w:r>
-      </w:hyperlink>
-    </w:p>
-    <w:p>
-      <w:pPr>
-        <w:pStyle w:val="ListBullet"/>
-        <w:bidi/>
-        <w:spacing w:line="240" w:lineRule="auto"/>
-        <w:ind w:left="720"/>
-      </w:pPr>
-      <w:r>
-        <w:rPr>
-          <w:rtl/>
-          <w:cs/>
-          <w:lang w:val="ar_AE" w:bidi="ar_AE"/>
-        </w:rPr>
-      </w:r>
-      <w:hyperlink r:id="rId95">
-        <w:r>
-          <w:rPr>
-            <w:rtl/>
-            <w:cs/>
-            <w:lang w:val="ar_AE" w:bidi="ar_AE"/>
-          </w:rPr>
-          <w:rPr>
-            <w:color w:val="0000EE"/>
-            <w:u w:val="single"/>
-          </w:rPr>
-          <w:t>كولوسي 4:12–14</w:t>
-        </w:r>
-      </w:hyperlink>
-    </w:p>
-    <w:p>
-      <w:pPr>
-        <w:pStyle w:val="ListBullet"/>
-        <w:bidi/>
-        <w:spacing w:line="240" w:lineRule="auto"/>
-        <w:ind w:left="720"/>
-      </w:pPr>
-      <w:r>
-        <w:rPr>
-          <w:rtl/>
-          <w:cs/>
-          <w:lang w:val="ar_AE" w:bidi="ar_AE"/>
-        </w:rPr>
-      </w:r>
-      <w:hyperlink r:id="rId96">
-        <w:r>
-          <w:rPr>
-            <w:rtl/>
-            <w:cs/>
-            <w:lang w:val="ar_AE" w:bidi="ar_AE"/>
-          </w:rPr>
-          <w:rPr>
-            <w:color w:val="0000EE"/>
-            <w:u w:val="single"/>
-          </w:rPr>
-          <w:t>فليمون 1:24</w:t>
-        </w:r>
-      </w:hyperlink>
+      <w:r>
+        <w:rPr>
+          <w:rtl/>
+          <w:cs/>
+          <w:lang w:val="ar_AE" w:bidi="ar_AE"/>
+        </w:rPr>
+        <w:t>تيموثاوس الثانية 4:11–13</w:t>
+      </w:r>
+    </w:p>
+    <w:p>
+      <w:pPr>
+        <w:pStyle w:val="ListBullet"/>
+        <w:bidi/>
+        <w:spacing w:line="240" w:lineRule="auto"/>
+        <w:ind w:left="720"/>
+      </w:pPr>
+      <w:r>
+        <w:rPr>
+          <w:rtl/>
+          <w:cs/>
+          <w:lang w:val="ar_AE" w:bidi="ar_AE"/>
+        </w:rPr>
+      </w:r>
+      <w:r>
+        <w:rPr>
+          <w:rtl/>
+          <w:cs/>
+          <w:lang w:val="ar_AE" w:bidi="ar_AE"/>
+        </w:rPr>
+        <w:t>كولوسي 4:12–14</w:t>
+      </w:r>
+    </w:p>
+    <w:p>
+      <w:pPr>
+        <w:pStyle w:val="ListBullet"/>
+        <w:bidi/>
+        <w:spacing w:line="240" w:lineRule="auto"/>
+        <w:ind w:left="720"/>
+      </w:pPr>
+      <w:r>
+        <w:rPr>
+          <w:rtl/>
+          <w:cs/>
+          <w:lang w:val="ar_AE" w:bidi="ar_AE"/>
+        </w:rPr>
+      </w:r>
+      <w:r>
+        <w:rPr>
+          <w:rtl/>
+          <w:cs/>
+          <w:lang w:val="ar_AE" w:bidi="ar_AE"/>
+        </w:rPr>
+        <w:t>فليمون 1:24</w:t>
+      </w:r>
     </w:p>
     <w:p>
       <w:pPr>
@@ -9497,49 +8993,37 @@
           <w:lang w:val="ar_AE" w:bidi="ar_AE"/>
         </w:rPr>
       </w:r>
-      <w:hyperlink r:id="rId97">
-        <w:r>
-          <w:rPr>
-            <w:rtl/>
-            <w:cs/>
-            <w:lang w:val="ar_AE" w:bidi="ar_AE"/>
-          </w:rPr>
-          <w:rPr>
-            <w:color w:val="0000EE"/>
-            <w:u w:val="single"/>
-          </w:rPr>
-          <w:t>أيوب 3: 8</w:t>
-        </w:r>
-      </w:hyperlink>
-    </w:p>
-    <w:p>
-      <w:pPr>
-        <w:pStyle w:val="ListBullet"/>
-        <w:bidi/>
-        <w:spacing w:line="240" w:lineRule="auto"/>
-        <w:ind w:left="720"/>
-      </w:pPr>
-      <w:r>
-        <w:rPr>
-          <w:rtl/>
-          <w:cs/>
-          <w:lang w:val="ar_AE" w:bidi="ar_AE"/>
-        </w:rPr>
-      </w:r>
-      <w:hyperlink r:id="rId98">
-        <w:r>
-          <w:rPr>
-            <w:rtl/>
-            <w:cs/>
-            <w:lang w:val="ar_AE" w:bidi="ar_AE"/>
-          </w:rPr>
-          <w:rPr>
-            <w:color w:val="0000EE"/>
-            <w:u w:val="single"/>
-          </w:rPr>
-          <w:t>مزامير 104: 25–26</w:t>
-        </w:r>
-      </w:hyperlink>
+      <w:r>
+        <w:rPr>
+          <w:rtl/>
+          <w:cs/>
+          <w:lang w:val="ar_AE" w:bidi="ar_AE"/>
+        </w:rPr>
+        <w:t>أيوب 3: 8</w:t>
+      </w:r>
+    </w:p>
+    <w:p>
+      <w:pPr>
+        <w:pStyle w:val="ListBullet"/>
+        <w:bidi/>
+        <w:spacing w:line="240" w:lineRule="auto"/>
+        <w:ind w:left="720"/>
+      </w:pPr>
+      <w:r>
+        <w:rPr>
+          <w:rtl/>
+          <w:cs/>
+          <w:lang w:val="ar_AE" w:bidi="ar_AE"/>
+        </w:rPr>
+      </w:r>
+      <w:r>
+        <w:rPr>
+          <w:rtl/>
+          <w:cs/>
+          <w:lang w:val="ar_AE" w:bidi="ar_AE"/>
+        </w:rPr>
+        <w:t>مزامير 104: 25–26</w:t>
+      </w:r>
     </w:p>
     <w:p>
       <w:pPr>
@@ -10170,107 +9654,83 @@
           <w:lang w:val="ar_AE" w:bidi="ar_AE"/>
         </w:rPr>
       </w:r>
-      <w:hyperlink r:id="rId99">
-        <w:r>
-          <w:rPr>
-            <w:rtl/>
-            <w:cs/>
-            <w:lang w:val="ar_AE" w:bidi="ar_AE"/>
-          </w:rPr>
-          <w:rPr>
-            <w:color w:val="0000EE"/>
-            <w:u w:val="single"/>
-          </w:rPr>
-          <w:t>تكوين 29: 17</w:t>
-        </w:r>
-      </w:hyperlink>
-    </w:p>
-    <w:p>
-      <w:pPr>
-        <w:pStyle w:val="ListBullet"/>
-        <w:bidi/>
-        <w:spacing w:line="240" w:lineRule="auto"/>
-        <w:ind w:left="720"/>
-      </w:pPr>
-      <w:r>
-        <w:rPr>
-          <w:rtl/>
-          <w:cs/>
-          <w:lang w:val="ar_AE" w:bidi="ar_AE"/>
-        </w:rPr>
-      </w:r>
-      <w:hyperlink r:id="rId100">
-        <w:r>
-          <w:rPr>
-            <w:rtl/>
-            <w:cs/>
-            <w:lang w:val="ar_AE" w:bidi="ar_AE"/>
-          </w:rPr>
-          <w:rPr>
-            <w:color w:val="0000EE"/>
-            <w:u w:val="single"/>
-          </w:rPr>
-          <w:t>تكوين 29: 28</w:t>
-        </w:r>
-      </w:hyperlink>
-    </w:p>
-    <w:p>
-      <w:pPr>
-        <w:pStyle w:val="ListBullet"/>
-        <w:bidi/>
-        <w:spacing w:line="240" w:lineRule="auto"/>
-        <w:ind w:left="720"/>
-      </w:pPr>
-      <w:r>
-        <w:rPr>
-          <w:rtl/>
-          <w:cs/>
-          <w:lang w:val="ar_AE" w:bidi="ar_AE"/>
-        </w:rPr>
-      </w:r>
-      <w:hyperlink r:id="rId101">
-        <w:r>
-          <w:rPr>
-            <w:rtl/>
-            <w:cs/>
-            <w:lang w:val="ar_AE" w:bidi="ar_AE"/>
-          </w:rPr>
-          <w:rPr>
-            <w:color w:val="0000EE"/>
-            <w:u w:val="single"/>
-          </w:rPr>
-          <w:t>تكوين 31: 6</w:t>
-        </w:r>
-      </w:hyperlink>
-    </w:p>
-    <w:p>
-      <w:pPr>
-        <w:pStyle w:val="ListBullet"/>
-        <w:bidi/>
-        <w:spacing w:line="240" w:lineRule="auto"/>
-        <w:ind w:left="720"/>
-      </w:pPr>
-      <w:r>
-        <w:rPr>
-          <w:rtl/>
-          <w:cs/>
-          <w:lang w:val="ar_AE" w:bidi="ar_AE"/>
-        </w:rPr>
-      </w:r>
-      <w:hyperlink r:id="rId102">
-        <w:r>
-          <w:rPr>
-            <w:rtl/>
-            <w:cs/>
-            <w:lang w:val="ar_AE" w:bidi="ar_AE"/>
-          </w:rPr>
-          <w:rPr>
-            <w:color w:val="0000EE"/>
-            <w:u w:val="single"/>
-          </w:rPr>
-          <w:t>راعوث 4: 11</w:t>
-        </w:r>
-      </w:hyperlink>
+      <w:r>
+        <w:rPr>
+          <w:rtl/>
+          <w:cs/>
+          <w:lang w:val="ar_AE" w:bidi="ar_AE"/>
+        </w:rPr>
+        <w:t>تكوين 29: 17</w:t>
+      </w:r>
+    </w:p>
+    <w:p>
+      <w:pPr>
+        <w:pStyle w:val="ListBullet"/>
+        <w:bidi/>
+        <w:spacing w:line="240" w:lineRule="auto"/>
+        <w:ind w:left="720"/>
+      </w:pPr>
+      <w:r>
+        <w:rPr>
+          <w:rtl/>
+          <w:cs/>
+          <w:lang w:val="ar_AE" w:bidi="ar_AE"/>
+        </w:rPr>
+      </w:r>
+      <w:r>
+        <w:rPr>
+          <w:rtl/>
+          <w:cs/>
+          <w:lang w:val="ar_AE" w:bidi="ar_AE"/>
+        </w:rPr>
+        <w:t>تكوين 29: 28</w:t>
+      </w:r>
+    </w:p>
+    <w:p>
+      <w:pPr>
+        <w:pStyle w:val="ListBullet"/>
+        <w:bidi/>
+        <w:spacing w:line="240" w:lineRule="auto"/>
+        <w:ind w:left="720"/>
+      </w:pPr>
+      <w:r>
+        <w:rPr>
+          <w:rtl/>
+          <w:cs/>
+          <w:lang w:val="ar_AE" w:bidi="ar_AE"/>
+        </w:rPr>
+      </w:r>
+      <w:r>
+        <w:rPr>
+          <w:rtl/>
+          <w:cs/>
+          <w:lang w:val="ar_AE" w:bidi="ar_AE"/>
+        </w:rPr>
+        <w:t>تكوين 31: 6</w:t>
+      </w:r>
+    </w:p>
+    <w:p>
+      <w:pPr>
+        <w:pStyle w:val="ListBullet"/>
+        <w:bidi/>
+        <w:spacing w:line="240" w:lineRule="auto"/>
+        <w:ind w:left="720"/>
+      </w:pPr>
+      <w:r>
+        <w:rPr>
+          <w:rtl/>
+          <w:cs/>
+          <w:lang w:val="ar_AE" w:bidi="ar_AE"/>
+        </w:rPr>
+      </w:r>
+      <w:r>
+        <w:rPr>
+          <w:rtl/>
+          <w:cs/>
+          <w:lang w:val="ar_AE" w:bidi="ar_AE"/>
+        </w:rPr>
+        <w:t>راعوث 4: 11</w:t>
+      </w:r>
     </w:p>
     <w:p>
       <w:pPr>
